--- a/notes/book/Python学习笔记.docx
+++ b/notes/book/Python学习笔记.docx
@@ -36,7 +36,7 @@
           <w:color w:val="88847C"/>
           <w:sz w:val="22"/>
         </w:rPr>
-        <w:t>生成日期：2026-10-17   ·   手记：边角</w:t>
+        <w:t>生成日期：2026-10-18   ·   手记：边角</w:t>
       </w:r>
     </w:p>
     <w:p/>
@@ -573,7 +573,39 @@
           <w:rFonts w:ascii="Consolas" w:hAnsi="Consolas" w:eastAsia="Consolas"/>
           <w:sz w:val="17"/>
         </w:rPr>
-        <w:t>│   └── 09-类型转换.md</w:t>
+        <w:t>│   ├── 09-类型转换.md</w:t>
+        <w:br/>
+      </w:r>
+      <w:r>
+        <w:rPr>
+          <w:rFonts w:ascii="Consolas" w:hAnsi="Consolas" w:eastAsia="Consolas"/>
+          <w:sz w:val="17"/>
+        </w:rPr>
+        <w:t>│   ├── 10-while循环与真假值.md</w:t>
+        <w:br/>
+      </w:r>
+      <w:r>
+        <w:rPr>
+          <w:rFonts w:ascii="Consolas" w:hAnsi="Consolas" w:eastAsia="Consolas"/>
+          <w:sz w:val="17"/>
+        </w:rPr>
+        <w:t>│   ├── 11-函数进阶.md</w:t>
+        <w:br/>
+      </w:r>
+      <w:r>
+        <w:rPr>
+          <w:rFonts w:ascii="Consolas" w:hAnsi="Consolas" w:eastAsia="Consolas"/>
+          <w:sz w:val="17"/>
+        </w:rPr>
+        <w:t>│   ├── 12-迭代器与enumerate.md</w:t>
+        <w:br/>
+      </w:r>
+      <w:r>
+        <w:rPr>
+          <w:rFonts w:ascii="Consolas" w:hAnsi="Consolas" w:eastAsia="Consolas"/>
+          <w:sz w:val="17"/>
+        </w:rPr>
+        <w:t>│   └── 13-特殊方法与哈希.md</w:t>
         <w:br/>
       </w:r>
       <w:r>
@@ -589,7 +621,15 @@
           <w:rFonts w:ascii="Consolas" w:hAnsi="Consolas" w:eastAsia="Consolas"/>
           <w:sz w:val="17"/>
         </w:rPr>
-        <w:t>│   └── 2026-10-17.md</w:t>
+        <w:t>│   ├── 2026-10-17.md</w:t>
+        <w:br/>
+      </w:r>
+      <w:r>
+        <w:rPr>
+          <w:rFonts w:ascii="Consolas" w:hAnsi="Consolas" w:eastAsia="Consolas"/>
+          <w:sz w:val="17"/>
+        </w:rPr>
+        <w:t>│   └── 2026-10-18.md</w:t>
         <w:br/>
       </w:r>
       <w:r>
@@ -621,7 +661,15 @@
           <w:rFonts w:ascii="Consolas" w:hAnsi="Consolas" w:eastAsia="Consolas"/>
           <w:sz w:val="17"/>
         </w:rPr>
-        <w:t>│   └── 2026-10-17/A.md ~ D.md</w:t>
+        <w:t>│   ├── 2026-10-17/A.md ~ D.md</w:t>
+        <w:br/>
+      </w:r>
+      <w:r>
+        <w:rPr>
+          <w:rFonts w:ascii="Consolas" w:hAnsi="Consolas" w:eastAsia="Consolas"/>
+          <w:sz w:val="17"/>
+        </w:rPr>
+        <w:t>│   └── 2026-10-18/A.md</w:t>
         <w:br/>
       </w:r>
       <w:r>
@@ -1205,7 +1253,7 @@
               <w:rPr>
                 <w:rFonts w:ascii="Consolas" w:hAnsi="Consolas" w:eastAsia="Consolas"/>
               </w:rPr>
-              <w:t>10-文件与IO.md</w:t>
+              <w:t>14-文件与IO.md</w:t>
             </w:r>
           </w:p>
         </w:tc>
@@ -1240,7 +1288,7 @@
               <w:rPr>
                 <w:rFonts w:ascii="Consolas" w:hAnsi="Consolas" w:eastAsia="Consolas"/>
               </w:rPr>
-              <w:t>11-异常处理.md</w:t>
+              <w:t>15-异常处理.md</w:t>
             </w:r>
           </w:p>
         </w:tc>
@@ -1275,7 +1323,7 @@
               <w:rPr>
                 <w:rFonts w:ascii="Consolas" w:hAnsi="Consolas" w:eastAsia="Consolas"/>
               </w:rPr>
-              <w:t>12-推导式.md</w:t>
+              <w:t>16-推导式.md</w:t>
             </w:r>
           </w:p>
         </w:tc>
@@ -1310,7 +1358,7 @@
               <w:rPr>
                 <w:rFonts w:ascii="Consolas" w:hAnsi="Consolas" w:eastAsia="Consolas"/>
               </w:rPr>
-              <w:t>13-面向对象.md</w:t>
+              <w:t>17-面向对象.md</w:t>
             </w:r>
           </w:p>
         </w:tc>
@@ -1345,7 +1393,7 @@
               <w:rPr>
                 <w:rFonts w:ascii="Consolas" w:hAnsi="Consolas" w:eastAsia="Consolas"/>
               </w:rPr>
-              <w:t>14-模块与包.md</w:t>
+              <w:t>18-模块与包.md</w:t>
             </w:r>
           </w:p>
         </w:tc>
@@ -1615,7 +1663,7 @@
           <w:i/>
           <w:color w:val="555555"/>
         </w:rPr>
-        <w:t>9</w:t>
+        <w:t>13</w:t>
       </w:r>
       <w:r>
         <w:rPr>
@@ -1678,7 +1726,7 @@
         <w:pStyle w:val="Heading3"/>
       </w:pPr>
       <w:r>
-        <w:t>基础结构（2）</w:t>
+        <w:t>基础结构（4）</w:t>
       </w:r>
     </w:p>
     <w:tbl>
@@ -1969,6 +2017,246 @@
           </w:p>
         </w:tc>
       </w:tr>
+      <w:tr>
+        <w:tc>
+          <w:tcPr>
+            <w:tcW w:type="dxa" w:w="2160"/>
+          </w:tcPr>
+          <w:p>
+            <w:r>
+              <w:t>while 循环与真假值</w:t>
+            </w:r>
+          </w:p>
+        </w:tc>
+        <w:tc>
+          <w:tcPr>
+            <w:tcW w:type="dxa" w:w="2160"/>
+          </w:tcPr>
+          <w:p>
+            <w:r>
+              <w:rPr>
+                <w:rFonts w:ascii="Consolas" w:hAnsi="Consolas" w:eastAsia="Consolas"/>
+              </w:rPr>
+              <w:t>while</w:t>
+            </w:r>
+            <w:r>
+              <w:t>、</w:t>
+            </w:r>
+            <w:r>
+              <w:rPr>
+                <w:rFonts w:ascii="Consolas" w:hAnsi="Consolas" w:eastAsia="Consolas"/>
+              </w:rPr>
+              <w:t>循环</w:t>
+            </w:r>
+            <w:r>
+              <w:t>、</w:t>
+            </w:r>
+            <w:r>
+              <w:rPr>
+                <w:rFonts w:ascii="Consolas" w:hAnsi="Consolas" w:eastAsia="Consolas"/>
+              </w:rPr>
+              <w:t>真值</w:t>
+            </w:r>
+            <w:r>
+              <w:t>、</w:t>
+            </w:r>
+            <w:r>
+              <w:rPr>
+                <w:rFonts w:ascii="Consolas" w:hAnsi="Consolas" w:eastAsia="Consolas"/>
+              </w:rPr>
+              <w:t>假值</w:t>
+            </w:r>
+            <w:r>
+              <w:t>、</w:t>
+            </w:r>
+            <w:r>
+              <w:rPr>
+                <w:rFonts w:ascii="Consolas" w:hAnsi="Consolas" w:eastAsia="Consolas"/>
+              </w:rPr>
+              <w:t>truthy</w:t>
+            </w:r>
+            <w:r>
+              <w:t>、</w:t>
+            </w:r>
+            <w:r>
+              <w:rPr>
+                <w:rFonts w:ascii="Consolas" w:hAnsi="Consolas" w:eastAsia="Consolas"/>
+              </w:rPr>
+              <w:t>falsy</w:t>
+            </w:r>
+            <w:r>
+              <w:t>、</w:t>
+            </w:r>
+            <w:r>
+              <w:rPr>
+                <w:rFonts w:ascii="Consolas" w:hAnsi="Consolas" w:eastAsia="Consolas"/>
+              </w:rPr>
+              <w:t>布尔</w:t>
+            </w:r>
+            <w:r>
+              <w:t>、</w:t>
+            </w:r>
+            <w:r>
+              <w:rPr>
+                <w:rFonts w:ascii="Consolas" w:hAnsi="Consolas" w:eastAsia="Consolas"/>
+              </w:rPr>
+              <w:t>match</w:t>
+            </w:r>
+            <w:r>
+              <w:t>、</w:t>
+            </w:r>
+            <w:r>
+              <w:rPr>
+                <w:rFonts w:ascii="Consolas" w:hAnsi="Consolas" w:eastAsia="Consolas"/>
+              </w:rPr>
+              <w:t>case</w:t>
+            </w:r>
+            <w:r>
+              <w:t>、</w:t>
+            </w:r>
+            <w:r>
+              <w:rPr>
+                <w:rFonts w:ascii="Consolas" w:hAnsi="Consolas" w:eastAsia="Consolas"/>
+              </w:rPr>
+              <w:t>条件分支</w:t>
+            </w:r>
+          </w:p>
+        </w:tc>
+        <w:tc>
+          <w:tcPr>
+            <w:tcW w:type="dxa" w:w="2160"/>
+          </w:tcPr>
+          <w:p>
+            <w:r>
+              <w:rPr>
+                <w:color w:val="8B3A1A"/>
+              </w:rPr>
+              <w:t>10-while循环与真假值</w:t>
+            </w:r>
+          </w:p>
+        </w:tc>
+        <w:tc>
+          <w:tcPr>
+            <w:tcW w:type="dxa" w:w="2160"/>
+          </w:tcPr>
+          <w:p>
+            <w:r>
+              <w:t>2026-10-18</w:t>
+            </w:r>
+          </w:p>
+        </w:tc>
+      </w:tr>
+      <w:tr>
+        <w:tc>
+          <w:tcPr>
+            <w:tcW w:type="dxa" w:w="2160"/>
+          </w:tcPr>
+          <w:p>
+            <w:r>
+              <w:t>函数进阶（多返回值 / 默认参数 / lambda）</w:t>
+            </w:r>
+          </w:p>
+        </w:tc>
+        <w:tc>
+          <w:tcPr>
+            <w:tcW w:type="dxa" w:w="2160"/>
+          </w:tcPr>
+          <w:p>
+            <w:r>
+              <w:rPr>
+                <w:rFonts w:ascii="Consolas" w:hAnsi="Consolas" w:eastAsia="Consolas"/>
+              </w:rPr>
+              <w:t>函数</w:t>
+            </w:r>
+            <w:r>
+              <w:t>、</w:t>
+            </w:r>
+            <w:r>
+              <w:rPr>
+                <w:rFonts w:ascii="Consolas" w:hAnsi="Consolas" w:eastAsia="Consolas"/>
+              </w:rPr>
+              <w:t>多返回值</w:t>
+            </w:r>
+            <w:r>
+              <w:t>、</w:t>
+            </w:r>
+            <w:r>
+              <w:rPr>
+                <w:rFonts w:ascii="Consolas" w:hAnsi="Consolas" w:eastAsia="Consolas"/>
+              </w:rPr>
+              <w:t>元组</w:t>
+            </w:r>
+            <w:r>
+              <w:t>、</w:t>
+            </w:r>
+            <w:r>
+              <w:rPr>
+                <w:rFonts w:ascii="Consolas" w:hAnsi="Consolas" w:eastAsia="Consolas"/>
+              </w:rPr>
+              <w:t>解包</w:t>
+            </w:r>
+            <w:r>
+              <w:t>、</w:t>
+            </w:r>
+            <w:r>
+              <w:rPr>
+                <w:rFonts w:ascii="Consolas" w:hAnsi="Consolas" w:eastAsia="Consolas"/>
+              </w:rPr>
+              <w:t>默认参数</w:t>
+            </w:r>
+            <w:r>
+              <w:t>、</w:t>
+            </w:r>
+            <w:r>
+              <w:rPr>
+                <w:rFonts w:ascii="Consolas" w:hAnsi="Consolas" w:eastAsia="Consolas"/>
+              </w:rPr>
+              <w:t>可变默认值</w:t>
+            </w:r>
+            <w:r>
+              <w:t>、</w:t>
+            </w:r>
+            <w:r>
+              <w:rPr>
+                <w:rFonts w:ascii="Consolas" w:hAnsi="Consolas" w:eastAsia="Consolas"/>
+              </w:rPr>
+              <w:t>lambda</w:t>
+            </w:r>
+            <w:r>
+              <w:t>、</w:t>
+            </w:r>
+            <w:r>
+              <w:rPr>
+                <w:rFonts w:ascii="Consolas" w:hAnsi="Consolas" w:eastAsia="Consolas"/>
+              </w:rPr>
+              <w:t>面试题</w:t>
+            </w:r>
+          </w:p>
+        </w:tc>
+        <w:tc>
+          <w:tcPr>
+            <w:tcW w:type="dxa" w:w="2160"/>
+          </w:tcPr>
+          <w:p>
+            <w:r>
+              <w:rPr>
+                <w:color w:val="8B3A1A"/>
+              </w:rPr>
+              <w:t>11-函数进阶</w:t>
+            </w:r>
+          </w:p>
+        </w:tc>
+        <w:tc>
+          <w:tcPr>
+            <w:tcW w:type="dxa" w:w="2160"/>
+          </w:tcPr>
+          <w:p>
+            <w:r>
+              <w:t>2026-10-18</w:t>
+            </w:r>
+          </w:p>
+        </w:tc>
+      </w:tr>
     </w:tbl>
     <w:p/>
     <w:p>
@@ -2906,7 +3194,7 @@
         <w:pStyle w:val="Heading3"/>
       </w:pPr>
       <w:r>
-        <w:t>进阶（1）</w:t>
+        <w:t>进阶（3）</w:t>
       </w:r>
     </w:p>
     <w:tbl>
@@ -3068,6 +3356,237 @@
           </w:p>
         </w:tc>
       </w:tr>
+      <w:tr>
+        <w:tc>
+          <w:tcPr>
+            <w:tcW w:type="dxa" w:w="2160"/>
+          </w:tcPr>
+          <w:p>
+            <w:r>
+              <w:t>迭代器与 enumerate</w:t>
+            </w:r>
+          </w:p>
+        </w:tc>
+        <w:tc>
+          <w:tcPr>
+            <w:tcW w:type="dxa" w:w="2160"/>
+          </w:tcPr>
+          <w:p>
+            <w:r>
+              <w:rPr>
+                <w:rFonts w:ascii="Consolas" w:hAnsi="Consolas" w:eastAsia="Consolas"/>
+              </w:rPr>
+              <w:t>迭代器</w:t>
+            </w:r>
+            <w:r>
+              <w:t>、</w:t>
+            </w:r>
+            <w:r>
+              <w:rPr>
+                <w:rFonts w:ascii="Consolas" w:hAnsi="Consolas" w:eastAsia="Consolas"/>
+              </w:rPr>
+              <w:t>iterator</w:t>
+            </w:r>
+            <w:r>
+              <w:t>、</w:t>
+            </w:r>
+            <w:r>
+              <w:rPr>
+                <w:rFonts w:ascii="Consolas" w:hAnsi="Consolas" w:eastAsia="Consolas"/>
+              </w:rPr>
+              <w:t>iter</w:t>
+            </w:r>
+            <w:r>
+              <w:t>、</w:t>
+            </w:r>
+            <w:r>
+              <w:rPr>
+                <w:rFonts w:ascii="Consolas" w:hAnsi="Consolas" w:eastAsia="Consolas"/>
+              </w:rPr>
+              <w:t>next</w:t>
+            </w:r>
+            <w:r>
+              <w:t>、</w:t>
+            </w:r>
+            <w:r>
+              <w:rPr>
+                <w:rFonts w:ascii="Consolas" w:hAnsi="Consolas" w:eastAsia="Consolas"/>
+              </w:rPr>
+              <w:t>可迭代对象</w:t>
+            </w:r>
+            <w:r>
+              <w:t>、</w:t>
+            </w:r>
+            <w:r>
+              <w:rPr>
+                <w:rFonts w:ascii="Consolas" w:hAnsi="Consolas" w:eastAsia="Consolas"/>
+              </w:rPr>
+              <w:t>enumerate</w:t>
+            </w:r>
+            <w:r>
+              <w:t>、</w:t>
+            </w:r>
+            <w:r>
+              <w:rPr>
+                <w:rFonts w:ascii="Consolas" w:hAnsi="Consolas" w:eastAsia="Consolas"/>
+              </w:rPr>
+              <w:t>StopIteration</w:t>
+            </w:r>
+            <w:r>
+              <w:t>、</w:t>
+            </w:r>
+            <w:r>
+              <w:rPr>
+                <w:rFonts w:ascii="Consolas" w:hAnsi="Consolas" w:eastAsia="Consolas"/>
+              </w:rPr>
+              <w:t>for</w:t>
+            </w:r>
+          </w:p>
+        </w:tc>
+        <w:tc>
+          <w:tcPr>
+            <w:tcW w:type="dxa" w:w="2160"/>
+          </w:tcPr>
+          <w:p>
+            <w:r>
+              <w:rPr>
+                <w:color w:val="8B3A1A"/>
+              </w:rPr>
+              <w:t>12-迭代器与enumerate</w:t>
+            </w:r>
+          </w:p>
+        </w:tc>
+        <w:tc>
+          <w:tcPr>
+            <w:tcW w:type="dxa" w:w="2160"/>
+          </w:tcPr>
+          <w:p>
+            <w:r>
+              <w:t>2026-10-18</w:t>
+            </w:r>
+          </w:p>
+        </w:tc>
+      </w:tr>
+      <w:tr>
+        <w:tc>
+          <w:tcPr>
+            <w:tcW w:type="dxa" w:w="2160"/>
+          </w:tcPr>
+          <w:p>
+            <w:r>
+              <w:t>特殊方法与哈希（__eq__ / __hash__）</w:t>
+            </w:r>
+          </w:p>
+        </w:tc>
+        <w:tc>
+          <w:tcPr>
+            <w:tcW w:type="dxa" w:w="2160"/>
+          </w:tcPr>
+          <w:p>
+            <w:r>
+              <w:rPr>
+                <w:rFonts w:ascii="Consolas" w:hAnsi="Consolas" w:eastAsia="Consolas"/>
+              </w:rPr>
+              <w:t>特殊方法</w:t>
+            </w:r>
+            <w:r>
+              <w:t>、</w:t>
+            </w:r>
+            <w:r>
+              <w:rPr>
+                <w:rFonts w:ascii="Consolas" w:hAnsi="Consolas" w:eastAsia="Consolas"/>
+              </w:rPr>
+              <w:t>魔术方法</w:t>
+            </w:r>
+            <w:r>
+              <w:t>、</w:t>
+            </w:r>
+            <w:r>
+              <w:rPr>
+                <w:rFonts w:ascii="Consolas" w:hAnsi="Consolas" w:eastAsia="Consolas"/>
+              </w:rPr>
+              <w:t>__eq__</w:t>
+            </w:r>
+            <w:r>
+              <w:t>、</w:t>
+            </w:r>
+            <w:r>
+              <w:rPr>
+                <w:rFonts w:ascii="Consolas" w:hAnsi="Consolas" w:eastAsia="Consolas"/>
+              </w:rPr>
+              <w:t>__hash__</w:t>
+            </w:r>
+            <w:r>
+              <w:t>、</w:t>
+            </w:r>
+            <w:r>
+              <w:rPr>
+                <w:rFonts w:ascii="Consolas" w:hAnsi="Consolas" w:eastAsia="Consolas"/>
+              </w:rPr>
+              <w:t>哈希</w:t>
+            </w:r>
+            <w:r>
+              <w:t>、</w:t>
+            </w:r>
+            <w:r>
+              <w:rPr>
+                <w:rFonts w:ascii="Consolas" w:hAnsi="Consolas" w:eastAsia="Consolas"/>
+              </w:rPr>
+              <w:t>hashable</w:t>
+            </w:r>
+            <w:r>
+              <w:t>、</w:t>
+            </w:r>
+            <w:r>
+              <w:rPr>
+                <w:rFonts w:ascii="Consolas" w:hAnsi="Consolas" w:eastAsia="Consolas"/>
+              </w:rPr>
+              <w:t>set</w:t>
+            </w:r>
+            <w:r>
+              <w:t>、</w:t>
+            </w:r>
+            <w:r>
+              <w:rPr>
+                <w:rFonts w:ascii="Consolas" w:hAnsi="Consolas" w:eastAsia="Consolas"/>
+              </w:rPr>
+              <w:t>dict</w:t>
+            </w:r>
+            <w:r>
+              <w:t>、</w:t>
+            </w:r>
+            <w:r>
+              <w:rPr>
+                <w:rFonts w:ascii="Consolas" w:hAnsi="Consolas" w:eastAsia="Consolas"/>
+              </w:rPr>
+              <w:t>面试题</w:t>
+            </w:r>
+          </w:p>
+        </w:tc>
+        <w:tc>
+          <w:tcPr>
+            <w:tcW w:type="dxa" w:w="2160"/>
+          </w:tcPr>
+          <w:p>
+            <w:r>
+              <w:rPr>
+                <w:color w:val="8B3A1A"/>
+              </w:rPr>
+              <w:t>13-特殊方法与哈希</w:t>
+            </w:r>
+          </w:p>
+        </w:tc>
+        <w:tc>
+          <w:tcPr>
+            <w:tcW w:type="dxa" w:w="2160"/>
+          </w:tcPr>
+          <w:p>
+            <w:r>
+              <w:t>2026-10-18</w:t>
+            </w:r>
+          </w:p>
+        </w:tc>
+      </w:tr>
     </w:tbl>
     <w:p/>
     <w:p>
@@ -3137,6 +3656,41 @@
           </w:tcPr>
           <w:p>
             <w:r>
+              <w:t>2026-10-18</w:t>
+            </w:r>
+          </w:p>
+        </w:tc>
+        <w:tc>
+          <w:tcPr>
+            <w:tcW w:type="dxa" w:w="2880"/>
+          </w:tcPr>
+          <w:p>
+            <w:r>
+              <w:rPr>
+                <w:color w:val="8B3A1A"/>
+              </w:rPr>
+              <w:t>2026-10-18 学习记录</w:t>
+            </w:r>
+          </w:p>
+        </w:tc>
+        <w:tc>
+          <w:tcPr>
+            <w:tcW w:type="dxa" w:w="2880"/>
+          </w:tcPr>
+          <w:p>
+            <w:r>
+              <w:t>while 循环与真假值、函数进阶、迭代器与 enumerate、特殊方法与哈希</w:t>
+            </w:r>
+          </w:p>
+        </w:tc>
+      </w:tr>
+      <w:tr>
+        <w:tc>
+          <w:tcPr>
+            <w:tcW w:type="dxa" w:w="2880"/>
+          </w:tcPr>
+          <w:p>
+            <w:r>
               <w:t>2026-10-17</w:t>
             </w:r>
           </w:p>
@@ -4751,6 +5305,2167 @@
           <w:rFonts w:ascii="Consolas" w:hAnsi="Consolas" w:eastAsia="Consolas"/>
         </w:rPr>
         <w:t>exercises/.idea/自/4.py</w:t>
+      </w:r>
+    </w:p>
+    <w:p>
+      <w:pPr>
+        <w:pStyle w:val="Heading2"/>
+      </w:pPr>
+      <w:r>
+        <w:t>while 循环与真假值</w:t>
+      </w:r>
+    </w:p>
+    <w:p>
+      <w:pPr>
+        <w:spacing w:before="40" w:after="40"/>
+        <w:ind w:left="320"/>
+      </w:pPr>
+      <w:r>
+        <w:rPr>
+          <w:i/>
+          <w:color w:val="555555"/>
+        </w:rPr>
+        <w:t>一句话：</w:t>
+      </w:r>
+      <w:r>
+        <w:rPr>
+          <w:rFonts w:ascii="Consolas" w:hAnsi="Consolas" w:eastAsia="Consolas"/>
+          <w:i/>
+          <w:color w:val="555555"/>
+        </w:rPr>
+        <w:t>while</w:t>
+      </w:r>
+      <w:r>
+        <w:rPr>
+          <w:i/>
+          <w:color w:val="555555"/>
+        </w:rPr>
+        <w:t xml:space="preserve"> 就是「</w:t>
+      </w:r>
+      <w:r>
+        <w:rPr>
+          <w:i/>
+        </w:rPr>
+      </w:r>
+      <w:r>
+        <w:rPr>
+          <w:b/>
+          <w:i/>
+          <w:color w:val="555555"/>
+        </w:rPr>
+        <w:t>当条件为真时，就一直重复</w:t>
+      </w:r>
+      <w:r>
+        <w:rPr>
+          <w:i/>
+          <w:color w:val="555555"/>
+        </w:rPr>
+        <w:t xml:space="preserve">」；而"真"和"假"远不止 </w:t>
+      </w:r>
+      <w:r>
+        <w:rPr>
+          <w:rFonts w:ascii="Consolas" w:hAnsi="Consolas" w:eastAsia="Consolas"/>
+          <w:i/>
+          <w:color w:val="555555"/>
+        </w:rPr>
+        <w:t>True</w:t>
+      </w:r>
+      <w:r>
+        <w:rPr>
+          <w:i/>
+          <w:color w:val="555555"/>
+        </w:rPr>
+        <w:t>/</w:t>
+      </w:r>
+      <w:r>
+        <w:rPr>
+          <w:rFonts w:ascii="Consolas" w:hAnsi="Consolas" w:eastAsia="Consolas"/>
+          <w:i/>
+          <w:color w:val="555555"/>
+        </w:rPr>
+        <w:t>False</w:t>
+      </w:r>
+      <w:r>
+        <w:rPr>
+          <w:i/>
+          <w:color w:val="555555"/>
+        </w:rPr>
+        <w:t xml:space="preserve"> 两个值。</w:t>
+      </w:r>
+    </w:p>
+    <w:p>
+      <w:pPr>
+        <w:pStyle w:val="Heading3"/>
+      </w:pPr>
+      <w:r>
+        <w:t>1. while 的基本形状</w:t>
+      </w:r>
+    </w:p>
+    <w:p>
+      <w:pPr>
+        <w:spacing w:before="80" w:after="80" w:line="276" w:lineRule="auto"/>
+        <w:ind w:left="240"/>
+        <w:shd w:val="clear" w:color="auto" w:fill="F3F5F7"/>
+      </w:pPr>
+      <w:r>
+        <w:rPr>
+          <w:rFonts w:ascii="Consolas" w:hAnsi="Consolas" w:eastAsia="Consolas"/>
+          <w:sz w:val="17"/>
+        </w:rPr>
+        <w:t>count = 0</w:t>
+        <w:br/>
+      </w:r>
+      <w:r>
+        <w:rPr>
+          <w:rFonts w:ascii="Consolas" w:hAnsi="Consolas" w:eastAsia="Consolas"/>
+          <w:sz w:val="17"/>
+        </w:rPr>
+        <w:t>while count &lt; 3:      # 条件为真 → 进循环</w:t>
+        <w:br/>
+      </w:r>
+      <w:r>
+        <w:rPr>
+          <w:rFonts w:ascii="Consolas" w:hAnsi="Consolas" w:eastAsia="Consolas"/>
+          <w:sz w:val="17"/>
+        </w:rPr>
+        <w:t xml:space="preserve">    print(count)</w:t>
+        <w:br/>
+      </w:r>
+      <w:r>
+        <w:rPr>
+          <w:rFonts w:ascii="Consolas" w:hAnsi="Consolas" w:eastAsia="Consolas"/>
+          <w:sz w:val="17"/>
+        </w:rPr>
+        <w:t xml:space="preserve">    count += 1        # 一定要让条件有机会变假，否则死循环</w:t>
+        <w:br/>
+      </w:r>
+      <w:r>
+        <w:rPr>
+          <w:rFonts w:ascii="Consolas" w:hAnsi="Consolas" w:eastAsia="Consolas"/>
+          <w:sz w:val="17"/>
+        </w:rPr>
+        <w:t># 输出：0 1 2</w:t>
+      </w:r>
+    </w:p>
+    <w:p>
+      <w:r>
+        <w:t xml:space="preserve">配合 </w:t>
+      </w:r>
+      <w:r>
+        <w:rPr>
+          <w:rFonts w:ascii="Consolas" w:hAnsi="Consolas" w:eastAsia="Consolas"/>
+        </w:rPr>
+        <w:t>break</w:t>
+      </w:r>
+      <w:r>
+        <w:t xml:space="preserve"> / </w:t>
+      </w:r>
+      <w:r>
+        <w:rPr>
+          <w:rFonts w:ascii="Consolas" w:hAnsi="Consolas" w:eastAsia="Consolas"/>
+        </w:rPr>
+        <w:t>continue</w:t>
+      </w:r>
+      <w:r>
+        <w:t>：</w:t>
+      </w:r>
+    </w:p>
+    <w:p>
+      <w:pPr>
+        <w:spacing w:before="80" w:after="80" w:line="276" w:lineRule="auto"/>
+        <w:ind w:left="240"/>
+        <w:shd w:val="clear" w:color="auto" w:fill="F3F5F7"/>
+      </w:pPr>
+      <w:r>
+        <w:rPr>
+          <w:rFonts w:ascii="Consolas" w:hAnsi="Consolas" w:eastAsia="Consolas"/>
+          <w:sz w:val="17"/>
+        </w:rPr>
+        <w:t>while True:           # 最常见的写法：先无条件循环</w:t>
+        <w:br/>
+      </w:r>
+      <w:r>
+        <w:rPr>
+          <w:rFonts w:ascii="Consolas" w:hAnsi="Consolas" w:eastAsia="Consolas"/>
+          <w:sz w:val="17"/>
+        </w:rPr>
+        <w:t xml:space="preserve">    answer = input("输入 q 退出：")</w:t>
+        <w:br/>
+      </w:r>
+      <w:r>
+        <w:rPr>
+          <w:rFonts w:ascii="Consolas" w:hAnsi="Consolas" w:eastAsia="Consolas"/>
+          <w:sz w:val="17"/>
+        </w:rPr>
+        <w:t xml:space="preserve">    if answer == "q":</w:t>
+        <w:br/>
+      </w:r>
+      <w:r>
+        <w:rPr>
+          <w:rFonts w:ascii="Consolas" w:hAnsi="Consolas" w:eastAsia="Consolas"/>
+          <w:sz w:val="17"/>
+        </w:rPr>
+        <w:t xml:space="preserve">        break         # 唯一的出口</w:t>
+      </w:r>
+    </w:p>
+    <w:p>
+      <w:pPr>
+        <w:pStyle w:val="Heading3"/>
+      </w:pPr>
+      <w:r>
+        <w:t>2. 「真值 / 假值」速查表</w:t>
+      </w:r>
+    </w:p>
+    <w:p>
+      <w:r>
+        <w:t>Python 里</w:t>
+      </w:r>
+      <w:r/>
+      <w:r>
+        <w:rPr>
+          <w:b/>
+        </w:rPr>
+        <w:t>任何对象</w:t>
+      </w:r>
+      <w:r>
+        <w:t>都能判断真假。只有下面这些是</w:t>
+      </w:r>
+      <w:r/>
+      <w:r>
+        <w:rPr>
+          <w:b/>
+        </w:rPr>
+        <w:t>假</w:t>
+      </w:r>
+      <w:r>
+        <w:t>，其它全是</w:t>
+      </w:r>
+      <w:r/>
+      <w:r>
+        <w:rPr>
+          <w:b/>
+        </w:rPr>
+        <w:t>真</w:t>
+      </w:r>
+      <w:r>
+        <w:t>：</w:t>
+      </w:r>
+    </w:p>
+    <w:tbl>
+      <w:tblPr>
+        <w:tblStyle w:val="TableGrid"/>
+        <w:tblW w:type="auto" w:w="0"/>
+        <w:tblLook w:firstColumn="1" w:firstRow="1" w:lastColumn="0" w:lastRow="0" w:noHBand="0" w:noVBand="1" w:val="04A0"/>
+      </w:tblPr>
+      <w:tblGrid>
+        <w:gridCol w:w="4320"/>
+        <w:gridCol w:w="4320"/>
+      </w:tblGrid>
+      <w:tr>
+        <w:tc>
+          <w:tcPr>
+            <w:tcW w:type="dxa" w:w="4320"/>
+          </w:tcPr>
+          <w:p>
+            <w:r>
+              <w:rPr>
+                <w:b/>
+              </w:rPr>
+              <w:t>类型</w:t>
+            </w:r>
+          </w:p>
+        </w:tc>
+        <w:tc>
+          <w:tcPr>
+            <w:tcW w:type="dxa" w:w="4320"/>
+          </w:tcPr>
+          <w:p>
+            <w:r>
+              <w:rPr>
+                <w:b/>
+              </w:rPr>
+              <w:t>假值</w:t>
+            </w:r>
+          </w:p>
+        </w:tc>
+      </w:tr>
+      <w:tr>
+        <w:tc>
+          <w:tcPr>
+            <w:tcW w:type="dxa" w:w="4320"/>
+          </w:tcPr>
+          <w:p>
+            <w:r>
+              <w:t>数字</w:t>
+            </w:r>
+          </w:p>
+        </w:tc>
+        <w:tc>
+          <w:tcPr>
+            <w:tcW w:type="dxa" w:w="4320"/>
+          </w:tcPr>
+          <w:p>
+            <w:r>
+              <w:rPr>
+                <w:rFonts w:ascii="Consolas" w:hAnsi="Consolas" w:eastAsia="Consolas"/>
+              </w:rPr>
+              <w:t>0</w:t>
+            </w:r>
+            <w:r>
+              <w:t>、</w:t>
+            </w:r>
+            <w:r>
+              <w:rPr>
+                <w:rFonts w:ascii="Consolas" w:hAnsi="Consolas" w:eastAsia="Consolas"/>
+              </w:rPr>
+              <w:t>0.0</w:t>
+            </w:r>
+          </w:p>
+        </w:tc>
+      </w:tr>
+      <w:tr>
+        <w:tc>
+          <w:tcPr>
+            <w:tcW w:type="dxa" w:w="4320"/>
+          </w:tcPr>
+          <w:p>
+            <w:r>
+              <w:t>字符串</w:t>
+            </w:r>
+          </w:p>
+        </w:tc>
+        <w:tc>
+          <w:tcPr>
+            <w:tcW w:type="dxa" w:w="4320"/>
+          </w:tcPr>
+          <w:p>
+            <w:r>
+              <w:rPr>
+                <w:rFonts w:ascii="Consolas" w:hAnsi="Consolas" w:eastAsia="Consolas"/>
+              </w:rPr>
+              <w:t>''</w:t>
+            </w:r>
+          </w:p>
+        </w:tc>
+      </w:tr>
+      <w:tr>
+        <w:tc>
+          <w:tcPr>
+            <w:tcW w:type="dxa" w:w="4320"/>
+          </w:tcPr>
+          <w:p>
+            <w:r>
+              <w:t>容器</w:t>
+            </w:r>
+          </w:p>
+        </w:tc>
+        <w:tc>
+          <w:tcPr>
+            <w:tcW w:type="dxa" w:w="4320"/>
+          </w:tcPr>
+          <w:p>
+            <w:r>
+              <w:rPr>
+                <w:rFonts w:ascii="Consolas" w:hAnsi="Consolas" w:eastAsia="Consolas"/>
+              </w:rPr>
+              <w:t>[]</w:t>
+            </w:r>
+            <w:r>
+              <w:t>、</w:t>
+            </w:r>
+            <w:r>
+              <w:rPr>
+                <w:rFonts w:ascii="Consolas" w:hAnsi="Consolas" w:eastAsia="Consolas"/>
+              </w:rPr>
+              <w:t>()</w:t>
+            </w:r>
+            <w:r>
+              <w:t>、</w:t>
+            </w:r>
+            <w:r>
+              <w:rPr>
+                <w:rFonts w:ascii="Consolas" w:hAnsi="Consolas" w:eastAsia="Consolas"/>
+              </w:rPr>
+              <w:t>{}</w:t>
+            </w:r>
+            <w:r>
+              <w:t>、</w:t>
+            </w:r>
+            <w:r>
+              <w:rPr>
+                <w:rFonts w:ascii="Consolas" w:hAnsi="Consolas" w:eastAsia="Consolas"/>
+              </w:rPr>
+              <w:t>set()</w:t>
+            </w:r>
+          </w:p>
+        </w:tc>
+      </w:tr>
+      <w:tr>
+        <w:tc>
+          <w:tcPr>
+            <w:tcW w:type="dxa" w:w="4320"/>
+          </w:tcPr>
+          <w:p>
+            <w:r>
+              <w:t>特殊</w:t>
+            </w:r>
+          </w:p>
+        </w:tc>
+        <w:tc>
+          <w:tcPr>
+            <w:tcW w:type="dxa" w:w="4320"/>
+          </w:tcPr>
+          <w:p>
+            <w:r>
+              <w:rPr>
+                <w:rFonts w:ascii="Consolas" w:hAnsi="Consolas" w:eastAsia="Consolas"/>
+              </w:rPr>
+              <w:t>None</w:t>
+            </w:r>
+            <w:r>
+              <w:t>、</w:t>
+            </w:r>
+            <w:r>
+              <w:rPr>
+                <w:rFonts w:ascii="Consolas" w:hAnsi="Consolas" w:eastAsia="Consolas"/>
+              </w:rPr>
+              <w:t>False</w:t>
+            </w:r>
+          </w:p>
+        </w:tc>
+      </w:tr>
+    </w:tbl>
+    <w:p/>
+    <w:p>
+      <w:pPr>
+        <w:spacing w:before="80" w:after="80" w:line="276" w:lineRule="auto"/>
+        <w:ind w:left="240"/>
+        <w:shd w:val="clear" w:color="auto" w:fill="F3F5F7"/>
+      </w:pPr>
+      <w:r>
+        <w:rPr>
+          <w:rFonts w:ascii="Consolas" w:hAnsi="Consolas" w:eastAsia="Consolas"/>
+          <w:sz w:val="17"/>
+        </w:rPr>
+        <w:t>while []:      # 假 → 一次都不执行</w:t>
+        <w:br/>
+      </w:r>
+      <w:r>
+        <w:rPr>
+          <w:rFonts w:ascii="Consolas" w:hAnsi="Consolas" w:eastAsia="Consolas"/>
+          <w:sz w:val="17"/>
+        </w:rPr>
+        <w:t>while "abc":   # 真 → 无限循环（别真这么写）</w:t>
+      </w:r>
+    </w:p>
+    <w:p>
+      <w:pPr>
+        <w:spacing w:before="40" w:after="40"/>
+        <w:ind w:left="320"/>
+      </w:pPr>
+      <w:r>
+        <w:rPr>
+          <w:i/>
+          <w:color w:val="555555"/>
+        </w:rPr>
+        <w:t xml:space="preserve">这在 </w:t>
+      </w:r>
+      <w:r>
+        <w:rPr>
+          <w:rFonts w:ascii="Consolas" w:hAnsi="Consolas" w:eastAsia="Consolas"/>
+          <w:i/>
+          <w:color w:val="555555"/>
+        </w:rPr>
+        <w:t>while</w:t>
+      </w:r>
+      <w:r>
+        <w:rPr>
+          <w:i/>
+          <w:color w:val="555555"/>
+        </w:rPr>
+        <w:t xml:space="preserve"> / </w:t>
+      </w:r>
+      <w:r>
+        <w:rPr>
+          <w:rFonts w:ascii="Consolas" w:hAnsi="Consolas" w:eastAsia="Consolas"/>
+          <w:i/>
+          <w:color w:val="555555"/>
+        </w:rPr>
+        <w:t>if</w:t>
+      </w:r>
+      <w:r>
+        <w:rPr>
+          <w:i/>
+          <w:color w:val="555555"/>
+        </w:rPr>
+        <w:t xml:space="preserve"> 里非常实用：判断"列表空没空"直接 </w:t>
+      </w:r>
+      <w:r>
+        <w:rPr>
+          <w:rFonts w:ascii="Consolas" w:hAnsi="Consolas" w:eastAsia="Consolas"/>
+          <w:i/>
+          <w:color w:val="555555"/>
+        </w:rPr>
+        <w:t>while items:</w:t>
+      </w:r>
+      <w:r>
+        <w:rPr>
+          <w:i/>
+          <w:color w:val="555555"/>
+        </w:rPr>
+        <w:t xml:space="preserve"> 就行，不用写 </w:t>
+      </w:r>
+      <w:r>
+        <w:rPr>
+          <w:rFonts w:ascii="Consolas" w:hAnsi="Consolas" w:eastAsia="Consolas"/>
+          <w:i/>
+          <w:color w:val="555555"/>
+        </w:rPr>
+        <w:t>while len(items) &gt; 0:</w:t>
+      </w:r>
+      <w:r>
+        <w:rPr>
+          <w:i/>
+          <w:color w:val="555555"/>
+        </w:rPr>
+        <w:t>。</w:t>
+      </w:r>
+    </w:p>
+    <w:p>
+      <w:pPr>
+        <w:pStyle w:val="Heading3"/>
+      </w:pPr>
+      <w:r>
+        <w:t>3. while 还是 for？</w:t>
+      </w:r>
+    </w:p>
+    <w:tbl>
+      <w:tblPr>
+        <w:tblStyle w:val="TableGrid"/>
+        <w:tblW w:type="auto" w:w="0"/>
+        <w:tblLook w:firstColumn="1" w:firstRow="1" w:lastColumn="0" w:lastRow="0" w:noHBand="0" w:noVBand="1" w:val="04A0"/>
+      </w:tblPr>
+      <w:tblGrid>
+        <w:gridCol w:w="4320"/>
+        <w:gridCol w:w="4320"/>
+      </w:tblGrid>
+      <w:tr>
+        <w:tc>
+          <w:tcPr>
+            <w:tcW w:type="dxa" w:w="4320"/>
+          </w:tcPr>
+          <w:p>
+            <w:r>
+              <w:rPr>
+                <w:b/>
+              </w:rPr>
+              <w:t>场景</w:t>
+            </w:r>
+          </w:p>
+        </w:tc>
+        <w:tc>
+          <w:tcPr>
+            <w:tcW w:type="dxa" w:w="4320"/>
+          </w:tcPr>
+          <w:p>
+            <w:r>
+              <w:rPr>
+                <w:b/>
+              </w:rPr>
+              <w:t>选哪个</w:t>
+            </w:r>
+          </w:p>
+        </w:tc>
+      </w:tr>
+      <w:tr>
+        <w:tc>
+          <w:tcPr>
+            <w:tcW w:type="dxa" w:w="4320"/>
+          </w:tcPr>
+          <w:p>
+            <w:r>
+              <w:t>遍历一个容器 / 已知次数</w:t>
+            </w:r>
+          </w:p>
+        </w:tc>
+        <w:tc>
+          <w:tcPr>
+            <w:tcW w:type="dxa" w:w="4320"/>
+          </w:tcPr>
+          <w:p>
+            <w:r>
+              <w:rPr>
+                <w:rFonts w:ascii="Consolas" w:hAnsi="Consolas" w:eastAsia="Consolas"/>
+              </w:rPr>
+              <w:t>for</w:t>
+            </w:r>
+          </w:p>
+        </w:tc>
+      </w:tr>
+      <w:tr>
+        <w:tc>
+          <w:tcPr>
+            <w:tcW w:type="dxa" w:w="4320"/>
+          </w:tcPr>
+          <w:p>
+            <w:r>
+              <w:t>不知道要循环几次，靠条件停</w:t>
+            </w:r>
+          </w:p>
+        </w:tc>
+        <w:tc>
+          <w:tcPr>
+            <w:tcW w:type="dxa" w:w="4320"/>
+          </w:tcPr>
+          <w:p>
+            <w:r>
+              <w:rPr>
+                <w:rFonts w:ascii="Consolas" w:hAnsi="Consolas" w:eastAsia="Consolas"/>
+              </w:rPr>
+              <w:t>while</w:t>
+            </w:r>
+          </w:p>
+        </w:tc>
+      </w:tr>
+      <w:tr>
+        <w:tc>
+          <w:tcPr>
+            <w:tcW w:type="dxa" w:w="4320"/>
+          </w:tcPr>
+          <w:p>
+            <w:r>
+              <w:t>用户输入直到满足条件</w:t>
+            </w:r>
+          </w:p>
+        </w:tc>
+        <w:tc>
+          <w:tcPr>
+            <w:tcW w:type="dxa" w:w="4320"/>
+          </w:tcPr>
+          <w:p>
+            <w:r>
+              <w:rPr>
+                <w:rFonts w:ascii="Consolas" w:hAnsi="Consolas" w:eastAsia="Consolas"/>
+              </w:rPr>
+              <w:t>while True</w:t>
+            </w:r>
+            <w:r>
+              <w:t xml:space="preserve"> + </w:t>
+            </w:r>
+            <w:r>
+              <w:rPr>
+                <w:rFonts w:ascii="Consolas" w:hAnsi="Consolas" w:eastAsia="Consolas"/>
+              </w:rPr>
+              <w:t>break</w:t>
+            </w:r>
+          </w:p>
+        </w:tc>
+      </w:tr>
+    </w:tbl>
+    <w:p/>
+    <w:p>
+      <w:pPr>
+        <w:pStyle w:val="Heading3"/>
+      </w:pPr>
+      <w:r>
+        <w:t>4. 补充：match / case 该不该用</w:t>
+      </w:r>
+    </w:p>
+    <w:p>
+      <w:pPr>
+        <w:spacing w:before="40" w:after="40"/>
+        <w:ind w:left="320"/>
+      </w:pPr>
+      <w:r>
+        <w:rPr>
+          <w:i/>
+          <w:color w:val="555555"/>
+        </w:rPr>
+        <w:t xml:space="preserve">💡 </w:t>
+      </w:r>
+      <w:r>
+        <w:rPr>
+          <w:rFonts w:ascii="Consolas" w:hAnsi="Consolas" w:eastAsia="Consolas"/>
+          <w:i/>
+          <w:color w:val="555555"/>
+        </w:rPr>
+        <w:t>match / case</w:t>
+      </w:r>
+      <w:r>
+        <w:rPr>
+          <w:i/>
+          <w:color w:val="555555"/>
+        </w:rPr>
+        <w:t xml:space="preserve"> </w:t>
+      </w:r>
+      <w:r>
+        <w:rPr>
+          <w:i/>
+        </w:rPr>
+      </w:r>
+      <w:r>
+        <w:rPr>
+          <w:b/>
+          <w:i/>
+          <w:color w:val="555555"/>
+        </w:rPr>
+        <w:t>不是用来取代</w:t>
+      </w:r>
+      <w:r>
+        <w:rPr>
+          <w:i/>
+          <w:color w:val="555555"/>
+        </w:rPr>
+        <w:t xml:space="preserve"> </w:t>
+      </w:r>
+      <w:r>
+        <w:rPr>
+          <w:rFonts w:ascii="Consolas" w:hAnsi="Consolas" w:eastAsia="Consolas"/>
+          <w:i/>
+          <w:color w:val="555555"/>
+        </w:rPr>
+        <w:t>if / elif</w:t>
+      </w:r>
+      <w:r>
+        <w:rPr>
+          <w:i/>
+          <w:color w:val="555555"/>
+        </w:rPr>
+        <w:t xml:space="preserve"> 的。</w:t>
+      </w:r>
+    </w:p>
+    <w:p>
+      <w:pPr>
+        <w:pStyle w:val="ListBullet"/>
+      </w:pPr>
+      <w:r/>
+      <w:r>
+        <w:rPr>
+          <w:b/>
+        </w:rPr>
+        <w:t>简单的值比较</w:t>
+      </w:r>
+      <w:r>
+        <w:t xml:space="preserve"> → 写 </w:t>
+      </w:r>
+      <w:r>
+        <w:rPr>
+          <w:rFonts w:ascii="Consolas" w:hAnsi="Consolas" w:eastAsia="Consolas"/>
+        </w:rPr>
+        <w:t>if</w:t>
+      </w:r>
+      <w:r>
+        <w:t xml:space="preserve"> 反而更清楚</w:t>
+      </w:r>
+    </w:p>
+    <w:p>
+      <w:pPr>
+        <w:pStyle w:val="ListBullet"/>
+      </w:pPr>
+      <w:r/>
+      <w:r>
+        <w:rPr>
+          <w:b/>
+        </w:rPr>
+        <w:t>要根据「数据的结构」分发逻辑</w:t>
+      </w:r>
+      <w:r>
+        <w:t xml:space="preserve">（如解析 JSON / 处理 AST）→ </w:t>
+      </w:r>
+      <w:r>
+        <w:rPr>
+          <w:rFonts w:ascii="Consolas" w:hAnsi="Consolas" w:eastAsia="Consolas"/>
+        </w:rPr>
+        <w:t>match</w:t>
+      </w:r>
+      <w:r>
+        <w:t xml:space="preserve"> 才真正发挥威力</w:t>
+      </w:r>
+    </w:p>
+    <w:p>
+      <w:pPr>
+        <w:spacing w:before="80" w:after="80" w:line="276" w:lineRule="auto"/>
+        <w:ind w:left="240"/>
+        <w:shd w:val="clear" w:color="auto" w:fill="F3F5F7"/>
+      </w:pPr>
+      <w:r>
+        <w:rPr>
+          <w:rFonts w:ascii="Consolas" w:hAnsi="Consolas" w:eastAsia="Consolas"/>
+          <w:sz w:val="17"/>
+        </w:rPr>
+        <w:t># 好钢用在刀刃上：按「结构」分发</w:t>
+        <w:br/>
+      </w:r>
+      <w:r>
+        <w:rPr>
+          <w:rFonts w:ascii="Consolas" w:hAnsi="Consolas" w:eastAsia="Consolas"/>
+          <w:sz w:val="17"/>
+        </w:rPr>
+        <w:t>match event:</w:t>
+        <w:br/>
+      </w:r>
+      <w:r>
+        <w:rPr>
+          <w:rFonts w:ascii="Consolas" w:hAnsi="Consolas" w:eastAsia="Consolas"/>
+          <w:sz w:val="17"/>
+        </w:rPr>
+        <w:t xml:space="preserve">    case {"type": "click", "x": x, "y": y}:</w:t>
+        <w:br/>
+      </w:r>
+      <w:r>
+        <w:rPr>
+          <w:rFonts w:ascii="Consolas" w:hAnsi="Consolas" w:eastAsia="Consolas"/>
+          <w:sz w:val="17"/>
+        </w:rPr>
+        <w:t xml:space="preserve">        handle_click(x, y)</w:t>
+        <w:br/>
+      </w:r>
+      <w:r>
+        <w:rPr>
+          <w:rFonts w:ascii="Consolas" w:hAnsi="Consolas" w:eastAsia="Consolas"/>
+          <w:sz w:val="17"/>
+        </w:rPr>
+        <w:t xml:space="preserve">    case {"type": "key", "key": k}:</w:t>
+        <w:br/>
+      </w:r>
+      <w:r>
+        <w:rPr>
+          <w:rFonts w:ascii="Consolas" w:hAnsi="Consolas" w:eastAsia="Consolas"/>
+          <w:sz w:val="17"/>
+        </w:rPr>
+        <w:t xml:space="preserve">        handle_key(k)</w:t>
+      </w:r>
+    </w:p>
+    <w:p>
+      <w:pPr>
+        <w:pStyle w:val="Heading3"/>
+      </w:pPr>
+      <w:r>
+        <w:t>⚠️ 易错点速记</w:t>
+      </w:r>
+    </w:p>
+    <w:p>
+      <w:pPr>
+        <w:pStyle w:val="ListNumber"/>
+      </w:pPr>
+      <w:r>
+        <w:rPr>
+          <w:rFonts w:ascii="Consolas" w:hAnsi="Consolas" w:eastAsia="Consolas"/>
+        </w:rPr>
+        <w:t>while</w:t>
+      </w:r>
+      <w:r>
+        <w:t xml:space="preserve"> 里忘了改变条件变量 → </w:t>
+      </w:r>
+      <w:r/>
+      <w:r>
+        <w:rPr>
+          <w:b/>
+        </w:rPr>
+        <w:t>死循环</w:t>
+      </w:r>
+      <w:r>
+        <w:t>（Ctrl+C 可以中断）</w:t>
+      </w:r>
+    </w:p>
+    <w:p>
+      <w:pPr>
+        <w:pStyle w:val="ListNumber"/>
+      </w:pPr>
+      <w:r>
+        <w:rPr>
+          <w:rFonts w:ascii="Consolas" w:hAnsi="Consolas" w:eastAsia="Consolas"/>
+        </w:rPr>
+        <w:t>0</w:t>
+      </w:r>
+      <w:r>
+        <w:t>、</w:t>
+      </w:r>
+      <w:r>
+        <w:rPr>
+          <w:rFonts w:ascii="Consolas" w:hAnsi="Consolas" w:eastAsia="Consolas"/>
+        </w:rPr>
+        <w:t>''</w:t>
+      </w:r>
+      <w:r>
+        <w:t>、</w:t>
+      </w:r>
+      <w:r>
+        <w:rPr>
+          <w:rFonts w:ascii="Consolas" w:hAnsi="Consolas" w:eastAsia="Consolas"/>
+        </w:rPr>
+        <w:t>[]</w:t>
+      </w:r>
+      <w:r>
+        <w:t>、</w:t>
+      </w:r>
+      <w:r>
+        <w:rPr>
+          <w:rFonts w:ascii="Consolas" w:hAnsi="Consolas" w:eastAsia="Consolas"/>
+        </w:rPr>
+        <w:t>{}</w:t>
+      </w:r>
+      <w:r>
+        <w:t>、</w:t>
+      </w:r>
+      <w:r>
+        <w:rPr>
+          <w:rFonts w:ascii="Consolas" w:hAnsi="Consolas" w:eastAsia="Consolas"/>
+        </w:rPr>
+        <w:t>None</w:t>
+      </w:r>
+      <w:r>
+        <w:t xml:space="preserve"> 都是假，别以为是"有值"</w:t>
+      </w:r>
+    </w:p>
+    <w:p>
+      <w:pPr>
+        <w:pStyle w:val="ListNumber"/>
+      </w:pPr>
+      <w:r>
+        <w:rPr>
+          <w:rFonts w:ascii="Consolas" w:hAnsi="Consolas" w:eastAsia="Consolas"/>
+        </w:rPr>
+        <w:t>while True:</w:t>
+      </w:r>
+      <w:r>
+        <w:t xml:space="preserve"> 必须有 </w:t>
+      </w:r>
+      <w:r>
+        <w:rPr>
+          <w:rFonts w:ascii="Consolas" w:hAnsi="Consolas" w:eastAsia="Consolas"/>
+        </w:rPr>
+        <w:t>break</w:t>
+      </w:r>
+      <w:r>
+        <w:t>，否则永远出不去</w:t>
+      </w:r>
+    </w:p>
+    <w:p>
+      <w:pPr>
+        <w:pStyle w:val="ListNumber"/>
+      </w:pPr>
+      <w:r>
+        <w:rPr>
+          <w:rFonts w:ascii="Consolas" w:hAnsi="Consolas" w:eastAsia="Consolas"/>
+        </w:rPr>
+        <w:t>match/case</w:t>
+      </w:r>
+      <w:r>
+        <w:t xml:space="preserve"> 别拿来当 </w:t>
+      </w:r>
+      <w:r>
+        <w:rPr>
+          <w:rFonts w:ascii="Consolas" w:hAnsi="Consolas" w:eastAsia="Consolas"/>
+        </w:rPr>
+        <w:t>if/elif</w:t>
+      </w:r>
+      <w:r>
+        <w:t xml:space="preserve"> 的替代品，简单判断用 </w:t>
+      </w:r>
+      <w:r>
+        <w:rPr>
+          <w:rFonts w:ascii="Consolas" w:hAnsi="Consolas" w:eastAsia="Consolas"/>
+        </w:rPr>
+        <w:t>if</w:t>
+      </w:r>
+      <w:r>
+        <w:t xml:space="preserve"> 更可读</w:t>
+      </w:r>
+    </w:p>
+    <w:p>
+      <w:pPr>
+        <w:pStyle w:val="Heading3"/>
+      </w:pPr>
+      <w:r>
+        <w:t>🔗 关联</w:t>
+      </w:r>
+    </w:p>
+    <w:p>
+      <w:pPr>
+        <w:pStyle w:val="ListBullet"/>
+      </w:pPr>
+      <w:r>
+        <w:t xml:space="preserve">条件与循环基础 → </w:t>
+      </w:r>
+      <w:r>
+        <w:rPr>
+          <w:color w:val="8B3A1A"/>
+        </w:rPr>
+        <w:t>01-函数与程序入口</w:t>
+      </w:r>
+    </w:p>
+    <w:p>
+      <w:pPr>
+        <w:pStyle w:val="ListBullet"/>
+      </w:pPr>
+      <w:r>
+        <w:t>迭代器（</w:t>
+      </w:r>
+      <w:r>
+        <w:rPr>
+          <w:rFonts w:ascii="Consolas" w:hAnsi="Consolas" w:eastAsia="Consolas"/>
+        </w:rPr>
+        <w:t>for</w:t>
+      </w:r>
+      <w:r>
+        <w:t xml:space="preserve"> 背后是什么）→ </w:t>
+      </w:r>
+      <w:r>
+        <w:rPr>
+          <w:color w:val="8B3A1A"/>
+        </w:rPr>
+        <w:t>12-迭代器与enumerate</w:t>
+      </w:r>
+    </w:p>
+    <w:p>
+      <w:pPr>
+        <w:pStyle w:val="ListBullet"/>
+      </w:pPr>
+      <w:r>
+        <w:t xml:space="preserve">原始截图 → </w:t>
+      </w:r>
+      <w:r>
+        <w:rPr>
+          <w:color w:val="8B3A1A"/>
+        </w:rPr>
+        <w:t>source/2026-10-18/A.md</w:t>
+      </w:r>
+      <w:r>
+        <w:t>（图 image26、image27）</w:t>
+      </w:r>
+    </w:p>
+    <w:p>
+      <w:pPr>
+        <w:pStyle w:val="Heading2"/>
+      </w:pPr>
+      <w:r>
+        <w:t>函数进阶（多返回值 / 默认参数 / lambda）</w:t>
+      </w:r>
+    </w:p>
+    <w:p>
+      <w:pPr>
+        <w:spacing w:before="40" w:after="40"/>
+        <w:ind w:left="320"/>
+      </w:pPr>
+      <w:r>
+        <w:rPr>
+          <w:i/>
+          <w:color w:val="555555"/>
+        </w:rPr>
+        <w:t>一句话：函数能一次返回多个值（本质是元组）、默认参数有</w:t>
+      </w:r>
+      <w:r>
+        <w:rPr>
+          <w:i/>
+        </w:rPr>
+      </w:r>
+      <w:r>
+        <w:rPr>
+          <w:b/>
+          <w:i/>
+          <w:color w:val="555555"/>
+        </w:rPr>
+        <w:t>可变对象陷阱</w:t>
+      </w:r>
+      <w:r>
+        <w:rPr>
+          <w:i/>
+          <w:color w:val="555555"/>
+        </w:rPr>
+        <w:t>、</w:t>
+      </w:r>
+      <w:r>
+        <w:rPr>
+          <w:rFonts w:ascii="Consolas" w:hAnsi="Consolas" w:eastAsia="Consolas"/>
+          <w:i/>
+          <w:color w:val="555555"/>
+        </w:rPr>
+        <w:t>lambda</w:t>
+      </w:r>
+      <w:r>
+        <w:rPr>
+          <w:i/>
+          <w:color w:val="555555"/>
+        </w:rPr>
+        <w:t xml:space="preserve"> 只能是单个表达式——这三个都是面试高频。</w:t>
+      </w:r>
+    </w:p>
+    <w:p>
+      <w:pPr>
+        <w:pStyle w:val="Heading3"/>
+      </w:pPr>
+      <w:r>
+        <w:t>1. 函数可以返回多个值</w:t>
+      </w:r>
+    </w:p>
+    <w:p>
+      <w:pPr>
+        <w:spacing w:before="80" w:after="80" w:line="276" w:lineRule="auto"/>
+        <w:ind w:left="240"/>
+        <w:shd w:val="clear" w:color="auto" w:fill="F3F5F7"/>
+      </w:pPr>
+      <w:r>
+        <w:rPr>
+          <w:rFonts w:ascii="Consolas" w:hAnsi="Consolas" w:eastAsia="Consolas"/>
+          <w:sz w:val="17"/>
+        </w:rPr>
+        <w:t>def division(num1, num2):</w:t>
+        <w:br/>
+      </w:r>
+      <w:r>
+        <w:rPr>
+          <w:rFonts w:ascii="Consolas" w:hAnsi="Consolas" w:eastAsia="Consolas"/>
+          <w:sz w:val="17"/>
+        </w:rPr>
+        <w:t xml:space="preserve">    """求商与余数"""</w:t>
+        <w:br/>
+      </w:r>
+      <w:r>
+        <w:rPr>
+          <w:rFonts w:ascii="Consolas" w:hAnsi="Consolas" w:eastAsia="Consolas"/>
+          <w:sz w:val="17"/>
+        </w:rPr>
+        <w:t xml:space="preserve">    a = num1 % num2</w:t>
+        <w:br/>
+      </w:r>
+      <w:r>
+        <w:rPr>
+          <w:rFonts w:ascii="Consolas" w:hAnsi="Consolas" w:eastAsia="Consolas"/>
+          <w:sz w:val="17"/>
+        </w:rPr>
+        <w:t xml:space="preserve">    b = (num1 - a) / num2</w:t>
+        <w:br/>
+      </w:r>
+      <w:r>
+        <w:rPr>
+          <w:rFonts w:ascii="Consolas" w:hAnsi="Consolas" w:eastAsia="Consolas"/>
+          <w:sz w:val="17"/>
+        </w:rPr>
+        <w:t xml:space="preserve">    return b, a          # 其实是返回了一个元组 (b, a)</w:t>
+        <w:br/>
+      </w:r>
+      <w:r>
+        <w:rPr>
+          <w:rFonts w:ascii="Consolas" w:hAnsi="Consolas" w:eastAsia="Consolas"/>
+          <w:sz w:val="17"/>
+        </w:rPr>
+        <w:br/>
+      </w:r>
+      <w:r>
+        <w:rPr>
+          <w:rFonts w:ascii="Consolas" w:hAnsi="Consolas" w:eastAsia="Consolas"/>
+          <w:sz w:val="17"/>
+        </w:rPr>
+        <w:br/>
+      </w:r>
+      <w:r>
+        <w:rPr>
+          <w:rFonts w:ascii="Consolas" w:hAnsi="Consolas" w:eastAsia="Consolas"/>
+          <w:sz w:val="17"/>
+        </w:rPr>
+        <w:t>quotient, remainder = division(9, 4)</w:t>
+        <w:br/>
+      </w:r>
+      <w:r>
+        <w:rPr>
+          <w:rFonts w:ascii="Consolas" w:hAnsi="Consolas" w:eastAsia="Consolas"/>
+          <w:sz w:val="17"/>
+        </w:rPr>
+        <w:t>print(quotient, remainder)   # 2.0 1</w:t>
+        <w:br/>
+      </w:r>
+      <w:r>
+        <w:rPr>
+          <w:rFonts w:ascii="Consolas" w:hAnsi="Consolas" w:eastAsia="Consolas"/>
+          <w:sz w:val="17"/>
+        </w:rPr>
+        <w:br/>
+      </w:r>
+      <w:r>
+        <w:rPr>
+          <w:rFonts w:ascii="Consolas" w:hAnsi="Consolas" w:eastAsia="Consolas"/>
+          <w:sz w:val="17"/>
+        </w:rPr>
+        <w:t>t = division(9, 4)</w:t>
+        <w:br/>
+      </w:r>
+      <w:r>
+        <w:rPr>
+          <w:rFonts w:ascii="Consolas" w:hAnsi="Consolas" w:eastAsia="Consolas"/>
+          <w:sz w:val="17"/>
+        </w:rPr>
+        <w:t>print(t)                     # (2.0, 1)</w:t>
+      </w:r>
+    </w:p>
+    <w:p>
+      <w:pPr>
+        <w:pStyle w:val="ListBullet"/>
+      </w:pPr>
+      <w:r>
+        <w:rPr>
+          <w:rFonts w:ascii="Consolas" w:hAnsi="Consolas" w:eastAsia="Consolas"/>
+        </w:rPr>
+        <w:t>return b, a</w:t>
+      </w:r>
+      <w:r>
+        <w:t xml:space="preserve"> 返回的是</w:t>
+      </w:r>
+      <w:r/>
+      <w:r>
+        <w:rPr>
+          <w:b/>
+        </w:rPr>
+        <w:t>元组</w:t>
+      </w:r>
+      <w:r>
+        <w:t xml:space="preserve"> </w:t>
+      </w:r>
+      <w:r>
+        <w:rPr>
+          <w:rFonts w:ascii="Consolas" w:hAnsi="Consolas" w:eastAsia="Consolas"/>
+        </w:rPr>
+        <w:t>(b, a)</w:t>
+      </w:r>
+    </w:p>
+    <w:p>
+      <w:pPr>
+        <w:pStyle w:val="ListBullet"/>
+      </w:pPr>
+      <w:r>
+        <w:t>调用方可以</w:t>
+      </w:r>
+      <w:r/>
+      <w:r>
+        <w:rPr>
+          <w:b/>
+        </w:rPr>
+        <w:t>直接解包</w:t>
+      </w:r>
+      <w:r>
+        <w:t xml:space="preserve">成两个变量 → </w:t>
+      </w:r>
+      <w:r>
+        <w:rPr>
+          <w:rFonts w:ascii="Consolas" w:hAnsi="Consolas" w:eastAsia="Consolas"/>
+        </w:rPr>
+        <w:t>quotient, remainder = ...</w:t>
+      </w:r>
+    </w:p>
+    <w:p>
+      <w:pPr>
+        <w:pStyle w:val="ListBullet"/>
+      </w:pPr>
+      <w:r>
+        <w:t>也可以</w:t>
+      </w:r>
+      <w:r/>
+      <w:r>
+        <w:rPr>
+          <w:b/>
+        </w:rPr>
+        <w:t>整个接收</w:t>
+      </w:r>
+      <w:r>
+        <w:t xml:space="preserve">一个 tuple → </w:t>
+      </w:r>
+      <w:r>
+        <w:rPr>
+          <w:rFonts w:ascii="Consolas" w:hAnsi="Consolas" w:eastAsia="Consolas"/>
+        </w:rPr>
+        <w:t>t = ...</w:t>
+      </w:r>
+    </w:p>
+    <w:p>
+      <w:pPr>
+        <w:spacing w:before="40" w:after="40"/>
+        <w:ind w:left="320"/>
+      </w:pPr>
+      <w:r>
+        <w:rPr>
+          <w:i/>
+          <w:color w:val="555555"/>
+        </w:rPr>
+        <w:t>💡 「Python 一次接受多个返回值的数据类型就是元组。」这是相比其他语言的一个简便特性。</w:t>
+      </w:r>
+    </w:p>
+    <w:p>
+      <w:pPr>
+        <w:pStyle w:val="Heading3"/>
+      </w:pPr>
+      <w:r>
+        <w:t>2. ⚠️ 可变对象做默认参数的陷阱（面试常考）</w:t>
+      </w:r>
+    </w:p>
+    <w:p>
+      <w:pPr>
+        <w:spacing w:before="80" w:after="80" w:line="276" w:lineRule="auto"/>
+        <w:ind w:left="240"/>
+        <w:shd w:val="clear" w:color="auto" w:fill="F3F5F7"/>
+      </w:pPr>
+      <w:r>
+        <w:rPr>
+          <w:rFonts w:ascii="Consolas" w:hAnsi="Consolas" w:eastAsia="Consolas"/>
+          <w:sz w:val="17"/>
+        </w:rPr>
+        <w:t># ❌ 千万别这么写</w:t>
+        <w:br/>
+      </w:r>
+      <w:r>
+        <w:rPr>
+          <w:rFonts w:ascii="Consolas" w:hAnsi="Consolas" w:eastAsia="Consolas"/>
+          <w:sz w:val="17"/>
+        </w:rPr>
+        <w:t>def add_item(item, bucket=[]):</w:t>
+        <w:br/>
+      </w:r>
+      <w:r>
+        <w:rPr>
+          <w:rFonts w:ascii="Consolas" w:hAnsi="Consolas" w:eastAsia="Consolas"/>
+          <w:sz w:val="17"/>
+        </w:rPr>
+        <w:t xml:space="preserve">    bucket.append(item)</w:t>
+        <w:br/>
+      </w:r>
+      <w:r>
+        <w:rPr>
+          <w:rFonts w:ascii="Consolas" w:hAnsi="Consolas" w:eastAsia="Consolas"/>
+          <w:sz w:val="17"/>
+        </w:rPr>
+        <w:t xml:space="preserve">    return bucket</w:t>
+        <w:br/>
+      </w:r>
+      <w:r>
+        <w:rPr>
+          <w:rFonts w:ascii="Consolas" w:hAnsi="Consolas" w:eastAsia="Consolas"/>
+          <w:sz w:val="17"/>
+        </w:rPr>
+        <w:br/>
+      </w:r>
+      <w:r>
+        <w:rPr>
+          <w:rFonts w:ascii="Consolas" w:hAnsi="Consolas" w:eastAsia="Consolas"/>
+          <w:sz w:val="17"/>
+        </w:rPr>
+        <w:t>print(add_item("a"))   # ['a']</w:t>
+        <w:br/>
+      </w:r>
+      <w:r>
+        <w:rPr>
+          <w:rFonts w:ascii="Consolas" w:hAnsi="Consolas" w:eastAsia="Consolas"/>
+          <w:sz w:val="17"/>
+        </w:rPr>
+        <w:t>print(add_item("b"))   # ['a', 'b']  ← 上一次的 "a" 还在！</w:t>
+      </w:r>
+    </w:p>
+    <w:p>
+      <w:r>
+        <w:t>原因：</w:t>
+      </w:r>
+    </w:p>
+    <w:p>
+      <w:pPr>
+        <w:pStyle w:val="ListBullet"/>
+      </w:pPr>
+      <w:r>
+        <w:t>默认值</w:t>
+      </w:r>
+      <w:r/>
+      <w:r>
+        <w:rPr>
+          <w:b/>
+        </w:rPr>
+        <w:t>只在函数定义时创建一次</w:t>
+      </w:r>
+      <w:r>
+        <w:t>，之后所有调用共用同一个列表对象</w:t>
+      </w:r>
+    </w:p>
+    <w:p>
+      <w:pPr>
+        <w:pStyle w:val="ListBullet"/>
+      </w:pPr>
+      <w:r>
+        <w:rPr>
+          <w:rFonts w:ascii="Consolas" w:hAnsi="Consolas" w:eastAsia="Consolas"/>
+        </w:rPr>
+        <w:t>list</w:t>
+      </w:r>
+      <w:r>
+        <w:t xml:space="preserve"> / </w:t>
+      </w:r>
+      <w:r>
+        <w:rPr>
+          <w:rFonts w:ascii="Consolas" w:hAnsi="Consolas" w:eastAsia="Consolas"/>
+        </w:rPr>
+        <w:t>dict</w:t>
+      </w:r>
+      <w:r>
+        <w:t xml:space="preserve"> / </w:t>
+      </w:r>
+      <w:r>
+        <w:rPr>
+          <w:rFonts w:ascii="Consolas" w:hAnsi="Consolas" w:eastAsia="Consolas"/>
+        </w:rPr>
+        <w:t>set</w:t>
+      </w:r>
+      <w:r>
+        <w:t xml:space="preserve"> 是</w:t>
+      </w:r>
+      <w:r/>
+      <w:r>
+        <w:rPr>
+          <w:b/>
+        </w:rPr>
+        <w:t>可变</w:t>
+      </w:r>
+      <w:r>
+        <w:t>的，</w:t>
+      </w:r>
+      <w:r>
+        <w:rPr>
+          <w:rFonts w:ascii="Consolas" w:hAnsi="Consolas" w:eastAsia="Consolas"/>
+        </w:rPr>
+        <w:t>append</w:t>
+      </w:r>
+      <w:r>
+        <w:t xml:space="preserve"> 是</w:t>
+      </w:r>
+      <w:r/>
+      <w:r>
+        <w:rPr>
+          <w:b/>
+        </w:rPr>
+        <w:t>原地修改</w:t>
+      </w:r>
+      <w:r>
+        <w:t>，改的就是那个共享的默认值</w:t>
+      </w:r>
+    </w:p>
+    <w:p>
+      <w:pPr>
+        <w:pStyle w:val="ListBullet"/>
+      </w:pPr>
+      <w:r>
+        <w:t xml:space="preserve">而 </w:t>
+      </w:r>
+      <w:r>
+        <w:rPr>
+          <w:rFonts w:ascii="Consolas" w:hAnsi="Consolas" w:eastAsia="Consolas"/>
+        </w:rPr>
+        <w:t>a=10</w:t>
+      </w:r>
+      <w:r>
+        <w:t>、</w:t>
+      </w:r>
+      <w:r>
+        <w:rPr>
+          <w:rFonts w:ascii="Consolas" w:hAnsi="Consolas" w:eastAsia="Consolas"/>
+        </w:rPr>
+        <w:t>s="hello"</w:t>
+      </w:r>
+      <w:r>
+        <w:t xml:space="preserve"> 这种不可变值，你只能让变量</w:t>
+      </w:r>
+      <w:r/>
+      <w:r>
+        <w:rPr>
+          <w:b/>
+        </w:rPr>
+        <w:t>重新指向</w:t>
+      </w:r>
+      <w:r>
+        <w:t>新值，动不到"老值"</w:t>
+      </w:r>
+    </w:p>
+    <w:p>
+      <w:r>
+        <w:t xml:space="preserve">✅ 正确写法——用 </w:t>
+      </w:r>
+      <w:r>
+        <w:rPr>
+          <w:rFonts w:ascii="Consolas" w:hAnsi="Consolas" w:eastAsia="Consolas"/>
+        </w:rPr>
+        <w:t>None</w:t>
+      </w:r>
+      <w:r>
+        <w:t xml:space="preserve"> 占位：</w:t>
+      </w:r>
+    </w:p>
+    <w:p>
+      <w:pPr>
+        <w:spacing w:before="80" w:after="80" w:line="276" w:lineRule="auto"/>
+        <w:ind w:left="240"/>
+        <w:shd w:val="clear" w:color="auto" w:fill="F3F5F7"/>
+      </w:pPr>
+      <w:r>
+        <w:rPr>
+          <w:rFonts w:ascii="Consolas" w:hAnsi="Consolas" w:eastAsia="Consolas"/>
+          <w:sz w:val="17"/>
+        </w:rPr>
+        <w:t>def add_item(item, bucket=None):</w:t>
+        <w:br/>
+      </w:r>
+      <w:r>
+        <w:rPr>
+          <w:rFonts w:ascii="Consolas" w:hAnsi="Consolas" w:eastAsia="Consolas"/>
+          <w:sz w:val="17"/>
+        </w:rPr>
+        <w:t xml:space="preserve">    if bucket is None:</w:t>
+        <w:br/>
+      </w:r>
+      <w:r>
+        <w:rPr>
+          <w:rFonts w:ascii="Consolas" w:hAnsi="Consolas" w:eastAsia="Consolas"/>
+          <w:sz w:val="17"/>
+        </w:rPr>
+        <w:t xml:space="preserve">        bucket = []      # 每次调用都新建一个</w:t>
+        <w:br/>
+      </w:r>
+      <w:r>
+        <w:rPr>
+          <w:rFonts w:ascii="Consolas" w:hAnsi="Consolas" w:eastAsia="Consolas"/>
+          <w:sz w:val="17"/>
+        </w:rPr>
+        <w:t xml:space="preserve">    bucket.append(item)</w:t>
+        <w:br/>
+      </w:r>
+      <w:r>
+        <w:rPr>
+          <w:rFonts w:ascii="Consolas" w:hAnsi="Consolas" w:eastAsia="Consolas"/>
+          <w:sz w:val="17"/>
+        </w:rPr>
+        <w:t xml:space="preserve">    return bucket</w:t>
+      </w:r>
+    </w:p>
+    <w:p>
+      <w:pPr>
+        <w:spacing w:before="40" w:after="40"/>
+        <w:ind w:left="320"/>
+      </w:pPr>
+      <w:r>
+        <w:rPr>
+          <w:i/>
+        </w:rPr>
+      </w:r>
+      <w:r>
+        <w:rPr>
+          <w:b/>
+          <w:i/>
+          <w:color w:val="555555"/>
+        </w:rPr>
+        <w:t>记住这个面试常考点</w:t>
+      </w:r>
+      <w:r>
+        <w:rPr>
+          <w:i/>
+          <w:color w:val="555555"/>
+        </w:rPr>
+        <w:t xml:space="preserve">：在 Python 函数里，永远不要用 </w:t>
+      </w:r>
+      <w:r>
+        <w:rPr>
+          <w:rFonts w:ascii="Consolas" w:hAnsi="Consolas" w:eastAsia="Consolas"/>
+          <w:i/>
+          <w:color w:val="555555"/>
+        </w:rPr>
+        <w:t>[]</w:t>
+      </w:r>
+      <w:r>
+        <w:rPr>
+          <w:i/>
+          <w:color w:val="555555"/>
+        </w:rPr>
+        <w:t>、</w:t>
+      </w:r>
+      <w:r>
+        <w:rPr>
+          <w:rFonts w:ascii="Consolas" w:hAnsi="Consolas" w:eastAsia="Consolas"/>
+          <w:i/>
+          <w:color w:val="555555"/>
+        </w:rPr>
+        <w:t>{}</w:t>
+      </w:r>
+      <w:r>
+        <w:rPr>
+          <w:i/>
+          <w:color w:val="555555"/>
+        </w:rPr>
+        <w:t>、</w:t>
+      </w:r>
+      <w:r>
+        <w:rPr>
+          <w:rFonts w:ascii="Consolas" w:hAnsi="Consolas" w:eastAsia="Consolas"/>
+          <w:i/>
+          <w:color w:val="555555"/>
+        </w:rPr>
+        <w:t>set()</w:t>
+      </w:r>
+      <w:r>
+        <w:rPr>
+          <w:i/>
+          <w:color w:val="555555"/>
+        </w:rPr>
+        <w:t xml:space="preserve"> 直接做默认参数！一律用 </w:t>
+      </w:r>
+      <w:r>
+        <w:rPr>
+          <w:rFonts w:ascii="Consolas" w:hAnsi="Consolas" w:eastAsia="Consolas"/>
+          <w:i/>
+          <w:color w:val="555555"/>
+        </w:rPr>
+        <w:t>None</w:t>
+      </w:r>
+      <w:r>
+        <w:rPr>
+          <w:i/>
+          <w:color w:val="555555"/>
+        </w:rPr>
+        <w:t xml:space="preserve"> 代替。</w:t>
+      </w:r>
+    </w:p>
+    <w:p>
+      <w:pPr>
+        <w:pStyle w:val="Heading3"/>
+      </w:pPr>
+      <w:r>
+        <w:t>3. lambda 的限制</w:t>
+      </w:r>
+    </w:p>
+    <w:p>
+      <w:pPr>
+        <w:spacing w:before="80" w:after="80" w:line="276" w:lineRule="auto"/>
+        <w:ind w:left="240"/>
+        <w:shd w:val="clear" w:color="auto" w:fill="F3F5F7"/>
+      </w:pPr>
+      <w:r>
+        <w:rPr>
+          <w:rFonts w:ascii="Consolas" w:hAnsi="Consolas" w:eastAsia="Consolas"/>
+          <w:sz w:val="17"/>
+        </w:rPr>
+        <w:t>square = lambda x: x * x      # 等价于 def square(x): return x * x</w:t>
+      </w:r>
+    </w:p>
+    <w:p>
+      <w:pPr>
+        <w:spacing w:before="40" w:after="40"/>
+        <w:ind w:left="320"/>
+      </w:pPr>
+      <w:r>
+        <w:rPr>
+          <w:i/>
+          <w:color w:val="555555"/>
+        </w:rPr>
+        <w:t xml:space="preserve">⚠️ </w:t>
+      </w:r>
+      <w:r>
+        <w:rPr>
+          <w:rFonts w:ascii="Consolas" w:hAnsi="Consolas" w:eastAsia="Consolas"/>
+          <w:i/>
+          <w:color w:val="555555"/>
+        </w:rPr>
+        <w:t>lambda</w:t>
+      </w:r>
+      <w:r>
+        <w:rPr>
+          <w:i/>
+          <w:color w:val="555555"/>
+        </w:rPr>
+        <w:t xml:space="preserve"> 表达式</w:t>
+      </w:r>
+      <w:r>
+        <w:rPr>
+          <w:i/>
+        </w:rPr>
+      </w:r>
+      <w:r>
+        <w:rPr>
+          <w:b/>
+          <w:i/>
+          <w:color w:val="555555"/>
+        </w:rPr>
+        <w:t>只能是一个表达式</w:t>
+      </w:r>
+      <w:r>
+        <w:rPr>
+          <w:i/>
+          <w:color w:val="555555"/>
+        </w:rPr>
+        <w:t xml:space="preserve">：不能写 </w:t>
+      </w:r>
+      <w:r>
+        <w:rPr>
+          <w:rFonts w:ascii="Consolas" w:hAnsi="Consolas" w:eastAsia="Consolas"/>
+          <w:i/>
+          <w:color w:val="555555"/>
+        </w:rPr>
+        <w:t>if</w:t>
+      </w:r>
+      <w:r>
+        <w:rPr>
+          <w:i/>
+          <w:color w:val="555555"/>
+        </w:rPr>
+        <w:t>/</w:t>
+      </w:r>
+      <w:r>
+        <w:rPr>
+          <w:rFonts w:ascii="Consolas" w:hAnsi="Consolas" w:eastAsia="Consolas"/>
+          <w:i/>
+          <w:color w:val="555555"/>
+        </w:rPr>
+        <w:t>else</w:t>
+      </w:r>
+      <w:r>
+        <w:rPr>
+          <w:i/>
+          <w:color w:val="555555"/>
+        </w:rPr>
+        <w:t xml:space="preserve"> 多分支（虽然能写三元表达式）、不能写循环、不能写 </w:t>
+      </w:r>
+      <w:r>
+        <w:rPr>
+          <w:rFonts w:ascii="Consolas" w:hAnsi="Consolas" w:eastAsia="Consolas"/>
+          <w:i/>
+          <w:color w:val="555555"/>
+        </w:rPr>
+        <w:t>return</w:t>
+      </w:r>
+      <w:r>
+        <w:rPr>
+          <w:i/>
+          <w:color w:val="555555"/>
+        </w:rPr>
+        <w:t>。</w:t>
+      </w:r>
+    </w:p>
+    <w:p>
+      <w:pPr>
+        <w:spacing w:before="80" w:after="80" w:line="276" w:lineRule="auto"/>
+        <w:ind w:left="240"/>
+        <w:shd w:val="clear" w:color="auto" w:fill="F3F5F7"/>
+      </w:pPr>
+      <w:r>
+        <w:rPr>
+          <w:rFonts w:ascii="Consolas" w:hAnsi="Consolas" w:eastAsia="Consolas"/>
+          <w:sz w:val="17"/>
+        </w:rPr>
+        <w:t># ✅ 可以：三元表达式</w:t>
+        <w:br/>
+      </w:r>
+      <w:r>
+        <w:rPr>
+          <w:rFonts w:ascii="Consolas" w:hAnsi="Consolas" w:eastAsia="Consolas"/>
+          <w:sz w:val="17"/>
+        </w:rPr>
+        <w:t>grade = lambda s: "及格" if s &gt;= 60 else "不及格"</w:t>
+        <w:br/>
+      </w:r>
+      <w:r>
+        <w:rPr>
+          <w:rFonts w:ascii="Consolas" w:hAnsi="Consolas" w:eastAsia="Consolas"/>
+          <w:sz w:val="17"/>
+        </w:rPr>
+        <w:br/>
+      </w:r>
+      <w:r>
+        <w:rPr>
+          <w:rFonts w:ascii="Consolas" w:hAnsi="Consolas" w:eastAsia="Consolas"/>
+          <w:sz w:val="17"/>
+        </w:rPr>
+        <w:t># ❌ 不行：多分支 / 循环 / return 语句</w:t>
+      </w:r>
+    </w:p>
+    <w:p>
+      <w:r/>
+      <w:r>
+        <w:rPr>
+          <w:b/>
+        </w:rPr>
+        <w:t xml:space="preserve">如果逻辑稍复杂一点，老老实实用 </w:t>
+      </w:r>
+      <w:r>
+        <w:rPr>
+          <w:rFonts w:ascii="Consolas" w:hAnsi="Consolas" w:eastAsia="Consolas"/>
+          <w:b/>
+        </w:rPr>
+        <w:t>def</w:t>
+      </w:r>
+      <w:r>
+        <w:rPr>
+          <w:b/>
+        </w:rPr>
+        <w:t xml:space="preserve">，不要硬塞进 </w:t>
+      </w:r>
+      <w:r>
+        <w:rPr>
+          <w:rFonts w:ascii="Consolas" w:hAnsi="Consolas" w:eastAsia="Consolas"/>
+          <w:b/>
+        </w:rPr>
+        <w:t>lambda</w:t>
+      </w:r>
+      <w:r>
+        <w:rPr>
+          <w:b/>
+        </w:rPr>
+        <w:t>。</w:t>
+      </w:r>
+    </w:p>
+    <w:p>
+      <w:pPr>
+        <w:pStyle w:val="Heading3"/>
+      </w:pPr>
+      <w:r>
+        <w:t>4. 什么时候该用 lambda</w:t>
+      </w:r>
+    </w:p>
+    <w:tbl>
+      <w:tblPr>
+        <w:tblStyle w:val="TableGrid"/>
+        <w:tblW w:type="auto" w:w="0"/>
+        <w:tblLook w:firstColumn="1" w:firstRow="1" w:lastColumn="0" w:lastRow="0" w:noHBand="0" w:noVBand="1" w:val="04A0"/>
+      </w:tblPr>
+      <w:tblGrid>
+        <w:gridCol w:w="4320"/>
+        <w:gridCol w:w="4320"/>
+      </w:tblGrid>
+      <w:tr>
+        <w:tc>
+          <w:tcPr>
+            <w:tcW w:type="dxa" w:w="4320"/>
+          </w:tcPr>
+          <w:p>
+            <w:r>
+              <w:rPr>
+                <w:b/>
+              </w:rPr>
+              <w:t>场景</w:t>
+            </w:r>
+          </w:p>
+        </w:tc>
+        <w:tc>
+          <w:tcPr>
+            <w:tcW w:type="dxa" w:w="4320"/>
+          </w:tcPr>
+          <w:p>
+            <w:r>
+              <w:rPr>
+                <w:b/>
+              </w:rPr>
+              <w:t>建议</w:t>
+            </w:r>
+          </w:p>
+        </w:tc>
+      </w:tr>
+      <w:tr>
+        <w:tc>
+          <w:tcPr>
+            <w:tcW w:type="dxa" w:w="4320"/>
+          </w:tcPr>
+          <w:p>
+            <w:r>
+              <w:t xml:space="preserve">传给 </w:t>
+            </w:r>
+            <w:r>
+              <w:rPr>
+                <w:rFonts w:ascii="Consolas" w:hAnsi="Consolas" w:eastAsia="Consolas"/>
+              </w:rPr>
+              <w:t>sorted(key=...)</w:t>
+            </w:r>
+            <w:r>
+              <w:t>、</w:t>
+            </w:r>
+            <w:r>
+              <w:rPr>
+                <w:rFonts w:ascii="Consolas" w:hAnsi="Consolas" w:eastAsia="Consolas"/>
+              </w:rPr>
+              <w:t>max(key=...)</w:t>
+            </w:r>
+            <w:r>
+              <w:t xml:space="preserve"> 这种一次性小函数</w:t>
+            </w:r>
+          </w:p>
+        </w:tc>
+        <w:tc>
+          <w:tcPr>
+            <w:tcW w:type="dxa" w:w="4320"/>
+          </w:tcPr>
+          <w:p>
+            <w:r>
+              <w:t xml:space="preserve">用 </w:t>
+            </w:r>
+            <w:r>
+              <w:rPr>
+                <w:rFonts w:ascii="Consolas" w:hAnsi="Consolas" w:eastAsia="Consolas"/>
+              </w:rPr>
+              <w:t>lambda</w:t>
+            </w:r>
+          </w:p>
+        </w:tc>
+      </w:tr>
+      <w:tr>
+        <w:tc>
+          <w:tcPr>
+            <w:tcW w:type="dxa" w:w="4320"/>
+          </w:tcPr>
+          <w:p>
+            <w:r>
+              <w:t>需要多行逻辑、分支、循环</w:t>
+            </w:r>
+          </w:p>
+        </w:tc>
+        <w:tc>
+          <w:tcPr>
+            <w:tcW w:type="dxa" w:w="4320"/>
+          </w:tcPr>
+          <w:p>
+            <w:r>
+              <w:t xml:space="preserve">用 </w:t>
+            </w:r>
+            <w:r>
+              <w:rPr>
+                <w:rFonts w:ascii="Consolas" w:hAnsi="Consolas" w:eastAsia="Consolas"/>
+              </w:rPr>
+              <w:t>def</w:t>
+            </w:r>
+          </w:p>
+        </w:tc>
+      </w:tr>
+      <w:tr>
+        <w:tc>
+          <w:tcPr>
+            <w:tcW w:type="dxa" w:w="4320"/>
+          </w:tcPr>
+          <w:p>
+            <w:r>
+              <w:t>需要复用、需要命名、需要写文档</w:t>
+            </w:r>
+          </w:p>
+        </w:tc>
+        <w:tc>
+          <w:tcPr>
+            <w:tcW w:type="dxa" w:w="4320"/>
+          </w:tcPr>
+          <w:p>
+            <w:r>
+              <w:t xml:space="preserve">用 </w:t>
+            </w:r>
+            <w:r>
+              <w:rPr>
+                <w:rFonts w:ascii="Consolas" w:hAnsi="Consolas" w:eastAsia="Consolas"/>
+              </w:rPr>
+              <w:t>def</w:t>
+            </w:r>
+          </w:p>
+        </w:tc>
+      </w:tr>
+    </w:tbl>
+    <w:p/>
+    <w:p>
+      <w:pPr>
+        <w:spacing w:before="80" w:after="80" w:line="276" w:lineRule="auto"/>
+        <w:ind w:left="240"/>
+        <w:shd w:val="clear" w:color="auto" w:fill="F3F5F7"/>
+      </w:pPr>
+      <w:r>
+        <w:rPr>
+          <w:rFonts w:ascii="Consolas" w:hAnsi="Consolas" w:eastAsia="Consolas"/>
+          <w:sz w:val="17"/>
+        </w:rPr>
+        <w:t>students = [{"name": "小明", "score": 92}, {"name": "小红", "score": 85}]</w:t>
+        <w:br/>
+      </w:r>
+      <w:r>
+        <w:rPr>
+          <w:rFonts w:ascii="Consolas" w:hAnsi="Consolas" w:eastAsia="Consolas"/>
+          <w:sz w:val="17"/>
+        </w:rPr>
+        <w:t>students.sort(key=lambda s: s["score"])   # 一行搞定，不需要 def</w:t>
+      </w:r>
+    </w:p>
+    <w:p>
+      <w:pPr>
+        <w:pStyle w:val="Heading3"/>
+      </w:pPr>
+      <w:r>
+        <w:t>⚠️ 易错点速记</w:t>
+      </w:r>
+    </w:p>
+    <w:p>
+      <w:pPr>
+        <w:pStyle w:val="ListNumber"/>
+      </w:pPr>
+      <w:r>
+        <w:rPr>
+          <w:rFonts w:ascii="Consolas" w:hAnsi="Consolas" w:eastAsia="Consolas"/>
+        </w:rPr>
+        <w:t>return a, b</w:t>
+      </w:r>
+      <w:r>
+        <w:t xml:space="preserve"> 返回的是</w:t>
+      </w:r>
+      <w:r/>
+      <w:r>
+        <w:rPr>
+          <w:b/>
+        </w:rPr>
+        <w:t>元组</w:t>
+      </w:r>
+      <w:r>
+        <w:t>，不是"两个返回值"</w:t>
+      </w:r>
+    </w:p>
+    <w:p>
+      <w:pPr>
+        <w:pStyle w:val="ListNumber"/>
+      </w:pPr>
+      <w:r>
+        <w:t>解包时变量个数必须和元组长度一致</w:t>
+      </w:r>
+    </w:p>
+    <w:p>
+      <w:pPr>
+        <w:pStyle w:val="ListNumber"/>
+      </w:pPr>
+      <w:r>
+        <w:t xml:space="preserve">可变默认参数 </w:t>
+      </w:r>
+      <w:r>
+        <w:rPr>
+          <w:rFonts w:ascii="Consolas" w:hAnsi="Consolas" w:eastAsia="Consolas"/>
+        </w:rPr>
+        <w:t>def f(x, lst=[])</w:t>
+      </w:r>
+      <w:r>
+        <w:t xml:space="preserve"> → 默认值被所有调用共享，必须用 </w:t>
+      </w:r>
+      <w:r>
+        <w:rPr>
+          <w:rFonts w:ascii="Consolas" w:hAnsi="Consolas" w:eastAsia="Consolas"/>
+        </w:rPr>
+        <w:t>None</w:t>
+      </w:r>
+    </w:p>
+    <w:p>
+      <w:pPr>
+        <w:pStyle w:val="ListNumber"/>
+      </w:pPr>
+      <w:r>
+        <w:rPr>
+          <w:rFonts w:ascii="Consolas" w:hAnsi="Consolas" w:eastAsia="Consolas"/>
+        </w:rPr>
+        <w:t>lambda</w:t>
+      </w:r>
+      <w:r>
+        <w:t xml:space="preserve"> 只能写表达式，写不了语句（</w:t>
+      </w:r>
+      <w:r>
+        <w:rPr>
+          <w:rFonts w:ascii="Consolas" w:hAnsi="Consolas" w:eastAsia="Consolas"/>
+        </w:rPr>
+        <w:t>return</w:t>
+      </w:r>
+      <w:r>
+        <w:t>、</w:t>
+      </w:r>
+      <w:r>
+        <w:rPr>
+          <w:rFonts w:ascii="Consolas" w:hAnsi="Consolas" w:eastAsia="Consolas"/>
+        </w:rPr>
+        <w:t>for</w:t>
+      </w:r>
+      <w:r>
+        <w:t>、多分支）</w:t>
+      </w:r>
+    </w:p>
+    <w:p>
+      <w:pPr>
+        <w:pStyle w:val="ListNumber"/>
+      </w:pPr>
+      <w:r>
+        <w:rPr>
+          <w:rFonts w:ascii="Consolas" w:hAnsi="Consolas" w:eastAsia="Consolas"/>
+        </w:rPr>
+        <w:t>lambda</w:t>
+      </w:r>
+      <w:r>
+        <w:t xml:space="preserve"> 里不要塞复杂逻辑，可读性比"一行"重要</w:t>
+      </w:r>
+    </w:p>
+    <w:p>
+      <w:pPr>
+        <w:pStyle w:val="Heading3"/>
+      </w:pPr>
+      <w:r>
+        <w:t>🔗 关联</w:t>
+      </w:r>
+    </w:p>
+    <w:p>
+      <w:pPr>
+        <w:pStyle w:val="ListBullet"/>
+      </w:pPr>
+      <w:r>
+        <w:t xml:space="preserve">元组与不可变性 → </w:t>
+      </w:r>
+      <w:r>
+        <w:rPr>
+          <w:color w:val="8B3A1A"/>
+        </w:rPr>
+        <w:t>03-列表与元组</w:t>
+      </w:r>
+    </w:p>
+    <w:p>
+      <w:pPr>
+        <w:pStyle w:val="ListBullet"/>
+      </w:pPr>
+      <w:r>
+        <w:t xml:space="preserve">函数与程序入口 → </w:t>
+      </w:r>
+      <w:r>
+        <w:rPr>
+          <w:color w:val="8B3A1A"/>
+        </w:rPr>
+        <w:t>01-函数与程序入口</w:t>
+      </w:r>
+    </w:p>
+    <w:p>
+      <w:pPr>
+        <w:pStyle w:val="ListBullet"/>
+      </w:pPr>
+      <w:r>
+        <w:t xml:space="preserve">排序时配合 </w:t>
+      </w:r>
+      <w:r>
+        <w:rPr>
+          <w:rFonts w:ascii="Consolas" w:hAnsi="Consolas" w:eastAsia="Consolas"/>
+        </w:rPr>
+        <w:t>key=</w:t>
+      </w:r>
+      <w:r>
+        <w:t xml:space="preserve"> 用 → </w:t>
+      </w:r>
+      <w:r>
+        <w:rPr>
+          <w:color w:val="8B3A1A"/>
+        </w:rPr>
+        <w:t>06-排序</w:t>
+      </w:r>
+    </w:p>
+    <w:p>
+      <w:pPr>
+        <w:pStyle w:val="ListBullet"/>
+      </w:pPr>
+      <w:r>
+        <w:t xml:space="preserve">原始截图 → </w:t>
+      </w:r>
+      <w:r>
+        <w:rPr>
+          <w:color w:val="8B3A1A"/>
+        </w:rPr>
+        <w:t>source/2026-10-18/A.md</w:t>
+      </w:r>
+      <w:r>
+        <w:t>（图 image28、image29、image30）</w:t>
       </w:r>
     </w:p>
     <w:p>
@@ -11250,6 +13965,2346 @@
       </w:r>
     </w:p>
     <w:p>
+      <w:pPr>
+        <w:pStyle w:val="Heading2"/>
+      </w:pPr>
+      <w:r>
+        <w:t>迭代器与 enumerate</w:t>
+      </w:r>
+    </w:p>
+    <w:p>
+      <w:pPr>
+        <w:spacing w:before="40" w:after="40"/>
+        <w:ind w:left="320"/>
+      </w:pPr>
+      <w:r>
+        <w:rPr>
+          <w:i/>
+          <w:color w:val="555555"/>
+        </w:rPr>
+        <w:t>一句话：</w:t>
+      </w:r>
+      <w:r>
+        <w:rPr>
+          <w:i/>
+        </w:rPr>
+      </w:r>
+      <w:r>
+        <w:rPr>
+          <w:b/>
+          <w:i/>
+          <w:color w:val="555555"/>
+        </w:rPr>
+        <w:t>迭代器是一个可以记住遍历位置的对象</w:t>
+      </w:r>
+      <w:r>
+        <w:rPr>
+          <w:i/>
+          <w:color w:val="555555"/>
+        </w:rPr>
+        <w:t>——只能往前走、不能后退，走完就空了；</w:t>
+      </w:r>
+      <w:r>
+        <w:rPr>
+          <w:rFonts w:ascii="Consolas" w:hAnsi="Consolas" w:eastAsia="Consolas"/>
+          <w:i/>
+          <w:color w:val="555555"/>
+        </w:rPr>
+        <w:t>enumerate</w:t>
+      </w:r>
+      <w:r>
+        <w:rPr>
+          <w:i/>
+          <w:color w:val="555555"/>
+        </w:rPr>
+        <w:t xml:space="preserve"> 是"既要值又要下标"的标准解法。</w:t>
+      </w:r>
+    </w:p>
+    <w:p>
+      <w:pPr>
+        <w:pStyle w:val="Heading3"/>
+      </w:pPr>
+      <w:r>
+        <w:t>1. 迭代器是什么</w:t>
+      </w:r>
+    </w:p>
+    <w:p>
+      <w:pPr>
+        <w:spacing w:before="40" w:after="40"/>
+        <w:ind w:left="320"/>
+      </w:pPr>
+      <w:r>
+        <w:rPr>
+          <w:i/>
+          <w:color w:val="555555"/>
+        </w:rPr>
+        <w:t>「迭代器是一个可以记住遍历位置的对象。」</w:t>
+      </w:r>
+    </w:p>
+    <w:p>
+      <w:r>
+        <w:t>迭代器对象从集合的第一个元素开始访问，直到所有元素被访问完为止。</w:t>
+      </w:r>
+    </w:p>
+    <w:p>
+      <w:r/>
+      <w:r>
+        <w:rPr>
+          <w:b/>
+        </w:rPr>
+        <w:t>两个特点</w:t>
+      </w:r>
+      <w:r>
+        <w:t>：</w:t>
+      </w:r>
+    </w:p>
+    <w:p>
+      <w:pPr>
+        <w:pStyle w:val="ListBullet"/>
+      </w:pPr>
+      <w:r>
+        <w:t>只能</w:t>
+      </w:r>
+      <w:r/>
+      <w:r>
+        <w:rPr>
+          <w:b/>
+        </w:rPr>
+        <w:t>往前</w:t>
+      </w:r>
+      <w:r>
+        <w:t>，不能</w:t>
+      </w:r>
+      <w:r/>
+      <w:r>
+        <w:rPr>
+          <w:b/>
+        </w:rPr>
+        <w:t>后退</w:t>
+      </w:r>
+    </w:p>
+    <w:p>
+      <w:pPr>
+        <w:pStyle w:val="ListBullet"/>
+      </w:pPr>
+      <w:r>
+        <w:t xml:space="preserve">用 </w:t>
+      </w:r>
+      <w:r>
+        <w:rPr>
+          <w:rFonts w:ascii="Consolas" w:hAnsi="Consolas" w:eastAsia="Consolas"/>
+        </w:rPr>
+        <w:t>iter()</w:t>
+      </w:r>
+      <w:r>
+        <w:t xml:space="preserve"> 把可迭代对象变成迭代器；用 </w:t>
+      </w:r>
+      <w:r>
+        <w:rPr>
+          <w:rFonts w:ascii="Consolas" w:hAnsi="Consolas" w:eastAsia="Consolas"/>
+        </w:rPr>
+        <w:t>next()</w:t>
+      </w:r>
+      <w:r>
+        <w:t xml:space="preserve"> 取下一个元素</w:t>
+      </w:r>
+    </w:p>
+    <w:p>
+      <w:pPr>
+        <w:spacing w:before="80" w:after="80" w:line="276" w:lineRule="auto"/>
+        <w:ind w:left="240"/>
+        <w:shd w:val="clear" w:color="auto" w:fill="F3F5F7"/>
+      </w:pPr>
+      <w:r>
+        <w:rPr>
+          <w:rFonts w:ascii="Consolas" w:hAnsi="Consolas" w:eastAsia="Consolas"/>
+          <w:sz w:val="17"/>
+        </w:rPr>
+        <w:t>nums = [1, 2, 3]</w:t>
+        <w:br/>
+      </w:r>
+      <w:r>
+        <w:rPr>
+          <w:rFonts w:ascii="Consolas" w:hAnsi="Consolas" w:eastAsia="Consolas"/>
+          <w:sz w:val="17"/>
+        </w:rPr>
+        <w:t>it = iter(nums)        # list → 迭代器</w:t>
+        <w:br/>
+      </w:r>
+      <w:r>
+        <w:rPr>
+          <w:rFonts w:ascii="Consolas" w:hAnsi="Consolas" w:eastAsia="Consolas"/>
+          <w:sz w:val="17"/>
+        </w:rPr>
+        <w:br/>
+      </w:r>
+      <w:r>
+        <w:rPr>
+          <w:rFonts w:ascii="Consolas" w:hAnsi="Consolas" w:eastAsia="Consolas"/>
+          <w:sz w:val="17"/>
+        </w:rPr>
+        <w:t>print(next(it))        # 1</w:t>
+        <w:br/>
+      </w:r>
+      <w:r>
+        <w:rPr>
+          <w:rFonts w:ascii="Consolas" w:hAnsi="Consolas" w:eastAsia="Consolas"/>
+          <w:sz w:val="17"/>
+        </w:rPr>
+        <w:t>print(next(it))        # 2</w:t>
+        <w:br/>
+      </w:r>
+      <w:r>
+        <w:rPr>
+          <w:rFonts w:ascii="Consolas" w:hAnsi="Consolas" w:eastAsia="Consolas"/>
+          <w:sz w:val="17"/>
+        </w:rPr>
+        <w:t>print(next(it))        # 3</w:t>
+        <w:br/>
+      </w:r>
+      <w:r>
+        <w:rPr>
+          <w:rFonts w:ascii="Consolas" w:hAnsi="Consolas" w:eastAsia="Consolas"/>
+          <w:sz w:val="17"/>
+        </w:rPr>
+        <w:t>print(next(it))        # 抛异常 StopIteration（没有第 4 个了）</w:t>
+      </w:r>
+    </w:p>
+    <w:p>
+      <w:r>
+        <w:t xml:space="preserve">字符串、列表、元组都可以用来创建迭代器；迭代器既可以用 </w:t>
+      </w:r>
+      <w:r>
+        <w:rPr>
+          <w:rFonts w:ascii="Consolas" w:hAnsi="Consolas" w:eastAsia="Consolas"/>
+        </w:rPr>
+        <w:t>for</w:t>
+      </w:r>
+      <w:r>
+        <w:t xml:space="preserve"> 遍历，也可以用 </w:t>
+      </w:r>
+      <w:r>
+        <w:rPr>
+          <w:rFonts w:ascii="Consolas" w:hAnsi="Consolas" w:eastAsia="Consolas"/>
+        </w:rPr>
+        <w:t>next()</w:t>
+      </w:r>
+      <w:r>
+        <w:t xml:space="preserve"> 逐个取。</w:t>
+      </w:r>
+    </w:p>
+    <w:p>
+      <w:pPr>
+        <w:pStyle w:val="Heading3"/>
+      </w:pPr>
+      <w:r>
+        <w:t>2. ⚠️ 不可逆 + 会被"吃掉"（重点）</w:t>
+      </w:r>
+    </w:p>
+    <w:p>
+      <w:r>
+        <w:t>这是最容易踩的坑，也是今天的重点笔记：</w:t>
+      </w:r>
+    </w:p>
+    <w:p>
+      <w:pPr>
+        <w:spacing w:before="80" w:after="80" w:line="276" w:lineRule="auto"/>
+        <w:ind w:left="240"/>
+        <w:shd w:val="clear" w:color="auto" w:fill="F3F5F7"/>
+      </w:pPr>
+      <w:r>
+        <w:rPr>
+          <w:rFonts w:ascii="Consolas" w:hAnsi="Consolas" w:eastAsia="Consolas"/>
+          <w:sz w:val="17"/>
+        </w:rPr>
+        <w:t>it = iter([1, 2, 3])</w:t>
+        <w:br/>
+      </w:r>
+      <w:r>
+        <w:rPr>
+          <w:rFonts w:ascii="Consolas" w:hAnsi="Consolas" w:eastAsia="Consolas"/>
+          <w:sz w:val="17"/>
+        </w:rPr>
+        <w:t>next(it)               # 1 —— 这个元素已经被消耗掉了</w:t>
+        <w:br/>
+      </w:r>
+      <w:r>
+        <w:rPr>
+          <w:rFonts w:ascii="Consolas" w:hAnsi="Consolas" w:eastAsia="Consolas"/>
+          <w:sz w:val="17"/>
+        </w:rPr>
+        <w:t>list(it)               # [2, 3]  ← 少了 1！不是 [1, 2, 3]</w:t>
+      </w:r>
+    </w:p>
+    <w:p>
+      <w:r>
+        <w:t>再取一次就彻底空了：</w:t>
+      </w:r>
+    </w:p>
+    <w:p>
+      <w:pPr>
+        <w:spacing w:before="80" w:after="80" w:line="276" w:lineRule="auto"/>
+        <w:ind w:left="240"/>
+        <w:shd w:val="clear" w:color="auto" w:fill="F3F5F7"/>
+      </w:pPr>
+      <w:r>
+        <w:rPr>
+          <w:rFonts w:ascii="Consolas" w:hAnsi="Consolas" w:eastAsia="Consolas"/>
+          <w:sz w:val="17"/>
+        </w:rPr>
+        <w:t>it = iter([1, 2, 3])</w:t>
+        <w:br/>
+      </w:r>
+      <w:r>
+        <w:rPr>
+          <w:rFonts w:ascii="Consolas" w:hAnsi="Consolas" w:eastAsia="Consolas"/>
+          <w:sz w:val="17"/>
+        </w:rPr>
+        <w:t>print(list(it))        # [1, 2, 3]</w:t>
+        <w:br/>
+      </w:r>
+      <w:r>
+        <w:rPr>
+          <w:rFonts w:ascii="Consolas" w:hAnsi="Consolas" w:eastAsia="Consolas"/>
+          <w:sz w:val="17"/>
+        </w:rPr>
+        <w:t>print(list(it))        # []   ← 已耗尽，再也回不去</w:t>
+      </w:r>
+    </w:p>
+    <w:p>
+      <w:r/>
+      <w:r>
+        <w:rPr>
+          <w:b/>
+        </w:rPr>
+        <w:t>为什么重要</w:t>
+      </w:r>
+      <w:r>
+        <w:t>：</w:t>
+      </w:r>
+    </w:p>
+    <w:p>
+      <w:pPr>
+        <w:pStyle w:val="ListBullet"/>
+      </w:pPr>
+      <w:r>
+        <w:t>迭代器</w:t>
+      </w:r>
+      <w:r/>
+      <w:r>
+        <w:rPr>
+          <w:b/>
+        </w:rPr>
+        <w:t>不可逆</w:t>
+      </w:r>
+      <w:r>
+        <w:t>——像游戏里"用掉的补给"，取走就没了</w:t>
+      </w:r>
+    </w:p>
+    <w:p>
+      <w:pPr>
+        <w:pStyle w:val="ListBullet"/>
+      </w:pPr>
+      <w:r>
+        <w:t>同一个迭代器被"用掉一部分"后，转成列表</w:t>
+      </w:r>
+      <w:r/>
+      <w:r>
+        <w:rPr>
+          <w:b/>
+        </w:rPr>
+        <w:t>也会少掉那部分</w:t>
+      </w:r>
+    </w:p>
+    <w:p>
+      <w:pPr>
+        <w:pStyle w:val="ListBullet"/>
+      </w:pPr>
+      <w:r>
+        <w:t xml:space="preserve">想重复遍历 → 每次重新 </w:t>
+      </w:r>
+      <w:r>
+        <w:rPr>
+          <w:rFonts w:ascii="Consolas" w:hAnsi="Consolas" w:eastAsia="Consolas"/>
+        </w:rPr>
+        <w:t>iter()</w:t>
+      </w:r>
+      <w:r>
+        <w:t>，或者直接用列表</w:t>
+      </w:r>
+    </w:p>
+    <w:p>
+      <w:pPr>
+        <w:pStyle w:val="Heading3"/>
+      </w:pPr>
+      <w:r>
+        <w:t>3. for 循环本质就是迭代器</w:t>
+      </w:r>
+    </w:p>
+    <w:p>
+      <w:pPr>
+        <w:spacing w:before="80" w:after="80" w:line="276" w:lineRule="auto"/>
+        <w:ind w:left="240"/>
+        <w:shd w:val="clear" w:color="auto" w:fill="F3F5F7"/>
+      </w:pPr>
+      <w:r>
+        <w:rPr>
+          <w:rFonts w:ascii="Consolas" w:hAnsi="Consolas" w:eastAsia="Consolas"/>
+          <w:sz w:val="17"/>
+        </w:rPr>
+        <w:t>for fruit in ["苹果", "香蕉"]:</w:t>
+        <w:br/>
+      </w:r>
+      <w:r>
+        <w:rPr>
+          <w:rFonts w:ascii="Consolas" w:hAnsi="Consolas" w:eastAsia="Consolas"/>
+          <w:sz w:val="17"/>
+        </w:rPr>
+        <w:t xml:space="preserve">    print(fruit)</w:t>
+      </w:r>
+    </w:p>
+    <w:p>
+      <w:r>
+        <w:t>大致等价于：</w:t>
+      </w:r>
+    </w:p>
+    <w:p>
+      <w:pPr>
+        <w:spacing w:before="80" w:after="80" w:line="276" w:lineRule="auto"/>
+        <w:ind w:left="240"/>
+        <w:shd w:val="clear" w:color="auto" w:fill="F3F5F7"/>
+      </w:pPr>
+      <w:r>
+        <w:rPr>
+          <w:rFonts w:ascii="Consolas" w:hAnsi="Consolas" w:eastAsia="Consolas"/>
+          <w:sz w:val="17"/>
+        </w:rPr>
+        <w:t>it = iter(["苹果", "香蕉"])</w:t>
+        <w:br/>
+      </w:r>
+      <w:r>
+        <w:rPr>
+          <w:rFonts w:ascii="Consolas" w:hAnsi="Consolas" w:eastAsia="Consolas"/>
+          <w:sz w:val="17"/>
+        </w:rPr>
+        <w:t>while True:</w:t>
+        <w:br/>
+      </w:r>
+      <w:r>
+        <w:rPr>
+          <w:rFonts w:ascii="Consolas" w:hAnsi="Consolas" w:eastAsia="Consolas"/>
+          <w:sz w:val="17"/>
+        </w:rPr>
+        <w:t xml:space="preserve">    try:</w:t>
+        <w:br/>
+      </w:r>
+      <w:r>
+        <w:rPr>
+          <w:rFonts w:ascii="Consolas" w:hAnsi="Consolas" w:eastAsia="Consolas"/>
+          <w:sz w:val="17"/>
+        </w:rPr>
+        <w:t xml:space="preserve">        fruit = next(it)</w:t>
+        <w:br/>
+      </w:r>
+      <w:r>
+        <w:rPr>
+          <w:rFonts w:ascii="Consolas" w:hAnsi="Consolas" w:eastAsia="Consolas"/>
+          <w:sz w:val="17"/>
+        </w:rPr>
+        <w:t xml:space="preserve">    except StopIteration:</w:t>
+        <w:br/>
+      </w:r>
+      <w:r>
+        <w:rPr>
+          <w:rFonts w:ascii="Consolas" w:hAnsi="Consolas" w:eastAsia="Consolas"/>
+          <w:sz w:val="17"/>
+        </w:rPr>
+        <w:t xml:space="preserve">        break</w:t>
+        <w:br/>
+      </w:r>
+      <w:r>
+        <w:rPr>
+          <w:rFonts w:ascii="Consolas" w:hAnsi="Consolas" w:eastAsia="Consolas"/>
+          <w:sz w:val="17"/>
+        </w:rPr>
+        <w:t xml:space="preserve">    print(fruit)</w:t>
+      </w:r>
+    </w:p>
+    <w:p>
+      <w:pPr>
+        <w:spacing w:before="40" w:after="40"/>
+        <w:ind w:left="320"/>
+      </w:pPr>
+      <w:r>
+        <w:rPr>
+          <w:i/>
+          <w:color w:val="555555"/>
+        </w:rPr>
+        <w:t xml:space="preserve">这就是为什么生成器和迭代器能直接放进 </w:t>
+      </w:r>
+      <w:r>
+        <w:rPr>
+          <w:rFonts w:ascii="Consolas" w:hAnsi="Consolas" w:eastAsia="Consolas"/>
+          <w:i/>
+          <w:color w:val="555555"/>
+        </w:rPr>
+        <w:t>for</w:t>
+      </w:r>
+      <w:r>
+        <w:rPr>
+          <w:i/>
+          <w:color w:val="555555"/>
+        </w:rPr>
+        <w:t>——</w:t>
+      </w:r>
+      <w:r>
+        <w:rPr>
+          <w:rFonts w:ascii="Consolas" w:hAnsi="Consolas" w:eastAsia="Consolas"/>
+          <w:i/>
+          <w:color w:val="555555"/>
+        </w:rPr>
+        <w:t>for</w:t>
+      </w:r>
+      <w:r>
+        <w:rPr>
+          <w:i/>
+          <w:color w:val="555555"/>
+        </w:rPr>
+        <w:t xml:space="preserve"> 只要求"可迭代"，不要求"能随机访问"。</w:t>
+      </w:r>
+    </w:p>
+    <w:p>
+      <w:pPr>
+        <w:pStyle w:val="Heading3"/>
+      </w:pPr>
+      <w:r>
+        <w:t>4. enumerate：既要值又要下标</w:t>
+      </w:r>
+    </w:p>
+    <w:p>
+      <w:pPr>
+        <w:spacing w:before="80" w:after="80" w:line="276" w:lineRule="auto"/>
+        <w:ind w:left="240"/>
+        <w:shd w:val="clear" w:color="auto" w:fill="F3F5F7"/>
+      </w:pPr>
+      <w:r>
+        <w:rPr>
+          <w:rFonts w:ascii="Consolas" w:hAnsi="Consolas" w:eastAsia="Consolas"/>
+          <w:sz w:val="17"/>
+        </w:rPr>
+        <w:t>fruits = ['苹果', '香蕉', '橘子']</w:t>
+        <w:br/>
+      </w:r>
+      <w:r>
+        <w:rPr>
+          <w:rFonts w:ascii="Consolas" w:hAnsi="Consolas" w:eastAsia="Consolas"/>
+          <w:sz w:val="17"/>
+        </w:rPr>
+        <w:t>for i, fruit in enumerate(fruits):</w:t>
+        <w:br/>
+      </w:r>
+      <w:r>
+        <w:rPr>
+          <w:rFonts w:ascii="Consolas" w:hAnsi="Consolas" w:eastAsia="Consolas"/>
+          <w:sz w:val="17"/>
+        </w:rPr>
+        <w:t xml:space="preserve">    print(i, fruit)</w:t>
+      </w:r>
+    </w:p>
+    <w:p>
+      <w:r>
+        <w:t>输出：</w:t>
+      </w:r>
+    </w:p>
+    <w:p>
+      <w:pPr>
+        <w:spacing w:before="80" w:after="80" w:line="276" w:lineRule="auto"/>
+        <w:ind w:left="240"/>
+        <w:shd w:val="clear" w:color="auto" w:fill="F3F5F7"/>
+      </w:pPr>
+      <w:r>
+        <w:rPr>
+          <w:rFonts w:ascii="Consolas" w:hAnsi="Consolas" w:eastAsia="Consolas"/>
+          <w:sz w:val="17"/>
+        </w:rPr>
+        <w:t>0 苹果</w:t>
+        <w:br/>
+      </w:r>
+      <w:r>
+        <w:rPr>
+          <w:rFonts w:ascii="Consolas" w:hAnsi="Consolas" w:eastAsia="Consolas"/>
+          <w:sz w:val="17"/>
+        </w:rPr>
+        <w:t>1 香蕉</w:t>
+        <w:br/>
+      </w:r>
+      <w:r>
+        <w:rPr>
+          <w:rFonts w:ascii="Consolas" w:hAnsi="Consolas" w:eastAsia="Consolas"/>
+          <w:sz w:val="17"/>
+        </w:rPr>
+        <w:t>2 橘子</w:t>
+      </w:r>
+    </w:p>
+    <w:p>
+      <w:r>
+        <w:rPr>
+          <w:rFonts w:ascii="Consolas" w:hAnsi="Consolas" w:eastAsia="Consolas"/>
+        </w:rPr>
+        <w:t>enumerate(可迭代对象)</w:t>
+      </w:r>
+      <w:r>
+        <w:t xml:space="preserve"> 返回一个</w:t>
+      </w:r>
+      <w:r/>
+      <w:r>
+        <w:rPr>
+          <w:b/>
+        </w:rPr>
+        <w:t>（下标，元素）</w:t>
+      </w:r>
+      <w:r>
+        <w:t>的迭代器，省去你自己维护一个计数变量的麻烦：</w:t>
+      </w:r>
+    </w:p>
+    <w:p>
+      <w:pPr>
+        <w:spacing w:before="80" w:after="80" w:line="276" w:lineRule="auto"/>
+        <w:ind w:left="240"/>
+        <w:shd w:val="clear" w:color="auto" w:fill="F3F5F7"/>
+      </w:pPr>
+      <w:r>
+        <w:rPr>
+          <w:rFonts w:ascii="Consolas" w:hAnsi="Consolas" w:eastAsia="Consolas"/>
+          <w:sz w:val="17"/>
+        </w:rPr>
+        <w:t># ❌ 老写法</w:t>
+        <w:br/>
+      </w:r>
+      <w:r>
+        <w:rPr>
+          <w:rFonts w:ascii="Consolas" w:hAnsi="Consolas" w:eastAsia="Consolas"/>
+          <w:sz w:val="17"/>
+        </w:rPr>
+        <w:t>i = 0</w:t>
+        <w:br/>
+      </w:r>
+      <w:r>
+        <w:rPr>
+          <w:rFonts w:ascii="Consolas" w:hAnsi="Consolas" w:eastAsia="Consolas"/>
+          <w:sz w:val="17"/>
+        </w:rPr>
+        <w:t>for fruit in fruits:</w:t>
+        <w:br/>
+      </w:r>
+      <w:r>
+        <w:rPr>
+          <w:rFonts w:ascii="Consolas" w:hAnsi="Consolas" w:eastAsia="Consolas"/>
+          <w:sz w:val="17"/>
+        </w:rPr>
+        <w:t xml:space="preserve">    print(i, fruit)</w:t>
+        <w:br/>
+      </w:r>
+      <w:r>
+        <w:rPr>
+          <w:rFonts w:ascii="Consolas" w:hAnsi="Consolas" w:eastAsia="Consolas"/>
+          <w:sz w:val="17"/>
+        </w:rPr>
+        <w:t xml:space="preserve">    i += 1</w:t>
+        <w:br/>
+      </w:r>
+      <w:r>
+        <w:rPr>
+          <w:rFonts w:ascii="Consolas" w:hAnsi="Consolas" w:eastAsia="Consolas"/>
+          <w:sz w:val="17"/>
+        </w:rPr>
+        <w:br/>
+      </w:r>
+      <w:r>
+        <w:rPr>
+          <w:rFonts w:ascii="Consolas" w:hAnsi="Consolas" w:eastAsia="Consolas"/>
+          <w:sz w:val="17"/>
+        </w:rPr>
+        <w:t># ✅ 新写法</w:t>
+        <w:br/>
+      </w:r>
+      <w:r>
+        <w:rPr>
+          <w:rFonts w:ascii="Consolas" w:hAnsi="Consolas" w:eastAsia="Consolas"/>
+          <w:sz w:val="17"/>
+        </w:rPr>
+        <w:t>for i, fruit in enumerate(fruits):</w:t>
+        <w:br/>
+      </w:r>
+      <w:r>
+        <w:rPr>
+          <w:rFonts w:ascii="Consolas" w:hAnsi="Consolas" w:eastAsia="Consolas"/>
+          <w:sz w:val="17"/>
+        </w:rPr>
+        <w:t xml:space="preserve">    print(i, fruit)</w:t>
+        <w:br/>
+      </w:r>
+      <w:r>
+        <w:rPr>
+          <w:rFonts w:ascii="Consolas" w:hAnsi="Consolas" w:eastAsia="Consolas"/>
+          <w:sz w:val="17"/>
+        </w:rPr>
+        <w:br/>
+      </w:r>
+      <w:r>
+        <w:rPr>
+          <w:rFonts w:ascii="Consolas" w:hAnsi="Consolas" w:eastAsia="Consolas"/>
+          <w:sz w:val="17"/>
+        </w:rPr>
+        <w:t># 还可以指定起始下标</w:t>
+        <w:br/>
+      </w:r>
+      <w:r>
+        <w:rPr>
+          <w:rFonts w:ascii="Consolas" w:hAnsi="Consolas" w:eastAsia="Consolas"/>
+          <w:sz w:val="17"/>
+        </w:rPr>
+        <w:t>for i, fruit in enumerate(fruits, start=1):</w:t>
+        <w:br/>
+      </w:r>
+      <w:r>
+        <w:rPr>
+          <w:rFonts w:ascii="Consolas" w:hAnsi="Consolas" w:eastAsia="Consolas"/>
+          <w:sz w:val="17"/>
+        </w:rPr>
+        <w:t xml:space="preserve">    print(i, fruit)      # 1 苹果 / 2 香蕉 / 3 橘子</w:t>
+      </w:r>
+    </w:p>
+    <w:p>
+      <w:pPr>
+        <w:pStyle w:val="Heading3"/>
+      </w:pPr>
+      <w:r>
+        <w:t>⚠️ 易错点速记</w:t>
+      </w:r>
+    </w:p>
+    <w:p>
+      <w:pPr>
+        <w:pStyle w:val="ListNumber"/>
+      </w:pPr>
+      <w:r>
+        <w:t>迭代器</w:t>
+      </w:r>
+      <w:r/>
+      <w:r>
+        <w:rPr>
+          <w:b/>
+        </w:rPr>
+        <w:t>只能用一次</w:t>
+      </w:r>
+      <w:r>
+        <w:t>，耗尽后再取是空的（</w:t>
+      </w:r>
+      <w:r>
+        <w:rPr>
+          <w:rFonts w:ascii="Consolas" w:hAnsi="Consolas" w:eastAsia="Consolas"/>
+        </w:rPr>
+        <w:t>list(it)</w:t>
+      </w:r>
+      <w:r>
+        <w:t xml:space="preserve"> 第二次是 </w:t>
+      </w:r>
+      <w:r>
+        <w:rPr>
+          <w:rFonts w:ascii="Consolas" w:hAnsi="Consolas" w:eastAsia="Consolas"/>
+        </w:rPr>
+        <w:t>[]</w:t>
+      </w:r>
+      <w:r>
+        <w:t>）</w:t>
+      </w:r>
+    </w:p>
+    <w:p>
+      <w:pPr>
+        <w:pStyle w:val="ListNumber"/>
+      </w:pPr>
+      <w:r>
+        <w:rPr>
+          <w:rFonts w:ascii="Consolas" w:hAnsi="Consolas" w:eastAsia="Consolas"/>
+        </w:rPr>
+        <w:t>next(it)</w:t>
+      </w:r>
+      <w:r>
+        <w:t xml:space="preserve"> 取走的元素</w:t>
+      </w:r>
+      <w:r/>
+      <w:r>
+        <w:rPr>
+          <w:b/>
+        </w:rPr>
+        <w:t>不会回来</w:t>
+      </w:r>
+      <w:r>
+        <w:t>，转列表也会少</w:t>
+      </w:r>
+    </w:p>
+    <w:p>
+      <w:pPr>
+        <w:pStyle w:val="ListNumber"/>
+      </w:pPr>
+      <w:r>
+        <w:t>迭代器</w:t>
+      </w:r>
+      <w:r/>
+      <w:r>
+        <w:rPr>
+          <w:b/>
+        </w:rPr>
+        <w:t>不能后退</w:t>
+      </w:r>
+      <w:r>
+        <w:t xml:space="preserve">，需要回退就重新 </w:t>
+      </w:r>
+      <w:r>
+        <w:rPr>
+          <w:rFonts w:ascii="Consolas" w:hAnsi="Consolas" w:eastAsia="Consolas"/>
+        </w:rPr>
+        <w:t>iter()</w:t>
+      </w:r>
+    </w:p>
+    <w:p>
+      <w:pPr>
+        <w:pStyle w:val="ListNumber"/>
+      </w:pPr>
+      <w:r>
+        <w:t xml:space="preserve">取完还调 </w:t>
+      </w:r>
+      <w:r>
+        <w:rPr>
+          <w:rFonts w:ascii="Consolas" w:hAnsi="Consolas" w:eastAsia="Consolas"/>
+        </w:rPr>
+        <w:t>next()</w:t>
+      </w:r>
+      <w:r>
+        <w:t xml:space="preserve"> 会抛 </w:t>
+      </w:r>
+      <w:r>
+        <w:rPr>
+          <w:rFonts w:ascii="Consolas" w:hAnsi="Consolas" w:eastAsia="Consolas"/>
+        </w:rPr>
+        <w:t>StopIteration</w:t>
+      </w:r>
+      <w:r>
+        <w:t>，</w:t>
+      </w:r>
+      <w:r>
+        <w:rPr>
+          <w:rFonts w:ascii="Consolas" w:hAnsi="Consolas" w:eastAsia="Consolas"/>
+        </w:rPr>
+        <w:t>for</w:t>
+      </w:r>
+      <w:r>
+        <w:t xml:space="preserve"> 会自动处理，手写 </w:t>
+      </w:r>
+      <w:r>
+        <w:rPr>
+          <w:rFonts w:ascii="Consolas" w:hAnsi="Consolas" w:eastAsia="Consolas"/>
+        </w:rPr>
+        <w:t>while</w:t>
+      </w:r>
+      <w:r>
+        <w:t xml:space="preserve"> 要自己 </w:t>
+      </w:r>
+      <w:r>
+        <w:rPr>
+          <w:rFonts w:ascii="Consolas" w:hAnsi="Consolas" w:eastAsia="Consolas"/>
+        </w:rPr>
+        <w:t>try/except</w:t>
+      </w:r>
+    </w:p>
+    <w:p>
+      <w:pPr>
+        <w:pStyle w:val="ListNumber"/>
+      </w:pPr>
+      <w:r>
+        <w:t xml:space="preserve">拿下标别自己维护计数器，用 </w:t>
+      </w:r>
+      <w:r>
+        <w:rPr>
+          <w:rFonts w:ascii="Consolas" w:hAnsi="Consolas" w:eastAsia="Consolas"/>
+        </w:rPr>
+        <w:t>enumerate(seq, start=1)</w:t>
+      </w:r>
+    </w:p>
+    <w:p>
+      <w:pPr>
+        <w:pStyle w:val="Heading3"/>
+      </w:pPr>
+      <w:r>
+        <w:t>🔗 关联</w:t>
+      </w:r>
+    </w:p>
+    <w:p>
+      <w:pPr>
+        <w:pStyle w:val="ListBullet"/>
+      </w:pPr>
+      <w:r>
+        <w:t>生成器（</w:t>
+      </w:r>
+      <w:r>
+        <w:rPr>
+          <w:rFonts w:ascii="Consolas" w:hAnsi="Consolas" w:eastAsia="Consolas"/>
+        </w:rPr>
+        <w:t>yield</w:t>
+      </w:r>
+      <w:r>
+        <w:t xml:space="preserve"> 也是迭代器）→ </w:t>
+      </w:r>
+      <w:r>
+        <w:rPr>
+          <w:color w:val="8B3A1A"/>
+        </w:rPr>
+        <w:t>08-生成器</w:t>
+      </w:r>
+    </w:p>
+    <w:p>
+      <w:pPr>
+        <w:pStyle w:val="ListBullet"/>
+      </w:pPr>
+      <w:r>
+        <w:t xml:space="preserve">列表与元组 → </w:t>
+      </w:r>
+      <w:r>
+        <w:rPr>
+          <w:color w:val="8B3A1A"/>
+        </w:rPr>
+        <w:t>03-列表与元组</w:t>
+      </w:r>
+    </w:p>
+    <w:p>
+      <w:pPr>
+        <w:pStyle w:val="ListBullet"/>
+      </w:pPr>
+      <w:r>
+        <w:t xml:space="preserve">原始截图 → </w:t>
+      </w:r>
+      <w:r>
+        <w:rPr>
+          <w:color w:val="8B3A1A"/>
+        </w:rPr>
+        <w:t>source/2026-10-18/A.md</w:t>
+      </w:r>
+      <w:r>
+        <w:t>（图 image31、image32）</w:t>
+      </w:r>
+    </w:p>
+    <w:p>
+      <w:pPr>
+        <w:pStyle w:val="ListBullet"/>
+      </w:pPr>
+      <w:r>
+        <w:t>今日手写要点：「迭代可以用来取补给（游戏），因为它不可逆，且调用一次后原本的 iter() 即使转化为列表也会少那一个」</w:t>
+      </w:r>
+    </w:p>
+    <w:p>
+      <w:pPr>
+        <w:pStyle w:val="Heading2"/>
+      </w:pPr>
+      <w:r>
+        <w:t>特殊方法与哈希（__eq__ / __hash__）</w:t>
+      </w:r>
+    </w:p>
+    <w:p>
+      <w:pPr>
+        <w:spacing w:before="40" w:after="40"/>
+        <w:ind w:left="320"/>
+      </w:pPr>
+      <w:r>
+        <w:rPr>
+          <w:i/>
+          <w:color w:val="555555"/>
+        </w:rPr>
+        <w:t>一句话：</w:t>
+      </w:r>
+      <w:r>
+        <w:rPr>
+          <w:i/>
+        </w:rPr>
+      </w:r>
+      <w:r>
+        <w:rPr>
+          <w:b/>
+          <w:i/>
+          <w:color w:val="555555"/>
+        </w:rPr>
+        <w:t xml:space="preserve">重写了 </w:t>
+      </w:r>
+      <w:r>
+        <w:rPr>
+          <w:rFonts w:ascii="Consolas" w:hAnsi="Consolas" w:eastAsia="Consolas"/>
+          <w:b/>
+          <w:i/>
+          <w:color w:val="555555"/>
+        </w:rPr>
+        <w:t>__eq__</w:t>
+      </w:r>
+      <w:r>
+        <w:rPr>
+          <w:b/>
+          <w:i/>
+          <w:color w:val="555555"/>
+        </w:rPr>
+        <w:t xml:space="preserve">，Python 会自动把 </w:t>
+      </w:r>
+      <w:r>
+        <w:rPr>
+          <w:rFonts w:ascii="Consolas" w:hAnsi="Consolas" w:eastAsia="Consolas"/>
+          <w:b/>
+          <w:i/>
+          <w:color w:val="555555"/>
+        </w:rPr>
+        <w:t>__hash__</w:t>
+      </w:r>
+      <w:r>
+        <w:rPr>
+          <w:b/>
+          <w:i/>
+          <w:color w:val="555555"/>
+        </w:rPr>
+        <w:t xml:space="preserve"> 设为 </w:t>
+      </w:r>
+      <w:r>
+        <w:rPr>
+          <w:rFonts w:ascii="Consolas" w:hAnsi="Consolas" w:eastAsia="Consolas"/>
+          <w:b/>
+          <w:i/>
+          <w:color w:val="555555"/>
+        </w:rPr>
+        <w:t>None</w:t>
+      </w:r>
+      <w:r>
+        <w:rPr>
+          <w:i/>
+          <w:color w:val="555555"/>
+        </w:rPr>
+        <w:t xml:space="preserve">——对象就再也放不进 </w:t>
+      </w:r>
+      <w:r>
+        <w:rPr>
+          <w:rFonts w:ascii="Consolas" w:hAnsi="Consolas" w:eastAsia="Consolas"/>
+          <w:i/>
+          <w:color w:val="555555"/>
+        </w:rPr>
+        <w:t>set</w:t>
+      </w:r>
+      <w:r>
+        <w:rPr>
+          <w:i/>
+          <w:color w:val="555555"/>
+        </w:rPr>
+        <w:t xml:space="preserve"> / </w:t>
+      </w:r>
+      <w:r>
+        <w:rPr>
+          <w:rFonts w:ascii="Consolas" w:hAnsi="Consolas" w:eastAsia="Consolas"/>
+          <w:i/>
+          <w:color w:val="555555"/>
+        </w:rPr>
+        <w:t>dict</w:t>
+      </w:r>
+      <w:r>
+        <w:rPr>
+          <w:i/>
+          <w:color w:val="555555"/>
+        </w:rPr>
+        <w:t xml:space="preserve"> 的 key 了。</w:t>
+      </w:r>
+    </w:p>
+    <w:p>
+      <w:pPr>
+        <w:pStyle w:val="Heading3"/>
+      </w:pPr>
+      <w:r>
+        <w:t>1. __hash__ 的小坑（今天的重点）</w:t>
+      </w:r>
+    </w:p>
+    <w:p>
+      <w:pPr>
+        <w:spacing w:before="40" w:after="40"/>
+        <w:ind w:left="320"/>
+      </w:pPr>
+      <w:r>
+        <w:rPr>
+          <w:i/>
+          <w:color w:val="555555"/>
+        </w:rPr>
+        <w:t xml:space="preserve">只要你重写了 </w:t>
+      </w:r>
+      <w:r>
+        <w:rPr>
+          <w:rFonts w:ascii="Consolas" w:hAnsi="Consolas" w:eastAsia="Consolas"/>
+          <w:i/>
+          <w:color w:val="555555"/>
+        </w:rPr>
+        <w:t>__eq__</w:t>
+      </w:r>
+      <w:r>
+        <w:rPr>
+          <w:i/>
+          <w:color w:val="555555"/>
+        </w:rPr>
+        <w:t>，Python 会</w:t>
+      </w:r>
+      <w:r>
+        <w:rPr>
+          <w:i/>
+        </w:rPr>
+      </w:r>
+      <w:r>
+        <w:rPr>
+          <w:b/>
+          <w:i/>
+          <w:color w:val="555555"/>
+        </w:rPr>
+        <w:t xml:space="preserve">自动把 </w:t>
+      </w:r>
+      <w:r>
+        <w:rPr>
+          <w:rFonts w:ascii="Consolas" w:hAnsi="Consolas" w:eastAsia="Consolas"/>
+          <w:b/>
+          <w:i/>
+          <w:color w:val="555555"/>
+        </w:rPr>
+        <w:t>__hash__</w:t>
+      </w:r>
+      <w:r>
+        <w:rPr>
+          <w:b/>
+          <w:i/>
+          <w:color w:val="555555"/>
+        </w:rPr>
+        <w:t xml:space="preserve"> 设为 None</w:t>
+      </w:r>
+      <w:r>
+        <w:rPr>
+          <w:i/>
+          <w:color w:val="555555"/>
+        </w:rPr>
+        <w:t xml:space="preserve">——也就是说，这个对象不能再放进 </w:t>
+      </w:r>
+      <w:r>
+        <w:rPr>
+          <w:rFonts w:ascii="Consolas" w:hAnsi="Consolas" w:eastAsia="Consolas"/>
+          <w:i/>
+          <w:color w:val="555555"/>
+        </w:rPr>
+        <w:t>set</w:t>
+      </w:r>
+      <w:r>
+        <w:rPr>
+          <w:i/>
+          <w:color w:val="555555"/>
+        </w:rPr>
+        <w:t xml:space="preserve"> / </w:t>
+      </w:r>
+      <w:r>
+        <w:rPr>
+          <w:rFonts w:ascii="Consolas" w:hAnsi="Consolas" w:eastAsia="Consolas"/>
+          <w:i/>
+          <w:color w:val="555555"/>
+        </w:rPr>
+        <w:t>dict</w:t>
+      </w:r>
+      <w:r>
+        <w:rPr>
+          <w:i/>
+          <w:color w:val="555555"/>
+        </w:rPr>
+        <w:t xml:space="preserve"> 的 key。</w:t>
+      </w:r>
+    </w:p>
+    <w:p>
+      <w:pPr>
+        <w:spacing w:before="80" w:after="80" w:line="276" w:lineRule="auto"/>
+        <w:ind w:left="240"/>
+        <w:shd w:val="clear" w:color="auto" w:fill="F3F5F7"/>
+      </w:pPr>
+      <w:r>
+        <w:rPr>
+          <w:rFonts w:ascii="Consolas" w:hAnsi="Consolas" w:eastAsia="Consolas"/>
+          <w:sz w:val="17"/>
+        </w:rPr>
+        <w:t>class Point:</w:t>
+        <w:br/>
+      </w:r>
+      <w:r>
+        <w:rPr>
+          <w:rFonts w:ascii="Consolas" w:hAnsi="Consolas" w:eastAsia="Consolas"/>
+          <w:sz w:val="17"/>
+        </w:rPr>
+        <w:t xml:space="preserve">    def __init__(self, x, y):</w:t>
+        <w:br/>
+      </w:r>
+      <w:r>
+        <w:rPr>
+          <w:rFonts w:ascii="Consolas" w:hAnsi="Consolas" w:eastAsia="Consolas"/>
+          <w:sz w:val="17"/>
+        </w:rPr>
+        <w:t xml:space="preserve">        self.x, self.y = x, y</w:t>
+        <w:br/>
+      </w:r>
+      <w:r>
+        <w:rPr>
+          <w:rFonts w:ascii="Consolas" w:hAnsi="Consolas" w:eastAsia="Consolas"/>
+          <w:sz w:val="17"/>
+        </w:rPr>
+        <w:br/>
+      </w:r>
+      <w:r>
+        <w:rPr>
+          <w:rFonts w:ascii="Consolas" w:hAnsi="Consolas" w:eastAsia="Consolas"/>
+          <w:sz w:val="17"/>
+        </w:rPr>
+        <w:t xml:space="preserve">    def __eq__(self, other):</w:t>
+        <w:br/>
+      </w:r>
+      <w:r>
+        <w:rPr>
+          <w:rFonts w:ascii="Consolas" w:hAnsi="Consolas" w:eastAsia="Consolas"/>
+          <w:sz w:val="17"/>
+        </w:rPr>
+        <w:t xml:space="preserve">        return isinstance(other, Point) and (self.x, self.y) == (other.x, other.y)</w:t>
+        <w:br/>
+      </w:r>
+      <w:r>
+        <w:rPr>
+          <w:rFonts w:ascii="Consolas" w:hAnsi="Consolas" w:eastAsia="Consolas"/>
+          <w:sz w:val="17"/>
+        </w:rPr>
+        <w:br/>
+      </w:r>
+      <w:r>
+        <w:rPr>
+          <w:rFonts w:ascii="Consolas" w:hAnsi="Consolas" w:eastAsia="Consolas"/>
+          <w:sz w:val="17"/>
+        </w:rPr>
+        <w:br/>
+      </w:r>
+      <w:r>
+        <w:rPr>
+          <w:rFonts w:ascii="Consolas" w:hAnsi="Consolas" w:eastAsia="Consolas"/>
+          <w:sz w:val="17"/>
+        </w:rPr>
+        <w:t>{Point(1, 2)}     # ❌ TypeError: unhashable type: 'Point'</w:t>
+      </w:r>
+    </w:p>
+    <w:p>
+      <w:r/>
+      <w:r>
+        <w:rPr>
+          <w:b/>
+        </w:rPr>
+        <w:t>为什么 Python 要这么设计？</w:t>
+      </w:r>
+    </w:p>
+    <w:p>
+      <w:pPr>
+        <w:pStyle w:val="ListBullet"/>
+      </w:pPr>
+      <w:r>
+        <w:rPr>
+          <w:rFonts w:ascii="Consolas" w:hAnsi="Consolas" w:eastAsia="Consolas"/>
+        </w:rPr>
+        <w:t>set</w:t>
+      </w:r>
+      <w:r>
+        <w:t xml:space="preserve"> / </w:t>
+      </w:r>
+      <w:r>
+        <w:rPr>
+          <w:rFonts w:ascii="Consolas" w:hAnsi="Consolas" w:eastAsia="Consolas"/>
+        </w:rPr>
+        <w:t>dict</w:t>
+      </w:r>
+      <w:r>
+        <w:t xml:space="preserve"> 靠</w:t>
+      </w:r>
+      <w:r/>
+      <w:r>
+        <w:rPr>
+          <w:b/>
+        </w:rPr>
+        <w:t>哈希值</w:t>
+      </w:r>
+      <w:r>
+        <w:t xml:space="preserve">找元素，再用 </w:t>
+      </w:r>
+      <w:r>
+        <w:rPr>
+          <w:rFonts w:ascii="Consolas" w:hAnsi="Consolas" w:eastAsia="Consolas"/>
+        </w:rPr>
+        <w:t>==</w:t>
+      </w:r>
+      <w:r>
+        <w:t xml:space="preserve"> 确认</w:t>
+      </w:r>
+    </w:p>
+    <w:p>
+      <w:pPr>
+        <w:pStyle w:val="ListBullet"/>
+      </w:pPr>
+      <w:r>
+        <w:t xml:space="preserve">如果两个对象 </w:t>
+      </w:r>
+      <w:r>
+        <w:rPr>
+          <w:rFonts w:ascii="Consolas" w:hAnsi="Consolas" w:eastAsia="Consolas"/>
+        </w:rPr>
+        <w:t>__eq__</w:t>
+      </w:r>
+      <w:r>
+        <w:t xml:space="preserve"> 相等但哈希值不同，</w:t>
+      </w:r>
+      <w:r>
+        <w:rPr>
+          <w:rFonts w:ascii="Consolas" w:hAnsi="Consolas" w:eastAsia="Consolas"/>
+        </w:rPr>
+        <w:t>set</w:t>
+      </w:r>
+      <w:r>
+        <w:t xml:space="preserve"> 里会出现"看起来重复却删不掉"的诡异 bug</w:t>
+      </w:r>
+    </w:p>
+    <w:p>
+      <w:pPr>
+        <w:pStyle w:val="ListBullet"/>
+      </w:pPr>
+      <w:r>
+        <w:t>所以 Python 干脆要求：</w:t>
+      </w:r>
+      <w:r/>
+      <w:r>
+        <w:rPr>
+          <w:b/>
+        </w:rPr>
+        <w:t>你要自定义"相等"，就必须自己保证"哈希一致"</w:t>
+      </w:r>
+      <w:r>
+        <w:t>；不写就当不可哈希</w:t>
+      </w:r>
+    </w:p>
+    <w:p>
+      <w:pPr>
+        <w:pStyle w:val="Heading3"/>
+      </w:pPr>
+      <w:r>
+        <w:t>2. 正确写法：手动补上 __hash__</w:t>
+      </w:r>
+    </w:p>
+    <w:p>
+      <w:pPr>
+        <w:spacing w:before="80" w:after="80" w:line="276" w:lineRule="auto"/>
+        <w:ind w:left="240"/>
+        <w:shd w:val="clear" w:color="auto" w:fill="F3F5F7"/>
+      </w:pPr>
+      <w:r>
+        <w:rPr>
+          <w:rFonts w:ascii="Consolas" w:hAnsi="Consolas" w:eastAsia="Consolas"/>
+          <w:sz w:val="17"/>
+        </w:rPr>
+        <w:t>class Point:</w:t>
+        <w:br/>
+      </w:r>
+      <w:r>
+        <w:rPr>
+          <w:rFonts w:ascii="Consolas" w:hAnsi="Consolas" w:eastAsia="Consolas"/>
+          <w:sz w:val="17"/>
+        </w:rPr>
+        <w:t xml:space="preserve">    def __init__(self, x, y):</w:t>
+        <w:br/>
+      </w:r>
+      <w:r>
+        <w:rPr>
+          <w:rFonts w:ascii="Consolas" w:hAnsi="Consolas" w:eastAsia="Consolas"/>
+          <w:sz w:val="17"/>
+        </w:rPr>
+        <w:t xml:space="preserve">        self.x, self.y = x, y</w:t>
+        <w:br/>
+      </w:r>
+      <w:r>
+        <w:rPr>
+          <w:rFonts w:ascii="Consolas" w:hAnsi="Consolas" w:eastAsia="Consolas"/>
+          <w:sz w:val="17"/>
+        </w:rPr>
+        <w:br/>
+      </w:r>
+      <w:r>
+        <w:rPr>
+          <w:rFonts w:ascii="Consolas" w:hAnsi="Consolas" w:eastAsia="Consolas"/>
+          <w:sz w:val="17"/>
+        </w:rPr>
+        <w:t xml:space="preserve">    def __eq__(self, other):</w:t>
+        <w:br/>
+      </w:r>
+      <w:r>
+        <w:rPr>
+          <w:rFonts w:ascii="Consolas" w:hAnsi="Consolas" w:eastAsia="Consolas"/>
+          <w:sz w:val="17"/>
+        </w:rPr>
+        <w:t xml:space="preserve">        return isinstance(other, Point) and (self.x, self.y) == (other.x, other.y)</w:t>
+        <w:br/>
+      </w:r>
+      <w:r>
+        <w:rPr>
+          <w:rFonts w:ascii="Consolas" w:hAnsi="Consolas" w:eastAsia="Consolas"/>
+          <w:sz w:val="17"/>
+        </w:rPr>
+        <w:br/>
+      </w:r>
+      <w:r>
+        <w:rPr>
+          <w:rFonts w:ascii="Consolas" w:hAnsi="Consolas" w:eastAsia="Consolas"/>
+          <w:sz w:val="17"/>
+        </w:rPr>
+        <w:t xml:space="preserve">    def __hash__(self):</w:t>
+        <w:br/>
+      </w:r>
+      <w:r>
+        <w:rPr>
+          <w:rFonts w:ascii="Consolas" w:hAnsi="Consolas" w:eastAsia="Consolas"/>
+          <w:sz w:val="17"/>
+        </w:rPr>
+        <w:t xml:space="preserve">        # 用「参与 __eq__ 比较的那些字段」组成元组来算哈希</w:t>
+        <w:br/>
+      </w:r>
+      <w:r>
+        <w:rPr>
+          <w:rFonts w:ascii="Consolas" w:hAnsi="Consolas" w:eastAsia="Consolas"/>
+          <w:sz w:val="17"/>
+        </w:rPr>
+        <w:t xml:space="preserve">        return hash((self.x, self.y))</w:t>
+        <w:br/>
+      </w:r>
+      <w:r>
+        <w:rPr>
+          <w:rFonts w:ascii="Consolas" w:hAnsi="Consolas" w:eastAsia="Consolas"/>
+          <w:sz w:val="17"/>
+        </w:rPr>
+        <w:br/>
+      </w:r>
+      <w:r>
+        <w:rPr>
+          <w:rFonts w:ascii="Consolas" w:hAnsi="Consolas" w:eastAsia="Consolas"/>
+          <w:sz w:val="17"/>
+        </w:rPr>
+        <w:br/>
+      </w:r>
+      <w:r>
+        <w:rPr>
+          <w:rFonts w:ascii="Consolas" w:hAnsi="Consolas" w:eastAsia="Consolas"/>
+          <w:sz w:val="17"/>
+        </w:rPr>
+        <w:t>p1, p2 = Point(1, 2), Point(1, 2)</w:t>
+        <w:br/>
+      </w:r>
+      <w:r>
+        <w:rPr>
+          <w:rFonts w:ascii="Consolas" w:hAnsi="Consolas" w:eastAsia="Consolas"/>
+          <w:sz w:val="17"/>
+        </w:rPr>
+        <w:t>print(p1 == p2)          # True</w:t>
+        <w:br/>
+      </w:r>
+      <w:r>
+        <w:rPr>
+          <w:rFonts w:ascii="Consolas" w:hAnsi="Consolas" w:eastAsia="Consolas"/>
+          <w:sz w:val="17"/>
+        </w:rPr>
+        <w:t>print(len({p1, p2}))     # 1  ← 去重成功</w:t>
+        <w:br/>
+      </w:r>
+      <w:r>
+        <w:rPr>
+          <w:rFonts w:ascii="Consolas" w:hAnsi="Consolas" w:eastAsia="Consolas"/>
+          <w:sz w:val="17"/>
+        </w:rPr>
+        <w:t>print({p1: "点A"}[p2])   # 点A ← 能当 dict 的 key</w:t>
+      </w:r>
+    </w:p>
+    <w:p>
+      <w:r/>
+      <w:r>
+        <w:rPr>
+          <w:b/>
+        </w:rPr>
+        <w:t>核心原则</w:t>
+      </w:r>
+      <w:r>
+        <w:t>：</w:t>
+      </w:r>
+      <w:r>
+        <w:rPr>
+          <w:rFonts w:ascii="Consolas" w:hAnsi="Consolas" w:eastAsia="Consolas"/>
+        </w:rPr>
+        <w:t>__eq__</w:t>
+      </w:r>
+      <w:r>
+        <w:t xml:space="preserve"> 用哪些字段比较，</w:t>
+      </w:r>
+      <w:r>
+        <w:rPr>
+          <w:rFonts w:ascii="Consolas" w:hAnsi="Consolas" w:eastAsia="Consolas"/>
+        </w:rPr>
+        <w:t>__hash__</w:t>
+      </w:r>
+      <w:r>
+        <w:t xml:space="preserve"> 就用哪些字段算哈希。</w:t>
+      </w:r>
+    </w:p>
+    <w:p>
+      <w:pPr>
+        <w:pStyle w:val="Heading3"/>
+      </w:pPr>
+      <w:r>
+        <w:t>3. 什么是"可哈希"</w:t>
+      </w:r>
+    </w:p>
+    <w:tbl>
+      <w:tblPr>
+        <w:tblStyle w:val="TableGrid"/>
+        <w:tblW w:type="auto" w:w="0"/>
+        <w:tblLook w:firstColumn="1" w:firstRow="1" w:lastColumn="0" w:lastRow="0" w:noHBand="0" w:noVBand="1" w:val="04A0"/>
+      </w:tblPr>
+      <w:tblGrid>
+        <w:gridCol w:w="4320"/>
+        <w:gridCol w:w="4320"/>
+      </w:tblGrid>
+      <w:tr>
+        <w:tc>
+          <w:tcPr>
+            <w:tcW w:type="dxa" w:w="4320"/>
+          </w:tcPr>
+          <w:p>
+            <w:r>
+              <w:rPr>
+                <w:b/>
+              </w:rPr>
+              <w:t>类型</w:t>
+            </w:r>
+          </w:p>
+        </w:tc>
+        <w:tc>
+          <w:tcPr>
+            <w:tcW w:type="dxa" w:w="4320"/>
+          </w:tcPr>
+          <w:p>
+            <w:r>
+              <w:rPr>
+                <w:b/>
+              </w:rPr>
+              <w:t>可哈希？</w:t>
+            </w:r>
+          </w:p>
+        </w:tc>
+      </w:tr>
+      <w:tr>
+        <w:tc>
+          <w:tcPr>
+            <w:tcW w:type="dxa" w:w="4320"/>
+          </w:tcPr>
+          <w:p>
+            <w:r>
+              <w:rPr>
+                <w:rFonts w:ascii="Consolas" w:hAnsi="Consolas" w:eastAsia="Consolas"/>
+              </w:rPr>
+              <w:t>int</w:t>
+            </w:r>
+            <w:r>
+              <w:t xml:space="preserve"> / </w:t>
+            </w:r>
+            <w:r>
+              <w:rPr>
+                <w:rFonts w:ascii="Consolas" w:hAnsi="Consolas" w:eastAsia="Consolas"/>
+              </w:rPr>
+              <w:t>float</w:t>
+            </w:r>
+            <w:r>
+              <w:t xml:space="preserve"> / </w:t>
+            </w:r>
+            <w:r>
+              <w:rPr>
+                <w:rFonts w:ascii="Consolas" w:hAnsi="Consolas" w:eastAsia="Consolas"/>
+              </w:rPr>
+              <w:t>str</w:t>
+            </w:r>
+            <w:r>
+              <w:t xml:space="preserve"> / </w:t>
+            </w:r>
+            <w:r>
+              <w:rPr>
+                <w:rFonts w:ascii="Consolas" w:hAnsi="Consolas" w:eastAsia="Consolas"/>
+              </w:rPr>
+              <w:t>bool</w:t>
+            </w:r>
+            <w:r>
+              <w:t xml:space="preserve"> / </w:t>
+            </w:r>
+            <w:r>
+              <w:rPr>
+                <w:rFonts w:ascii="Consolas" w:hAnsi="Consolas" w:eastAsia="Consolas"/>
+              </w:rPr>
+              <w:t>None</w:t>
+            </w:r>
+          </w:p>
+        </w:tc>
+        <w:tc>
+          <w:tcPr>
+            <w:tcW w:type="dxa" w:w="4320"/>
+          </w:tcPr>
+          <w:p>
+            <w:r>
+              <w:t>✅</w:t>
+            </w:r>
+          </w:p>
+        </w:tc>
+      </w:tr>
+      <w:tr>
+        <w:tc>
+          <w:tcPr>
+            <w:tcW w:type="dxa" w:w="4320"/>
+          </w:tcPr>
+          <w:p>
+            <w:r>
+              <w:rPr>
+                <w:rFonts w:ascii="Consolas" w:hAnsi="Consolas" w:eastAsia="Consolas"/>
+              </w:rPr>
+              <w:t>tuple</w:t>
+            </w:r>
+            <w:r>
+              <w:t>（元素都可哈希时）</w:t>
+            </w:r>
+          </w:p>
+        </w:tc>
+        <w:tc>
+          <w:tcPr>
+            <w:tcW w:type="dxa" w:w="4320"/>
+          </w:tcPr>
+          <w:p>
+            <w:r>
+              <w:t>✅</w:t>
+            </w:r>
+          </w:p>
+        </w:tc>
+      </w:tr>
+      <w:tr>
+        <w:tc>
+          <w:tcPr>
+            <w:tcW w:type="dxa" w:w="4320"/>
+          </w:tcPr>
+          <w:p>
+            <w:r>
+              <w:rPr>
+                <w:rFonts w:ascii="Consolas" w:hAnsi="Consolas" w:eastAsia="Consolas"/>
+              </w:rPr>
+              <w:t>frozenset</w:t>
+            </w:r>
+          </w:p>
+        </w:tc>
+        <w:tc>
+          <w:tcPr>
+            <w:tcW w:type="dxa" w:w="4320"/>
+          </w:tcPr>
+          <w:p>
+            <w:r>
+              <w:t>✅</w:t>
+            </w:r>
+          </w:p>
+        </w:tc>
+      </w:tr>
+      <w:tr>
+        <w:tc>
+          <w:tcPr>
+            <w:tcW w:type="dxa" w:w="4320"/>
+          </w:tcPr>
+          <w:p>
+            <w:r>
+              <w:rPr>
+                <w:rFonts w:ascii="Consolas" w:hAnsi="Consolas" w:eastAsia="Consolas"/>
+              </w:rPr>
+              <w:t>list</w:t>
+            </w:r>
+            <w:r>
+              <w:t xml:space="preserve"> / </w:t>
+            </w:r>
+            <w:r>
+              <w:rPr>
+                <w:rFonts w:ascii="Consolas" w:hAnsi="Consolas" w:eastAsia="Consolas"/>
+              </w:rPr>
+              <w:t>dict</w:t>
+            </w:r>
+            <w:r>
+              <w:t xml:space="preserve"> / </w:t>
+            </w:r>
+            <w:r>
+              <w:rPr>
+                <w:rFonts w:ascii="Consolas" w:hAnsi="Consolas" w:eastAsia="Consolas"/>
+              </w:rPr>
+              <w:t>set</w:t>
+            </w:r>
+          </w:p>
+        </w:tc>
+        <w:tc>
+          <w:tcPr>
+            <w:tcW w:type="dxa" w:w="4320"/>
+          </w:tcPr>
+          <w:p>
+            <w:r>
+              <w:t>❌ 可变的都不行</w:t>
+            </w:r>
+          </w:p>
+        </w:tc>
+      </w:tr>
+      <w:tr>
+        <w:tc>
+          <w:tcPr>
+            <w:tcW w:type="dxa" w:w="4320"/>
+          </w:tcPr>
+          <w:p>
+            <w:r>
+              <w:t>自定义类</w:t>
+            </w:r>
+          </w:p>
+        </w:tc>
+        <w:tc>
+          <w:tcPr>
+            <w:tcW w:type="dxa" w:w="4320"/>
+          </w:tcPr>
+          <w:p>
+            <w:r>
+              <w:t xml:space="preserve">默认按 </w:t>
+            </w:r>
+            <w:r>
+              <w:rPr>
+                <w:rFonts w:ascii="Consolas" w:hAnsi="Consolas" w:eastAsia="Consolas"/>
+              </w:rPr>
+              <w:t>id()</w:t>
+            </w:r>
+            <w:r>
+              <w:t xml:space="preserve"> 哈希；</w:t>
+            </w:r>
+            <w:r/>
+            <w:r>
+              <w:rPr>
+                <w:b/>
+              </w:rPr>
+              <w:t xml:space="preserve">重写 </w:t>
+            </w:r>
+            <w:r>
+              <w:rPr>
+                <w:rFonts w:ascii="Consolas" w:hAnsi="Consolas" w:eastAsia="Consolas"/>
+                <w:b/>
+              </w:rPr>
+              <w:t>__eq__</w:t>
+            </w:r>
+            <w:r>
+              <w:rPr>
+                <w:b/>
+              </w:rPr>
+              <w:t xml:space="preserve"> 后就变 None</w:t>
+            </w:r>
+          </w:p>
+        </w:tc>
+      </w:tr>
+    </w:tbl>
+    <w:p/>
+    <w:p>
+      <w:pPr>
+        <w:spacing w:before="80" w:after="80" w:line="276" w:lineRule="auto"/>
+        <w:ind w:left="240"/>
+        <w:shd w:val="clear" w:color="auto" w:fill="F3F5F7"/>
+      </w:pPr>
+      <w:r>
+        <w:rPr>
+          <w:rFonts w:ascii="Consolas" w:hAnsi="Consolas" w:eastAsia="Consolas"/>
+          <w:sz w:val="17"/>
+        </w:rPr>
+        <w:t>{1, "a", (1, 2)}      # ✅ 都可以</w:t>
+        <w:br/>
+      </w:r>
+      <w:r>
+        <w:rPr>
+          <w:rFonts w:ascii="Consolas" w:hAnsi="Consolas" w:eastAsia="Consolas"/>
+          <w:sz w:val="17"/>
+        </w:rPr>
+        <w:t>{[1, 2]}              # ❌ TypeError: unhashable type: 'list'</w:t>
+      </w:r>
+    </w:p>
+    <w:p>
+      <w:pPr>
+        <w:pStyle w:val="Heading3"/>
+      </w:pPr>
+      <w:r>
+        <w:t>4. 常用特殊方法速查</w:t>
+      </w:r>
+    </w:p>
+    <w:tbl>
+      <w:tblPr>
+        <w:tblStyle w:val="TableGrid"/>
+        <w:tblW w:type="auto" w:w="0"/>
+        <w:tblLook w:firstColumn="1" w:firstRow="1" w:lastColumn="0" w:lastRow="0" w:noHBand="0" w:noVBand="1" w:val="04A0"/>
+      </w:tblPr>
+      <w:tblGrid>
+        <w:gridCol w:w="4320"/>
+        <w:gridCol w:w="4320"/>
+      </w:tblGrid>
+      <w:tr>
+        <w:tc>
+          <w:tcPr>
+            <w:tcW w:type="dxa" w:w="4320"/>
+          </w:tcPr>
+          <w:p>
+            <w:r>
+              <w:rPr>
+                <w:b/>
+              </w:rPr>
+              <w:t>方法</w:t>
+            </w:r>
+          </w:p>
+        </w:tc>
+        <w:tc>
+          <w:tcPr>
+            <w:tcW w:type="dxa" w:w="4320"/>
+          </w:tcPr>
+          <w:p>
+            <w:r>
+              <w:rPr>
+                <w:b/>
+              </w:rPr>
+              <w:t>触发时机</w:t>
+            </w:r>
+          </w:p>
+        </w:tc>
+      </w:tr>
+      <w:tr>
+        <w:tc>
+          <w:tcPr>
+            <w:tcW w:type="dxa" w:w="4320"/>
+          </w:tcPr>
+          <w:p>
+            <w:r>
+              <w:rPr>
+                <w:rFonts w:ascii="Consolas" w:hAnsi="Consolas" w:eastAsia="Consolas"/>
+              </w:rPr>
+              <w:t>__init__</w:t>
+            </w:r>
+          </w:p>
+        </w:tc>
+        <w:tc>
+          <w:tcPr>
+            <w:tcW w:type="dxa" w:w="4320"/>
+          </w:tcPr>
+          <w:p>
+            <w:r>
+              <w:t>创建实例</w:t>
+            </w:r>
+          </w:p>
+        </w:tc>
+      </w:tr>
+      <w:tr>
+        <w:tc>
+          <w:tcPr>
+            <w:tcW w:type="dxa" w:w="4320"/>
+          </w:tcPr>
+          <w:p>
+            <w:r>
+              <w:rPr>
+                <w:rFonts w:ascii="Consolas" w:hAnsi="Consolas" w:eastAsia="Consolas"/>
+              </w:rPr>
+              <w:t>__eq__</w:t>
+            </w:r>
+          </w:p>
+        </w:tc>
+        <w:tc>
+          <w:tcPr>
+            <w:tcW w:type="dxa" w:w="4320"/>
+          </w:tcPr>
+          <w:p>
+            <w:r>
+              <w:rPr>
+                <w:rFonts w:ascii="Consolas" w:hAnsi="Consolas" w:eastAsia="Consolas"/>
+              </w:rPr>
+              <w:t>==</w:t>
+            </w:r>
+          </w:p>
+        </w:tc>
+      </w:tr>
+      <w:tr>
+        <w:tc>
+          <w:tcPr>
+            <w:tcW w:type="dxa" w:w="4320"/>
+          </w:tcPr>
+          <w:p>
+            <w:r>
+              <w:rPr>
+                <w:rFonts w:ascii="Consolas" w:hAnsi="Consolas" w:eastAsia="Consolas"/>
+              </w:rPr>
+              <w:t>__hash__</w:t>
+            </w:r>
+          </w:p>
+        </w:tc>
+        <w:tc>
+          <w:tcPr>
+            <w:tcW w:type="dxa" w:w="4320"/>
+          </w:tcPr>
+          <w:p>
+            <w:r>
+              <w:rPr>
+                <w:rFonts w:ascii="Consolas" w:hAnsi="Consolas" w:eastAsia="Consolas"/>
+              </w:rPr>
+              <w:t>hash()</w:t>
+            </w:r>
+            <w:r>
+              <w:t xml:space="preserve">、放进 </w:t>
+            </w:r>
+            <w:r>
+              <w:rPr>
+                <w:rFonts w:ascii="Consolas" w:hAnsi="Consolas" w:eastAsia="Consolas"/>
+              </w:rPr>
+              <w:t>set</w:t>
+            </w:r>
+            <w:r>
+              <w:t xml:space="preserve"> / </w:t>
+            </w:r>
+            <w:r>
+              <w:rPr>
+                <w:rFonts w:ascii="Consolas" w:hAnsi="Consolas" w:eastAsia="Consolas"/>
+              </w:rPr>
+              <w:t>dict</w:t>
+            </w:r>
+            <w:r>
+              <w:t xml:space="preserve"> 的 key</w:t>
+            </w:r>
+          </w:p>
+        </w:tc>
+      </w:tr>
+      <w:tr>
+        <w:tc>
+          <w:tcPr>
+            <w:tcW w:type="dxa" w:w="4320"/>
+          </w:tcPr>
+          <w:p>
+            <w:r>
+              <w:rPr>
+                <w:rFonts w:ascii="Consolas" w:hAnsi="Consolas" w:eastAsia="Consolas"/>
+              </w:rPr>
+              <w:t>__str__</w:t>
+            </w:r>
+          </w:p>
+        </w:tc>
+        <w:tc>
+          <w:tcPr>
+            <w:tcW w:type="dxa" w:w="4320"/>
+          </w:tcPr>
+          <w:p>
+            <w:r>
+              <w:rPr>
+                <w:rFonts w:ascii="Consolas" w:hAnsi="Consolas" w:eastAsia="Consolas"/>
+              </w:rPr>
+              <w:t>print()</w:t>
+            </w:r>
+            <w:r>
+              <w:t xml:space="preserve"> / </w:t>
+            </w:r>
+            <w:r>
+              <w:rPr>
+                <w:rFonts w:ascii="Consolas" w:hAnsi="Consolas" w:eastAsia="Consolas"/>
+              </w:rPr>
+              <w:t>str()</w:t>
+            </w:r>
+          </w:p>
+        </w:tc>
+      </w:tr>
+      <w:tr>
+        <w:tc>
+          <w:tcPr>
+            <w:tcW w:type="dxa" w:w="4320"/>
+          </w:tcPr>
+          <w:p>
+            <w:r>
+              <w:rPr>
+                <w:rFonts w:ascii="Consolas" w:hAnsi="Consolas" w:eastAsia="Consolas"/>
+              </w:rPr>
+              <w:t>__repr__</w:t>
+            </w:r>
+          </w:p>
+        </w:tc>
+        <w:tc>
+          <w:tcPr>
+            <w:tcW w:type="dxa" w:w="4320"/>
+          </w:tcPr>
+          <w:p>
+            <w:r>
+              <w:t>调试时直接输入对象</w:t>
+            </w:r>
+          </w:p>
+        </w:tc>
+      </w:tr>
+      <w:tr>
+        <w:tc>
+          <w:tcPr>
+            <w:tcW w:type="dxa" w:w="4320"/>
+          </w:tcPr>
+          <w:p>
+            <w:r>
+              <w:rPr>
+                <w:rFonts w:ascii="Consolas" w:hAnsi="Consolas" w:eastAsia="Consolas"/>
+              </w:rPr>
+              <w:t>__len__</w:t>
+            </w:r>
+          </w:p>
+        </w:tc>
+        <w:tc>
+          <w:tcPr>
+            <w:tcW w:type="dxa" w:w="4320"/>
+          </w:tcPr>
+          <w:p>
+            <w:r>
+              <w:rPr>
+                <w:rFonts w:ascii="Consolas" w:hAnsi="Consolas" w:eastAsia="Consolas"/>
+              </w:rPr>
+              <w:t>len()</w:t>
+            </w:r>
+          </w:p>
+        </w:tc>
+      </w:tr>
+      <w:tr>
+        <w:tc>
+          <w:tcPr>
+            <w:tcW w:type="dxa" w:w="4320"/>
+          </w:tcPr>
+          <w:p>
+            <w:r>
+              <w:rPr>
+                <w:rFonts w:ascii="Consolas" w:hAnsi="Consolas" w:eastAsia="Consolas"/>
+              </w:rPr>
+              <w:t>__add__</w:t>
+            </w:r>
+          </w:p>
+        </w:tc>
+        <w:tc>
+          <w:tcPr>
+            <w:tcW w:type="dxa" w:w="4320"/>
+          </w:tcPr>
+          <w:p>
+            <w:r>
+              <w:rPr>
+                <w:rFonts w:ascii="Consolas" w:hAnsi="Consolas" w:eastAsia="Consolas"/>
+              </w:rPr>
+              <w:t>+</w:t>
+            </w:r>
+          </w:p>
+        </w:tc>
+      </w:tr>
+      <w:tr>
+        <w:tc>
+          <w:tcPr>
+            <w:tcW w:type="dxa" w:w="4320"/>
+          </w:tcPr>
+          <w:p>
+            <w:r>
+              <w:rPr>
+                <w:rFonts w:ascii="Consolas" w:hAnsi="Consolas" w:eastAsia="Consolas"/>
+              </w:rPr>
+              <w:t>__iter__</w:t>
+            </w:r>
+            <w:r>
+              <w:t xml:space="preserve"> / </w:t>
+            </w:r>
+            <w:r>
+              <w:rPr>
+                <w:rFonts w:ascii="Consolas" w:hAnsi="Consolas" w:eastAsia="Consolas"/>
+              </w:rPr>
+              <w:t>__next__</w:t>
+            </w:r>
+          </w:p>
+        </w:tc>
+        <w:tc>
+          <w:tcPr>
+            <w:tcW w:type="dxa" w:w="4320"/>
+          </w:tcPr>
+          <w:p>
+            <w:r>
+              <w:t xml:space="preserve">迭代（配合 </w:t>
+            </w:r>
+            <w:r>
+              <w:rPr>
+                <w:rFonts w:ascii="Consolas" w:hAnsi="Consolas" w:eastAsia="Consolas"/>
+              </w:rPr>
+              <w:t>for</w:t>
+            </w:r>
+            <w:r>
+              <w:t>）</w:t>
+            </w:r>
+          </w:p>
+        </w:tc>
+      </w:tr>
+    </w:tbl>
+    <w:p/>
+    <w:p>
+      <w:pPr>
+        <w:pStyle w:val="Heading3"/>
+      </w:pPr>
+      <w:r>
+        <w:t>⚠️ 易错点速记</w:t>
+      </w:r>
+    </w:p>
+    <w:p>
+      <w:pPr>
+        <w:pStyle w:val="ListNumber"/>
+      </w:pPr>
+      <w:r>
+        <w:t xml:space="preserve">重写 </w:t>
+      </w:r>
+      <w:r>
+        <w:rPr>
+          <w:rFonts w:ascii="Consolas" w:hAnsi="Consolas" w:eastAsia="Consolas"/>
+        </w:rPr>
+        <w:t>__eq__</w:t>
+      </w:r>
+      <w:r>
+        <w:t xml:space="preserve"> 而忘了 </w:t>
+      </w:r>
+      <w:r>
+        <w:rPr>
+          <w:rFonts w:ascii="Consolas" w:hAnsi="Consolas" w:eastAsia="Consolas"/>
+        </w:rPr>
+        <w:t>__hash__</w:t>
+      </w:r>
+      <w:r>
+        <w:t xml:space="preserve"> → 对象</w:t>
+      </w:r>
+      <w:r/>
+      <w:r>
+        <w:rPr>
+          <w:b/>
+        </w:rPr>
+        <w:t>不可哈希</w:t>
+      </w:r>
+      <w:r>
+        <w:t xml:space="preserve">，放进 </w:t>
+      </w:r>
+      <w:r>
+        <w:rPr>
+          <w:rFonts w:ascii="Consolas" w:hAnsi="Consolas" w:eastAsia="Consolas"/>
+        </w:rPr>
+        <w:t>set</w:t>
+      </w:r>
+      <w:r>
+        <w:t xml:space="preserve"> 直接报 </w:t>
+      </w:r>
+      <w:r>
+        <w:rPr>
+          <w:rFonts w:ascii="Consolas" w:hAnsi="Consolas" w:eastAsia="Consolas"/>
+        </w:rPr>
+        <w:t>TypeError</w:t>
+      </w:r>
+    </w:p>
+    <w:p>
+      <w:pPr>
+        <w:pStyle w:val="ListNumber"/>
+      </w:pPr>
+      <w:r>
+        <w:rPr>
+          <w:rFonts w:ascii="Consolas" w:hAnsi="Consolas" w:eastAsia="Consolas"/>
+        </w:rPr>
+        <w:t>__eq__</w:t>
+      </w:r>
+      <w:r>
+        <w:t xml:space="preserve"> 和 </w:t>
+      </w:r>
+      <w:r>
+        <w:rPr>
+          <w:rFonts w:ascii="Consolas" w:hAnsi="Consolas" w:eastAsia="Consolas"/>
+        </w:rPr>
+        <w:t>__hash__</w:t>
+      </w:r>
+      <w:r>
+        <w:t xml:space="preserve"> 必须</w:t>
+      </w:r>
+      <w:r/>
+      <w:r>
+        <w:rPr>
+          <w:b/>
+        </w:rPr>
+        <w:t>用同一组字段</w:t>
+      </w:r>
+      <w:r>
+        <w:t>，否则会出"查不到 / 删不掉"的怪问题</w:t>
+      </w:r>
+    </w:p>
+    <w:p>
+      <w:pPr>
+        <w:pStyle w:val="ListNumber"/>
+      </w:pPr>
+      <w:r>
+        <w:t>可变对象（</w:t>
+      </w:r>
+      <w:r>
+        <w:rPr>
+          <w:rFonts w:ascii="Consolas" w:hAnsi="Consolas" w:eastAsia="Consolas"/>
+        </w:rPr>
+        <w:t>list</w:t>
+      </w:r>
+      <w:r>
+        <w:t>/</w:t>
+      </w:r>
+      <w:r>
+        <w:rPr>
+          <w:rFonts w:ascii="Consolas" w:hAnsi="Consolas" w:eastAsia="Consolas"/>
+        </w:rPr>
+        <w:t>dict</w:t>
+      </w:r>
+      <w:r>
+        <w:t>/</w:t>
+      </w:r>
+      <w:r>
+        <w:rPr>
+          <w:rFonts w:ascii="Consolas" w:hAnsi="Consolas" w:eastAsia="Consolas"/>
+        </w:rPr>
+        <w:t>set</w:t>
+      </w:r>
+      <w:r>
+        <w:t>）</w:t>
+      </w:r>
+      <w:r/>
+      <w:r>
+        <w:rPr>
+          <w:b/>
+        </w:rPr>
+        <w:t>天然不可哈希</w:t>
+      </w:r>
+      <w:r>
+        <w:t xml:space="preserve">，不能当 </w:t>
+      </w:r>
+      <w:r>
+        <w:rPr>
+          <w:rFonts w:ascii="Consolas" w:hAnsi="Consolas" w:eastAsia="Consolas"/>
+        </w:rPr>
+        <w:t>dict</w:t>
+      </w:r>
+      <w:r>
+        <w:t xml:space="preserve"> 的 key</w:t>
+      </w:r>
+    </w:p>
+    <w:p>
+      <w:pPr>
+        <w:pStyle w:val="ListNumber"/>
+      </w:pPr>
+      <w:r>
+        <w:t xml:space="preserve">重写 </w:t>
+      </w:r>
+      <w:r>
+        <w:rPr>
+          <w:rFonts w:ascii="Consolas" w:hAnsi="Consolas" w:eastAsia="Consolas"/>
+        </w:rPr>
+        <w:t>__eq__</w:t>
+      </w:r>
+      <w:r>
+        <w:t xml:space="preserve"> 时先判断 </w:t>
+      </w:r>
+      <w:r>
+        <w:rPr>
+          <w:rFonts w:ascii="Consolas" w:hAnsi="Consolas" w:eastAsia="Consolas"/>
+        </w:rPr>
+        <w:t>isinstance(other, 类名)</w:t>
+      </w:r>
+      <w:r>
+        <w:t>，避免和别的类型比较时崩掉</w:t>
+      </w:r>
+    </w:p>
+    <w:p>
+      <w:pPr>
+        <w:pStyle w:val="ListNumber"/>
+      </w:pPr>
+      <w:r>
+        <w:t xml:space="preserve">想打印好看要写 </w:t>
+      </w:r>
+      <w:r>
+        <w:rPr>
+          <w:rFonts w:ascii="Consolas" w:hAnsi="Consolas" w:eastAsia="Consolas"/>
+        </w:rPr>
+        <w:t>__str__</w:t>
+      </w:r>
+      <w:r>
+        <w:t xml:space="preserve">，调试方便要写 </w:t>
+      </w:r>
+      <w:r>
+        <w:rPr>
+          <w:rFonts w:ascii="Consolas" w:hAnsi="Consolas" w:eastAsia="Consolas"/>
+        </w:rPr>
+        <w:t>__repr__</w:t>
+      </w:r>
+      <w:r>
+        <w:t>（两者别混）</w:t>
+      </w:r>
+    </w:p>
+    <w:p>
+      <w:pPr>
+        <w:pStyle w:val="Heading3"/>
+      </w:pPr>
+      <w:r>
+        <w:t>🔗 关联</w:t>
+      </w:r>
+    </w:p>
+    <w:p>
+      <w:pPr>
+        <w:pStyle w:val="ListBullet"/>
+      </w:pPr>
+      <w:r>
+        <w:t xml:space="preserve">字典（key 必须可哈希）→ </w:t>
+      </w:r>
+      <w:r>
+        <w:rPr>
+          <w:color w:val="8B3A1A"/>
+        </w:rPr>
+        <w:t>04-字典</w:t>
+      </w:r>
+    </w:p>
+    <w:p>
+      <w:pPr>
+        <w:pStyle w:val="ListBullet"/>
+      </w:pPr>
+      <w:r>
+        <w:t xml:space="preserve">集合（去重靠哈希）→ </w:t>
+      </w:r>
+      <w:r>
+        <w:rPr>
+          <w:color w:val="8B3A1A"/>
+        </w:rPr>
+        <w:t>05-集合</w:t>
+      </w:r>
+    </w:p>
+    <w:p>
+      <w:pPr>
+        <w:pStyle w:val="ListBullet"/>
+      </w:pPr>
+      <w:r>
+        <w:t>面向对象（待建专题）</w:t>
+      </w:r>
+    </w:p>
+    <w:p>
+      <w:pPr>
+        <w:pStyle w:val="ListBullet"/>
+      </w:pPr>
+      <w:r>
+        <w:t xml:space="preserve">原始截图 → </w:t>
+      </w:r>
+      <w:r>
+        <w:rPr>
+          <w:color w:val="8B3A1A"/>
+        </w:rPr>
+        <w:t>source/2026-10-18/A.md</w:t>
+      </w:r>
+      <w:r>
+        <w:t>（图 image33）</w:t>
+      </w:r>
+    </w:p>
+    <w:p>
       <w:r>
         <w:br w:type="page"/>
       </w:r>
@@ -11260,6 +16315,1081 @@
       </w:pPr>
       <w:r>
         <w:t>第 6 章 每日记录</w:t>
+      </w:r>
+    </w:p>
+    <w:p>
+      <w:pPr>
+        <w:pStyle w:val="Heading2"/>
+      </w:pPr>
+      <w:r>
+        <w:t>2026-10-18 学习记录</w:t>
+      </w:r>
+    </w:p>
+    <w:p>
+      <w:pPr>
+        <w:spacing w:before="40" w:after="40"/>
+        <w:ind w:left="320"/>
+      </w:pPr>
+      <w:r>
+        <w:rPr>
+          <w:i/>
+        </w:rPr>
+      </w:r>
+      <w:r>
+        <w:rPr>
+          <w:b/>
+          <w:i/>
+          <w:color w:val="555555"/>
+        </w:rPr>
+        <w:t>今日主题</w:t>
+      </w:r>
+      <w:r>
+        <w:rPr>
+          <w:i/>
+          <w:color w:val="555555"/>
+        </w:rPr>
+        <w:t xml:space="preserve">：迭代章节（第五章）—— </w:t>
+      </w:r>
+      <w:r>
+        <w:rPr>
+          <w:rFonts w:ascii="Consolas" w:hAnsi="Consolas" w:eastAsia="Consolas"/>
+          <w:i/>
+          <w:color w:val="555555"/>
+        </w:rPr>
+        <w:t>while</w:t>
+      </w:r>
+      <w:r>
+        <w:rPr>
+          <w:i/>
+          <w:color w:val="555555"/>
+        </w:rPr>
+        <w:t xml:space="preserve"> 与真假值、函数进阶、迭代器、特殊方法 </w:t>
+      </w:r>
+      <w:r>
+        <w:rPr>
+          <w:rFonts w:ascii="Consolas" w:hAnsi="Consolas" w:eastAsia="Consolas"/>
+          <w:i/>
+          <w:color w:val="555555"/>
+        </w:rPr>
+        <w:t>__eq__</w:t>
+      </w:r>
+      <w:r>
+        <w:rPr>
+          <w:i/>
+          <w:color w:val="555555"/>
+        </w:rPr>
+        <w:t xml:space="preserve"> / </w:t>
+      </w:r>
+      <w:r>
+        <w:rPr>
+          <w:rFonts w:ascii="Consolas" w:hAnsi="Consolas" w:eastAsia="Consolas"/>
+          <w:i/>
+          <w:color w:val="555555"/>
+        </w:rPr>
+        <w:t>__hash__</w:t>
+      </w:r>
+    </w:p>
+    <w:p>
+      <w:pPr>
+        <w:spacing w:before="40" w:after="40"/>
+        <w:ind w:left="320"/>
+      </w:pPr>
+      <w:r>
+        <w:rPr>
+          <w:i/>
+        </w:rPr>
+      </w:r>
+      <w:r>
+        <w:rPr>
+          <w:b/>
+          <w:i/>
+          <w:color w:val="555555"/>
+        </w:rPr>
+        <w:t>笔记来源</w:t>
+      </w:r>
+      <w:r>
+        <w:rPr>
+          <w:i/>
+          <w:color w:val="555555"/>
+        </w:rPr>
+        <w:t>：</w:t>
+      </w:r>
+      <w:r>
+        <w:rPr>
+          <w:rFonts w:ascii="Consolas" w:hAnsi="Consolas" w:eastAsia="Consolas"/>
+          <w:i/>
+          <w:color w:val="555555"/>
+        </w:rPr>
+        <w:t>新建 DOC 文档.doc</w:t>
+      </w:r>
+      <w:r>
+        <w:rPr>
+          <w:i/>
+          <w:color w:val="555555"/>
+        </w:rPr>
+        <w:t xml:space="preserve">（累积文档，共 33 张截图；前 25 张属 10-17，本次新增 </w:t>
+      </w:r>
+      <w:r>
+        <w:rPr>
+          <w:i/>
+        </w:rPr>
+      </w:r>
+      <w:r>
+        <w:rPr>
+          <w:b/>
+          <w:i/>
+          <w:color w:val="555555"/>
+        </w:rPr>
+        <w:t>8 张</w:t>
+      </w:r>
+      <w:r>
+        <w:rPr>
+          <w:i/>
+          <w:color w:val="555555"/>
+        </w:rPr>
+        <w:t xml:space="preserve">）→ 原始转写归档于 </w:t>
+      </w:r>
+      <w:r>
+        <w:rPr>
+          <w:i/>
+          <w:color w:val="555555"/>
+        </w:rPr>
+        <w:t>`source/2026-10-18/`</w:t>
+      </w:r>
+    </w:p>
+    <w:p>
+      <w:pPr>
+        <w:pStyle w:val="Heading3"/>
+      </w:pPr>
+      <w:r>
+        <w:t>✅ 今日完成</w:t>
+      </w:r>
+    </w:p>
+    <w:p>
+      <w:pPr>
+        <w:pStyle w:val="ListBullet"/>
+      </w:pPr>
+      <w:r>
+        <w:t xml:space="preserve">☑ 学习 </w:t>
+      </w:r>
+      <w:r>
+        <w:rPr>
+          <w:rFonts w:ascii="Consolas" w:hAnsi="Consolas" w:eastAsia="Consolas"/>
+        </w:rPr>
+        <w:t>while</w:t>
+      </w:r>
+      <w:r>
+        <w:t xml:space="preserve"> 循环的语义与真假值判定（6 种假值）</w:t>
+      </w:r>
+    </w:p>
+    <w:p>
+      <w:pPr>
+        <w:pStyle w:val="ListBullet"/>
+      </w:pPr>
+      <w:r>
+        <w:t xml:space="preserve">☑ 了解 </w:t>
+      </w:r>
+      <w:r>
+        <w:rPr>
+          <w:rFonts w:ascii="Consolas" w:hAnsi="Consolas" w:eastAsia="Consolas"/>
+        </w:rPr>
+        <w:t>match / case</w:t>
+      </w:r>
+      <w:r>
+        <w:t xml:space="preserve"> 的适用边界（不该取代 </w:t>
+      </w:r>
+      <w:r>
+        <w:rPr>
+          <w:rFonts w:ascii="Consolas" w:hAnsi="Consolas" w:eastAsia="Consolas"/>
+        </w:rPr>
+        <w:t>if / elif</w:t>
+      </w:r>
+      <w:r>
+        <w:t>）</w:t>
+      </w:r>
+    </w:p>
+    <w:p>
+      <w:pPr>
+        <w:pStyle w:val="ListBullet"/>
+      </w:pPr>
+      <w:r>
+        <w:t>☑ 函数进阶三件事：</w:t>
+      </w:r>
+      <w:r/>
+      <w:r>
+        <w:rPr>
+          <w:b/>
+        </w:rPr>
+        <w:t>返回多个值（元组解包）</w:t>
+      </w:r>
+      <w:r>
+        <w:t>、</w:t>
+      </w:r>
+      <w:r/>
+      <w:r>
+        <w:rPr>
+          <w:b/>
+        </w:rPr>
+        <w:t>可变默认参数陷阱</w:t>
+      </w:r>
+      <w:r>
+        <w:t>、</w:t>
+      </w:r>
+      <w:r/>
+      <w:r>
+        <w:rPr>
+          <w:rFonts w:ascii="Consolas" w:hAnsi="Consolas" w:eastAsia="Consolas"/>
+          <w:b/>
+        </w:rPr>
+        <w:t>lambda</w:t>
+      </w:r>
+      <w:r>
+        <w:rPr>
+          <w:b/>
+        </w:rPr>
+        <w:t xml:space="preserve"> 的限制</w:t>
+      </w:r>
+    </w:p>
+    <w:p>
+      <w:pPr>
+        <w:pStyle w:val="ListBullet"/>
+      </w:pPr>
+      <w:r>
+        <w:t>☑ 迭代器：</w:t>
+      </w:r>
+      <w:r>
+        <w:rPr>
+          <w:rFonts w:ascii="Consolas" w:hAnsi="Consolas" w:eastAsia="Consolas"/>
+        </w:rPr>
+        <w:t>iter()</w:t>
+      </w:r>
+      <w:r>
+        <w:t xml:space="preserve"> / </w:t>
+      </w:r>
+      <w:r>
+        <w:rPr>
+          <w:rFonts w:ascii="Consolas" w:hAnsi="Consolas" w:eastAsia="Consolas"/>
+        </w:rPr>
+        <w:t>next()</w:t>
+      </w:r>
+      <w:r>
+        <w:t>、</w:t>
+      </w:r>
+      <w:r/>
+      <w:r>
+        <w:rPr>
+          <w:b/>
+        </w:rPr>
+        <w:t>不可逆且会被吃掉</w:t>
+      </w:r>
+      <w:r>
+        <w:t>、</w:t>
+      </w:r>
+      <w:r>
+        <w:rPr>
+          <w:rFonts w:ascii="Consolas" w:hAnsi="Consolas" w:eastAsia="Consolas"/>
+        </w:rPr>
+        <w:t>enumerate</w:t>
+      </w:r>
+      <w:r>
+        <w:t xml:space="preserve"> 的用法</w:t>
+      </w:r>
+    </w:p>
+    <w:p>
+      <w:pPr>
+        <w:pStyle w:val="ListBullet"/>
+      </w:pPr>
+      <w:r>
+        <w:t xml:space="preserve">☑ 特殊方法：重写 </w:t>
+      </w:r>
+      <w:r>
+        <w:rPr>
+          <w:rFonts w:ascii="Consolas" w:hAnsi="Consolas" w:eastAsia="Consolas"/>
+        </w:rPr>
+        <w:t>__eq__</w:t>
+      </w:r>
+      <w:r>
+        <w:t xml:space="preserve"> 会导致对象</w:t>
+      </w:r>
+      <w:r/>
+      <w:r>
+        <w:rPr>
+          <w:b/>
+        </w:rPr>
+        <w:t>不可哈希</w:t>
+      </w:r>
+    </w:p>
+    <w:p>
+      <w:pPr>
+        <w:pStyle w:val="ListBullet"/>
+      </w:pPr>
+      <w:r>
+        <w:t>☑ 8 张新增截图全部逐张转写归档</w:t>
+      </w:r>
+    </w:p>
+    <w:p>
+      <w:pPr>
+        <w:pStyle w:val="ListBullet"/>
+      </w:pPr>
+      <w:r>
+        <w:t>☑ 新增 4 篇主题笔记（10 ~ 13）</w:t>
+      </w:r>
+    </w:p>
+    <w:p>
+      <w:pPr>
+        <w:pStyle w:val="Heading3"/>
+      </w:pPr>
+      <w:r>
+        <w:t>📚 今日知识点（点击进入主题笔记）</w:t>
+      </w:r>
+    </w:p>
+    <w:tbl>
+      <w:tblPr>
+        <w:tblStyle w:val="TableGrid"/>
+        <w:tblW w:type="auto" w:w="0"/>
+        <w:tblLook w:firstColumn="1" w:firstRow="1" w:lastColumn="0" w:lastRow="0" w:noHBand="0" w:noVBand="1" w:val="04A0"/>
+      </w:tblPr>
+      <w:tblGrid>
+        <w:gridCol w:w="4320"/>
+        <w:gridCol w:w="4320"/>
+      </w:tblGrid>
+      <w:tr>
+        <w:tc>
+          <w:tcPr>
+            <w:tcW w:type="dxa" w:w="4320"/>
+          </w:tcPr>
+          <w:p>
+            <w:r>
+              <w:rPr>
+                <w:b/>
+              </w:rPr>
+              <w:t>主题</w:t>
+            </w:r>
+          </w:p>
+        </w:tc>
+        <w:tc>
+          <w:tcPr>
+            <w:tcW w:type="dxa" w:w="4320"/>
+          </w:tcPr>
+          <w:p>
+            <w:r>
+              <w:rPr>
+                <w:b/>
+              </w:rPr>
+              <w:t>一句话要点</w:t>
+            </w:r>
+          </w:p>
+        </w:tc>
+      </w:tr>
+      <w:tr>
+        <w:tc>
+          <w:tcPr>
+            <w:tcW w:type="dxa" w:w="4320"/>
+          </w:tcPr>
+          <w:p>
+            <w:r>
+              <w:rPr>
+                <w:color w:val="8B3A1A"/>
+              </w:rPr>
+              <w:t>while 循环与真假值</w:t>
+            </w:r>
+          </w:p>
+        </w:tc>
+        <w:tc>
+          <w:tcPr>
+            <w:tcW w:type="dxa" w:w="4320"/>
+          </w:tcPr>
+          <w:p>
+            <w:r>
+              <w:rPr>
+                <w:rFonts w:ascii="Consolas" w:hAnsi="Consolas" w:eastAsia="Consolas"/>
+              </w:rPr>
+              <w:t>while</w:t>
+            </w:r>
+            <w:r>
+              <w:t xml:space="preserve"> = 当条件为真就一直重复；</w:t>
+            </w:r>
+            <w:r>
+              <w:rPr>
+                <w:rFonts w:ascii="Consolas" w:hAnsi="Consolas" w:eastAsia="Consolas"/>
+              </w:rPr>
+              <w:t>0</w:t>
+            </w:r>
+            <w:r>
+              <w:t>/</w:t>
+            </w:r>
+            <w:r>
+              <w:rPr>
+                <w:rFonts w:ascii="Consolas" w:hAnsi="Consolas" w:eastAsia="Consolas"/>
+              </w:rPr>
+              <w:t>''</w:t>
+            </w:r>
+            <w:r>
+              <w:t>/</w:t>
+            </w:r>
+            <w:r>
+              <w:rPr>
+                <w:rFonts w:ascii="Consolas" w:hAnsi="Consolas" w:eastAsia="Consolas"/>
+              </w:rPr>
+              <w:t>[]</w:t>
+            </w:r>
+            <w:r>
+              <w:t>/</w:t>
+            </w:r>
+            <w:r>
+              <w:rPr>
+                <w:rFonts w:ascii="Consolas" w:hAnsi="Consolas" w:eastAsia="Consolas"/>
+              </w:rPr>
+              <w:t>{}</w:t>
+            </w:r>
+            <w:r>
+              <w:t>/</w:t>
+            </w:r>
+            <w:r>
+              <w:rPr>
+                <w:rFonts w:ascii="Consolas" w:hAnsi="Consolas" w:eastAsia="Consolas"/>
+              </w:rPr>
+              <w:t>None</w:t>
+            </w:r>
+            <w:r>
+              <w:t xml:space="preserve"> 都是假</w:t>
+            </w:r>
+          </w:p>
+        </w:tc>
+      </w:tr>
+      <w:tr>
+        <w:tc>
+          <w:tcPr>
+            <w:tcW w:type="dxa" w:w="4320"/>
+          </w:tcPr>
+          <w:p>
+            <w:r>
+              <w:rPr>
+                <w:color w:val="8B3A1A"/>
+              </w:rPr>
+              <w:t>函数进阶（多返回值 / 默认参数 / lambda）</w:t>
+            </w:r>
+          </w:p>
+        </w:tc>
+        <w:tc>
+          <w:tcPr>
+            <w:tcW w:type="dxa" w:w="4320"/>
+          </w:tcPr>
+          <w:p>
+            <w:r>
+              <w:rPr>
+                <w:rFonts w:ascii="Consolas" w:hAnsi="Consolas" w:eastAsia="Consolas"/>
+              </w:rPr>
+              <w:t>return a, b</w:t>
+            </w:r>
+            <w:r>
+              <w:t xml:space="preserve"> 返回元组可解包；</w:t>
+            </w:r>
+            <w:r/>
+            <w:r>
+              <w:rPr>
+                <w:b/>
+              </w:rPr>
+              <w:t xml:space="preserve">默认参数绝不用 </w:t>
+            </w:r>
+            <w:r>
+              <w:rPr>
+                <w:rFonts w:ascii="Consolas" w:hAnsi="Consolas" w:eastAsia="Consolas"/>
+                <w:b/>
+              </w:rPr>
+              <w:t>[]</w:t>
+            </w:r>
+            <w:r>
+              <w:rPr>
+                <w:b/>
+              </w:rPr>
+              <w:t>/</w:t>
+            </w:r>
+            <w:r>
+              <w:rPr>
+                <w:rFonts w:ascii="Consolas" w:hAnsi="Consolas" w:eastAsia="Consolas"/>
+                <w:b/>
+              </w:rPr>
+              <w:t>{}</w:t>
+            </w:r>
+            <w:r>
+              <w:rPr>
+                <w:b/>
+              </w:rPr>
+              <w:t>/</w:t>
+            </w:r>
+            <w:r>
+              <w:rPr>
+                <w:rFonts w:ascii="Consolas" w:hAnsi="Consolas" w:eastAsia="Consolas"/>
+                <w:b/>
+              </w:rPr>
+              <w:t>set()</w:t>
+            </w:r>
+            <w:r>
+              <w:t xml:space="preserve">，一律用 </w:t>
+            </w:r>
+            <w:r>
+              <w:rPr>
+                <w:rFonts w:ascii="Consolas" w:hAnsi="Consolas" w:eastAsia="Consolas"/>
+              </w:rPr>
+              <w:t>None</w:t>
+            </w:r>
+          </w:p>
+        </w:tc>
+      </w:tr>
+      <w:tr>
+        <w:tc>
+          <w:tcPr>
+            <w:tcW w:type="dxa" w:w="4320"/>
+          </w:tcPr>
+          <w:p>
+            <w:r>
+              <w:rPr>
+                <w:color w:val="8B3A1A"/>
+              </w:rPr>
+              <w:t>迭代器与 enumerate</w:t>
+            </w:r>
+          </w:p>
+        </w:tc>
+        <w:tc>
+          <w:tcPr>
+            <w:tcW w:type="dxa" w:w="4320"/>
+          </w:tcPr>
+          <w:p>
+            <w:r>
+              <w:t>迭代器只能往前、用完就空；</w:t>
+            </w:r>
+            <w:r>
+              <w:rPr>
+                <w:rFonts w:ascii="Consolas" w:hAnsi="Consolas" w:eastAsia="Consolas"/>
+              </w:rPr>
+              <w:t>next()</w:t>
+            </w:r>
+            <w:r>
+              <w:t xml:space="preserve"> 取走的部分转列表也会少</w:t>
+            </w:r>
+          </w:p>
+        </w:tc>
+      </w:tr>
+      <w:tr>
+        <w:tc>
+          <w:tcPr>
+            <w:tcW w:type="dxa" w:w="4320"/>
+          </w:tcPr>
+          <w:p>
+            <w:r>
+              <w:rPr>
+                <w:color w:val="8B3A1A"/>
+              </w:rPr>
+              <w:t>特殊方法与哈希（`__eq__` / `__hash__`）</w:t>
+            </w:r>
+          </w:p>
+        </w:tc>
+        <w:tc>
+          <w:tcPr>
+            <w:tcW w:type="dxa" w:w="4320"/>
+          </w:tcPr>
+          <w:p>
+            <w:r>
+              <w:t xml:space="preserve">重写 </w:t>
+            </w:r>
+            <w:r>
+              <w:rPr>
+                <w:rFonts w:ascii="Consolas" w:hAnsi="Consolas" w:eastAsia="Consolas"/>
+              </w:rPr>
+              <w:t>__eq__</w:t>
+            </w:r>
+            <w:r>
+              <w:t xml:space="preserve"> 后 </w:t>
+            </w:r>
+            <w:r>
+              <w:rPr>
+                <w:rFonts w:ascii="Consolas" w:hAnsi="Consolas" w:eastAsia="Consolas"/>
+              </w:rPr>
+              <w:t>__hash__</w:t>
+            </w:r>
+            <w:r>
+              <w:t xml:space="preserve"> 自动变 </w:t>
+            </w:r>
+            <w:r>
+              <w:rPr>
+                <w:rFonts w:ascii="Consolas" w:hAnsi="Consolas" w:eastAsia="Consolas"/>
+              </w:rPr>
+              <w:t>None</w:t>
+            </w:r>
+            <w:r>
+              <w:t xml:space="preserve">，对象不能进 </w:t>
+            </w:r>
+            <w:r>
+              <w:rPr>
+                <w:rFonts w:ascii="Consolas" w:hAnsi="Consolas" w:eastAsia="Consolas"/>
+              </w:rPr>
+              <w:t>set</w:t>
+            </w:r>
+            <w:r>
+              <w:t>/</w:t>
+            </w:r>
+            <w:r>
+              <w:rPr>
+                <w:rFonts w:ascii="Consolas" w:hAnsi="Consolas" w:eastAsia="Consolas"/>
+              </w:rPr>
+              <w:t>dict</w:t>
+            </w:r>
+            <w:r>
+              <w:t xml:space="preserve"> key</w:t>
+            </w:r>
+          </w:p>
+        </w:tc>
+      </w:tr>
+    </w:tbl>
+    <w:p/>
+    <w:p>
+      <w:pPr>
+        <w:pStyle w:val="Heading3"/>
+      </w:pPr>
+      <w:r>
+        <w:t>🔍 今日作业体检</w:t>
+      </w:r>
+    </w:p>
+    <w:p>
+      <w:r>
+        <w:t>本次导入的 8 张截图均为</w:t>
+      </w:r>
+      <w:r/>
+      <w:r>
+        <w:rPr>
+          <w:b/>
+        </w:rPr>
+        <w:t>知识点讲解</w:t>
+      </w:r>
+      <w:r>
+        <w:t>，未包含作业/代码截图，故今日无作业体检记录。</w:t>
+      </w:r>
+    </w:p>
+    <w:p>
+      <w:pPr>
+        <w:spacing w:before="40" w:after="40"/>
+        <w:ind w:left="320"/>
+      </w:pPr>
+      <w:r>
+        <w:rPr>
+          <w:i/>
+          <w:color w:val="555555"/>
+        </w:rPr>
+        <w:t>⏳ 待确认进度（来自 10-17 的明日计划）：</w:t>
+      </w:r>
+    </w:p>
+    <w:p>
+      <w:pPr>
+        <w:spacing w:before="40" w:after="40"/>
+        <w:ind w:left="320"/>
+      </w:pPr>
+      <w:r>
+        <w:rPr>
+          <w:i/>
+          <w:color w:val="555555"/>
+        </w:rPr>
+        <w:t>- 第 10 题「文件读写」</w:t>
+      </w:r>
+    </w:p>
+    <w:p>
+      <w:pPr>
+        <w:spacing w:before="40" w:after="40"/>
+        <w:ind w:left="320"/>
+      </w:pPr>
+      <w:r>
+        <w:rPr>
+          <w:i/>
+          <w:color w:val="555555"/>
+        </w:rPr>
+        <w:t>- 文件 I/O D1~D2（</w:t>
+      </w:r>
+      <w:r>
+        <w:rPr>
+          <w:rFonts w:ascii="Consolas" w:hAnsi="Consolas" w:eastAsia="Consolas"/>
+          <w:i/>
+          <w:color w:val="555555"/>
+        </w:rPr>
+        <w:t>open()</w:t>
+      </w:r>
+      <w:r>
+        <w:rPr>
+          <w:i/>
+          <w:color w:val="555555"/>
+        </w:rPr>
+        <w:t xml:space="preserve"> + </w:t>
+      </w:r>
+      <w:r>
+        <w:rPr>
+          <w:rFonts w:ascii="Consolas" w:hAnsi="Consolas" w:eastAsia="Consolas"/>
+          <w:i/>
+          <w:color w:val="555555"/>
+        </w:rPr>
+        <w:t>with</w:t>
+      </w:r>
+      <w:r>
+        <w:rPr>
+          <w:i/>
+          <w:color w:val="555555"/>
+        </w:rPr>
+        <w:t xml:space="preserve"> + 读取三法）</w:t>
+      </w:r>
+    </w:p>
+    <w:p>
+      <w:pPr>
+        <w:spacing w:before="40" w:after="40"/>
+        <w:ind w:left="320"/>
+      </w:pPr>
+      <w:r>
+        <w:rPr>
+          <w:i/>
+          <w:color w:val="555555"/>
+        </w:rPr>
+        <w:t>- 修复 10-17 体检出的 5 个 bug</w:t>
+      </w:r>
+    </w:p>
+    <w:p>
+      <w:pPr>
+        <w:pStyle w:val="Heading3"/>
+      </w:pPr>
+      <w:r>
+        <w:t>⚠️ 今日易错点（快查）</w:t>
+      </w:r>
+    </w:p>
+    <w:p>
+      <w:pPr>
+        <w:pStyle w:val="ListNumber"/>
+      </w:pPr>
+      <w:r>
+        <w:t xml:space="preserve">可变默认参数 → </w:t>
+      </w:r>
+      <w:r>
+        <w:rPr>
+          <w:rFonts w:ascii="Consolas" w:hAnsi="Consolas" w:eastAsia="Consolas"/>
+        </w:rPr>
+        <w:t>def f(x, lst=[])</w:t>
+      </w:r>
+      <w:r>
+        <w:t xml:space="preserve"> 会被所有调用共享，</w:t>
+      </w:r>
+      <w:r/>
+      <w:r>
+        <w:rPr>
+          <w:b/>
+        </w:rPr>
+        <w:t xml:space="preserve">必须用 </w:t>
+      </w:r>
+      <w:r>
+        <w:rPr>
+          <w:rFonts w:ascii="Consolas" w:hAnsi="Consolas" w:eastAsia="Consolas"/>
+          <w:b/>
+        </w:rPr>
+        <w:t>None</w:t>
+      </w:r>
+      <w:r>
+        <w:rPr>
+          <w:b/>
+        </w:rPr>
+        <w:t xml:space="preserve"> 占位</w:t>
+      </w:r>
+    </w:p>
+    <w:p>
+      <w:pPr>
+        <w:pStyle w:val="ListNumber"/>
+      </w:pPr>
+      <w:r>
+        <w:rPr>
+          <w:rFonts w:ascii="Consolas" w:hAnsi="Consolas" w:eastAsia="Consolas"/>
+        </w:rPr>
+        <w:t>return a, b</w:t>
+      </w:r>
+      <w:r>
+        <w:t xml:space="preserve"> 返回的是</w:t>
+      </w:r>
+      <w:r/>
+      <w:r>
+        <w:rPr>
+          <w:b/>
+        </w:rPr>
+        <w:t>元组</w:t>
+      </w:r>
+      <w:r>
+        <w:t>，不是"两个返回值"</w:t>
+      </w:r>
+    </w:p>
+    <w:p>
+      <w:pPr>
+        <w:pStyle w:val="ListNumber"/>
+      </w:pPr>
+      <w:r>
+        <w:rPr>
+          <w:rFonts w:ascii="Consolas" w:hAnsi="Consolas" w:eastAsia="Consolas"/>
+        </w:rPr>
+        <w:t>lambda</w:t>
+      </w:r>
+      <w:r>
+        <w:t xml:space="preserve"> 只能写</w:t>
+      </w:r>
+      <w:r/>
+      <w:r>
+        <w:rPr>
+          <w:b/>
+        </w:rPr>
+        <w:t>一个表达式</w:t>
+      </w:r>
+      <w:r>
+        <w:t xml:space="preserve">，写不了 </w:t>
+      </w:r>
+      <w:r>
+        <w:rPr>
+          <w:rFonts w:ascii="Consolas" w:hAnsi="Consolas" w:eastAsia="Consolas"/>
+        </w:rPr>
+        <w:t>return</w:t>
+      </w:r>
+      <w:r>
+        <w:t>、循环、多分支</w:t>
+      </w:r>
+    </w:p>
+    <w:p>
+      <w:pPr>
+        <w:pStyle w:val="ListNumber"/>
+      </w:pPr>
+      <w:r>
+        <w:t>迭代器</w:t>
+      </w:r>
+      <w:r/>
+      <w:r>
+        <w:rPr>
+          <w:b/>
+        </w:rPr>
+        <w:t>只能用一次</w:t>
+      </w:r>
+      <w:r>
+        <w:t>，</w:t>
+      </w:r>
+      <w:r>
+        <w:rPr>
+          <w:rFonts w:ascii="Consolas" w:hAnsi="Consolas" w:eastAsia="Consolas"/>
+        </w:rPr>
+        <w:t>next()</w:t>
+      </w:r>
+      <w:r>
+        <w:t xml:space="preserve"> 取走的元素转列表也会少</w:t>
+      </w:r>
+    </w:p>
+    <w:p>
+      <w:pPr>
+        <w:pStyle w:val="ListNumber"/>
+      </w:pPr>
+      <w:r>
+        <w:t xml:space="preserve">重写 </w:t>
+      </w:r>
+      <w:r>
+        <w:rPr>
+          <w:rFonts w:ascii="Consolas" w:hAnsi="Consolas" w:eastAsia="Consolas"/>
+        </w:rPr>
+        <w:t>__eq__</w:t>
+      </w:r>
+      <w:r>
+        <w:t xml:space="preserve"> 却不写 </w:t>
+      </w:r>
+      <w:r>
+        <w:rPr>
+          <w:rFonts w:ascii="Consolas" w:hAnsi="Consolas" w:eastAsia="Consolas"/>
+        </w:rPr>
+        <w:t>__hash__</w:t>
+      </w:r>
+      <w:r>
+        <w:t xml:space="preserve"> → 对象</w:t>
+      </w:r>
+      <w:r/>
+      <w:r>
+        <w:rPr>
+          <w:b/>
+        </w:rPr>
+        <w:t>不可哈希</w:t>
+      </w:r>
+      <w:r>
+        <w:t xml:space="preserve">，放进 </w:t>
+      </w:r>
+      <w:r>
+        <w:rPr>
+          <w:rFonts w:ascii="Consolas" w:hAnsi="Consolas" w:eastAsia="Consolas"/>
+        </w:rPr>
+        <w:t>set</w:t>
+      </w:r>
+      <w:r>
+        <w:t xml:space="preserve"> 直接 </w:t>
+      </w:r>
+      <w:r>
+        <w:rPr>
+          <w:rFonts w:ascii="Consolas" w:hAnsi="Consolas" w:eastAsia="Consolas"/>
+        </w:rPr>
+        <w:t>TypeError</w:t>
+      </w:r>
+    </w:p>
+    <w:p>
+      <w:pPr>
+        <w:pStyle w:val="ListNumber"/>
+      </w:pPr>
+      <w:r>
+        <w:rPr>
+          <w:rFonts w:ascii="Consolas" w:hAnsi="Consolas" w:eastAsia="Consolas"/>
+        </w:rPr>
+        <w:t>while</w:t>
+      </w:r>
+      <w:r>
+        <w:t xml:space="preserve"> 里忘了改变条件 → 死循环</w:t>
+      </w:r>
+    </w:p>
+    <w:p>
+      <w:pPr>
+        <w:pStyle w:val="ListNumber"/>
+      </w:pPr>
+      <w:r>
+        <w:rPr>
+          <w:rFonts w:ascii="Consolas" w:hAnsi="Consolas" w:eastAsia="Consolas"/>
+        </w:rPr>
+        <w:t>match/case</w:t>
+      </w:r>
+      <w:r>
+        <w:t xml:space="preserve"> 别当 </w:t>
+      </w:r>
+      <w:r>
+        <w:rPr>
+          <w:rFonts w:ascii="Consolas" w:hAnsi="Consolas" w:eastAsia="Consolas"/>
+        </w:rPr>
+        <w:t>if/elif</w:t>
+      </w:r>
+      <w:r>
+        <w:t xml:space="preserve"> 用，简单值比较用 </w:t>
+      </w:r>
+      <w:r>
+        <w:rPr>
+          <w:rFonts w:ascii="Consolas" w:hAnsi="Consolas" w:eastAsia="Consolas"/>
+        </w:rPr>
+        <w:t>if</w:t>
+      </w:r>
+      <w:r>
+        <w:t xml:space="preserve"> 更清楚</w:t>
+      </w:r>
+    </w:p>
+    <w:p>
+      <w:pPr>
+        <w:pStyle w:val="Heading3"/>
+      </w:pPr>
+      <w:r>
+        <w:t>📌 明日计划</w:t>
+      </w:r>
+    </w:p>
+    <w:p>
+      <w:pPr>
+        <w:pStyle w:val="ListBullet"/>
+      </w:pPr>
+      <w:r>
+        <w:t>☐ 继续「迭代」第五章的进阶函数</w:t>
+      </w:r>
+    </w:p>
+    <w:p>
+      <w:pPr>
+        <w:pStyle w:val="ListBullet"/>
+      </w:pPr>
+      <w:r>
+        <w:t>☐ 补第 10 题（文件读写）+ 文件 I/O D1~D2</w:t>
+      </w:r>
+    </w:p>
+    <w:p>
+      <w:pPr>
+        <w:pStyle w:val="ListBullet"/>
+      </w:pPr>
+      <w:r>
+        <w:t>☐ 修掉 10-17 遗留的 5 个 bug</w:t>
+      </w:r>
+    </w:p>
+    <w:p>
+      <w:pPr>
+        <w:pStyle w:val="ListBullet"/>
+      </w:pPr>
+      <w:r>
+        <w:t>☐ LeetCode Easy 1 题</w:t>
+      </w:r>
+    </w:p>
+    <w:p>
+      <w:pPr>
+        <w:pStyle w:val="ListBullet"/>
+      </w:pPr>
+      <w:r>
+        <w:t xml:space="preserve">☐ 更新本日志 + 按需补充主题笔记 + 运行 </w:t>
+      </w:r>
+      <w:r>
+        <w:rPr>
+          <w:rFonts w:ascii="Consolas" w:hAnsi="Consolas" w:eastAsia="Consolas"/>
+        </w:rPr>
+        <w:t>python notes/tools/build_index.py</w:t>
+      </w:r>
+    </w:p>
+    <w:p>
+      <w:pPr>
+        <w:pStyle w:val="Heading3"/>
+      </w:pPr>
+      <w:r>
+        <w:t>🔗 相关</w:t>
+      </w:r>
+    </w:p>
+    <w:p>
+      <w:pPr>
+        <w:pStyle w:val="ListBullet"/>
+      </w:pPr>
+      <w:r>
+        <w:t>学习计划：</w:t>
+      </w:r>
+      <w:r>
+        <w:rPr>
+          <w:color w:val="8B3A1A"/>
+        </w:rPr>
+        <w:t>后续学习与并行计划</w:t>
+      </w:r>
+    </w:p>
+    <w:p>
+      <w:pPr>
+        <w:pStyle w:val="ListBullet"/>
+      </w:pPr>
+      <w:r>
+        <w:t>原始截图转写：</w:t>
+      </w:r>
+      <w:r>
+        <w:rPr>
+          <w:color w:val="8B3A1A"/>
+        </w:rPr>
+        <w:t>source/2026-10-18/</w:t>
+      </w:r>
+    </w:p>
+    <w:p>
+      <w:pPr>
+        <w:pStyle w:val="ListBullet"/>
+      </w:pPr>
+      <w:r>
+        <w:t>前一天：</w:t>
+      </w:r>
+      <w:r>
+        <w:rPr>
+          <w:color w:val="8B3A1A"/>
+        </w:rPr>
+        <w:t>2026-10-17 学习记录</w:t>
+      </w:r>
+    </w:p>
+    <w:p>
+      <w:pPr>
+        <w:pStyle w:val="ListBullet"/>
+      </w:pPr>
+      <w:r>
+        <w:t>知识点总索引：</w:t>
+      </w:r>
+      <w:r>
+        <w:rPr>
+          <w:color w:val="8B3A1A"/>
+        </w:rPr>
+        <w:t>INDEX.md</w:t>
       </w:r>
     </w:p>
     <w:p>
@@ -16555,6 +22685,28 @@
           <w:p>
             <w:r>
               <w:t>source/2026-10-17/D.md</w:t>
+            </w:r>
+          </w:p>
+        </w:tc>
+        <w:tc>
+          <w:tcPr>
+            <w:tcW w:type="dxa" w:w="4320"/>
+          </w:tcPr>
+          <w:p>
+            <w:r>
+              <w:t>截图逐字转写（已整理进上方主题笔记）</w:t>
+            </w:r>
+          </w:p>
+        </w:tc>
+      </w:tr>
+      <w:tr>
+        <w:tc>
+          <w:tcPr>
+            <w:tcW w:type="dxa" w:w="4320"/>
+          </w:tcPr>
+          <w:p>
+            <w:r>
+              <w:t>source/2026-10-18/A.md</w:t>
             </w:r>
           </w:p>
         </w:tc>

--- a/notes/book/Python学习笔记.docx
+++ b/notes/book/Python学习笔记.docx
@@ -36,7 +36,7 @@
           <w:color w:val="88847C"/>
           <w:sz w:val="22"/>
         </w:rPr>
-        <w:t>生成日期：2026-10-18   ·   手记：边角</w:t>
+        <w:t>生成日期：2026-10-20   ·   手记：边角</w:t>
       </w:r>
     </w:p>
     <w:p/>
@@ -605,7 +605,39 @@
           <w:rFonts w:ascii="Consolas" w:hAnsi="Consolas" w:eastAsia="Consolas"/>
           <w:sz w:val="17"/>
         </w:rPr>
-        <w:t>│   └── 13-特殊方法与哈希.md</w:t>
+        <w:t>│   ├── 13-特殊方法与哈希.md</w:t>
+        <w:br/>
+      </w:r>
+      <w:r>
+        <w:rPr>
+          <w:rFonts w:ascii="Consolas" w:hAnsi="Consolas" w:eastAsia="Consolas"/>
+          <w:sz w:val="17"/>
+        </w:rPr>
+        <w:t>│   ├── 14-Enum枚举.md</w:t>
+        <w:br/>
+      </w:r>
+      <w:r>
+        <w:rPr>
+          <w:rFonts w:ascii="Consolas" w:hAnsi="Consolas" w:eastAsia="Consolas"/>
+          <w:sz w:val="17"/>
+        </w:rPr>
+        <w:t>│   ├── 15-类属性与实例属性.md</w:t>
+        <w:br/>
+      </w:r>
+      <w:r>
+        <w:rPr>
+          <w:rFonts w:ascii="Consolas" w:hAnsi="Consolas" w:eastAsia="Consolas"/>
+          <w:sz w:val="17"/>
+        </w:rPr>
+        <w:t>│   ├── 16-元类与type.md</w:t>
+        <w:br/>
+      </w:r>
+      <w:r>
+        <w:rPr>
+          <w:rFonts w:ascii="Consolas" w:hAnsi="Consolas" w:eastAsia="Consolas"/>
+          <w:sz w:val="17"/>
+        </w:rPr>
+        <w:t>│   └── 17-线程与进程.md</w:t>
         <w:br/>
       </w:r>
       <w:r>
@@ -629,7 +661,15 @@
           <w:rFonts w:ascii="Consolas" w:hAnsi="Consolas" w:eastAsia="Consolas"/>
           <w:sz w:val="17"/>
         </w:rPr>
-        <w:t>│   └── 2026-10-18.md</w:t>
+        <w:t>│   ├── 2026-10-18.md</w:t>
+        <w:br/>
+      </w:r>
+      <w:r>
+        <w:rPr>
+          <w:rFonts w:ascii="Consolas" w:hAnsi="Consolas" w:eastAsia="Consolas"/>
+          <w:sz w:val="17"/>
+        </w:rPr>
+        <w:t>│   └── 2026-10-19.md</w:t>
         <w:br/>
       </w:r>
       <w:r>
@@ -669,7 +709,15 @@
           <w:rFonts w:ascii="Consolas" w:hAnsi="Consolas" w:eastAsia="Consolas"/>
           <w:sz w:val="17"/>
         </w:rPr>
-        <w:t>│   └── 2026-10-18/A.md</w:t>
+        <w:t>│   ├── 2026-10-18/A.md</w:t>
+        <w:br/>
+      </w:r>
+      <w:r>
+        <w:rPr>
+          <w:rFonts w:ascii="Consolas" w:hAnsi="Consolas" w:eastAsia="Consolas"/>
+          <w:sz w:val="17"/>
+        </w:rPr>
+        <w:t>│   └── 2026-10-19/A.md</w:t>
         <w:br/>
       </w:r>
       <w:r>
@@ -1253,7 +1301,7 @@
               <w:rPr>
                 <w:rFonts w:ascii="Consolas" w:hAnsi="Consolas" w:eastAsia="Consolas"/>
               </w:rPr>
-              <w:t>14-文件与IO.md</w:t>
+              <w:t>18-文件与IO.md</w:t>
             </w:r>
           </w:p>
         </w:tc>
@@ -1288,7 +1336,7 @@
               <w:rPr>
                 <w:rFonts w:ascii="Consolas" w:hAnsi="Consolas" w:eastAsia="Consolas"/>
               </w:rPr>
-              <w:t>15-异常处理.md</w:t>
+              <w:t>19-异常处理.md</w:t>
             </w:r>
           </w:p>
         </w:tc>
@@ -1323,7 +1371,7 @@
               <w:rPr>
                 <w:rFonts w:ascii="Consolas" w:hAnsi="Consolas" w:eastAsia="Consolas"/>
               </w:rPr>
-              <w:t>16-推导式.md</w:t>
+              <w:t>20-推导式.md</w:t>
             </w:r>
           </w:p>
         </w:tc>
@@ -1345,7 +1393,7 @@
           </w:tcPr>
           <w:p>
             <w:r>
-              <w:t>面向对象</w:t>
+              <w:t>面向对象（继承/多态/@property）</w:t>
             </w:r>
           </w:p>
         </w:tc>
@@ -1358,7 +1406,7 @@
               <w:rPr>
                 <w:rFonts w:ascii="Consolas" w:hAnsi="Consolas" w:eastAsia="Consolas"/>
               </w:rPr>
-              <w:t>17-面向对象.md</w:t>
+              <w:t>21-面向对象.md</w:t>
             </w:r>
           </w:p>
         </w:tc>
@@ -1393,7 +1441,7 @@
               <w:rPr>
                 <w:rFonts w:ascii="Consolas" w:hAnsi="Consolas" w:eastAsia="Consolas"/>
               </w:rPr>
-              <w:t>18-模块与包.md</w:t>
+              <w:t>22-模块与包.md</w:t>
             </w:r>
           </w:p>
         </w:tc>
@@ -1663,7 +1711,7 @@
           <w:i/>
           <w:color w:val="555555"/>
         </w:rPr>
-        <w:t>13</w:t>
+        <w:t>17</w:t>
       </w:r>
       <w:r>
         <w:rPr>
@@ -3194,7 +3242,7 @@
         <w:pStyle w:val="Heading3"/>
       </w:pPr>
       <w:r>
-        <w:t>进阶（3）</w:t>
+        <w:t>进阶（7）</w:t>
       </w:r>
     </w:p>
     <w:tbl>
@@ -3587,6 +3635,486 @@
           </w:p>
         </w:tc>
       </w:tr>
+      <w:tr>
+        <w:tc>
+          <w:tcPr>
+            <w:tcW w:type="dxa" w:w="2160"/>
+          </w:tcPr>
+          <w:p>
+            <w:r>
+              <w:t>Enum 枚举</w:t>
+            </w:r>
+          </w:p>
+        </w:tc>
+        <w:tc>
+          <w:tcPr>
+            <w:tcW w:type="dxa" w:w="2160"/>
+          </w:tcPr>
+          <w:p>
+            <w:r>
+              <w:rPr>
+                <w:rFonts w:ascii="Consolas" w:hAnsi="Consolas" w:eastAsia="Consolas"/>
+              </w:rPr>
+              <w:t>Enum</w:t>
+            </w:r>
+            <w:r>
+              <w:t>、</w:t>
+            </w:r>
+            <w:r>
+              <w:rPr>
+                <w:rFonts w:ascii="Consolas" w:hAnsi="Consolas" w:eastAsia="Consolas"/>
+              </w:rPr>
+              <w:t>枚举</w:t>
+            </w:r>
+            <w:r>
+              <w:t>、</w:t>
+            </w:r>
+            <w:r>
+              <w:rPr>
+                <w:rFonts w:ascii="Consolas" w:hAnsi="Consolas" w:eastAsia="Consolas"/>
+              </w:rPr>
+              <w:t>IntEnum</w:t>
+            </w:r>
+            <w:r>
+              <w:t>、</w:t>
+            </w:r>
+            <w:r>
+              <w:rPr>
+                <w:rFonts w:ascii="Consolas" w:hAnsi="Consolas" w:eastAsia="Consolas"/>
+              </w:rPr>
+              <w:t>name</w:t>
+            </w:r>
+            <w:r>
+              <w:t>、</w:t>
+            </w:r>
+            <w:r>
+              <w:rPr>
+                <w:rFonts w:ascii="Consolas" w:hAnsi="Consolas" w:eastAsia="Consolas"/>
+              </w:rPr>
+              <w:t>value</w:t>
+            </w:r>
+            <w:r>
+              <w:t>、</w:t>
+            </w:r>
+            <w:r>
+              <w:rPr>
+                <w:rFonts w:ascii="Consolas" w:hAnsi="Consolas" w:eastAsia="Consolas"/>
+              </w:rPr>
+              <w:t>魔法值</w:t>
+            </w:r>
+            <w:r>
+              <w:t>、</w:t>
+            </w:r>
+            <w:r>
+              <w:rPr>
+                <w:rFonts w:ascii="Consolas" w:hAnsi="Consolas" w:eastAsia="Consolas"/>
+              </w:rPr>
+              <w:t>状态机</w:t>
+            </w:r>
+            <w:r>
+              <w:t>、</w:t>
+            </w:r>
+            <w:r>
+              <w:rPr>
+                <w:rFonts w:ascii="Consolas" w:hAnsi="Consolas" w:eastAsia="Consolas"/>
+              </w:rPr>
+              <w:t>常量</w:t>
+            </w:r>
+          </w:p>
+        </w:tc>
+        <w:tc>
+          <w:tcPr>
+            <w:tcW w:type="dxa" w:w="2160"/>
+          </w:tcPr>
+          <w:p>
+            <w:r>
+              <w:rPr>
+                <w:color w:val="8B3A1A"/>
+              </w:rPr>
+              <w:t>14-Enum枚举</w:t>
+            </w:r>
+          </w:p>
+        </w:tc>
+        <w:tc>
+          <w:tcPr>
+            <w:tcW w:type="dxa" w:w="2160"/>
+          </w:tcPr>
+          <w:p>
+            <w:r>
+              <w:t>2026-10-19</w:t>
+            </w:r>
+          </w:p>
+        </w:tc>
+      </w:tr>
+      <w:tr>
+        <w:tc>
+          <w:tcPr>
+            <w:tcW w:type="dxa" w:w="2160"/>
+          </w:tcPr>
+          <w:p>
+            <w:r>
+              <w:t>类属性与实例属性</w:t>
+            </w:r>
+          </w:p>
+        </w:tc>
+        <w:tc>
+          <w:tcPr>
+            <w:tcW w:type="dxa" w:w="2160"/>
+          </w:tcPr>
+          <w:p>
+            <w:r>
+              <w:rPr>
+                <w:rFonts w:ascii="Consolas" w:hAnsi="Consolas" w:eastAsia="Consolas"/>
+              </w:rPr>
+              <w:t>类属性</w:t>
+            </w:r>
+            <w:r>
+              <w:t>、</w:t>
+            </w:r>
+            <w:r>
+              <w:rPr>
+                <w:rFonts w:ascii="Consolas" w:hAnsi="Consolas" w:eastAsia="Consolas"/>
+              </w:rPr>
+              <w:t>实例属性</w:t>
+            </w:r>
+            <w:r>
+              <w:t>、</w:t>
+            </w:r>
+            <w:r>
+              <w:rPr>
+                <w:rFonts w:ascii="Consolas" w:hAnsi="Consolas" w:eastAsia="Consolas"/>
+              </w:rPr>
+              <w:t>self</w:t>
+            </w:r>
+            <w:r>
+              <w:t>、</w:t>
+            </w:r>
+            <w:r>
+              <w:rPr>
+                <w:rFonts w:ascii="Consolas" w:hAnsi="Consolas" w:eastAsia="Consolas"/>
+              </w:rPr>
+              <w:t>class attribute</w:t>
+            </w:r>
+            <w:r>
+              <w:t>、</w:t>
+            </w:r>
+            <w:r>
+              <w:rPr>
+                <w:rFonts w:ascii="Consolas" w:hAnsi="Consolas" w:eastAsia="Consolas"/>
+              </w:rPr>
+              <w:t>instance attribute</w:t>
+            </w:r>
+            <w:r>
+              <w:t>、</w:t>
+            </w:r>
+            <w:r>
+              <w:rPr>
+                <w:rFonts w:ascii="Consolas" w:hAnsi="Consolas" w:eastAsia="Consolas"/>
+              </w:rPr>
+              <w:t>共享</w:t>
+            </w:r>
+            <w:r>
+              <w:t>、</w:t>
+            </w:r>
+            <w:r>
+              <w:rPr>
+                <w:rFonts w:ascii="Consolas" w:hAnsi="Consolas" w:eastAsia="Consolas"/>
+              </w:rPr>
+              <w:t>可变类属性</w:t>
+            </w:r>
+          </w:p>
+        </w:tc>
+        <w:tc>
+          <w:tcPr>
+            <w:tcW w:type="dxa" w:w="2160"/>
+          </w:tcPr>
+          <w:p>
+            <w:r>
+              <w:rPr>
+                <w:color w:val="8B3A1A"/>
+              </w:rPr>
+              <w:t>15-类属性与实例属性</w:t>
+            </w:r>
+          </w:p>
+        </w:tc>
+        <w:tc>
+          <w:tcPr>
+            <w:tcW w:type="dxa" w:w="2160"/>
+          </w:tcPr>
+          <w:p>
+            <w:r>
+              <w:t>2026-10-19</w:t>
+            </w:r>
+          </w:p>
+        </w:tc>
+      </w:tr>
+      <w:tr>
+        <w:tc>
+          <w:tcPr>
+            <w:tcW w:type="dxa" w:w="2160"/>
+          </w:tcPr>
+          <w:p>
+            <w:r>
+              <w:t>元类与 type</w:t>
+            </w:r>
+          </w:p>
+        </w:tc>
+        <w:tc>
+          <w:tcPr>
+            <w:tcW w:type="dxa" w:w="2160"/>
+          </w:tcPr>
+          <w:p>
+            <w:r>
+              <w:rPr>
+                <w:rFonts w:ascii="Consolas" w:hAnsi="Consolas" w:eastAsia="Consolas"/>
+              </w:rPr>
+              <w:t>元类</w:t>
+            </w:r>
+            <w:r>
+              <w:t>、</w:t>
+            </w:r>
+            <w:r>
+              <w:rPr>
+                <w:rFonts w:ascii="Consolas" w:hAnsi="Consolas" w:eastAsia="Consolas"/>
+              </w:rPr>
+              <w:t>metaclass</w:t>
+            </w:r>
+            <w:r>
+              <w:t>、</w:t>
+            </w:r>
+            <w:r>
+              <w:rPr>
+                <w:rFonts w:ascii="Consolas" w:hAnsi="Consolas" w:eastAsia="Consolas"/>
+              </w:rPr>
+              <w:t>type</w:t>
+            </w:r>
+            <w:r>
+              <w:t>、</w:t>
+            </w:r>
+            <w:r>
+              <w:rPr>
+                <w:rFonts w:ascii="Consolas" w:hAnsi="Consolas" w:eastAsia="Consolas"/>
+              </w:rPr>
+              <w:t>一切类都源自type</w:t>
+            </w:r>
+            <w:r>
+              <w:t>、</w:t>
+            </w:r>
+            <w:r>
+              <w:rPr>
+                <w:rFonts w:ascii="Consolas" w:hAnsi="Consolas" w:eastAsia="Consolas"/>
+              </w:rPr>
+              <w:t>动态造类</w:t>
+            </w:r>
+            <w:r>
+              <w:t>、</w:t>
+            </w:r>
+            <w:r>
+              <w:rPr>
+                <w:rFonts w:ascii="Consolas" w:hAnsi="Consolas" w:eastAsia="Consolas"/>
+              </w:rPr>
+              <w:t>类也是对象</w:t>
+            </w:r>
+            <w:r>
+              <w:t>、</w:t>
+            </w:r>
+            <w:r>
+              <w:rPr>
+                <w:rFonts w:ascii="Consolas" w:hAnsi="Consolas" w:eastAsia="Consolas"/>
+              </w:rPr>
+              <w:t>__init_subclass__</w:t>
+            </w:r>
+          </w:p>
+        </w:tc>
+        <w:tc>
+          <w:tcPr>
+            <w:tcW w:type="dxa" w:w="2160"/>
+          </w:tcPr>
+          <w:p>
+            <w:r>
+              <w:rPr>
+                <w:color w:val="8B3A1A"/>
+              </w:rPr>
+              <w:t>16-元类与type</w:t>
+            </w:r>
+          </w:p>
+        </w:tc>
+        <w:tc>
+          <w:tcPr>
+            <w:tcW w:type="dxa" w:w="2160"/>
+          </w:tcPr>
+          <w:p>
+            <w:r>
+              <w:t>2026-10-19</w:t>
+            </w:r>
+          </w:p>
+        </w:tc>
+      </w:tr>
+      <w:tr>
+        <w:tc>
+          <w:tcPr>
+            <w:tcW w:type="dxa" w:w="2160"/>
+          </w:tcPr>
+          <w:p>
+            <w:r>
+              <w:t>线程与进程</w:t>
+            </w:r>
+          </w:p>
+        </w:tc>
+        <w:tc>
+          <w:tcPr>
+            <w:tcW w:type="dxa" w:w="2160"/>
+          </w:tcPr>
+          <w:p>
+            <w:r>
+              <w:rPr>
+                <w:rFonts w:ascii="Consolas" w:hAnsi="Consolas" w:eastAsia="Consolas"/>
+              </w:rPr>
+              <w:t>线程</w:t>
+            </w:r>
+            <w:r>
+              <w:t>、</w:t>
+            </w:r>
+            <w:r>
+              <w:rPr>
+                <w:rFonts w:ascii="Consolas" w:hAnsi="Consolas" w:eastAsia="Consolas"/>
+              </w:rPr>
+              <w:t>进程</w:t>
+            </w:r>
+            <w:r>
+              <w:t>、</w:t>
+            </w:r>
+            <w:r>
+              <w:rPr>
+                <w:rFonts w:ascii="Consolas" w:hAnsi="Consolas" w:eastAsia="Consolas"/>
+              </w:rPr>
+              <w:t>threading</w:t>
+            </w:r>
+            <w:r>
+              <w:t>、</w:t>
+            </w:r>
+            <w:r>
+              <w:rPr>
+                <w:rFonts w:ascii="Consolas" w:hAnsi="Consolas" w:eastAsia="Consolas"/>
+              </w:rPr>
+              <w:t>Thread</w:t>
+            </w:r>
+            <w:r>
+              <w:t>、</w:t>
+            </w:r>
+            <w:r>
+              <w:rPr>
+                <w:rFonts w:ascii="Consolas" w:hAnsi="Consolas" w:eastAsia="Consolas"/>
+              </w:rPr>
+              <w:t>multiprocessing</w:t>
+            </w:r>
+            <w:r>
+              <w:t>、</w:t>
+            </w:r>
+            <w:r>
+              <w:rPr>
+                <w:rFonts w:ascii="Consolas" w:hAnsi="Consolas" w:eastAsia="Consolas"/>
+              </w:rPr>
+              <w:t>GIL</w:t>
+            </w:r>
+            <w:r>
+              <w:t>、</w:t>
+            </w:r>
+            <w:r>
+              <w:rPr>
+                <w:rFonts w:ascii="Consolas" w:hAnsi="Consolas" w:eastAsia="Consolas"/>
+              </w:rPr>
+              <w:t>Lock</w:t>
+            </w:r>
+            <w:r>
+              <w:t>、</w:t>
+            </w:r>
+            <w:r>
+              <w:rPr>
+                <w:rFonts w:ascii="Consolas" w:hAnsi="Consolas" w:eastAsia="Consolas"/>
+              </w:rPr>
+              <w:t>RLock</w:t>
+            </w:r>
+            <w:r>
+              <w:t>、</w:t>
+            </w:r>
+            <w:r>
+              <w:rPr>
+                <w:rFonts w:ascii="Consolas" w:hAnsi="Consolas" w:eastAsia="Consolas"/>
+              </w:rPr>
+              <w:t>Condition</w:t>
+            </w:r>
+            <w:r>
+              <w:t>、</w:t>
+            </w:r>
+            <w:r>
+              <w:rPr>
+                <w:rFonts w:ascii="Consolas" w:hAnsi="Consolas" w:eastAsia="Consolas"/>
+              </w:rPr>
+              <w:t>Queue</w:t>
+            </w:r>
+            <w:r>
+              <w:t>、</w:t>
+            </w:r>
+            <w:r>
+              <w:rPr>
+                <w:rFonts w:ascii="Consolas" w:hAnsi="Consolas" w:eastAsia="Consolas"/>
+              </w:rPr>
+              <w:t>Event</w:t>
+            </w:r>
+            <w:r>
+              <w:t>、</w:t>
+            </w:r>
+            <w:r>
+              <w:rPr>
+                <w:rFonts w:ascii="Consolas" w:hAnsi="Consolas" w:eastAsia="Consolas"/>
+              </w:rPr>
+              <w:t>ThreadPoolExecutor</w:t>
+            </w:r>
+            <w:r>
+              <w:t>、</w:t>
+            </w:r>
+            <w:r>
+              <w:rPr>
+                <w:rFonts w:ascii="Consolas" w:hAnsi="Consolas" w:eastAsia="Consolas"/>
+              </w:rPr>
+              <w:t>并发</w:t>
+            </w:r>
+            <w:r>
+              <w:t>、</w:t>
+            </w:r>
+            <w:r>
+              <w:rPr>
+                <w:rFonts w:ascii="Consolas" w:hAnsi="Consolas" w:eastAsia="Consolas"/>
+              </w:rPr>
+              <w:t>并行</w:t>
+            </w:r>
+          </w:p>
+        </w:tc>
+        <w:tc>
+          <w:tcPr>
+            <w:tcW w:type="dxa" w:w="2160"/>
+          </w:tcPr>
+          <w:p>
+            <w:r>
+              <w:rPr>
+                <w:color w:val="8B3A1A"/>
+              </w:rPr>
+              <w:t>17-线程与进程</w:t>
+            </w:r>
+          </w:p>
+        </w:tc>
+        <w:tc>
+          <w:tcPr>
+            <w:tcW w:type="dxa" w:w="2160"/>
+          </w:tcPr>
+          <w:p>
+            <w:r>
+              <w:t>2026-10-19</w:t>
+            </w:r>
+          </w:p>
+        </w:tc>
+      </w:tr>
     </w:tbl>
     <w:p/>
     <w:p>
@@ -3645,6 +4173,41 @@
                 <w:b/>
               </w:rPr>
               <w:t>涉及主题</w:t>
+            </w:r>
+          </w:p>
+        </w:tc>
+      </w:tr>
+      <w:tr>
+        <w:tc>
+          <w:tcPr>
+            <w:tcW w:type="dxa" w:w="2880"/>
+          </w:tcPr>
+          <w:p>
+            <w:r>
+              <w:t>2026-10-19</w:t>
+            </w:r>
+          </w:p>
+        </w:tc>
+        <w:tc>
+          <w:tcPr>
+            <w:tcW w:type="dxa" w:w="2880"/>
+          </w:tcPr>
+          <w:p>
+            <w:r>
+              <w:rPr>
+                <w:color w:val="8B3A1A"/>
+              </w:rPr>
+              <w:t>2026-10-19 学习记录</w:t>
+            </w:r>
+          </w:p>
+        </w:tc>
+        <w:tc>
+          <w:tcPr>
+            <w:tcW w:type="dxa" w:w="2880"/>
+          </w:tcPr>
+          <w:p>
+            <w:r>
+              <w:t>Enum 枚举、类属性与实例属性、元类与 type、线程与进程</w:t>
             </w:r>
           </w:p>
         </w:tc>
@@ -14680,6 +15243,149 @@
         <w:pStyle w:val="Heading3"/>
       </w:pPr>
       <w:r>
+        <w:t>5. for 是最标准、最常用的迭代方式</w:t>
+      </w:r>
+    </w:p>
+    <w:p>
+      <w:pPr>
+        <w:spacing w:before="40" w:after="40"/>
+        <w:ind w:left="320"/>
+      </w:pPr>
+      <w:r>
+        <w:rPr>
+          <w:rFonts w:ascii="Consolas" w:hAnsi="Consolas" w:eastAsia="Consolas"/>
+          <w:i/>
+          <w:color w:val="555555"/>
+        </w:rPr>
+        <w:t>for</w:t>
+      </w:r>
+      <w:r>
+        <w:rPr>
+          <w:i/>
+          <w:color w:val="555555"/>
+        </w:rPr>
+        <w:t xml:space="preserve"> 循环就是 Python 里最标准、最常用的迭代方式。</w:t>
+      </w:r>
+    </w:p>
+    <w:p>
+      <w:pPr>
+        <w:spacing w:before="80" w:after="80" w:line="276" w:lineRule="auto"/>
+        <w:ind w:left="240"/>
+        <w:shd w:val="clear" w:color="auto" w:fill="F3F5F7"/>
+      </w:pPr>
+      <w:r>
+        <w:rPr>
+          <w:rFonts w:ascii="Consolas" w:hAnsi="Consolas" w:eastAsia="Consolas"/>
+          <w:sz w:val="17"/>
+        </w:rPr>
+        <w:t>for x in [1, 2, 3]:</w:t>
+        <w:br/>
+      </w:r>
+      <w:r>
+        <w:rPr>
+          <w:rFonts w:ascii="Consolas" w:hAnsi="Consolas" w:eastAsia="Consolas"/>
+          <w:sz w:val="17"/>
+        </w:rPr>
+        <w:t xml:space="preserve">    print(x)</w:t>
+      </w:r>
+    </w:p>
+    <w:p>
+      <w:r>
+        <w:t xml:space="preserve">比 </w:t>
+      </w:r>
+      <w:r>
+        <w:rPr>
+          <w:rFonts w:ascii="Consolas" w:hAnsi="Consolas" w:eastAsia="Consolas"/>
+        </w:rPr>
+        <w:t>while</w:t>
+      </w:r>
+      <w:r>
+        <w:t xml:space="preserve"> + </w:t>
+      </w:r>
+      <w:r>
+        <w:rPr>
+          <w:rFonts w:ascii="Consolas" w:hAnsi="Consolas" w:eastAsia="Consolas"/>
+        </w:rPr>
+        <w:t>next()</w:t>
+      </w:r>
+      <w:r>
+        <w:t xml:space="preserve"> 更常用的原因：</w:t>
+      </w:r>
+    </w:p>
+    <w:p>
+      <w:pPr>
+        <w:pStyle w:val="ListBullet"/>
+      </w:pPr>
+      <w:r>
+        <w:t xml:space="preserve">自动处理 </w:t>
+      </w:r>
+      <w:r>
+        <w:rPr>
+          <w:rFonts w:ascii="Consolas" w:hAnsi="Consolas" w:eastAsia="Consolas"/>
+        </w:rPr>
+        <w:t>StopIteration</w:t>
+      </w:r>
+      <w:r>
+        <w:t xml:space="preserve">，不用手写 </w:t>
+      </w:r>
+      <w:r>
+        <w:rPr>
+          <w:rFonts w:ascii="Consolas" w:hAnsi="Consolas" w:eastAsia="Consolas"/>
+        </w:rPr>
+        <w:t>try/except</w:t>
+      </w:r>
+    </w:p>
+    <w:p>
+      <w:pPr>
+        <w:pStyle w:val="ListBullet"/>
+      </w:pPr>
+      <w:r>
+        <w:t>代码短、意图清楚</w:t>
+      </w:r>
+    </w:p>
+    <w:p>
+      <w:pPr>
+        <w:pStyle w:val="ListBullet"/>
+      </w:pPr>
+      <w:r>
+        <w:t>任何「可迭代对象」都能直接用：列表、元组、字符串、字典、文件、生成器</w:t>
+      </w:r>
+    </w:p>
+    <w:p>
+      <w:pPr>
+        <w:spacing w:before="80" w:after="80" w:line="276" w:lineRule="auto"/>
+        <w:ind w:left="240"/>
+        <w:shd w:val="clear" w:color="auto" w:fill="F3F5F7"/>
+      </w:pPr>
+      <w:r>
+        <w:rPr>
+          <w:rFonts w:ascii="Consolas" w:hAnsi="Consolas" w:eastAsia="Consolas"/>
+          <w:sz w:val="17"/>
+        </w:rPr>
+        <w:t>for ch in "abc":            # 字符串</w:t>
+        <w:br/>
+      </w:r>
+      <w:r>
+        <w:rPr>
+          <w:rFonts w:ascii="Consolas" w:hAnsi="Consolas" w:eastAsia="Consolas"/>
+          <w:sz w:val="17"/>
+        </w:rPr>
+        <w:t>for k in {"a": 1}:          # 字典（遍历 key）</w:t>
+        <w:br/>
+      </w:r>
+      <w:r>
+        <w:rPr>
+          <w:rFonts w:ascii="Consolas" w:hAnsi="Consolas" w:eastAsia="Consolas"/>
+          <w:sz w:val="17"/>
+        </w:rPr>
+        <w:t>for line in open("f.txt"):  # 文件（逐行）</w:t>
+      </w:r>
+    </w:p>
+    <w:p>
+      <w:pPr>
+        <w:pStyle w:val="Heading3"/>
+      </w:pPr>
+      <w:r>
         <w:t>⚠️ 易错点速记</w:t>
       </w:r>
     </w:p>
@@ -16305,6 +17011,7233 @@
       </w:r>
     </w:p>
     <w:p>
+      <w:pPr>
+        <w:pStyle w:val="Heading2"/>
+      </w:pPr>
+      <w:r>
+        <w:t>Enum 枚举</w:t>
+      </w:r>
+    </w:p>
+    <w:p>
+      <w:pPr>
+        <w:spacing w:before="40" w:after="40"/>
+        <w:ind w:left="320"/>
+      </w:pPr>
+      <w:r>
+        <w:rPr>
+          <w:i/>
+          <w:color w:val="555555"/>
+        </w:rPr>
+        <w:t xml:space="preserve">一句话：当「这个变量只能取固定的几个值」时，用 </w:t>
+      </w:r>
+      <w:r>
+        <w:rPr>
+          <w:rFonts w:ascii="Consolas" w:hAnsi="Consolas" w:eastAsia="Consolas"/>
+          <w:i/>
+          <w:color w:val="555555"/>
+        </w:rPr>
+        <w:t>Enum</w:t>
+      </w:r>
+      <w:r>
+        <w:rPr>
+          <w:i/>
+          <w:color w:val="555555"/>
+        </w:rPr>
+        <w:t xml:space="preserve"> 给它上</w:t>
+      </w:r>
+      <w:r>
+        <w:rPr>
+          <w:i/>
+        </w:rPr>
+      </w:r>
+      <w:r>
+        <w:rPr>
+          <w:b/>
+          <w:i/>
+          <w:color w:val="555555"/>
+        </w:rPr>
+        <w:t>防伪标签 + 防盗锁 + 说明书</w:t>
+      </w:r>
+      <w:r>
+        <w:rPr>
+          <w:i/>
+          <w:color w:val="555555"/>
+        </w:rPr>
+        <w:t>，杜绝拼写错误和魔法值。</w:t>
+      </w:r>
+    </w:p>
+    <w:p>
+      <w:pPr>
+        <w:pStyle w:val="Heading3"/>
+      </w:pPr>
+      <w:r>
+        <w:t>1. 为什么需要枚举</w:t>
+      </w:r>
+    </w:p>
+    <w:p>
+      <w:pPr>
+        <w:spacing w:before="80" w:after="80" w:line="276" w:lineRule="auto"/>
+        <w:ind w:left="240"/>
+        <w:shd w:val="clear" w:color="auto" w:fill="F3F5F7"/>
+      </w:pPr>
+      <w:r>
+        <w:rPr>
+          <w:rFonts w:ascii="Consolas" w:hAnsi="Consolas" w:eastAsia="Consolas"/>
+          <w:sz w:val="17"/>
+        </w:rPr>
+        <w:t># ❌ 魔法值：拼错了不报错，运行时才发现</w:t>
+        <w:br/>
+      </w:r>
+      <w:r>
+        <w:rPr>
+          <w:rFonts w:ascii="Consolas" w:hAnsi="Consolas" w:eastAsia="Consolas"/>
+          <w:sz w:val="17"/>
+        </w:rPr>
+        <w:t>STATUS_PENDING = 0</w:t>
+        <w:br/>
+      </w:r>
+      <w:r>
+        <w:rPr>
+          <w:rFonts w:ascii="Consolas" w:hAnsi="Consolas" w:eastAsia="Consolas"/>
+          <w:sz w:val="17"/>
+        </w:rPr>
+        <w:t>STATUS_RUNNING = 1</w:t>
+        <w:br/>
+      </w:r>
+      <w:r>
+        <w:rPr>
+          <w:rFonts w:ascii="Consolas" w:hAnsi="Consolas" w:eastAsia="Consolas"/>
+          <w:sz w:val="17"/>
+        </w:rPr>
+        <w:br/>
+      </w:r>
+      <w:r>
+        <w:rPr>
+          <w:rFonts w:ascii="Consolas" w:hAnsi="Consolas" w:eastAsia="Consolas"/>
+          <w:sz w:val="17"/>
+        </w:rPr>
+        <w:t>status = 2          # 2 是什么？看代码的人不知道</w:t>
+        <w:br/>
+      </w:r>
+      <w:r>
+        <w:rPr>
+          <w:rFonts w:ascii="Consolas" w:hAnsi="Consolas" w:eastAsia="Consolas"/>
+          <w:sz w:val="17"/>
+        </w:rPr>
+        <w:t>if status == 3:     # 写错了也不报错，逻辑静默出错</w:t>
+        <w:br/>
+      </w:r>
+      <w:r>
+        <w:rPr>
+          <w:rFonts w:ascii="Consolas" w:hAnsi="Consolas" w:eastAsia="Consolas"/>
+          <w:sz w:val="17"/>
+        </w:rPr>
+        <w:t xml:space="preserve">    ...</w:t>
+      </w:r>
+    </w:p>
+    <w:p>
+      <w:pPr>
+        <w:spacing w:before="80" w:after="80" w:line="276" w:lineRule="auto"/>
+        <w:ind w:left="240"/>
+        <w:shd w:val="clear" w:color="auto" w:fill="F3F5F7"/>
+      </w:pPr>
+      <w:r>
+        <w:rPr>
+          <w:rFonts w:ascii="Consolas" w:hAnsi="Consolas" w:eastAsia="Consolas"/>
+          <w:sz w:val="17"/>
+        </w:rPr>
+        <w:t># ✅ 用 Enum：拼错立刻 AttributeError</w:t>
+        <w:br/>
+      </w:r>
+      <w:r>
+        <w:rPr>
+          <w:rFonts w:ascii="Consolas" w:hAnsi="Consolas" w:eastAsia="Consolas"/>
+          <w:sz w:val="17"/>
+        </w:rPr>
+        <w:t>from enum import Enum</w:t>
+        <w:br/>
+      </w:r>
+      <w:r>
+        <w:rPr>
+          <w:rFonts w:ascii="Consolas" w:hAnsi="Consolas" w:eastAsia="Consolas"/>
+          <w:sz w:val="17"/>
+        </w:rPr>
+        <w:br/>
+      </w:r>
+      <w:r>
+        <w:rPr>
+          <w:rFonts w:ascii="Consolas" w:hAnsi="Consolas" w:eastAsia="Consolas"/>
+          <w:sz w:val="17"/>
+        </w:rPr>
+        <w:t>class Status(Enum):</w:t>
+        <w:br/>
+      </w:r>
+      <w:r>
+        <w:rPr>
+          <w:rFonts w:ascii="Consolas" w:hAnsi="Consolas" w:eastAsia="Consolas"/>
+          <w:sz w:val="17"/>
+        </w:rPr>
+        <w:t xml:space="preserve">    PENDING = 0</w:t>
+        <w:br/>
+      </w:r>
+      <w:r>
+        <w:rPr>
+          <w:rFonts w:ascii="Consolas" w:hAnsi="Consolas" w:eastAsia="Consolas"/>
+          <w:sz w:val="17"/>
+        </w:rPr>
+        <w:t xml:space="preserve">    RUNNING = 1</w:t>
+        <w:br/>
+      </w:r>
+      <w:r>
+        <w:rPr>
+          <w:rFonts w:ascii="Consolas" w:hAnsi="Consolas" w:eastAsia="Consolas"/>
+          <w:sz w:val="17"/>
+        </w:rPr>
+        <w:t xml:space="preserve">    DONE = 2</w:t>
+        <w:br/>
+      </w:r>
+      <w:r>
+        <w:rPr>
+          <w:rFonts w:ascii="Consolas" w:hAnsi="Consolas" w:eastAsia="Consolas"/>
+          <w:sz w:val="17"/>
+        </w:rPr>
+        <w:br/>
+      </w:r>
+      <w:r>
+        <w:rPr>
+          <w:rFonts w:ascii="Consolas" w:hAnsi="Consolas" w:eastAsia="Consolas"/>
+          <w:sz w:val="17"/>
+        </w:rPr>
+        <w:t>status = Status.PENDING</w:t>
+        <w:br/>
+      </w:r>
+      <w:r>
+        <w:rPr>
+          <w:rFonts w:ascii="Consolas" w:hAnsi="Consolas" w:eastAsia="Consolas"/>
+          <w:sz w:val="17"/>
+        </w:rPr>
+        <w:t>if status == Status.RUNING:      # ❌ AttributeError，拼错当场暴露</w:t>
+        <w:br/>
+      </w:r>
+      <w:r>
+        <w:rPr>
+          <w:rFonts w:ascii="Consolas" w:hAnsi="Consolas" w:eastAsia="Consolas"/>
+          <w:sz w:val="17"/>
+        </w:rPr>
+        <w:t xml:space="preserve">    ...</w:t>
+      </w:r>
+    </w:p>
+    <w:p>
+      <w:pPr>
+        <w:spacing w:before="40" w:after="40"/>
+        <w:ind w:left="320"/>
+      </w:pPr>
+      <w:r>
+        <w:rPr>
+          <w:i/>
+          <w:color w:val="555555"/>
+        </w:rPr>
+        <w:t>用你自己的话说：普通类是个「装变量的盒子」，</w:t>
+      </w:r>
+      <w:r>
+        <w:rPr>
+          <w:rFonts w:ascii="Consolas" w:hAnsi="Consolas" w:eastAsia="Consolas"/>
+          <w:i/>
+          <w:color w:val="555555"/>
+        </w:rPr>
+        <w:t>Enum</w:t>
+      </w:r>
+      <w:r>
+        <w:rPr>
+          <w:i/>
+          <w:color w:val="555555"/>
+        </w:rPr>
+        <w:t xml:space="preserve"> 相当于给这个盒子上了</w:t>
+      </w:r>
+    </w:p>
+    <w:p>
+      <w:pPr>
+        <w:spacing w:before="40" w:after="40"/>
+        <w:ind w:left="320"/>
+      </w:pPr>
+      <w:r>
+        <w:rPr>
+          <w:i/>
+        </w:rPr>
+      </w:r>
+      <w:r>
+        <w:rPr>
+          <w:b/>
+          <w:i/>
+          <w:color w:val="555555"/>
+        </w:rPr>
+        <w:t>防伪标签、防盗锁、说明书（</w:t>
+      </w:r>
+      <w:r>
+        <w:rPr>
+          <w:rFonts w:ascii="Consolas" w:hAnsi="Consolas" w:eastAsia="Consolas"/>
+          <w:b/>
+          <w:i/>
+          <w:color w:val="555555"/>
+        </w:rPr>
+        <w:t>name</w:t>
+      </w:r>
+      <w:r>
+        <w:rPr>
+          <w:b/>
+          <w:i/>
+          <w:color w:val="555555"/>
+        </w:rPr>
+        <w:t>/</w:t>
+      </w:r>
+      <w:r>
+        <w:rPr>
+          <w:rFonts w:ascii="Consolas" w:hAnsi="Consolas" w:eastAsia="Consolas"/>
+          <w:b/>
+          <w:i/>
+          <w:color w:val="555555"/>
+        </w:rPr>
+        <w:t>value</w:t>
+      </w:r>
+      <w:r>
+        <w:rPr>
+          <w:b/>
+          <w:i/>
+          <w:color w:val="555555"/>
+        </w:rPr>
+        <w:t>）</w:t>
+      </w:r>
+      <w:r>
+        <w:rPr>
+          <w:i/>
+          <w:color w:val="555555"/>
+        </w:rPr>
+        <w:t>，并且杜绝了任何拼写错误和恶意篡改。</w:t>
+      </w:r>
+    </w:p>
+    <w:p>
+      <w:pPr>
+        <w:pStyle w:val="Heading3"/>
+      </w:pPr>
+      <w:r>
+        <w:t>2. 基本用法：name 与 value</w:t>
+      </w:r>
+    </w:p>
+    <w:p>
+      <w:pPr>
+        <w:spacing w:before="80" w:after="80" w:line="276" w:lineRule="auto"/>
+        <w:ind w:left="240"/>
+        <w:shd w:val="clear" w:color="auto" w:fill="F3F5F7"/>
+      </w:pPr>
+      <w:r>
+        <w:rPr>
+          <w:rFonts w:ascii="Consolas" w:hAnsi="Consolas" w:eastAsia="Consolas"/>
+          <w:sz w:val="17"/>
+        </w:rPr>
+        <w:t>from enum import Enum</w:t>
+        <w:br/>
+      </w:r>
+      <w:r>
+        <w:rPr>
+          <w:rFonts w:ascii="Consolas" w:hAnsi="Consolas" w:eastAsia="Consolas"/>
+          <w:sz w:val="17"/>
+        </w:rPr>
+        <w:br/>
+      </w:r>
+      <w:r>
+        <w:rPr>
+          <w:rFonts w:ascii="Consolas" w:hAnsi="Consolas" w:eastAsia="Consolas"/>
+          <w:sz w:val="17"/>
+        </w:rPr>
+        <w:t>class Color(Enum):</w:t>
+        <w:br/>
+      </w:r>
+      <w:r>
+        <w:rPr>
+          <w:rFonts w:ascii="Consolas" w:hAnsi="Consolas" w:eastAsia="Consolas"/>
+          <w:sz w:val="17"/>
+        </w:rPr>
+        <w:t xml:space="preserve">    RED = 1</w:t>
+        <w:br/>
+      </w:r>
+      <w:r>
+        <w:rPr>
+          <w:rFonts w:ascii="Consolas" w:hAnsi="Consolas" w:eastAsia="Consolas"/>
+          <w:sz w:val="17"/>
+        </w:rPr>
+        <w:t xml:space="preserve">    GREEN = 2</w:t>
+        <w:br/>
+      </w:r>
+      <w:r>
+        <w:rPr>
+          <w:rFonts w:ascii="Consolas" w:hAnsi="Consolas" w:eastAsia="Consolas"/>
+          <w:sz w:val="17"/>
+        </w:rPr>
+        <w:t xml:space="preserve">    BLUE = 3</w:t>
+        <w:br/>
+      </w:r>
+      <w:r>
+        <w:rPr>
+          <w:rFonts w:ascii="Consolas" w:hAnsi="Consolas" w:eastAsia="Consolas"/>
+          <w:sz w:val="17"/>
+        </w:rPr>
+        <w:br/>
+      </w:r>
+      <w:r>
+        <w:rPr>
+          <w:rFonts w:ascii="Consolas" w:hAnsi="Consolas" w:eastAsia="Consolas"/>
+          <w:sz w:val="17"/>
+        </w:rPr>
+        <w:t>print(Color.RED.name)      # RED</w:t>
+        <w:br/>
+      </w:r>
+      <w:r>
+        <w:rPr>
+          <w:rFonts w:ascii="Consolas" w:hAnsi="Consolas" w:eastAsia="Consolas"/>
+          <w:sz w:val="17"/>
+        </w:rPr>
+        <w:t>print(Color.RED.value)     # 1</w:t>
+        <w:br/>
+      </w:r>
+      <w:r>
+        <w:rPr>
+          <w:rFonts w:ascii="Consolas" w:hAnsi="Consolas" w:eastAsia="Consolas"/>
+          <w:sz w:val="17"/>
+        </w:rPr>
+        <w:t>print(Color.RED)           # Color.RED</w:t>
+        <w:br/>
+      </w:r>
+      <w:r>
+        <w:rPr>
+          <w:rFonts w:ascii="Consolas" w:hAnsi="Consolas" w:eastAsia="Consolas"/>
+          <w:sz w:val="17"/>
+        </w:rPr>
+        <w:br/>
+      </w:r>
+      <w:r>
+        <w:rPr>
+          <w:rFonts w:ascii="Consolas" w:hAnsi="Consolas" w:eastAsia="Consolas"/>
+          <w:sz w:val="17"/>
+        </w:rPr>
+        <w:t># 按值反查成员</w:t>
+        <w:br/>
+      </w:r>
+      <w:r>
+        <w:rPr>
+          <w:rFonts w:ascii="Consolas" w:hAnsi="Consolas" w:eastAsia="Consolas"/>
+          <w:sz w:val="17"/>
+        </w:rPr>
+        <w:t>print(Color(1))            # Color.RED</w:t>
+        <w:br/>
+      </w:r>
+      <w:r>
+        <w:rPr>
+          <w:rFonts w:ascii="Consolas" w:hAnsi="Consolas" w:eastAsia="Consolas"/>
+          <w:sz w:val="17"/>
+        </w:rPr>
+        <w:t>print(Color["RED"])        # Color.RED</w:t>
+        <w:br/>
+      </w:r>
+      <w:r>
+        <w:rPr>
+          <w:rFonts w:ascii="Consolas" w:hAnsi="Consolas" w:eastAsia="Consolas"/>
+          <w:sz w:val="17"/>
+        </w:rPr>
+        <w:br/>
+      </w:r>
+      <w:r>
+        <w:rPr>
+          <w:rFonts w:ascii="Consolas" w:hAnsi="Consolas" w:eastAsia="Consolas"/>
+          <w:sz w:val="17"/>
+        </w:rPr>
+        <w:t># 遍历</w:t>
+        <w:br/>
+      </w:r>
+      <w:r>
+        <w:rPr>
+          <w:rFonts w:ascii="Consolas" w:hAnsi="Consolas" w:eastAsia="Consolas"/>
+          <w:sz w:val="17"/>
+        </w:rPr>
+        <w:t>for c in Color:</w:t>
+        <w:br/>
+      </w:r>
+      <w:r>
+        <w:rPr>
+          <w:rFonts w:ascii="Consolas" w:hAnsi="Consolas" w:eastAsia="Consolas"/>
+          <w:sz w:val="17"/>
+        </w:rPr>
+        <w:t xml:space="preserve">    print(c.name, c.value)     # RED 1 / GREEN 2 / BLUE 3</w:t>
+      </w:r>
+    </w:p>
+    <w:p>
+      <w:r>
+        <w:t>成员之间</w:t>
+      </w:r>
+      <w:r/>
+      <w:r>
+        <w:rPr>
+          <w:b/>
+        </w:rPr>
+        <w:t>判等</w:t>
+      </w:r>
+      <w:r>
+        <w:t>是安全的：</w:t>
+      </w:r>
+    </w:p>
+    <w:p>
+      <w:pPr>
+        <w:spacing w:before="80" w:after="80" w:line="276" w:lineRule="auto"/>
+        <w:ind w:left="240"/>
+        <w:shd w:val="clear" w:color="auto" w:fill="F3F5F7"/>
+      </w:pPr>
+      <w:r>
+        <w:rPr>
+          <w:rFonts w:ascii="Consolas" w:hAnsi="Consolas" w:eastAsia="Consolas"/>
+          <w:sz w:val="17"/>
+        </w:rPr>
+        <w:t>Color.RED is Color.RED        # True</w:t>
+        <w:br/>
+      </w:r>
+      <w:r>
+        <w:rPr>
+          <w:rFonts w:ascii="Consolas" w:hAnsi="Consolas" w:eastAsia="Consolas"/>
+          <w:sz w:val="17"/>
+        </w:rPr>
+        <w:t>Color.RED == Color.RED        # True</w:t>
+        <w:br/>
+      </w:r>
+      <w:r>
+        <w:rPr>
+          <w:rFonts w:ascii="Consolas" w:hAnsi="Consolas" w:eastAsia="Consolas"/>
+          <w:sz w:val="17"/>
+        </w:rPr>
+        <w:t>Color.RED == 1                # False ← 和原始值不相等，这是优点</w:t>
+      </w:r>
+    </w:p>
+    <w:p>
+      <w:pPr>
+        <w:pStyle w:val="Heading3"/>
+      </w:pPr>
+      <w:r>
+        <w:t>3. ⚠️ 普通 Enum 不能比较大小</w:t>
+      </w:r>
+    </w:p>
+    <w:p>
+      <w:pPr>
+        <w:spacing w:before="40" w:after="40"/>
+        <w:ind w:left="320"/>
+      </w:pPr>
+      <w:r>
+        <w:rPr>
+          <w:i/>
+          <w:color w:val="555555"/>
+        </w:rPr>
+        <w:t xml:space="preserve">普通 </w:t>
+      </w:r>
+      <w:r>
+        <w:rPr>
+          <w:rFonts w:ascii="Consolas" w:hAnsi="Consolas" w:eastAsia="Consolas"/>
+          <w:i/>
+          <w:color w:val="555555"/>
+        </w:rPr>
+        <w:t>Enum</w:t>
+      </w:r>
+      <w:r>
+        <w:rPr>
+          <w:i/>
+          <w:color w:val="555555"/>
+        </w:rPr>
+        <w:t xml:space="preserve"> </w:t>
+      </w:r>
+      <w:r>
+        <w:rPr>
+          <w:i/>
+        </w:rPr>
+      </w:r>
+      <w:r>
+        <w:rPr>
+          <w:b/>
+          <w:i/>
+          <w:color w:val="555555"/>
+        </w:rPr>
+        <w:t>不支持大小比较</w:t>
+      </w:r>
+      <w:r>
+        <w:rPr>
+          <w:i/>
+          <w:color w:val="555555"/>
+        </w:rPr>
+        <w:t>——成员之间没有「天然顺序」。</w:t>
+      </w:r>
+    </w:p>
+    <w:p>
+      <w:pPr>
+        <w:spacing w:before="80" w:after="80" w:line="276" w:lineRule="auto"/>
+        <w:ind w:left="240"/>
+        <w:shd w:val="clear" w:color="auto" w:fill="F3F5F7"/>
+      </w:pPr>
+      <w:r>
+        <w:rPr>
+          <w:rFonts w:ascii="Consolas" w:hAnsi="Consolas" w:eastAsia="Consolas"/>
+          <w:sz w:val="17"/>
+        </w:rPr>
+        <w:t>Color.RED &lt; Color.GREEN       # ❌ TypeError: '&lt;' not supported</w:t>
+      </w:r>
+    </w:p>
+    <w:p>
+      <w:r>
+        <w:t>需要</w:t>
+      </w:r>
+      <w:r/>
+      <w:r>
+        <w:rPr>
+          <w:b/>
+        </w:rPr>
+        <w:t>排序/比较</w:t>
+      </w:r>
+      <w:r>
+        <w:t xml:space="preserve">时，改用 </w:t>
+      </w:r>
+      <w:r>
+        <w:rPr>
+          <w:rFonts w:ascii="Consolas" w:hAnsi="Consolas" w:eastAsia="Consolas"/>
+        </w:rPr>
+        <w:t>IntEnum</w:t>
+      </w:r>
+      <w:r>
+        <w:t>：</w:t>
+      </w:r>
+    </w:p>
+    <w:p>
+      <w:pPr>
+        <w:spacing w:before="80" w:after="80" w:line="276" w:lineRule="auto"/>
+        <w:ind w:left="240"/>
+        <w:shd w:val="clear" w:color="auto" w:fill="F3F5F7"/>
+      </w:pPr>
+      <w:r>
+        <w:rPr>
+          <w:rFonts w:ascii="Consolas" w:hAnsi="Consolas" w:eastAsia="Consolas"/>
+          <w:sz w:val="17"/>
+        </w:rPr>
+        <w:t>from enum import IntEnum</w:t>
+        <w:br/>
+      </w:r>
+      <w:r>
+        <w:rPr>
+          <w:rFonts w:ascii="Consolas" w:hAnsi="Consolas" w:eastAsia="Consolas"/>
+          <w:sz w:val="17"/>
+        </w:rPr>
+        <w:br/>
+      </w:r>
+      <w:r>
+        <w:rPr>
+          <w:rFonts w:ascii="Consolas" w:hAnsi="Consolas" w:eastAsia="Consolas"/>
+          <w:sz w:val="17"/>
+        </w:rPr>
+        <w:t>class Priority(IntEnum):</w:t>
+        <w:br/>
+      </w:r>
+      <w:r>
+        <w:rPr>
+          <w:rFonts w:ascii="Consolas" w:hAnsi="Consolas" w:eastAsia="Consolas"/>
+          <w:sz w:val="17"/>
+        </w:rPr>
+        <w:t xml:space="preserve">    LOW = 1</w:t>
+        <w:br/>
+      </w:r>
+      <w:r>
+        <w:rPr>
+          <w:rFonts w:ascii="Consolas" w:hAnsi="Consolas" w:eastAsia="Consolas"/>
+          <w:sz w:val="17"/>
+        </w:rPr>
+        <w:t xml:space="preserve">    NORMAL = 2</w:t>
+        <w:br/>
+      </w:r>
+      <w:r>
+        <w:rPr>
+          <w:rFonts w:ascii="Consolas" w:hAnsi="Consolas" w:eastAsia="Consolas"/>
+          <w:sz w:val="17"/>
+        </w:rPr>
+        <w:t xml:space="preserve">    HIGH = 3</w:t>
+        <w:br/>
+      </w:r>
+      <w:r>
+        <w:rPr>
+          <w:rFonts w:ascii="Consolas" w:hAnsi="Consolas" w:eastAsia="Consolas"/>
+          <w:sz w:val="17"/>
+        </w:rPr>
+        <w:br/>
+      </w:r>
+      <w:r>
+        <w:rPr>
+          <w:rFonts w:ascii="Consolas" w:hAnsi="Consolas" w:eastAsia="Consolas"/>
+          <w:sz w:val="17"/>
+        </w:rPr>
+        <w:t>Priority.LOW &lt; Priority.HIGH          # True</w:t>
+        <w:br/>
+      </w:r>
+      <w:r>
+        <w:rPr>
+          <w:rFonts w:ascii="Consolas" w:hAnsi="Consolas" w:eastAsia="Consolas"/>
+          <w:sz w:val="17"/>
+        </w:rPr>
+        <w:t>sorted([Priority.HIGH, Priority.LOW]) # [Priority.LOW, Priority.HIGH]</w:t>
+        <w:br/>
+      </w:r>
+      <w:r>
+        <w:rPr>
+          <w:rFonts w:ascii="Consolas" w:hAnsi="Consolas" w:eastAsia="Consolas"/>
+          <w:sz w:val="17"/>
+        </w:rPr>
+        <w:t>Priority.HIGH == 3                    # True ← IntEnum 和整数等价</w:t>
+      </w:r>
+    </w:p>
+    <w:p>
+      <w:pPr>
+        <w:spacing w:before="40" w:after="40"/>
+        <w:ind w:left="320"/>
+      </w:pPr>
+      <w:r>
+        <w:rPr>
+          <w:i/>
+          <w:color w:val="555555"/>
+        </w:rPr>
+        <w:t xml:space="preserve">另外还有 </w:t>
+      </w:r>
+      <w:r>
+        <w:rPr>
+          <w:rFonts w:ascii="Consolas" w:hAnsi="Consolas" w:eastAsia="Consolas"/>
+          <w:i/>
+          <w:color w:val="555555"/>
+        </w:rPr>
+        <w:t>IntFlag</w:t>
+      </w:r>
+      <w:r>
+        <w:rPr>
+          <w:i/>
+          <w:color w:val="555555"/>
+        </w:rPr>
+        <w:t>（可做位运算，适合权限组合）、</w:t>
+      </w:r>
+      <w:r>
+        <w:rPr>
+          <w:rFonts w:ascii="Consolas" w:hAnsi="Consolas" w:eastAsia="Consolas"/>
+          <w:i/>
+          <w:color w:val="555555"/>
+        </w:rPr>
+        <w:t>StrEnum</w:t>
+      </w:r>
+      <w:r>
+        <w:rPr>
+          <w:i/>
+          <w:color w:val="555555"/>
+        </w:rPr>
+        <w:t>（值为字符串）。</w:t>
+      </w:r>
+    </w:p>
+    <w:p>
+      <w:pPr>
+        <w:pStyle w:val="Heading3"/>
+      </w:pPr>
+      <w:r>
+        <w:t>4. 什么时候用枚举（速查）</w:t>
+      </w:r>
+    </w:p>
+    <w:p>
+      <w:pPr>
+        <w:spacing w:before="40" w:after="40"/>
+        <w:ind w:left="320"/>
+      </w:pPr>
+      <w:r>
+        <w:rPr>
+          <w:i/>
+          <w:color w:val="555555"/>
+        </w:rPr>
+        <w:t>当你写下任何一段「</w:t>
+      </w:r>
+      <w:r>
+        <w:rPr>
+          <w:i/>
+        </w:rPr>
+      </w:r>
+      <w:r>
+        <w:rPr>
+          <w:b/>
+          <w:i/>
+          <w:color w:val="555555"/>
+        </w:rPr>
+        <w:t>这个变量只能取下面这几个值</w:t>
+      </w:r>
+      <w:r>
+        <w:rPr>
+          <w:i/>
+          <w:color w:val="555555"/>
+        </w:rPr>
+        <w:t xml:space="preserve">」的代码时，就应该考虑 </w:t>
+      </w:r>
+      <w:r>
+        <w:rPr>
+          <w:rFonts w:ascii="Consolas" w:hAnsi="Consolas" w:eastAsia="Consolas"/>
+          <w:i/>
+          <w:color w:val="555555"/>
+        </w:rPr>
+        <w:t>Enum</w:t>
+      </w:r>
+      <w:r>
+        <w:rPr>
+          <w:i/>
+          <w:color w:val="555555"/>
+        </w:rPr>
+        <w:t>。</w:t>
+      </w:r>
+    </w:p>
+    <w:tbl>
+      <w:tblPr>
+        <w:tblStyle w:val="TableGrid"/>
+        <w:tblW w:type="auto" w:w="0"/>
+        <w:tblLook w:firstColumn="1" w:firstRow="1" w:lastColumn="0" w:lastRow="0" w:noHBand="0" w:noVBand="1" w:val="04A0"/>
+      </w:tblPr>
+      <w:tblGrid>
+        <w:gridCol w:w="4320"/>
+        <w:gridCol w:w="4320"/>
+      </w:tblGrid>
+      <w:tr>
+        <w:tc>
+          <w:tcPr>
+            <w:tcW w:type="dxa" w:w="4320"/>
+          </w:tcPr>
+          <w:p>
+            <w:r>
+              <w:rPr>
+                <w:b/>
+              </w:rPr>
+              <w:t>场景</w:t>
+            </w:r>
+          </w:p>
+        </w:tc>
+        <w:tc>
+          <w:tcPr>
+            <w:tcW w:type="dxa" w:w="4320"/>
+          </w:tcPr>
+          <w:p>
+            <w:r>
+              <w:rPr>
+                <w:b/>
+              </w:rPr>
+              <w:t>例子</w:t>
+            </w:r>
+          </w:p>
+        </w:tc>
+      </w:tr>
+      <w:tr>
+        <w:tc>
+          <w:tcPr>
+            <w:tcW w:type="dxa" w:w="4320"/>
+          </w:tcPr>
+          <w:p>
+            <w:r>
+              <w:t>状态机的状态</w:t>
+            </w:r>
+          </w:p>
+        </w:tc>
+        <w:tc>
+          <w:tcPr>
+            <w:tcW w:type="dxa" w:w="4320"/>
+          </w:tcPr>
+          <w:p>
+            <w:r>
+              <w:rPr>
+                <w:rFonts w:ascii="Consolas" w:hAnsi="Consolas" w:eastAsia="Consolas"/>
+              </w:rPr>
+              <w:t>Pending</w:t>
+            </w:r>
+            <w:r>
+              <w:t xml:space="preserve"> / </w:t>
+            </w:r>
+            <w:r>
+              <w:rPr>
+                <w:rFonts w:ascii="Consolas" w:hAnsi="Consolas" w:eastAsia="Consolas"/>
+              </w:rPr>
+              <w:t>Running</w:t>
+            </w:r>
+            <w:r>
+              <w:t xml:space="preserve"> / </w:t>
+            </w:r>
+            <w:r>
+              <w:rPr>
+                <w:rFonts w:ascii="Consolas" w:hAnsi="Consolas" w:eastAsia="Consolas"/>
+              </w:rPr>
+              <w:t>Done</w:t>
+            </w:r>
+            <w:r>
+              <w:t xml:space="preserve"> / </w:t>
+            </w:r>
+            <w:r>
+              <w:rPr>
+                <w:rFonts w:ascii="Consolas" w:hAnsi="Consolas" w:eastAsia="Consolas"/>
+              </w:rPr>
+              <w:t>Failed</w:t>
+            </w:r>
+          </w:p>
+        </w:tc>
+      </w:tr>
+      <w:tr>
+        <w:tc>
+          <w:tcPr>
+            <w:tcW w:type="dxa" w:w="4320"/>
+          </w:tcPr>
+          <w:p>
+            <w:r>
+              <w:t>类别 / 类型</w:t>
+            </w:r>
+          </w:p>
+        </w:tc>
+        <w:tc>
+          <w:tcPr>
+            <w:tcW w:type="dxa" w:w="4320"/>
+          </w:tcPr>
+          <w:p>
+            <w:r>
+              <w:t>颜色、性别、文件类型</w:t>
+            </w:r>
+          </w:p>
+        </w:tc>
+      </w:tr>
+      <w:tr>
+        <w:tc>
+          <w:tcPr>
+            <w:tcW w:type="dxa" w:w="4320"/>
+          </w:tcPr>
+          <w:p>
+            <w:r>
+              <w:t>优先级 / 等级</w:t>
+            </w:r>
+          </w:p>
+        </w:tc>
+        <w:tc>
+          <w:tcPr>
+            <w:tcW w:type="dxa" w:w="4320"/>
+          </w:tcPr>
+          <w:p>
+            <w:r>
+              <w:t xml:space="preserve">用 </w:t>
+            </w:r>
+            <w:r>
+              <w:rPr>
+                <w:rFonts w:ascii="Consolas" w:hAnsi="Consolas" w:eastAsia="Consolas"/>
+              </w:rPr>
+              <w:t>IntEnum</w:t>
+            </w:r>
+            <w:r>
+              <w:t>，可以排序和比较</w:t>
+            </w:r>
+          </w:p>
+        </w:tc>
+      </w:tr>
+    </w:tbl>
+    <w:p/>
+    <w:p>
+      <w:r/>
+      <w:r>
+        <w:rPr>
+          <w:b/>
+        </w:rPr>
+        <w:t>替代这种散落的魔法值</w:t>
+      </w:r>
+      <w:r>
+        <w:t>：</w:t>
+      </w:r>
+    </w:p>
+    <w:p>
+      <w:pPr>
+        <w:spacing w:before="80" w:after="80" w:line="276" w:lineRule="auto"/>
+        <w:ind w:left="240"/>
+        <w:shd w:val="clear" w:color="auto" w:fill="F3F5F7"/>
+      </w:pPr>
+      <w:r>
+        <w:rPr>
+          <w:rFonts w:ascii="Consolas" w:hAnsi="Consolas" w:eastAsia="Consolas"/>
+          <w:sz w:val="17"/>
+        </w:rPr>
+        <w:t># ❌ Before</w:t>
+        <w:br/>
+      </w:r>
+      <w:r>
+        <w:rPr>
+          <w:rFonts w:ascii="Consolas" w:hAnsi="Consolas" w:eastAsia="Consolas"/>
+          <w:sz w:val="17"/>
+        </w:rPr>
+        <w:t>STATUS_PENDING = 0</w:t>
+        <w:br/>
+      </w:r>
+      <w:r>
+        <w:rPr>
+          <w:rFonts w:ascii="Consolas" w:hAnsi="Consolas" w:eastAsia="Consolas"/>
+          <w:sz w:val="17"/>
+        </w:rPr>
+        <w:t>STATUS_RUNNING = 1</w:t>
+        <w:br/>
+      </w:r>
+      <w:r>
+        <w:rPr>
+          <w:rFonts w:ascii="Consolas" w:hAnsi="Consolas" w:eastAsia="Consolas"/>
+          <w:sz w:val="17"/>
+        </w:rPr>
+        <w:t>STATUS_DONE = 2</w:t>
+        <w:br/>
+      </w:r>
+      <w:r>
+        <w:rPr>
+          <w:rFonts w:ascii="Consolas" w:hAnsi="Consolas" w:eastAsia="Consolas"/>
+          <w:sz w:val="17"/>
+        </w:rPr>
+        <w:br/>
+      </w:r>
+      <w:r>
+        <w:rPr>
+          <w:rFonts w:ascii="Consolas" w:hAnsi="Consolas" w:eastAsia="Consolas"/>
+          <w:sz w:val="17"/>
+        </w:rPr>
+        <w:t># ✅ After</w:t>
+        <w:br/>
+      </w:r>
+      <w:r>
+        <w:rPr>
+          <w:rFonts w:ascii="Consolas" w:hAnsi="Consolas" w:eastAsia="Consolas"/>
+          <w:sz w:val="17"/>
+        </w:rPr>
+        <w:t>class Status(Enum):</w:t>
+        <w:br/>
+      </w:r>
+      <w:r>
+        <w:rPr>
+          <w:rFonts w:ascii="Consolas" w:hAnsi="Consolas" w:eastAsia="Consolas"/>
+          <w:sz w:val="17"/>
+        </w:rPr>
+        <w:t xml:space="preserve">    PENDING = 0</w:t>
+        <w:br/>
+      </w:r>
+      <w:r>
+        <w:rPr>
+          <w:rFonts w:ascii="Consolas" w:hAnsi="Consolas" w:eastAsia="Consolas"/>
+          <w:sz w:val="17"/>
+        </w:rPr>
+        <w:t xml:space="preserve">    RUNNING = 1</w:t>
+        <w:br/>
+      </w:r>
+      <w:r>
+        <w:rPr>
+          <w:rFonts w:ascii="Consolas" w:hAnsi="Consolas" w:eastAsia="Consolas"/>
+          <w:sz w:val="17"/>
+        </w:rPr>
+        <w:t xml:space="preserve">    DONE = 2</w:t>
+      </w:r>
+    </w:p>
+    <w:p>
+      <w:r>
+        <w:t>让代码更安全、更清晰。</w:t>
+      </w:r>
+    </w:p>
+    <w:p>
+      <w:pPr>
+        <w:pStyle w:val="Heading3"/>
+      </w:pPr>
+      <w:r>
+        <w:t>5. 实用小技巧</w:t>
+      </w:r>
+    </w:p>
+    <w:p>
+      <w:pPr>
+        <w:spacing w:before="80" w:after="80" w:line="276" w:lineRule="auto"/>
+        <w:ind w:left="240"/>
+        <w:shd w:val="clear" w:color="auto" w:fill="F3F5F7"/>
+      </w:pPr>
+      <w:r>
+        <w:rPr>
+          <w:rFonts w:ascii="Consolas" w:hAnsi="Consolas" w:eastAsia="Consolas"/>
+          <w:sz w:val="17"/>
+        </w:rPr>
+        <w:t># 给成员加说明文字</w:t>
+        <w:br/>
+      </w:r>
+      <w:r>
+        <w:rPr>
+          <w:rFonts w:ascii="Consolas" w:hAnsi="Consolas" w:eastAsia="Consolas"/>
+          <w:sz w:val="17"/>
+        </w:rPr>
+        <w:t>class Status(Enum):</w:t>
+        <w:br/>
+      </w:r>
+      <w:r>
+        <w:rPr>
+          <w:rFonts w:ascii="Consolas" w:hAnsi="Consolas" w:eastAsia="Consolas"/>
+          <w:sz w:val="17"/>
+        </w:rPr>
+        <w:t xml:space="preserve">    PENDING = ("pending", "等待中")</w:t>
+        <w:br/>
+      </w:r>
+      <w:r>
+        <w:rPr>
+          <w:rFonts w:ascii="Consolas" w:hAnsi="Consolas" w:eastAsia="Consolas"/>
+          <w:sz w:val="17"/>
+        </w:rPr>
+        <w:t xml:space="preserve">    RUNNING = ("running", "运行中")</w:t>
+        <w:br/>
+      </w:r>
+      <w:r>
+        <w:rPr>
+          <w:rFonts w:ascii="Consolas" w:hAnsi="Consolas" w:eastAsia="Consolas"/>
+          <w:sz w:val="17"/>
+        </w:rPr>
+        <w:br/>
+      </w:r>
+      <w:r>
+        <w:rPr>
+          <w:rFonts w:ascii="Consolas" w:hAnsi="Consolas" w:eastAsia="Consolas"/>
+          <w:sz w:val="17"/>
+        </w:rPr>
+        <w:t xml:space="preserve">    def __init__(self, code, label):</w:t>
+        <w:br/>
+      </w:r>
+      <w:r>
+        <w:rPr>
+          <w:rFonts w:ascii="Consolas" w:hAnsi="Consolas" w:eastAsia="Consolas"/>
+          <w:sz w:val="17"/>
+        </w:rPr>
+        <w:t xml:space="preserve">        self.code = code</w:t>
+        <w:br/>
+      </w:r>
+      <w:r>
+        <w:rPr>
+          <w:rFonts w:ascii="Consolas" w:hAnsi="Consolas" w:eastAsia="Consolas"/>
+          <w:sz w:val="17"/>
+        </w:rPr>
+        <w:t xml:space="preserve">        self.label = label</w:t>
+        <w:br/>
+      </w:r>
+      <w:r>
+        <w:rPr>
+          <w:rFonts w:ascii="Consolas" w:hAnsi="Consolas" w:eastAsia="Consolas"/>
+          <w:sz w:val="17"/>
+        </w:rPr>
+        <w:br/>
+      </w:r>
+      <w:r>
+        <w:rPr>
+          <w:rFonts w:ascii="Consolas" w:hAnsi="Consolas" w:eastAsia="Consolas"/>
+          <w:sz w:val="17"/>
+        </w:rPr>
+        <w:t>print(Status.PENDING.label)    # 等待中</w:t>
+      </w:r>
+    </w:p>
+    <w:p>
+      <w:pPr>
+        <w:spacing w:before="80" w:after="80" w:line="276" w:lineRule="auto"/>
+        <w:ind w:left="240"/>
+        <w:shd w:val="clear" w:color="auto" w:fill="F3F5F7"/>
+      </w:pPr>
+      <w:r>
+        <w:rPr>
+          <w:rFonts w:ascii="Consolas" w:hAnsi="Consolas" w:eastAsia="Consolas"/>
+          <w:sz w:val="17"/>
+        </w:rPr>
+        <w:t># 强制值唯一（值重复会报错）</w:t>
+        <w:br/>
+      </w:r>
+      <w:r>
+        <w:rPr>
+          <w:rFonts w:ascii="Consolas" w:hAnsi="Consolas" w:eastAsia="Consolas"/>
+          <w:sz w:val="17"/>
+        </w:rPr>
+        <w:t>from enum import Enum, unique</w:t>
+        <w:br/>
+      </w:r>
+      <w:r>
+        <w:rPr>
+          <w:rFonts w:ascii="Consolas" w:hAnsi="Consolas" w:eastAsia="Consolas"/>
+          <w:sz w:val="17"/>
+        </w:rPr>
+        <w:br/>
+      </w:r>
+      <w:r>
+        <w:rPr>
+          <w:rFonts w:ascii="Consolas" w:hAnsi="Consolas" w:eastAsia="Consolas"/>
+          <w:sz w:val="17"/>
+        </w:rPr>
+        <w:t>@unique</w:t>
+        <w:br/>
+      </w:r>
+      <w:r>
+        <w:rPr>
+          <w:rFonts w:ascii="Consolas" w:hAnsi="Consolas" w:eastAsia="Consolas"/>
+          <w:sz w:val="17"/>
+        </w:rPr>
+        <w:t>class Color(Enum):</w:t>
+        <w:br/>
+      </w:r>
+      <w:r>
+        <w:rPr>
+          <w:rFonts w:ascii="Consolas" w:hAnsi="Consolas" w:eastAsia="Consolas"/>
+          <w:sz w:val="17"/>
+        </w:rPr>
+        <w:t xml:space="preserve">    RED = 1</w:t>
+        <w:br/>
+      </w:r>
+      <w:r>
+        <w:rPr>
+          <w:rFonts w:ascii="Consolas" w:hAnsi="Consolas" w:eastAsia="Consolas"/>
+          <w:sz w:val="17"/>
+        </w:rPr>
+        <w:t xml:space="preserve">    BLUE = 1        # ❌ ValueError: duplicate values found</w:t>
+      </w:r>
+    </w:p>
+    <w:p>
+      <w:pPr>
+        <w:pStyle w:val="Heading3"/>
+      </w:pPr>
+      <w:r>
+        <w:t>⚠️ 易错点速记</w:t>
+      </w:r>
+    </w:p>
+    <w:p>
+      <w:pPr>
+        <w:pStyle w:val="ListNumber"/>
+      </w:pPr>
+      <w:r>
+        <w:t xml:space="preserve">普通 </w:t>
+      </w:r>
+      <w:r>
+        <w:rPr>
+          <w:rFonts w:ascii="Consolas" w:hAnsi="Consolas" w:eastAsia="Consolas"/>
+        </w:rPr>
+        <w:t>Enum</w:t>
+      </w:r>
+      <w:r>
+        <w:t xml:space="preserve"> </w:t>
+      </w:r>
+      <w:r/>
+      <w:r>
+        <w:rPr>
+          <w:b/>
+        </w:rPr>
+        <w:t>不能比较大小</w:t>
+      </w:r>
+      <w:r>
+        <w:t xml:space="preserve">，要排序用 </w:t>
+      </w:r>
+      <w:r>
+        <w:rPr>
+          <w:rFonts w:ascii="Consolas" w:hAnsi="Consolas" w:eastAsia="Consolas"/>
+        </w:rPr>
+        <w:t>IntEnum</w:t>
+      </w:r>
+    </w:p>
+    <w:p>
+      <w:pPr>
+        <w:pStyle w:val="ListNumber"/>
+      </w:pPr>
+      <w:r>
+        <w:rPr>
+          <w:rFonts w:ascii="Consolas" w:hAnsi="Consolas" w:eastAsia="Consolas"/>
+        </w:rPr>
+        <w:t>Color.RED == 1</w:t>
+      </w:r>
+      <w:r>
+        <w:t xml:space="preserve"> 是 </w:t>
+      </w:r>
+      <w:r>
+        <w:rPr>
+          <w:rFonts w:ascii="Consolas" w:hAnsi="Consolas" w:eastAsia="Consolas"/>
+        </w:rPr>
+        <w:t>False</w:t>
+      </w:r>
+      <w:r>
+        <w:t>（Enum 成员不等于它的原始值）—— 这是特性不是 bug</w:t>
+      </w:r>
+    </w:p>
+    <w:p>
+      <w:pPr>
+        <w:pStyle w:val="ListNumber"/>
+      </w:pPr>
+      <w:r>
+        <w:t xml:space="preserve">拼写错误会立刻 </w:t>
+      </w:r>
+      <w:r>
+        <w:rPr>
+          <w:rFonts w:ascii="Consolas" w:hAnsi="Consolas" w:eastAsia="Consolas"/>
+        </w:rPr>
+        <w:t>AttributeError</w:t>
+      </w:r>
+      <w:r>
+        <w:t>，这正是你要的保护</w:t>
+      </w:r>
+    </w:p>
+    <w:p>
+      <w:pPr>
+        <w:pStyle w:val="ListNumber"/>
+      </w:pPr>
+      <w:r>
+        <w:t>值重复默认会被当作</w:t>
+      </w:r>
+      <w:r/>
+      <w:r>
+        <w:rPr>
+          <w:b/>
+        </w:rPr>
+        <w:t>别名</w:t>
+      </w:r>
+      <w:r>
+        <w:t xml:space="preserve">吞掉；要禁止重复用 </w:t>
+      </w:r>
+      <w:r>
+        <w:rPr>
+          <w:rFonts w:ascii="Consolas" w:hAnsi="Consolas" w:eastAsia="Consolas"/>
+        </w:rPr>
+        <w:t>@unique</w:t>
+      </w:r>
+    </w:p>
+    <w:p>
+      <w:pPr>
+        <w:pStyle w:val="ListNumber"/>
+      </w:pPr>
+      <w:r>
+        <w:rPr>
+          <w:rFonts w:ascii="Consolas" w:hAnsi="Consolas" w:eastAsia="Consolas"/>
+        </w:rPr>
+        <w:t>IntFlag</w:t>
+      </w:r>
+      <w:r>
+        <w:t xml:space="preserve"> 才能做位运算（</w:t>
+      </w:r>
+      <w:r>
+        <w:rPr>
+          <w:rFonts w:ascii="Consolas" w:hAnsi="Consolas" w:eastAsia="Consolas"/>
+        </w:rPr>
+        <w:t>|</w:t>
+      </w:r>
+      <w:r>
+        <w:t>、</w:t>
+      </w:r>
+      <w:r>
+        <w:rPr>
+          <w:rFonts w:ascii="Consolas" w:hAnsi="Consolas" w:eastAsia="Consolas"/>
+        </w:rPr>
+        <w:t>&amp;</w:t>
+      </w:r>
+      <w:r>
+        <w:t xml:space="preserve">），普通 </w:t>
+      </w:r>
+      <w:r>
+        <w:rPr>
+          <w:rFonts w:ascii="Consolas" w:hAnsi="Consolas" w:eastAsia="Consolas"/>
+        </w:rPr>
+        <w:t>Enum</w:t>
+      </w:r>
+      <w:r>
+        <w:t xml:space="preserve"> 不行</w:t>
+      </w:r>
+    </w:p>
+    <w:p>
+      <w:pPr>
+        <w:pStyle w:val="ListNumber"/>
+      </w:pPr>
+      <w:r>
+        <w:t xml:space="preserve">需要「人话描述」时，用 </w:t>
+      </w:r>
+      <w:r>
+        <w:rPr>
+          <w:rFonts w:ascii="Consolas" w:hAnsi="Consolas" w:eastAsia="Consolas"/>
+        </w:rPr>
+        <w:t>__init__</w:t>
+      </w:r>
+      <w:r>
+        <w:t xml:space="preserve"> 挂额外属性，别把说明塞进 value</w:t>
+      </w:r>
+    </w:p>
+    <w:p>
+      <w:pPr>
+        <w:pStyle w:val="Heading3"/>
+      </w:pPr>
+      <w:r>
+        <w:t>🔗 关联</w:t>
+      </w:r>
+    </w:p>
+    <w:p>
+      <w:pPr>
+        <w:pStyle w:val="ListBullet"/>
+      </w:pPr>
+      <w:r>
+        <w:t xml:space="preserve">类与对象 → </w:t>
+      </w:r>
+      <w:r>
+        <w:rPr>
+          <w:color w:val="8B3A1A"/>
+        </w:rPr>
+        <w:t>15-类属性与实例属性</w:t>
+      </w:r>
+    </w:p>
+    <w:p>
+      <w:pPr>
+        <w:pStyle w:val="ListBullet"/>
+      </w:pPr>
+      <w:r>
+        <w:t xml:space="preserve">字典与常量组织 → </w:t>
+      </w:r>
+      <w:r>
+        <w:rPr>
+          <w:color w:val="8B3A1A"/>
+        </w:rPr>
+        <w:t>04-字典</w:t>
+      </w:r>
+    </w:p>
+    <w:p>
+      <w:pPr>
+        <w:pStyle w:val="ListBullet"/>
+      </w:pPr>
+      <w:r>
+        <w:t xml:space="preserve">原始截图 → </w:t>
+      </w:r>
+      <w:r>
+        <w:rPr>
+          <w:color w:val="8B3A1A"/>
+        </w:rPr>
+        <w:t>source/2026-10-19/A.md</w:t>
+      </w:r>
+      <w:r>
+        <w:t>（图 image34、image35）</w:t>
+      </w:r>
+    </w:p>
+    <w:p>
+      <w:pPr>
+        <w:pStyle w:val="Heading2"/>
+      </w:pPr>
+      <w:r>
+        <w:t>类属性与实例属性</w:t>
+      </w:r>
+    </w:p>
+    <w:p>
+      <w:pPr>
+        <w:spacing w:before="40" w:after="40"/>
+        <w:ind w:left="320"/>
+      </w:pPr>
+      <w:r>
+        <w:rPr>
+          <w:i/>
+          <w:color w:val="555555"/>
+        </w:rPr>
+        <w:t>一句话：写在</w:t>
+      </w:r>
+      <w:r>
+        <w:rPr>
+          <w:i/>
+        </w:rPr>
+      </w:r>
+      <w:r>
+        <w:rPr>
+          <w:b/>
+          <w:i/>
+          <w:color w:val="555555"/>
+        </w:rPr>
+        <w:t xml:space="preserve">类体 / </w:t>
+      </w:r>
+      <w:r>
+        <w:rPr>
+          <w:rFonts w:ascii="Consolas" w:hAnsi="Consolas" w:eastAsia="Consolas"/>
+          <w:b/>
+          <w:i/>
+          <w:color w:val="555555"/>
+        </w:rPr>
+        <w:t>type()</w:t>
+      </w:r>
+      <w:r>
+        <w:rPr>
+          <w:b/>
+          <w:i/>
+          <w:color w:val="555555"/>
+        </w:rPr>
+        <w:t xml:space="preserve"> 字典</w:t>
+      </w:r>
+      <w:r>
+        <w:rPr>
+          <w:i/>
+          <w:color w:val="555555"/>
+        </w:rPr>
+        <w:t>里的是</w:t>
+      </w:r>
+      <w:r>
+        <w:rPr>
+          <w:i/>
+        </w:rPr>
+      </w:r>
+      <w:r>
+        <w:rPr>
+          <w:b/>
+          <w:i/>
+          <w:color w:val="555555"/>
+        </w:rPr>
+        <w:t>类属性</w:t>
+      </w:r>
+      <w:r>
+        <w:rPr>
+          <w:i/>
+          <w:color w:val="555555"/>
+        </w:rPr>
+        <w:t xml:space="preserve">（所有人共享）；写在 </w:t>
+      </w:r>
+      <w:r>
+        <w:rPr>
+          <w:i/>
+        </w:rPr>
+      </w:r>
+      <w:r>
+        <w:rPr>
+          <w:rFonts w:ascii="Consolas" w:hAnsi="Consolas" w:eastAsia="Consolas"/>
+          <w:b/>
+          <w:i/>
+          <w:color w:val="555555"/>
+        </w:rPr>
+        <w:t>__init__</w:t>
+      </w:r>
+      <w:r>
+        <w:rPr>
+          <w:b/>
+          <w:i/>
+          <w:color w:val="555555"/>
+        </w:rPr>
+        <w:t xml:space="preserve"> 的 </w:t>
+      </w:r>
+      <w:r>
+        <w:rPr>
+          <w:rFonts w:ascii="Consolas" w:hAnsi="Consolas" w:eastAsia="Consolas"/>
+          <w:b/>
+          <w:i/>
+          <w:color w:val="555555"/>
+        </w:rPr>
+        <w:t>self.xxx</w:t>
+      </w:r>
+      <w:r>
+        <w:rPr>
+          <w:i/>
+          <w:color w:val="555555"/>
+        </w:rPr>
+        <w:t xml:space="preserve"> 里的是</w:t>
+      </w:r>
+      <w:r>
+        <w:rPr>
+          <w:i/>
+        </w:rPr>
+      </w:r>
+      <w:r>
+        <w:rPr>
+          <w:b/>
+          <w:i/>
+          <w:color w:val="555555"/>
+        </w:rPr>
+        <w:t>实例属性</w:t>
+      </w:r>
+      <w:r>
+        <w:rPr>
+          <w:i/>
+          <w:color w:val="555555"/>
+        </w:rPr>
+        <w:t>（各存各的）。</w:t>
+      </w:r>
+    </w:p>
+    <w:p>
+      <w:pPr>
+        <w:pStyle w:val="Heading3"/>
+      </w:pPr>
+      <w:r>
+        <w:t>1. 两种属性写在哪</w:t>
+      </w:r>
+    </w:p>
+    <w:p>
+      <w:pPr>
+        <w:spacing w:before="80" w:after="80" w:line="276" w:lineRule="auto"/>
+        <w:ind w:left="240"/>
+        <w:shd w:val="clear" w:color="auto" w:fill="F3F5F7"/>
+      </w:pPr>
+      <w:r>
+        <w:rPr>
+          <w:rFonts w:ascii="Consolas" w:hAnsi="Consolas" w:eastAsia="Consolas"/>
+          <w:sz w:val="17"/>
+        </w:rPr>
+        <w:t>class Dog:</w:t>
+        <w:br/>
+      </w:r>
+      <w:r>
+        <w:rPr>
+          <w:rFonts w:ascii="Consolas" w:hAnsi="Consolas" w:eastAsia="Consolas"/>
+          <w:sz w:val="17"/>
+        </w:rPr>
+        <w:t xml:space="preserve">    species = "犬科"          # ← 类属性：直接写在 class 下</w:t>
+        <w:br/>
+      </w:r>
+      <w:r>
+        <w:rPr>
+          <w:rFonts w:ascii="Consolas" w:hAnsi="Consolas" w:eastAsia="Consolas"/>
+          <w:sz w:val="17"/>
+        </w:rPr>
+        <w:br/>
+      </w:r>
+      <w:r>
+        <w:rPr>
+          <w:rFonts w:ascii="Consolas" w:hAnsi="Consolas" w:eastAsia="Consolas"/>
+          <w:sz w:val="17"/>
+        </w:rPr>
+        <w:t xml:space="preserve">    def __init__(self, name, hp):</w:t>
+        <w:br/>
+      </w:r>
+      <w:r>
+        <w:rPr>
+          <w:rFonts w:ascii="Consolas" w:hAnsi="Consolas" w:eastAsia="Consolas"/>
+          <w:sz w:val="17"/>
+        </w:rPr>
+        <w:t xml:space="preserve">        self.name = name      # ← 实例属性：写在 __init__ 里</w:t>
+        <w:br/>
+      </w:r>
+      <w:r>
+        <w:rPr>
+          <w:rFonts w:ascii="Consolas" w:hAnsi="Consolas" w:eastAsia="Consolas"/>
+          <w:sz w:val="17"/>
+        </w:rPr>
+        <w:t xml:space="preserve">        self.hp = hp</w:t>
+        <w:br/>
+      </w:r>
+      <w:r>
+        <w:rPr>
+          <w:rFonts w:ascii="Consolas" w:hAnsi="Consolas" w:eastAsia="Consolas"/>
+          <w:sz w:val="17"/>
+        </w:rPr>
+        <w:br/>
+      </w:r>
+      <w:r>
+        <w:rPr>
+          <w:rFonts w:ascii="Consolas" w:hAnsi="Consolas" w:eastAsia="Consolas"/>
+          <w:sz w:val="17"/>
+        </w:rPr>
+        <w:br/>
+      </w:r>
+      <w:r>
+        <w:rPr>
+          <w:rFonts w:ascii="Consolas" w:hAnsi="Consolas" w:eastAsia="Consolas"/>
+          <w:sz w:val="17"/>
+        </w:rPr>
+        <w:t>d1 = Dog("旺财", 100)</w:t>
+        <w:br/>
+      </w:r>
+      <w:r>
+        <w:rPr>
+          <w:rFonts w:ascii="Consolas" w:hAnsi="Consolas" w:eastAsia="Consolas"/>
+          <w:sz w:val="17"/>
+        </w:rPr>
+        <w:t>d2 = Dog("大黄", 80)</w:t>
+        <w:br/>
+      </w:r>
+      <w:r>
+        <w:rPr>
+          <w:rFonts w:ascii="Consolas" w:hAnsi="Consolas" w:eastAsia="Consolas"/>
+          <w:sz w:val="17"/>
+        </w:rPr>
+        <w:br/>
+      </w:r>
+      <w:r>
+        <w:rPr>
+          <w:rFonts w:ascii="Consolas" w:hAnsi="Consolas" w:eastAsia="Consolas"/>
+          <w:sz w:val="17"/>
+        </w:rPr>
+        <w:t>print(d1.species, d2.species)   # 犬科 犬科  ← 共享同一份</w:t>
+        <w:br/>
+      </w:r>
+      <w:r>
+        <w:rPr>
+          <w:rFonts w:ascii="Consolas" w:hAnsi="Consolas" w:eastAsia="Consolas"/>
+          <w:sz w:val="17"/>
+        </w:rPr>
+        <w:t>print(d1.name, d2.name)         # 旺财 大黄  ← 各自一份</w:t>
+      </w:r>
+    </w:p>
+    <w:tbl>
+      <w:tblPr>
+        <w:tblStyle w:val="TableGrid"/>
+        <w:tblW w:type="auto" w:w="0"/>
+        <w:tblLook w:firstColumn="1" w:firstRow="1" w:lastColumn="0" w:lastRow="0" w:noHBand="0" w:noVBand="1" w:val="04A0"/>
+      </w:tblPr>
+      <w:tblGrid>
+        <w:gridCol w:w="2880"/>
+        <w:gridCol w:w="2880"/>
+        <w:gridCol w:w="2880"/>
+      </w:tblGrid>
+      <w:tr>
+        <w:tc>
+          <w:tcPr>
+            <w:tcW w:type="dxa" w:w="2880"/>
+          </w:tcPr>
+          <w:p>
+            <w:r>
+              <w:rPr>
+                <w:b/>
+              </w:rPr>
+              <w:t>写法</w:t>
+            </w:r>
+          </w:p>
+        </w:tc>
+        <w:tc>
+          <w:tcPr>
+            <w:tcW w:type="dxa" w:w="2880"/>
+          </w:tcPr>
+          <w:p>
+            <w:r>
+              <w:rPr>
+                <w:b/>
+              </w:rPr>
+              <w:t>名称</w:t>
+            </w:r>
+          </w:p>
+        </w:tc>
+        <w:tc>
+          <w:tcPr>
+            <w:tcW w:type="dxa" w:w="2880"/>
+          </w:tcPr>
+          <w:p>
+            <w:r>
+              <w:rPr>
+                <w:b/>
+              </w:rPr>
+              <w:t>归属</w:t>
+            </w:r>
+          </w:p>
+        </w:tc>
+      </w:tr>
+      <w:tr>
+        <w:tc>
+          <w:tcPr>
+            <w:tcW w:type="dxa" w:w="2880"/>
+          </w:tcPr>
+          <w:p>
+            <w:r>
+              <w:rPr>
+                <w:rFonts w:ascii="Consolas" w:hAnsi="Consolas" w:eastAsia="Consolas"/>
+              </w:rPr>
+              <w:t>class</w:t>
+            </w:r>
+            <w:r>
+              <w:t xml:space="preserve"> 下直接赋值 / </w:t>
+            </w:r>
+            <w:r>
+              <w:rPr>
+                <w:rFonts w:ascii="Consolas" w:hAnsi="Consolas" w:eastAsia="Consolas"/>
+              </w:rPr>
+              <w:t>type()</w:t>
+            </w:r>
+            <w:r>
+              <w:t xml:space="preserve"> 第三个参数（属性字典）</w:t>
+            </w:r>
+          </w:p>
+        </w:tc>
+        <w:tc>
+          <w:tcPr>
+            <w:tcW w:type="dxa" w:w="2880"/>
+          </w:tcPr>
+          <w:p>
+            <w:r>
+              <w:t>类属性</w:t>
+            </w:r>
+          </w:p>
+        </w:tc>
+        <w:tc>
+          <w:tcPr>
+            <w:tcW w:type="dxa" w:w="2880"/>
+          </w:tcPr>
+          <w:p>
+            <w:r/>
+            <w:r>
+              <w:rPr>
+                <w:b/>
+              </w:rPr>
+              <w:t>所有实例共享</w:t>
+            </w:r>
+          </w:p>
+        </w:tc>
+      </w:tr>
+      <w:tr>
+        <w:tc>
+          <w:tcPr>
+            <w:tcW w:type="dxa" w:w="2880"/>
+          </w:tcPr>
+          <w:p>
+            <w:r>
+              <w:rPr>
+                <w:rFonts w:ascii="Consolas" w:hAnsi="Consolas" w:eastAsia="Consolas"/>
+              </w:rPr>
+              <w:t>__init__</w:t>
+            </w:r>
+            <w:r>
+              <w:t xml:space="preserve"> 里 </w:t>
+            </w:r>
+            <w:r>
+              <w:rPr>
+                <w:rFonts w:ascii="Consolas" w:hAnsi="Consolas" w:eastAsia="Consolas"/>
+              </w:rPr>
+              <w:t>self.xxx = ...</w:t>
+            </w:r>
+          </w:p>
+        </w:tc>
+        <w:tc>
+          <w:tcPr>
+            <w:tcW w:type="dxa" w:w="2880"/>
+          </w:tcPr>
+          <w:p>
+            <w:r>
+              <w:t>实例属性</w:t>
+            </w:r>
+          </w:p>
+        </w:tc>
+        <w:tc>
+          <w:tcPr>
+            <w:tcW w:type="dxa" w:w="2880"/>
+          </w:tcPr>
+          <w:p>
+            <w:r/>
+            <w:r>
+              <w:rPr>
+                <w:b/>
+              </w:rPr>
+              <w:t>每个实例各存各的</w:t>
+            </w:r>
+          </w:p>
+        </w:tc>
+      </w:tr>
+    </w:tbl>
+    <w:p/>
+    <w:p>
+      <w:pPr>
+        <w:spacing w:before="40" w:after="40"/>
+        <w:ind w:left="320"/>
+      </w:pPr>
+      <w:r>
+        <w:rPr>
+          <w:i/>
+          <w:color w:val="555555"/>
+        </w:rPr>
+        <w:t>用你自己的话说：</w:t>
+      </w:r>
+    </w:p>
+    <w:p>
+      <w:pPr>
+        <w:spacing w:before="40" w:after="40"/>
+        <w:ind w:left="320"/>
+      </w:pPr>
+      <w:r>
+        <w:rPr>
+          <w:i/>
+          <w:color w:val="555555"/>
+        </w:rPr>
+        <w:t>- 类属性「所有人共享，</w:t>
+      </w:r>
+      <w:r>
+        <w:rPr>
+          <w:i/>
+        </w:rPr>
+      </w:r>
+      <w:r>
+        <w:rPr>
+          <w:b/>
+          <w:i/>
+          <w:color w:val="555555"/>
+        </w:rPr>
+        <w:t>改一处，全遭殃</w:t>
+      </w:r>
+      <w:r>
+        <w:rPr>
+          <w:i/>
+          <w:color w:val="555555"/>
+        </w:rPr>
+        <w:t>」——适合存常量，比如圆周率</w:t>
+      </w:r>
+    </w:p>
+    <w:p>
+      <w:pPr>
+        <w:spacing w:before="40" w:after="40"/>
+        <w:ind w:left="320"/>
+      </w:pPr>
+      <w:r>
+        <w:rPr>
+          <w:i/>
+          <w:color w:val="555555"/>
+        </w:rPr>
+        <w:t>- 实例属性「各存各的，</w:t>
+      </w:r>
+      <w:r>
+        <w:rPr>
+          <w:i/>
+        </w:rPr>
+      </w:r>
+      <w:r>
+        <w:rPr>
+          <w:b/>
+          <w:i/>
+          <w:color w:val="555555"/>
+        </w:rPr>
+        <w:t>互不干扰</w:t>
+      </w:r>
+      <w:r>
+        <w:rPr>
+          <w:i/>
+          <w:color w:val="555555"/>
+        </w:rPr>
+        <w:t>」——适合存每个人的名字、年龄、血量</w:t>
+      </w:r>
+    </w:p>
+    <w:p>
+      <w:pPr>
+        <w:pStyle w:val="Heading3"/>
+      </w:pPr>
+      <w:r>
+        <w:t>2. 查找顺序：先找实例，再找类</w:t>
+      </w:r>
+    </w:p>
+    <w:p>
+      <w:pPr>
+        <w:spacing w:before="80" w:after="80" w:line="276" w:lineRule="auto"/>
+        <w:ind w:left="240"/>
+        <w:shd w:val="clear" w:color="auto" w:fill="F3F5F7"/>
+      </w:pPr>
+      <w:r>
+        <w:rPr>
+          <w:rFonts w:ascii="Consolas" w:hAnsi="Consolas" w:eastAsia="Consolas"/>
+          <w:sz w:val="17"/>
+        </w:rPr>
+        <w:t>class Dog:</w:t>
+        <w:br/>
+      </w:r>
+      <w:r>
+        <w:rPr>
+          <w:rFonts w:ascii="Consolas" w:hAnsi="Consolas" w:eastAsia="Consolas"/>
+          <w:sz w:val="17"/>
+        </w:rPr>
+        <w:t xml:space="preserve">    species = "犬科"</w:t>
+        <w:br/>
+      </w:r>
+      <w:r>
+        <w:rPr>
+          <w:rFonts w:ascii="Consolas" w:hAnsi="Consolas" w:eastAsia="Consolas"/>
+          <w:sz w:val="17"/>
+        </w:rPr>
+        <w:br/>
+      </w:r>
+      <w:r>
+        <w:rPr>
+          <w:rFonts w:ascii="Consolas" w:hAnsi="Consolas" w:eastAsia="Consolas"/>
+          <w:sz w:val="17"/>
+        </w:rPr>
+        <w:t>d = Dog()</w:t>
+        <w:br/>
+      </w:r>
+      <w:r>
+        <w:rPr>
+          <w:rFonts w:ascii="Consolas" w:hAnsi="Consolas" w:eastAsia="Consolas"/>
+          <w:sz w:val="17"/>
+        </w:rPr>
+        <w:t>print(d.species)        # 犬科（实例上没有 → 去类里找）</w:t>
+        <w:br/>
+      </w:r>
+      <w:r>
+        <w:rPr>
+          <w:rFonts w:ascii="Consolas" w:hAnsi="Consolas" w:eastAsia="Consolas"/>
+          <w:sz w:val="17"/>
+        </w:rPr>
+        <w:t>d.species = "猫科"       # ← 这是在【实例上】新建了一个属性</w:t>
+        <w:br/>
+      </w:r>
+      <w:r>
+        <w:rPr>
+          <w:rFonts w:ascii="Consolas" w:hAnsi="Consolas" w:eastAsia="Consolas"/>
+          <w:sz w:val="17"/>
+        </w:rPr>
+        <w:t>print(d.species)        # 猫科（实例自己的）</w:t>
+        <w:br/>
+      </w:r>
+      <w:r>
+        <w:rPr>
+          <w:rFonts w:ascii="Consolas" w:hAnsi="Consolas" w:eastAsia="Consolas"/>
+          <w:sz w:val="17"/>
+        </w:rPr>
+        <w:t>print(Dog.species)      # 犬科（类属性没变）</w:t>
+      </w:r>
+    </w:p>
+    <w:p>
+      <w:pPr>
+        <w:spacing w:before="40" w:after="40"/>
+        <w:ind w:left="320"/>
+      </w:pPr>
+      <w:r>
+        <w:rPr>
+          <w:i/>
+          <w:color w:val="555555"/>
+        </w:rPr>
+        <w:t xml:space="preserve">⚠️ </w:t>
+      </w:r>
+      <w:r>
+        <w:rPr>
+          <w:rFonts w:ascii="Consolas" w:hAnsi="Consolas" w:eastAsia="Consolas"/>
+          <w:i/>
+          <w:color w:val="555555"/>
+        </w:rPr>
+        <w:t>d.species = "猫科"</w:t>
+      </w:r>
+      <w:r>
+        <w:rPr>
+          <w:i/>
+          <w:color w:val="555555"/>
+        </w:rPr>
+        <w:t xml:space="preserve"> </w:t>
+      </w:r>
+      <w:r>
+        <w:rPr>
+          <w:i/>
+        </w:rPr>
+      </w:r>
+      <w:r>
+        <w:rPr>
+          <w:b/>
+          <w:i/>
+          <w:color w:val="555555"/>
+        </w:rPr>
+        <w:t>没有修改类属性</w:t>
+      </w:r>
+      <w:r>
+        <w:rPr>
+          <w:i/>
+          <w:color w:val="555555"/>
+        </w:rPr>
+        <w:t>，只是在实例上「遮蔽」了它。</w:t>
+      </w:r>
+    </w:p>
+    <w:p>
+      <w:pPr>
+        <w:pStyle w:val="Heading3"/>
+      </w:pPr>
+      <w:r>
+        <w:t>3. 修改类属性：必须通过类名</w:t>
+      </w:r>
+    </w:p>
+    <w:p>
+      <w:pPr>
+        <w:spacing w:before="80" w:after="80" w:line="276" w:lineRule="auto"/>
+        <w:ind w:left="240"/>
+        <w:shd w:val="clear" w:color="auto" w:fill="F3F5F7"/>
+      </w:pPr>
+      <w:r>
+        <w:rPr>
+          <w:rFonts w:ascii="Consolas" w:hAnsi="Consolas" w:eastAsia="Consolas"/>
+          <w:sz w:val="17"/>
+        </w:rPr>
+        <w:t>class Dog:</w:t>
+        <w:br/>
+      </w:r>
+      <w:r>
+        <w:rPr>
+          <w:rFonts w:ascii="Consolas" w:hAnsi="Consolas" w:eastAsia="Consolas"/>
+          <w:sz w:val="17"/>
+        </w:rPr>
+        <w:t xml:space="preserve">    species = "犬科"</w:t>
+        <w:br/>
+      </w:r>
+      <w:r>
+        <w:rPr>
+          <w:rFonts w:ascii="Consolas" w:hAnsi="Consolas" w:eastAsia="Consolas"/>
+          <w:sz w:val="17"/>
+        </w:rPr>
+        <w:br/>
+      </w:r>
+      <w:r>
+        <w:rPr>
+          <w:rFonts w:ascii="Consolas" w:hAnsi="Consolas" w:eastAsia="Consolas"/>
+          <w:sz w:val="17"/>
+        </w:rPr>
+        <w:t>d1, d2 = Dog(), Dog()</w:t>
+        <w:br/>
+      </w:r>
+      <w:r>
+        <w:rPr>
+          <w:rFonts w:ascii="Consolas" w:hAnsi="Consolas" w:eastAsia="Consolas"/>
+          <w:sz w:val="17"/>
+        </w:rPr>
+        <w:br/>
+      </w:r>
+      <w:r>
+        <w:rPr>
+          <w:rFonts w:ascii="Consolas" w:hAnsi="Consolas" w:eastAsia="Consolas"/>
+          <w:sz w:val="17"/>
+        </w:rPr>
+        <w:t>Dog.species = "猫科"     # ✅ 通过类名改 → 对所有实例生效</w:t>
+        <w:br/>
+      </w:r>
+      <w:r>
+        <w:rPr>
+          <w:rFonts w:ascii="Consolas" w:hAnsi="Consolas" w:eastAsia="Consolas"/>
+          <w:sz w:val="17"/>
+        </w:rPr>
+        <w:t>print(d1.species, d2.species)    # 猫科 猫科</w:t>
+      </w:r>
+    </w:p>
+    <w:p>
+      <w:pPr>
+        <w:pStyle w:val="Heading3"/>
+      </w:pPr>
+      <w:r>
+        <w:t>4. ⚠️ 最坑的地方：可变的类属性</w:t>
+      </w:r>
+    </w:p>
+    <w:p>
+      <w:pPr>
+        <w:spacing w:before="80" w:after="80" w:line="276" w:lineRule="auto"/>
+        <w:ind w:left="240"/>
+        <w:shd w:val="clear" w:color="auto" w:fill="F3F5F7"/>
+      </w:pPr>
+      <w:r>
+        <w:rPr>
+          <w:rFonts w:ascii="Consolas" w:hAnsi="Consolas" w:eastAsia="Consolas"/>
+          <w:sz w:val="17"/>
+        </w:rPr>
+        <w:t>class Dog:</w:t>
+        <w:br/>
+      </w:r>
+      <w:r>
+        <w:rPr>
+          <w:rFonts w:ascii="Consolas" w:hAnsi="Consolas" w:eastAsia="Consolas"/>
+          <w:sz w:val="17"/>
+        </w:rPr>
+        <w:t xml:space="preserve">    tricks = []          # ❌ 可变对象做类属性</w:t>
+        <w:br/>
+      </w:r>
+      <w:r>
+        <w:rPr>
+          <w:rFonts w:ascii="Consolas" w:hAnsi="Consolas" w:eastAsia="Consolas"/>
+          <w:sz w:val="17"/>
+        </w:rPr>
+        <w:br/>
+      </w:r>
+      <w:r>
+        <w:rPr>
+          <w:rFonts w:ascii="Consolas" w:hAnsi="Consolas" w:eastAsia="Consolas"/>
+          <w:sz w:val="17"/>
+        </w:rPr>
+        <w:t xml:space="preserve">    def add_trick(self, t):</w:t>
+        <w:br/>
+      </w:r>
+      <w:r>
+        <w:rPr>
+          <w:rFonts w:ascii="Consolas" w:hAnsi="Consolas" w:eastAsia="Consolas"/>
+          <w:sz w:val="17"/>
+        </w:rPr>
+        <w:t xml:space="preserve">        self.tricks.append(t)</w:t>
+        <w:br/>
+      </w:r>
+      <w:r>
+        <w:rPr>
+          <w:rFonts w:ascii="Consolas" w:hAnsi="Consolas" w:eastAsia="Consolas"/>
+          <w:sz w:val="17"/>
+        </w:rPr>
+        <w:br/>
+      </w:r>
+      <w:r>
+        <w:rPr>
+          <w:rFonts w:ascii="Consolas" w:hAnsi="Consolas" w:eastAsia="Consolas"/>
+          <w:sz w:val="17"/>
+        </w:rPr>
+        <w:br/>
+      </w:r>
+      <w:r>
+        <w:rPr>
+          <w:rFonts w:ascii="Consolas" w:hAnsi="Consolas" w:eastAsia="Consolas"/>
+          <w:sz w:val="17"/>
+        </w:rPr>
+        <w:t>a, b = Dog(), Dog()</w:t>
+        <w:br/>
+      </w:r>
+      <w:r>
+        <w:rPr>
+          <w:rFonts w:ascii="Consolas" w:hAnsi="Consolas" w:eastAsia="Consolas"/>
+          <w:sz w:val="17"/>
+        </w:rPr>
+        <w:t>a.add_trick("坐下")</w:t>
+        <w:br/>
+      </w:r>
+      <w:r>
+        <w:rPr>
+          <w:rFonts w:ascii="Consolas" w:hAnsi="Consolas" w:eastAsia="Consolas"/>
+          <w:sz w:val="17"/>
+        </w:rPr>
+        <w:t>print(b.tricks)          # ['坐下']  ← b 也被污染了！</w:t>
+      </w:r>
+    </w:p>
+    <w:p>
+      <w:r>
+        <w:t>原因：</w:t>
+      </w:r>
+      <w:r>
+        <w:rPr>
+          <w:rFonts w:ascii="Consolas" w:hAnsi="Consolas" w:eastAsia="Consolas"/>
+        </w:rPr>
+        <w:t>self.tricks.append(...)</w:t>
+      </w:r>
+      <w:r>
+        <w:t xml:space="preserve"> 是</w:t>
+      </w:r>
+      <w:r/>
+      <w:r>
+        <w:rPr>
+          <w:b/>
+        </w:rPr>
+        <w:t>原地修改</w:t>
+      </w:r>
+      <w:r>
+        <w:t>，改的是</w:t>
+      </w:r>
+      <w:r/>
+      <w:r>
+        <w:rPr>
+          <w:b/>
+        </w:rPr>
+        <w:t>共享的那一个列表</w:t>
+      </w:r>
+      <w:r>
+        <w:t>。</w:t>
+      </w:r>
+    </w:p>
+    <w:p>
+      <w:r>
+        <w:t xml:space="preserve">✅ 正确写法——放到 </w:t>
+      </w:r>
+      <w:r>
+        <w:rPr>
+          <w:rFonts w:ascii="Consolas" w:hAnsi="Consolas" w:eastAsia="Consolas"/>
+        </w:rPr>
+        <w:t>__init__</w:t>
+      </w:r>
+      <w:r>
+        <w:t xml:space="preserve"> 里：</w:t>
+      </w:r>
+    </w:p>
+    <w:p>
+      <w:pPr>
+        <w:spacing w:before="80" w:after="80" w:line="276" w:lineRule="auto"/>
+        <w:ind w:left="240"/>
+        <w:shd w:val="clear" w:color="auto" w:fill="F3F5F7"/>
+      </w:pPr>
+      <w:r>
+        <w:rPr>
+          <w:rFonts w:ascii="Consolas" w:hAnsi="Consolas" w:eastAsia="Consolas"/>
+          <w:sz w:val="17"/>
+        </w:rPr>
+        <w:t>class Dog:</w:t>
+        <w:br/>
+      </w:r>
+      <w:r>
+        <w:rPr>
+          <w:rFonts w:ascii="Consolas" w:hAnsi="Consolas" w:eastAsia="Consolas"/>
+          <w:sz w:val="17"/>
+        </w:rPr>
+        <w:t xml:space="preserve">    def __init__(self):</w:t>
+        <w:br/>
+      </w:r>
+      <w:r>
+        <w:rPr>
+          <w:rFonts w:ascii="Consolas" w:hAnsi="Consolas" w:eastAsia="Consolas"/>
+          <w:sz w:val="17"/>
+        </w:rPr>
+        <w:t xml:space="preserve">        self.tricks = []      # ✅ 每个实例各自一份</w:t>
+        <w:br/>
+      </w:r>
+      <w:r>
+        <w:rPr>
+          <w:rFonts w:ascii="Consolas" w:hAnsi="Consolas" w:eastAsia="Consolas"/>
+          <w:sz w:val="17"/>
+        </w:rPr>
+        <w:br/>
+      </w:r>
+      <w:r>
+        <w:rPr>
+          <w:rFonts w:ascii="Consolas" w:hAnsi="Consolas" w:eastAsia="Consolas"/>
+          <w:sz w:val="17"/>
+        </w:rPr>
+        <w:t xml:space="preserve">    def add_trick(self, t):</w:t>
+        <w:br/>
+      </w:r>
+      <w:r>
+        <w:rPr>
+          <w:rFonts w:ascii="Consolas" w:hAnsi="Consolas" w:eastAsia="Consolas"/>
+          <w:sz w:val="17"/>
+        </w:rPr>
+        <w:t xml:space="preserve">        self.tricks.append(t)</w:t>
+        <w:br/>
+      </w:r>
+      <w:r>
+        <w:rPr>
+          <w:rFonts w:ascii="Consolas" w:hAnsi="Consolas" w:eastAsia="Consolas"/>
+          <w:sz w:val="17"/>
+        </w:rPr>
+        <w:br/>
+      </w:r>
+      <w:r>
+        <w:rPr>
+          <w:rFonts w:ascii="Consolas" w:hAnsi="Consolas" w:eastAsia="Consolas"/>
+          <w:sz w:val="17"/>
+        </w:rPr>
+        <w:br/>
+      </w:r>
+      <w:r>
+        <w:rPr>
+          <w:rFonts w:ascii="Consolas" w:hAnsi="Consolas" w:eastAsia="Consolas"/>
+          <w:sz w:val="17"/>
+        </w:rPr>
+        <w:t>a, b = Dog(), Dog()</w:t>
+        <w:br/>
+      </w:r>
+      <w:r>
+        <w:rPr>
+          <w:rFonts w:ascii="Consolas" w:hAnsi="Consolas" w:eastAsia="Consolas"/>
+          <w:sz w:val="17"/>
+        </w:rPr>
+        <w:t>a.add_trick("坐下")</w:t>
+        <w:br/>
+      </w:r>
+      <w:r>
+        <w:rPr>
+          <w:rFonts w:ascii="Consolas" w:hAnsi="Consolas" w:eastAsia="Consolas"/>
+          <w:sz w:val="17"/>
+        </w:rPr>
+        <w:t>print(b.tricks)          # []  ← 互不干扰</w:t>
+      </w:r>
+    </w:p>
+    <w:p>
+      <w:pPr>
+        <w:spacing w:before="40" w:after="40"/>
+        <w:ind w:left="320"/>
+      </w:pPr>
+      <w:r>
+        <w:rPr>
+          <w:i/>
+          <w:color w:val="555555"/>
+        </w:rPr>
+        <w:t xml:space="preserve">这和 </w:t>
+      </w:r>
+      <w:r>
+        <w:rPr>
+          <w:i/>
+          <w:color w:val="555555"/>
+        </w:rPr>
+        <w:t>11-函数进阶</w:t>
+      </w:r>
+      <w:r>
+        <w:rPr>
+          <w:i/>
+          <w:color w:val="555555"/>
+        </w:rPr>
+        <w:t xml:space="preserve"> 里「可变默认参数陷阱」是</w:t>
+      </w:r>
+      <w:r>
+        <w:rPr>
+          <w:i/>
+        </w:rPr>
+      </w:r>
+      <w:r>
+        <w:rPr>
+          <w:b/>
+          <w:i/>
+          <w:color w:val="555555"/>
+        </w:rPr>
+        <w:t>同一个坑</w:t>
+      </w:r>
+      <w:r>
+        <w:rPr>
+          <w:i/>
+          <w:color w:val="555555"/>
+        </w:rPr>
+        <w:t>：可变对象被共享了。</w:t>
+      </w:r>
+    </w:p>
+    <w:p>
+      <w:pPr>
+        <w:pStyle w:val="Heading3"/>
+      </w:pPr>
+      <w:r>
+        <w:t>5. 常见用途对照</w:t>
+      </w:r>
+    </w:p>
+    <w:tbl>
+      <w:tblPr>
+        <w:tblStyle w:val="TableGrid"/>
+        <w:tblW w:type="auto" w:w="0"/>
+        <w:tblLook w:firstColumn="1" w:firstRow="1" w:lastColumn="0" w:lastRow="0" w:noHBand="0" w:noVBand="1" w:val="04A0"/>
+      </w:tblPr>
+      <w:tblGrid>
+        <w:gridCol w:w="2880"/>
+        <w:gridCol w:w="2880"/>
+        <w:gridCol w:w="2880"/>
+      </w:tblGrid>
+      <w:tr>
+        <w:tc>
+          <w:tcPr>
+            <w:tcW w:type="dxa" w:w="2880"/>
+          </w:tcPr>
+          <w:p>
+            <w:r>
+              <w:rPr>
+                <w:b/>
+              </w:rPr>
+              <w:t>想存什么</w:t>
+            </w:r>
+          </w:p>
+        </w:tc>
+        <w:tc>
+          <w:tcPr>
+            <w:tcW w:type="dxa" w:w="2880"/>
+          </w:tcPr>
+          <w:p>
+            <w:r>
+              <w:rPr>
+                <w:b/>
+              </w:rPr>
+              <w:t>放哪</w:t>
+            </w:r>
+          </w:p>
+        </w:tc>
+        <w:tc>
+          <w:tcPr>
+            <w:tcW w:type="dxa" w:w="2880"/>
+          </w:tcPr>
+          <w:p>
+            <w:r>
+              <w:rPr>
+                <w:b/>
+              </w:rPr>
+              <w:t>例子</w:t>
+            </w:r>
+          </w:p>
+        </w:tc>
+      </w:tr>
+      <w:tr>
+        <w:tc>
+          <w:tcPr>
+            <w:tcW w:type="dxa" w:w="2880"/>
+          </w:tcPr>
+          <w:p>
+            <w:r>
+              <w:t>所有实例共用的常量</w:t>
+            </w:r>
+          </w:p>
+        </w:tc>
+        <w:tc>
+          <w:tcPr>
+            <w:tcW w:type="dxa" w:w="2880"/>
+          </w:tcPr>
+          <w:p>
+            <w:r>
+              <w:t>类属性</w:t>
+            </w:r>
+          </w:p>
+        </w:tc>
+        <w:tc>
+          <w:tcPr>
+            <w:tcW w:type="dxa" w:w="2880"/>
+          </w:tcPr>
+          <w:p>
+            <w:r>
+              <w:rPr>
+                <w:rFonts w:ascii="Consolas" w:hAnsi="Consolas" w:eastAsia="Consolas"/>
+              </w:rPr>
+              <w:t>PI = 3.14159</w:t>
+            </w:r>
+            <w:r>
+              <w:t>、</w:t>
+            </w:r>
+            <w:r>
+              <w:rPr>
+                <w:rFonts w:ascii="Consolas" w:hAnsi="Consolas" w:eastAsia="Consolas"/>
+              </w:rPr>
+              <w:t>species = "犬科"</w:t>
+            </w:r>
+          </w:p>
+        </w:tc>
+      </w:tr>
+      <w:tr>
+        <w:tc>
+          <w:tcPr>
+            <w:tcW w:type="dxa" w:w="2880"/>
+          </w:tcPr>
+          <w:p>
+            <w:r>
+              <w:t>计数器（统计创建了多少实例）</w:t>
+            </w:r>
+          </w:p>
+        </w:tc>
+        <w:tc>
+          <w:tcPr>
+            <w:tcW w:type="dxa" w:w="2880"/>
+          </w:tcPr>
+          <w:p>
+            <w:r>
+              <w:t>类属性</w:t>
+            </w:r>
+          </w:p>
+        </w:tc>
+        <w:tc>
+          <w:tcPr>
+            <w:tcW w:type="dxa" w:w="2880"/>
+          </w:tcPr>
+          <w:p>
+            <w:r>
+              <w:rPr>
+                <w:rFonts w:ascii="Consolas" w:hAnsi="Consolas" w:eastAsia="Consolas"/>
+              </w:rPr>
+              <w:t>Dog.count += 1</w:t>
+            </w:r>
+          </w:p>
+        </w:tc>
+      </w:tr>
+      <w:tr>
+        <w:tc>
+          <w:tcPr>
+            <w:tcW w:type="dxa" w:w="2880"/>
+          </w:tcPr>
+          <w:p>
+            <w:r>
+              <w:t>每个对象自己的数据</w:t>
+            </w:r>
+          </w:p>
+        </w:tc>
+        <w:tc>
+          <w:tcPr>
+            <w:tcW w:type="dxa" w:w="2880"/>
+          </w:tcPr>
+          <w:p>
+            <w:r>
+              <w:t>实例属性</w:t>
+            </w:r>
+          </w:p>
+        </w:tc>
+        <w:tc>
+          <w:tcPr>
+            <w:tcW w:type="dxa" w:w="2880"/>
+          </w:tcPr>
+          <w:p>
+            <w:r>
+              <w:rPr>
+                <w:rFonts w:ascii="Consolas" w:hAnsi="Consolas" w:eastAsia="Consolas"/>
+              </w:rPr>
+              <w:t>self.name</w:t>
+            </w:r>
+            <w:r>
+              <w:t>、</w:t>
+            </w:r>
+            <w:r>
+              <w:rPr>
+                <w:rFonts w:ascii="Consolas" w:hAnsi="Consolas" w:eastAsia="Consolas"/>
+              </w:rPr>
+              <w:t>self.hp</w:t>
+            </w:r>
+          </w:p>
+        </w:tc>
+      </w:tr>
+      <w:tr>
+        <w:tc>
+          <w:tcPr>
+            <w:tcW w:type="dxa" w:w="2880"/>
+          </w:tcPr>
+          <w:p>
+            <w:r>
+              <w:t>每个对象自己的可变容器</w:t>
+            </w:r>
+          </w:p>
+        </w:tc>
+        <w:tc>
+          <w:tcPr>
+            <w:tcW w:type="dxa" w:w="2880"/>
+          </w:tcPr>
+          <w:p>
+            <w:r>
+              <w:t xml:space="preserve">实例属性（在 </w:t>
+            </w:r>
+            <w:r>
+              <w:rPr>
+                <w:rFonts w:ascii="Consolas" w:hAnsi="Consolas" w:eastAsia="Consolas"/>
+              </w:rPr>
+              <w:t>__init__</w:t>
+            </w:r>
+            <w:r>
+              <w:t xml:space="preserve"> 建）</w:t>
+            </w:r>
+          </w:p>
+        </w:tc>
+        <w:tc>
+          <w:tcPr>
+            <w:tcW w:type="dxa" w:w="2880"/>
+          </w:tcPr>
+          <w:p>
+            <w:r>
+              <w:rPr>
+                <w:rFonts w:ascii="Consolas" w:hAnsi="Consolas" w:eastAsia="Consolas"/>
+              </w:rPr>
+              <w:t>self.tricks = []</w:t>
+            </w:r>
+          </w:p>
+        </w:tc>
+      </w:tr>
+    </w:tbl>
+    <w:p/>
+    <w:p>
+      <w:r>
+        <w:t>统计实例个数：</w:t>
+      </w:r>
+    </w:p>
+    <w:p>
+      <w:pPr>
+        <w:spacing w:before="80" w:after="80" w:line="276" w:lineRule="auto"/>
+        <w:ind w:left="240"/>
+        <w:shd w:val="clear" w:color="auto" w:fill="F3F5F7"/>
+      </w:pPr>
+      <w:r>
+        <w:rPr>
+          <w:rFonts w:ascii="Consolas" w:hAnsi="Consolas" w:eastAsia="Consolas"/>
+          <w:sz w:val="17"/>
+        </w:rPr>
+        <w:t>class Dog:</w:t>
+        <w:br/>
+      </w:r>
+      <w:r>
+        <w:rPr>
+          <w:rFonts w:ascii="Consolas" w:hAnsi="Consolas" w:eastAsia="Consolas"/>
+          <w:sz w:val="17"/>
+        </w:rPr>
+        <w:t xml:space="preserve">    count = 0                 # 类属性做计数器</w:t>
+        <w:br/>
+      </w:r>
+      <w:r>
+        <w:rPr>
+          <w:rFonts w:ascii="Consolas" w:hAnsi="Consolas" w:eastAsia="Consolas"/>
+          <w:sz w:val="17"/>
+        </w:rPr>
+        <w:br/>
+      </w:r>
+      <w:r>
+        <w:rPr>
+          <w:rFonts w:ascii="Consolas" w:hAnsi="Consolas" w:eastAsia="Consolas"/>
+          <w:sz w:val="17"/>
+        </w:rPr>
+        <w:t xml:space="preserve">    def __init__(self, name):</w:t>
+        <w:br/>
+      </w:r>
+      <w:r>
+        <w:rPr>
+          <w:rFonts w:ascii="Consolas" w:hAnsi="Consolas" w:eastAsia="Consolas"/>
+          <w:sz w:val="17"/>
+        </w:rPr>
+        <w:t xml:space="preserve">        self.name = name</w:t>
+        <w:br/>
+      </w:r>
+      <w:r>
+        <w:rPr>
+          <w:rFonts w:ascii="Consolas" w:hAnsi="Consolas" w:eastAsia="Consolas"/>
+          <w:sz w:val="17"/>
+        </w:rPr>
+        <w:t xml:space="preserve">        Dog.count += 1        # 注意：用类名 +=，别用 self.count +=</w:t>
+        <w:br/>
+      </w:r>
+      <w:r>
+        <w:rPr>
+          <w:rFonts w:ascii="Consolas" w:hAnsi="Consolas" w:eastAsia="Consolas"/>
+          <w:sz w:val="17"/>
+        </w:rPr>
+        <w:br/>
+      </w:r>
+      <w:r>
+        <w:rPr>
+          <w:rFonts w:ascii="Consolas" w:hAnsi="Consolas" w:eastAsia="Consolas"/>
+          <w:sz w:val="17"/>
+        </w:rPr>
+        <w:t>Dog("旺财"); Dog("大黄")</w:t>
+        <w:br/>
+      </w:r>
+      <w:r>
+        <w:rPr>
+          <w:rFonts w:ascii="Consolas" w:hAnsi="Consolas" w:eastAsia="Consolas"/>
+          <w:sz w:val="17"/>
+        </w:rPr>
+        <w:t>print(Dog.count)              # 2</w:t>
+      </w:r>
+    </w:p>
+    <w:p>
+      <w:pPr>
+        <w:pStyle w:val="Heading3"/>
+      </w:pPr>
+      <w:r>
+        <w:t>⚠️ 易错点速记</w:t>
+      </w:r>
+    </w:p>
+    <w:p>
+      <w:pPr>
+        <w:pStyle w:val="ListNumber"/>
+      </w:pPr>
+      <w:r>
+        <w:rPr>
+          <w:rFonts w:ascii="Consolas" w:hAnsi="Consolas" w:eastAsia="Consolas"/>
+        </w:rPr>
+        <w:t>self.xxx = ...</w:t>
+      </w:r>
+      <w:r>
+        <w:t xml:space="preserve"> 写在方法里 → </w:t>
+      </w:r>
+      <w:r/>
+      <w:r>
+        <w:rPr>
+          <w:b/>
+        </w:rPr>
+        <w:t>实例属性</w:t>
+      </w:r>
+      <w:r>
+        <w:t xml:space="preserve">；直接写在 class 下 → </w:t>
+      </w:r>
+      <w:r/>
+      <w:r>
+        <w:rPr>
+          <w:b/>
+        </w:rPr>
+        <w:t>类属性</w:t>
+      </w:r>
+    </w:p>
+    <w:p>
+      <w:pPr>
+        <w:pStyle w:val="ListNumber"/>
+      </w:pPr>
+      <w:r>
+        <w:rPr>
+          <w:rFonts w:ascii="Consolas" w:hAnsi="Consolas" w:eastAsia="Consolas"/>
+        </w:rPr>
+        <w:t>d.attr = v</w:t>
+      </w:r>
+      <w:r>
+        <w:t xml:space="preserve"> 只是在实例上遮蔽，</w:t>
+      </w:r>
+      <w:r/>
+      <w:r>
+        <w:rPr>
+          <w:b/>
+        </w:rPr>
+        <w:t>不会改类属性</w:t>
+      </w:r>
+      <w:r>
+        <w:t xml:space="preserve">；改类属性要用 </w:t>
+      </w:r>
+      <w:r>
+        <w:rPr>
+          <w:rFonts w:ascii="Consolas" w:hAnsi="Consolas" w:eastAsia="Consolas"/>
+        </w:rPr>
+        <w:t>类名.attr = v</w:t>
+      </w:r>
+    </w:p>
+    <w:p>
+      <w:pPr>
+        <w:pStyle w:val="ListNumber"/>
+      </w:pPr>
+      <w:r/>
+      <w:r>
+        <w:rPr>
+          <w:b/>
+        </w:rPr>
+        <w:t>可变对象（list/dict/set）不要做类属性</w:t>
+      </w:r>
+      <w:r>
+        <w:t xml:space="preserve">，会被所有实例共享 → 放到 </w:t>
+      </w:r>
+      <w:r>
+        <w:rPr>
+          <w:rFonts w:ascii="Consolas" w:hAnsi="Consolas" w:eastAsia="Consolas"/>
+        </w:rPr>
+        <w:t>__init__</w:t>
+      </w:r>
+    </w:p>
+    <w:p>
+      <w:pPr>
+        <w:pStyle w:val="ListNumber"/>
+      </w:pPr>
+      <w:r>
+        <w:t xml:space="preserve">类属性计数器要写 </w:t>
+      </w:r>
+      <w:r>
+        <w:rPr>
+          <w:rFonts w:ascii="Consolas" w:hAnsi="Consolas" w:eastAsia="Consolas"/>
+        </w:rPr>
+        <w:t>Dog.count += 1</w:t>
+      </w:r>
+      <w:r>
+        <w:t xml:space="preserve">，不要写 </w:t>
+      </w:r>
+      <w:r>
+        <w:rPr>
+          <w:rFonts w:ascii="Consolas" w:hAnsi="Consolas" w:eastAsia="Consolas"/>
+        </w:rPr>
+        <w:t>self.count += 1</w:t>
+      </w:r>
+      <w:r>
+        <w:t>（后者会建出实例属性）</w:t>
+      </w:r>
+    </w:p>
+    <w:p>
+      <w:pPr>
+        <w:pStyle w:val="ListNumber"/>
+      </w:pPr>
+      <w:r>
+        <w:t>查找顺序：实例属性 → 类属性 → 父类，所以「看起来能读到」不代表「改的是同一个」</w:t>
+      </w:r>
+    </w:p>
+    <w:p>
+      <w:pPr>
+        <w:pStyle w:val="Heading3"/>
+      </w:pPr>
+      <w:r>
+        <w:t>🔗 关联</w:t>
+      </w:r>
+    </w:p>
+    <w:p>
+      <w:pPr>
+        <w:pStyle w:val="ListBullet"/>
+      </w:pPr>
+      <w:r>
+        <w:t xml:space="preserve">可变默认参数（同一个坑）→ </w:t>
+      </w:r>
+      <w:r>
+        <w:rPr>
+          <w:color w:val="8B3A1A"/>
+        </w:rPr>
+        <w:t>11-函数进阶</w:t>
+      </w:r>
+    </w:p>
+    <w:p>
+      <w:pPr>
+        <w:pStyle w:val="ListBullet"/>
+      </w:pPr>
+      <w:r>
+        <w:t xml:space="preserve">元类与 type → </w:t>
+      </w:r>
+      <w:r>
+        <w:rPr>
+          <w:color w:val="8B3A1A"/>
+        </w:rPr>
+        <w:t>16-元类与type</w:t>
+      </w:r>
+    </w:p>
+    <w:p>
+      <w:pPr>
+        <w:pStyle w:val="ListBullet"/>
+      </w:pPr>
+      <w:r>
+        <w:t xml:space="preserve">原始截图 → </w:t>
+      </w:r>
+      <w:r>
+        <w:rPr>
+          <w:color w:val="8B3A1A"/>
+        </w:rPr>
+        <w:t>source/2026-10-19/A.md</w:t>
+      </w:r>
+      <w:r>
+        <w:t>（手写要点 5、6）</w:t>
+      </w:r>
+    </w:p>
+    <w:p>
+      <w:pPr>
+        <w:pStyle w:val="Heading2"/>
+      </w:pPr>
+      <w:r>
+        <w:t>元类与 type</w:t>
+      </w:r>
+    </w:p>
+    <w:p>
+      <w:pPr>
+        <w:spacing w:before="40" w:after="40"/>
+        <w:ind w:left="320"/>
+      </w:pPr>
+      <w:r>
+        <w:rPr>
+          <w:i/>
+          <w:color w:val="555555"/>
+        </w:rPr>
+        <w:t>一句话：</w:t>
+      </w:r>
+      <w:r>
+        <w:rPr>
+          <w:i/>
+        </w:rPr>
+      </w:r>
+      <w:r>
+        <w:rPr>
+          <w:b/>
+          <w:i/>
+          <w:color w:val="555555"/>
+        </w:rPr>
+        <w:t xml:space="preserve">一切对象都源自类，一切类都源自 </w:t>
+      </w:r>
+      <w:r>
+        <w:rPr>
+          <w:rFonts w:ascii="Consolas" w:hAnsi="Consolas" w:eastAsia="Consolas"/>
+          <w:b/>
+          <w:i/>
+          <w:color w:val="555555"/>
+        </w:rPr>
+        <w:t>type</w:t>
+      </w:r>
+      <w:r>
+        <w:rPr>
+          <w:i/>
+          <w:color w:val="555555"/>
+        </w:rPr>
+        <w:t xml:space="preserve">——类本身也是对象，它的"类"就是 </w:t>
+      </w:r>
+      <w:r>
+        <w:rPr>
+          <w:rFonts w:ascii="Consolas" w:hAnsi="Consolas" w:eastAsia="Consolas"/>
+          <w:i/>
+          <w:color w:val="555555"/>
+        </w:rPr>
+        <w:t>type</w:t>
+      </w:r>
+      <w:r>
+        <w:rPr>
+          <w:i/>
+          <w:color w:val="555555"/>
+        </w:rPr>
+        <w:t>；元类就是"造类的类"。</w:t>
+      </w:r>
+    </w:p>
+    <w:p>
+      <w:pPr>
+        <w:pStyle w:val="Heading3"/>
+      </w:pPr>
+      <w:r>
+        <w:t>1. 一切东西都是对象</w:t>
+      </w:r>
+    </w:p>
+    <w:p>
+      <w:pPr>
+        <w:spacing w:before="40" w:after="40"/>
+        <w:ind w:left="320"/>
+      </w:pPr>
+      <w:r>
+        <w:rPr>
+          <w:i/>
+          <w:color w:val="555555"/>
+        </w:rPr>
+        <w:t xml:space="preserve">一切对象都源自类，一切类都源自 </w:t>
+      </w:r>
+      <w:r>
+        <w:rPr>
+          <w:rFonts w:ascii="Consolas" w:hAnsi="Consolas" w:eastAsia="Consolas"/>
+          <w:i/>
+          <w:color w:val="555555"/>
+        </w:rPr>
+        <w:t>type</w:t>
+      </w:r>
+      <w:r>
+        <w:rPr>
+          <w:i/>
+          <w:color w:val="555555"/>
+        </w:rPr>
+        <w:t>。</w:t>
+      </w:r>
+    </w:p>
+    <w:p>
+      <w:pPr>
+        <w:spacing w:before="80" w:after="80" w:line="276" w:lineRule="auto"/>
+        <w:ind w:left="240"/>
+        <w:shd w:val="clear" w:color="auto" w:fill="F3F5F7"/>
+      </w:pPr>
+      <w:r>
+        <w:rPr>
+          <w:rFonts w:ascii="Consolas" w:hAnsi="Consolas" w:eastAsia="Consolas"/>
+          <w:sz w:val="17"/>
+        </w:rPr>
+        <w:t>class Dog:</w:t>
+        <w:br/>
+      </w:r>
+      <w:r>
+        <w:rPr>
+          <w:rFonts w:ascii="Consolas" w:hAnsi="Consolas" w:eastAsia="Consolas"/>
+          <w:sz w:val="17"/>
+        </w:rPr>
+        <w:t xml:space="preserve">    pass</w:t>
+        <w:br/>
+      </w:r>
+      <w:r>
+        <w:rPr>
+          <w:rFonts w:ascii="Consolas" w:hAnsi="Consolas" w:eastAsia="Consolas"/>
+          <w:sz w:val="17"/>
+        </w:rPr>
+        <w:br/>
+      </w:r>
+      <w:r>
+        <w:rPr>
+          <w:rFonts w:ascii="Consolas" w:hAnsi="Consolas" w:eastAsia="Consolas"/>
+          <w:sz w:val="17"/>
+        </w:rPr>
+        <w:t>d = Dog()</w:t>
+        <w:br/>
+      </w:r>
+      <w:r>
+        <w:rPr>
+          <w:rFonts w:ascii="Consolas" w:hAnsi="Consolas" w:eastAsia="Consolas"/>
+          <w:sz w:val="17"/>
+        </w:rPr>
+        <w:br/>
+      </w:r>
+      <w:r>
+        <w:rPr>
+          <w:rFonts w:ascii="Consolas" w:hAnsi="Consolas" w:eastAsia="Consolas"/>
+          <w:sz w:val="17"/>
+        </w:rPr>
+        <w:t>type(d)          # &lt;class '__main__.Dog'&gt;   ← 实例的类型是 Dog</w:t>
+        <w:br/>
+      </w:r>
+      <w:r>
+        <w:rPr>
+          <w:rFonts w:ascii="Consolas" w:hAnsi="Consolas" w:eastAsia="Consolas"/>
+          <w:sz w:val="17"/>
+        </w:rPr>
+        <w:t>type(Dog)        # &lt;class 'type'&gt;           ← 类的类型是 type！</w:t>
+        <w:br/>
+      </w:r>
+      <w:r>
+        <w:rPr>
+          <w:rFonts w:ascii="Consolas" w:hAnsi="Consolas" w:eastAsia="Consolas"/>
+          <w:sz w:val="17"/>
+        </w:rPr>
+        <w:t>type(type)       # &lt;class 'type'&gt;           ← type 自己也是 type</w:t>
+      </w:r>
+    </w:p>
+    <w:p>
+      <w:pPr>
+        <w:spacing w:before="40" w:after="40"/>
+        <w:ind w:left="320"/>
+      </w:pPr>
+      <w:r>
+        <w:rPr>
+          <w:rFonts w:ascii="Consolas" w:hAnsi="Consolas" w:eastAsia="Consolas"/>
+          <w:i/>
+          <w:color w:val="555555"/>
+        </w:rPr>
+        <w:t>type()</w:t>
+      </w:r>
+      <w:r>
+        <w:rPr>
+          <w:i/>
+          <w:color w:val="555555"/>
+        </w:rPr>
+        <w:t xml:space="preserve"> 一个对象时返回它的类型。所以</w:t>
+      </w:r>
+      <w:r>
+        <w:rPr>
+          <w:i/>
+        </w:rPr>
+      </w:r>
+      <w:r>
+        <w:rPr>
+          <w:b/>
+          <w:i/>
+          <w:color w:val="555555"/>
+        </w:rPr>
+        <w:t xml:space="preserve">所有 class 的类型都是 </w:t>
+      </w:r>
+      <w:r>
+        <w:rPr>
+          <w:rFonts w:ascii="Consolas" w:hAnsi="Consolas" w:eastAsia="Consolas"/>
+          <w:b/>
+          <w:i/>
+          <w:color w:val="555555"/>
+        </w:rPr>
+        <w:t>type</w:t>
+      </w:r>
+      <w:r>
+        <w:rPr>
+          <w:i/>
+          <w:color w:val="555555"/>
+        </w:rPr>
+        <w:t>。</w:t>
+      </w:r>
+    </w:p>
+    <w:p>
+      <w:pPr>
+        <w:pStyle w:val="Heading3"/>
+      </w:pPr>
+      <w:r>
+        <w:t>2. type() 的第二种用法：传三个参数造类</w:t>
+      </w:r>
+    </w:p>
+    <w:p>
+      <w:r>
+        <w:t xml:space="preserve">既然 </w:t>
+      </w:r>
+      <w:r>
+        <w:rPr>
+          <w:rFonts w:ascii="Consolas" w:hAnsi="Consolas" w:eastAsia="Consolas"/>
+        </w:rPr>
+        <w:t>type</w:t>
+      </w:r>
+      <w:r>
+        <w:t xml:space="preserve"> 是创建类的元类，那能不能</w:t>
+      </w:r>
+      <w:r/>
+      <w:r>
+        <w:rPr>
+          <w:b/>
+        </w:rPr>
+        <w:t xml:space="preserve">直接调用 </w:t>
+      </w:r>
+      <w:r>
+        <w:rPr>
+          <w:rFonts w:ascii="Consolas" w:hAnsi="Consolas" w:eastAsia="Consolas"/>
+          <w:b/>
+        </w:rPr>
+        <w:t>type</w:t>
+      </w:r>
+      <w:r>
+        <w:rPr>
+          <w:b/>
+        </w:rPr>
+        <w:t xml:space="preserve"> 来造一个类</w:t>
+      </w:r>
+      <w:r>
+        <w:t>？答案是能。</w:t>
+      </w:r>
+    </w:p>
+    <w:p>
+      <w:r>
+        <w:rPr>
+          <w:rFonts w:ascii="Consolas" w:hAnsi="Consolas" w:eastAsia="Consolas"/>
+        </w:rPr>
+        <w:t>type()</w:t>
+      </w:r>
+      <w:r>
+        <w:t xml:space="preserve"> 还有第二种用法——传三个参数：</w:t>
+      </w:r>
+    </w:p>
+    <w:p>
+      <w:pPr>
+        <w:spacing w:before="80" w:after="80" w:line="276" w:lineRule="auto"/>
+        <w:ind w:left="240"/>
+        <w:shd w:val="clear" w:color="auto" w:fill="F3F5F7"/>
+      </w:pPr>
+      <w:r>
+        <w:rPr>
+          <w:rFonts w:ascii="Consolas" w:hAnsi="Consolas" w:eastAsia="Consolas"/>
+          <w:sz w:val="17"/>
+        </w:rPr>
+        <w:t>type(类名, 父类元组, 属性字典)</w:t>
+      </w:r>
+    </w:p>
+    <w:tbl>
+      <w:tblPr>
+        <w:tblStyle w:val="TableGrid"/>
+        <w:tblW w:type="auto" w:w="0"/>
+        <w:tblLook w:firstColumn="1" w:firstRow="1" w:lastColumn="0" w:lastRow="0" w:noHBand="0" w:noVBand="1" w:val="04A0"/>
+      </w:tblPr>
+      <w:tblGrid>
+        <w:gridCol w:w="4320"/>
+        <w:gridCol w:w="4320"/>
+      </w:tblGrid>
+      <w:tr>
+        <w:tc>
+          <w:tcPr>
+            <w:tcW w:type="dxa" w:w="4320"/>
+          </w:tcPr>
+          <w:p>
+            <w:r>
+              <w:rPr>
+                <w:b/>
+              </w:rPr>
+              <w:t>参数</w:t>
+            </w:r>
+          </w:p>
+        </w:tc>
+        <w:tc>
+          <w:tcPr>
+            <w:tcW w:type="dxa" w:w="4320"/>
+          </w:tcPr>
+          <w:p>
+            <w:r>
+              <w:rPr>
+                <w:b/>
+              </w:rPr>
+              <w:t>说明</w:t>
+            </w:r>
+          </w:p>
+        </w:tc>
+      </w:tr>
+      <w:tr>
+        <w:tc>
+          <w:tcPr>
+            <w:tcW w:type="dxa" w:w="4320"/>
+          </w:tcPr>
+          <w:p>
+            <w:r>
+              <w:t>类名</w:t>
+            </w:r>
+          </w:p>
+        </w:tc>
+        <w:tc>
+          <w:tcPr>
+            <w:tcW w:type="dxa" w:w="4320"/>
+          </w:tcPr>
+          <w:p>
+            <w:r>
+              <w:t xml:space="preserve">字符串，例如 </w:t>
+            </w:r>
+            <w:r>
+              <w:rPr>
+                <w:rFonts w:ascii="Consolas" w:hAnsi="Consolas" w:eastAsia="Consolas"/>
+              </w:rPr>
+              <w:t>'Hello'</w:t>
+            </w:r>
+          </w:p>
+        </w:tc>
+      </w:tr>
+      <w:tr>
+        <w:tc>
+          <w:tcPr>
+            <w:tcW w:type="dxa" w:w="4320"/>
+          </w:tcPr>
+          <w:p>
+            <w:r>
+              <w:t>父类元组</w:t>
+            </w:r>
+          </w:p>
+        </w:tc>
+        <w:tc>
+          <w:tcPr>
+            <w:tcW w:type="dxa" w:w="4320"/>
+          </w:tcPr>
+          <w:p>
+            <w:r>
+              <w:t>单父类要写成单元组：</w:t>
+            </w:r>
+            <w:r>
+              <w:rPr>
+                <w:rFonts w:ascii="Consolas" w:hAnsi="Consolas" w:eastAsia="Consolas"/>
+              </w:rPr>
+              <w:t>(object,)</w:t>
+            </w:r>
+            <w:r>
+              <w:t>，多继承就多个</w:t>
+            </w:r>
+          </w:p>
+        </w:tc>
+      </w:tr>
+      <w:tr>
+        <w:tc>
+          <w:tcPr>
+            <w:tcW w:type="dxa" w:w="4320"/>
+          </w:tcPr>
+          <w:p>
+            <w:r>
+              <w:t>属性字典</w:t>
+            </w:r>
+          </w:p>
+        </w:tc>
+        <w:tc>
+          <w:tcPr>
+            <w:tcW w:type="dxa" w:w="4320"/>
+          </w:tcPr>
+          <w:p>
+            <w:r>
+              <w:rPr>
+                <w:rFonts w:ascii="Consolas" w:hAnsi="Consolas" w:eastAsia="Consolas"/>
+              </w:rPr>
+              <w:t>{'方法名': 函数, '属性名': 值}</w:t>
+            </w:r>
+          </w:p>
+        </w:tc>
+      </w:tr>
+    </w:tbl>
+    <w:p/>
+    <w:p>
+      <w:pPr>
+        <w:pStyle w:val="Heading4"/>
+      </w:pPr>
+      <w:r>
+        <w:t>等价写法对照</w:t>
+      </w:r>
+    </w:p>
+    <w:p>
+      <w:pPr>
+        <w:spacing w:before="80" w:after="80" w:line="276" w:lineRule="auto"/>
+        <w:ind w:left="240"/>
+        <w:shd w:val="clear" w:color="auto" w:fill="F3F5F7"/>
+      </w:pPr>
+      <w:r>
+        <w:rPr>
+          <w:rFonts w:ascii="Consolas" w:hAnsi="Consolas" w:eastAsia="Consolas"/>
+          <w:sz w:val="17"/>
+        </w:rPr>
+        <w:t># 写法一：class 语句（最常用）</w:t>
+        <w:br/>
+      </w:r>
+      <w:r>
+        <w:rPr>
+          <w:rFonts w:ascii="Consolas" w:hAnsi="Consolas" w:eastAsia="Consolas"/>
+          <w:sz w:val="17"/>
+        </w:rPr>
+        <w:t>class Hello:</w:t>
+        <w:br/>
+      </w:r>
+      <w:r>
+        <w:rPr>
+          <w:rFonts w:ascii="Consolas" w:hAnsi="Consolas" w:eastAsia="Consolas"/>
+          <w:sz w:val="17"/>
+        </w:rPr>
+        <w:t xml:space="preserve">    def __init__(self, name):</w:t>
+        <w:br/>
+      </w:r>
+      <w:r>
+        <w:rPr>
+          <w:rFonts w:ascii="Consolas" w:hAnsi="Consolas" w:eastAsia="Consolas"/>
+          <w:sz w:val="17"/>
+        </w:rPr>
+        <w:t xml:space="preserve">        self.name = name</w:t>
+        <w:br/>
+      </w:r>
+      <w:r>
+        <w:rPr>
+          <w:rFonts w:ascii="Consolas" w:hAnsi="Consolas" w:eastAsia="Consolas"/>
+          <w:sz w:val="17"/>
+        </w:rPr>
+        <w:br/>
+      </w:r>
+      <w:r>
+        <w:rPr>
+          <w:rFonts w:ascii="Consolas" w:hAnsi="Consolas" w:eastAsia="Consolas"/>
+          <w:sz w:val="17"/>
+        </w:rPr>
+        <w:t xml:space="preserve">    def greet(self):</w:t>
+        <w:br/>
+      </w:r>
+      <w:r>
+        <w:rPr>
+          <w:rFonts w:ascii="Consolas" w:hAnsi="Consolas" w:eastAsia="Consolas"/>
+          <w:sz w:val="17"/>
+        </w:rPr>
+        <w:t xml:space="preserve">        print(f"Hello, {self.name}")</w:t>
+        <w:br/>
+      </w:r>
+      <w:r>
+        <w:rPr>
+          <w:rFonts w:ascii="Consolas" w:hAnsi="Consolas" w:eastAsia="Consolas"/>
+          <w:sz w:val="17"/>
+        </w:rPr>
+        <w:br/>
+      </w:r>
+      <w:r>
+        <w:rPr>
+          <w:rFonts w:ascii="Consolas" w:hAnsi="Consolas" w:eastAsia="Consolas"/>
+          <w:sz w:val="17"/>
+        </w:rPr>
+        <w:br/>
+      </w:r>
+      <w:r>
+        <w:rPr>
+          <w:rFonts w:ascii="Consolas" w:hAnsi="Consolas" w:eastAsia="Consolas"/>
+          <w:sz w:val="17"/>
+        </w:rPr>
+        <w:t># 写法二：type() 动态造类（与上面完全等价）</w:t>
+        <w:br/>
+      </w:r>
+      <w:r>
+        <w:rPr>
+          <w:rFonts w:ascii="Consolas" w:hAnsi="Consolas" w:eastAsia="Consolas"/>
+          <w:sz w:val="17"/>
+        </w:rPr>
+        <w:t>def __init__(self, name):</w:t>
+        <w:br/>
+      </w:r>
+      <w:r>
+        <w:rPr>
+          <w:rFonts w:ascii="Consolas" w:hAnsi="Consolas" w:eastAsia="Consolas"/>
+          <w:sz w:val="17"/>
+        </w:rPr>
+        <w:t xml:space="preserve">    self.name = name</w:t>
+        <w:br/>
+      </w:r>
+      <w:r>
+        <w:rPr>
+          <w:rFonts w:ascii="Consolas" w:hAnsi="Consolas" w:eastAsia="Consolas"/>
+          <w:sz w:val="17"/>
+        </w:rPr>
+        <w:br/>
+      </w:r>
+      <w:r>
+        <w:rPr>
+          <w:rFonts w:ascii="Consolas" w:hAnsi="Consolas" w:eastAsia="Consolas"/>
+          <w:sz w:val="17"/>
+        </w:rPr>
+        <w:t>def greet(self):</w:t>
+        <w:br/>
+      </w:r>
+      <w:r>
+        <w:rPr>
+          <w:rFonts w:ascii="Consolas" w:hAnsi="Consolas" w:eastAsia="Consolas"/>
+          <w:sz w:val="17"/>
+        </w:rPr>
+        <w:t xml:space="preserve">    print(f"Hello, {self.name}")</w:t>
+        <w:br/>
+      </w:r>
+      <w:r>
+        <w:rPr>
+          <w:rFonts w:ascii="Consolas" w:hAnsi="Consolas" w:eastAsia="Consolas"/>
+          <w:sz w:val="17"/>
+        </w:rPr>
+        <w:br/>
+      </w:r>
+      <w:r>
+        <w:rPr>
+          <w:rFonts w:ascii="Consolas" w:hAnsi="Consolas" w:eastAsia="Consolas"/>
+          <w:sz w:val="17"/>
+        </w:rPr>
+        <w:t>Hello2 = type("Hello2", (object,), {</w:t>
+        <w:br/>
+      </w:r>
+      <w:r>
+        <w:rPr>
+          <w:rFonts w:ascii="Consolas" w:hAnsi="Consolas" w:eastAsia="Consolas"/>
+          <w:sz w:val="17"/>
+        </w:rPr>
+        <w:t xml:space="preserve">    "__init__": __init__,</w:t>
+        <w:br/>
+      </w:r>
+      <w:r>
+        <w:rPr>
+          <w:rFonts w:ascii="Consolas" w:hAnsi="Consolas" w:eastAsia="Consolas"/>
+          <w:sz w:val="17"/>
+        </w:rPr>
+        <w:t xml:space="preserve">    "greet": greet,</w:t>
+        <w:br/>
+      </w:r>
+      <w:r>
+        <w:rPr>
+          <w:rFonts w:ascii="Consolas" w:hAnsi="Consolas" w:eastAsia="Consolas"/>
+          <w:sz w:val="17"/>
+        </w:rPr>
+        <w:t xml:space="preserve">    "version": 1,          # 类属性也一起放进来</w:t>
+        <w:br/>
+      </w:r>
+      <w:r>
+        <w:rPr>
+          <w:rFonts w:ascii="Consolas" w:hAnsi="Consolas" w:eastAsia="Consolas"/>
+          <w:sz w:val="17"/>
+        </w:rPr>
+        <w:t>})</w:t>
+        <w:br/>
+      </w:r>
+      <w:r>
+        <w:rPr>
+          <w:rFonts w:ascii="Consolas" w:hAnsi="Consolas" w:eastAsia="Consolas"/>
+          <w:sz w:val="17"/>
+        </w:rPr>
+        <w:br/>
+      </w:r>
+      <w:r>
+        <w:rPr>
+          <w:rFonts w:ascii="Consolas" w:hAnsi="Consolas" w:eastAsia="Consolas"/>
+          <w:sz w:val="17"/>
+        </w:rPr>
+        <w:t>h = Hello2("小明")</w:t>
+        <w:br/>
+      </w:r>
+      <w:r>
+        <w:rPr>
+          <w:rFonts w:ascii="Consolas" w:hAnsi="Consolas" w:eastAsia="Consolas"/>
+          <w:sz w:val="17"/>
+        </w:rPr>
+        <w:t>h.greet()                  # Hello, 小明</w:t>
+      </w:r>
+    </w:p>
+    <w:p>
+      <w:pPr>
+        <w:spacing w:before="40" w:after="40"/>
+        <w:ind w:left="320"/>
+      </w:pPr>
+      <w:r>
+        <w:rPr>
+          <w:i/>
+          <w:color w:val="555555"/>
+        </w:rPr>
+        <w:t>注意：</w:t>
+      </w:r>
+      <w:r>
+        <w:rPr>
+          <w:rFonts w:ascii="Consolas" w:hAnsi="Consolas" w:eastAsia="Consolas"/>
+          <w:i/>
+          <w:color w:val="555555"/>
+        </w:rPr>
+        <w:t>type()</w:t>
+      </w:r>
+      <w:r>
+        <w:rPr>
+          <w:i/>
+          <w:color w:val="555555"/>
+        </w:rPr>
+        <w:t xml:space="preserve"> 的第三个参数</w:t>
+      </w:r>
+      <w:r>
+        <w:rPr>
+          <w:i/>
+        </w:rPr>
+      </w:r>
+      <w:r>
+        <w:rPr>
+          <w:b/>
+          <w:i/>
+          <w:color w:val="555555"/>
+        </w:rPr>
+        <w:t>就是类属性的字典</w:t>
+      </w:r>
+      <w:r>
+        <w:rPr>
+          <w:i/>
+          <w:color w:val="555555"/>
+        </w:rPr>
+        <w:t>——所以你笔记里写的</w:t>
+      </w:r>
+    </w:p>
+    <w:p>
+      <w:pPr>
+        <w:spacing w:before="40" w:after="40"/>
+        <w:ind w:left="320"/>
+      </w:pPr>
+      <w:r>
+        <w:rPr>
+          <w:i/>
+          <w:color w:val="555555"/>
+        </w:rPr>
+        <w:t xml:space="preserve">「写在 </w:t>
+      </w:r>
+      <w:r>
+        <w:rPr>
+          <w:rFonts w:ascii="Consolas" w:hAnsi="Consolas" w:eastAsia="Consolas"/>
+          <w:i/>
+          <w:color w:val="555555"/>
+        </w:rPr>
+        <w:t>type()</w:t>
+      </w:r>
+      <w:r>
+        <w:rPr>
+          <w:i/>
+          <w:color w:val="555555"/>
+        </w:rPr>
+        <w:t xml:space="preserve"> 的字典里，或直接写在 </w:t>
+      </w:r>
+      <w:r>
+        <w:rPr>
+          <w:rFonts w:ascii="Consolas" w:hAnsi="Consolas" w:eastAsia="Consolas"/>
+          <w:i/>
+          <w:color w:val="555555"/>
+        </w:rPr>
+        <w:t>class</w:t>
+      </w:r>
+      <w:r>
+        <w:rPr>
+          <w:i/>
+          <w:color w:val="555555"/>
+        </w:rPr>
+        <w:t xml:space="preserve"> 下的：是类属性」说的就是同一件事。</w:t>
+      </w:r>
+    </w:p>
+    <w:p>
+      <w:pPr>
+        <w:pStyle w:val="Heading3"/>
+      </w:pPr>
+      <w:r>
+        <w:t>3. 什么是元类</w:t>
+      </w:r>
+    </w:p>
+    <w:p>
+      <w:r/>
+      <w:r>
+        <w:rPr>
+          <w:b/>
+        </w:rPr>
+        <w:t>元类 = 创建类的类</w:t>
+      </w:r>
+      <w:r>
+        <w:t>。</w:t>
+      </w:r>
+      <w:r>
+        <w:rPr>
+          <w:rFonts w:ascii="Consolas" w:hAnsi="Consolas" w:eastAsia="Consolas"/>
+        </w:rPr>
+        <w:t>class</w:t>
+      </w:r>
+      <w:r>
+        <w:t xml:space="preserve"> 语句在底层其实是一次元类调用：</w:t>
+      </w:r>
+    </w:p>
+    <w:p>
+      <w:pPr>
+        <w:spacing w:before="80" w:after="80" w:line="276" w:lineRule="auto"/>
+        <w:ind w:left="240"/>
+        <w:shd w:val="clear" w:color="auto" w:fill="F3F5F7"/>
+      </w:pPr>
+      <w:r>
+        <w:rPr>
+          <w:rFonts w:ascii="Consolas" w:hAnsi="Consolas" w:eastAsia="Consolas"/>
+          <w:sz w:val="17"/>
+        </w:rPr>
+        <w:t>class Dog:                 # 大致相当于：</w:t>
+        <w:br/>
+      </w:r>
+      <w:r>
+        <w:rPr>
+          <w:rFonts w:ascii="Consolas" w:hAnsi="Consolas" w:eastAsia="Consolas"/>
+          <w:sz w:val="17"/>
+        </w:rPr>
+        <w:t xml:space="preserve">    pass                   # Dog = type("Dog", (object,), {})</w:t>
+      </w:r>
+    </w:p>
+    <w:p>
+      <w:r>
+        <w:t>自定义元类，就是</w:t>
+      </w:r>
+      <w:r/>
+      <w:r>
+        <w:rPr>
+          <w:b/>
+        </w:rPr>
+        <w:t xml:space="preserve">继承 </w:t>
+      </w:r>
+      <w:r>
+        <w:rPr>
+          <w:rFonts w:ascii="Consolas" w:hAnsi="Consolas" w:eastAsia="Consolas"/>
+          <w:b/>
+        </w:rPr>
+        <w:t>type</w:t>
+      </w:r>
+      <w:r>
+        <w:t>、在"造类"时插一脚：</w:t>
+      </w:r>
+    </w:p>
+    <w:p>
+      <w:pPr>
+        <w:spacing w:before="80" w:after="80" w:line="276" w:lineRule="auto"/>
+        <w:ind w:left="240"/>
+        <w:shd w:val="clear" w:color="auto" w:fill="F3F5F7"/>
+      </w:pPr>
+      <w:r>
+        <w:rPr>
+          <w:rFonts w:ascii="Consolas" w:hAnsi="Consolas" w:eastAsia="Consolas"/>
+          <w:sz w:val="17"/>
+        </w:rPr>
+        <w:t>class CheckNames(type):</w:t>
+        <w:br/>
+      </w:r>
+      <w:r>
+        <w:rPr>
+          <w:rFonts w:ascii="Consolas" w:hAnsi="Consolas" w:eastAsia="Consolas"/>
+          <w:sz w:val="17"/>
+        </w:rPr>
+        <w:t xml:space="preserve">    def __new__(mcs, name, bases, namespace):</w:t>
+        <w:br/>
+      </w:r>
+      <w:r>
+        <w:rPr>
+          <w:rFonts w:ascii="Consolas" w:hAnsi="Consolas" w:eastAsia="Consolas"/>
+          <w:sz w:val="17"/>
+        </w:rPr>
+        <w:t xml:space="preserve">        # 造类之前可以做检查：所有属性名必须小写</w:t>
+        <w:br/>
+      </w:r>
+      <w:r>
+        <w:rPr>
+          <w:rFonts w:ascii="Consolas" w:hAnsi="Consolas" w:eastAsia="Consolas"/>
+          <w:sz w:val="17"/>
+        </w:rPr>
+        <w:t xml:space="preserve">        for key in namespace:</w:t>
+        <w:br/>
+      </w:r>
+      <w:r>
+        <w:rPr>
+          <w:rFonts w:ascii="Consolas" w:hAnsi="Consolas" w:eastAsia="Consolas"/>
+          <w:sz w:val="17"/>
+        </w:rPr>
+        <w:t xml:space="preserve">            if key.startswith("__"):</w:t>
+        <w:br/>
+      </w:r>
+      <w:r>
+        <w:rPr>
+          <w:rFonts w:ascii="Consolas" w:hAnsi="Consolas" w:eastAsia="Consolas"/>
+          <w:sz w:val="17"/>
+        </w:rPr>
+        <w:t xml:space="preserve">                continue</w:t>
+        <w:br/>
+      </w:r>
+      <w:r>
+        <w:rPr>
+          <w:rFonts w:ascii="Consolas" w:hAnsi="Consolas" w:eastAsia="Consolas"/>
+          <w:sz w:val="17"/>
+        </w:rPr>
+        <w:t xml:space="preserve">            if key != key.lower():</w:t>
+        <w:br/>
+      </w:r>
+      <w:r>
+        <w:rPr>
+          <w:rFonts w:ascii="Consolas" w:hAnsi="Consolas" w:eastAsia="Consolas"/>
+          <w:sz w:val="17"/>
+        </w:rPr>
+        <w:t xml:space="preserve">                raise TypeError(f"属性名必须小写：{key}")</w:t>
+        <w:br/>
+      </w:r>
+      <w:r>
+        <w:rPr>
+          <w:rFonts w:ascii="Consolas" w:hAnsi="Consolas" w:eastAsia="Consolas"/>
+          <w:sz w:val="17"/>
+        </w:rPr>
+        <w:t xml:space="preserve">        return super().__new__(mcs, name, bases, namespace)</w:t>
+        <w:br/>
+      </w:r>
+      <w:r>
+        <w:rPr>
+          <w:rFonts w:ascii="Consolas" w:hAnsi="Consolas" w:eastAsia="Consolas"/>
+          <w:sz w:val="17"/>
+        </w:rPr>
+        <w:br/>
+      </w:r>
+      <w:r>
+        <w:rPr>
+          <w:rFonts w:ascii="Consolas" w:hAnsi="Consolas" w:eastAsia="Consolas"/>
+          <w:sz w:val="17"/>
+        </w:rPr>
+        <w:br/>
+      </w:r>
+      <w:r>
+        <w:rPr>
+          <w:rFonts w:ascii="Consolas" w:hAnsi="Consolas" w:eastAsia="Consolas"/>
+          <w:sz w:val="17"/>
+        </w:rPr>
+        <w:t>class Good(metaclass=CheckNames):</w:t>
+        <w:br/>
+      </w:r>
+      <w:r>
+        <w:rPr>
+          <w:rFonts w:ascii="Consolas" w:hAnsi="Consolas" w:eastAsia="Consolas"/>
+          <w:sz w:val="17"/>
+        </w:rPr>
+        <w:t xml:space="preserve">    speed = 10              # ✅</w:t>
+        <w:br/>
+      </w:r>
+      <w:r>
+        <w:rPr>
+          <w:rFonts w:ascii="Consolas" w:hAnsi="Consolas" w:eastAsia="Consolas"/>
+          <w:sz w:val="17"/>
+        </w:rPr>
+        <w:br/>
+      </w:r>
+      <w:r>
+        <w:rPr>
+          <w:rFonts w:ascii="Consolas" w:hAnsi="Consolas" w:eastAsia="Consolas"/>
+          <w:sz w:val="17"/>
+        </w:rPr>
+        <w:t>class Bad(metaclass=CheckNames):</w:t>
+        <w:br/>
+      </w:r>
+      <w:r>
+        <w:rPr>
+          <w:rFonts w:ascii="Consolas" w:hAnsi="Consolas" w:eastAsia="Consolas"/>
+          <w:sz w:val="17"/>
+        </w:rPr>
+        <w:t xml:space="preserve">    Speed = 10              # ❌ TypeError: 属性名必须小写：Speed</w:t>
+      </w:r>
+    </w:p>
+    <w:p>
+      <w:pPr>
+        <w:spacing w:before="40" w:after="40"/>
+        <w:ind w:left="320"/>
+      </w:pPr>
+      <w:r>
+        <w:rPr>
+          <w:i/>
+          <w:color w:val="555555"/>
+        </w:rPr>
+        <w:t>用你自己的话说：</w:t>
+      </w:r>
+      <w:r>
+        <w:rPr>
+          <w:i/>
+        </w:rPr>
+      </w:r>
+      <w:r>
+        <w:rPr>
+          <w:b/>
+          <w:i/>
+          <w:color w:val="555555"/>
+        </w:rPr>
+        <w:t>元类的创立是一个中转站</w:t>
+      </w:r>
+      <w:r>
+        <w:rPr>
+          <w:i/>
+          <w:color w:val="555555"/>
+        </w:rPr>
+        <w:t>——你建立一个类时，需要经过它，</w:t>
+      </w:r>
+    </w:p>
+    <w:p>
+      <w:pPr>
+        <w:spacing w:before="40" w:after="40"/>
+        <w:ind w:left="320"/>
+      </w:pPr>
+      <w:r>
+        <w:rPr>
+          <w:i/>
+          <w:color w:val="555555"/>
+        </w:rPr>
+        <w:t>并按它的要求被迫修改。</w:t>
+      </w:r>
+    </w:p>
+    <w:p>
+      <w:pPr>
+        <w:pStyle w:val="Heading3"/>
+      </w:pPr>
+      <w:r>
+        <w:t>4. 元类的实际用途</w:t>
+      </w:r>
+    </w:p>
+    <w:tbl>
+      <w:tblPr>
+        <w:tblStyle w:val="TableGrid"/>
+        <w:tblW w:type="auto" w:w="0"/>
+        <w:tblLook w:firstColumn="1" w:firstRow="1" w:lastColumn="0" w:lastRow="0" w:noHBand="0" w:noVBand="1" w:val="04A0"/>
+      </w:tblPr>
+      <w:tblGrid>
+        <w:gridCol w:w="4320"/>
+        <w:gridCol w:w="4320"/>
+      </w:tblGrid>
+      <w:tr>
+        <w:tc>
+          <w:tcPr>
+            <w:tcW w:type="dxa" w:w="4320"/>
+          </w:tcPr>
+          <w:p>
+            <w:r>
+              <w:rPr>
+                <w:b/>
+              </w:rPr>
+              <w:t>用途</w:t>
+            </w:r>
+          </w:p>
+        </w:tc>
+        <w:tc>
+          <w:tcPr>
+            <w:tcW w:type="dxa" w:w="4320"/>
+          </w:tcPr>
+          <w:p>
+            <w:r>
+              <w:rPr>
+                <w:b/>
+              </w:rPr>
+              <w:t>说明</w:t>
+            </w:r>
+          </w:p>
+        </w:tc>
+      </w:tr>
+      <w:tr>
+        <w:tc>
+          <w:tcPr>
+            <w:tcW w:type="dxa" w:w="4320"/>
+          </w:tcPr>
+          <w:p>
+            <w:r>
+              <w:t>强制命名 / 结构规范</w:t>
+            </w:r>
+          </w:p>
+        </w:tc>
+        <w:tc>
+          <w:tcPr>
+            <w:tcW w:type="dxa" w:w="4320"/>
+          </w:tcPr>
+          <w:p>
+            <w:r>
+              <w:t xml:space="preserve">上面的 </w:t>
+            </w:r>
+            <w:r>
+              <w:rPr>
+                <w:rFonts w:ascii="Consolas" w:hAnsi="Consolas" w:eastAsia="Consolas"/>
+              </w:rPr>
+              <w:t>CheckNames</w:t>
+            </w:r>
+            <w:r>
+              <w:t>，团队代码规范自动检查</w:t>
+            </w:r>
+          </w:p>
+        </w:tc>
+      </w:tr>
+      <w:tr>
+        <w:tc>
+          <w:tcPr>
+            <w:tcW w:type="dxa" w:w="4320"/>
+          </w:tcPr>
+          <w:p>
+            <w:r>
+              <w:t>自动注册</w:t>
+            </w:r>
+          </w:p>
+        </w:tc>
+        <w:tc>
+          <w:tcPr>
+            <w:tcW w:type="dxa" w:w="4320"/>
+          </w:tcPr>
+          <w:p>
+            <w:r>
+              <w:t>ORM、插件系统：定义类时自动登记到注册表</w:t>
+            </w:r>
+          </w:p>
+        </w:tc>
+      </w:tr>
+      <w:tr>
+        <w:tc>
+          <w:tcPr>
+            <w:tcW w:type="dxa" w:w="4320"/>
+          </w:tcPr>
+          <w:p>
+            <w:r>
+              <w:t>单例模式</w:t>
+            </w:r>
+          </w:p>
+        </w:tc>
+        <w:tc>
+          <w:tcPr>
+            <w:tcW w:type="dxa" w:w="4320"/>
+          </w:tcPr>
+          <w:p>
+            <w:r>
+              <w:t>控制"这个类只能有一个实例"</w:t>
+            </w:r>
+          </w:p>
+        </w:tc>
+      </w:tr>
+      <w:tr>
+        <w:tc>
+          <w:tcPr>
+            <w:tcW w:type="dxa" w:w="4320"/>
+          </w:tcPr>
+          <w:p>
+            <w:r>
+              <w:t>自动加方法</w:t>
+            </w:r>
+          </w:p>
+        </w:tc>
+        <w:tc>
+          <w:tcPr>
+            <w:tcW w:type="dxa" w:w="4320"/>
+          </w:tcPr>
+          <w:p>
+            <w:r>
+              <w:t>给所有子类统一注入日志、序列化等方法</w:t>
+            </w:r>
+          </w:p>
+        </w:tc>
+      </w:tr>
+    </w:tbl>
+    <w:p/>
+    <w:p>
+      <w:r/>
+      <w:r>
+        <w:rPr>
+          <w:b/>
+        </w:rPr>
+        <w:t>自动注册</w:t>
+      </w:r>
+      <w:r>
+        <w:t>示例（最实用的一种）：</w:t>
+      </w:r>
+    </w:p>
+    <w:p>
+      <w:pPr>
+        <w:spacing w:before="80" w:after="80" w:line="276" w:lineRule="auto"/>
+        <w:ind w:left="240"/>
+        <w:shd w:val="clear" w:color="auto" w:fill="F3F5F7"/>
+      </w:pPr>
+      <w:r>
+        <w:rPr>
+          <w:rFonts w:ascii="Consolas" w:hAnsi="Consolas" w:eastAsia="Consolas"/>
+          <w:sz w:val="17"/>
+        </w:rPr>
+        <w:t>REGISTRY = {}</w:t>
+        <w:br/>
+      </w:r>
+      <w:r>
+        <w:rPr>
+          <w:rFonts w:ascii="Consolas" w:hAnsi="Consolas" w:eastAsia="Consolas"/>
+          <w:sz w:val="17"/>
+        </w:rPr>
+        <w:br/>
+      </w:r>
+      <w:r>
+        <w:rPr>
+          <w:rFonts w:ascii="Consolas" w:hAnsi="Consolas" w:eastAsia="Consolas"/>
+          <w:sz w:val="17"/>
+        </w:rPr>
+        <w:t>class Register(type):</w:t>
+        <w:br/>
+      </w:r>
+      <w:r>
+        <w:rPr>
+          <w:rFonts w:ascii="Consolas" w:hAnsi="Consolas" w:eastAsia="Consolas"/>
+          <w:sz w:val="17"/>
+        </w:rPr>
+        <w:t xml:space="preserve">    def __new__(mcs, name, bases, namespace):</w:t>
+        <w:br/>
+      </w:r>
+      <w:r>
+        <w:rPr>
+          <w:rFonts w:ascii="Consolas" w:hAnsi="Consolas" w:eastAsia="Consolas"/>
+          <w:sz w:val="17"/>
+        </w:rPr>
+        <w:t xml:space="preserve">        cls = super().__new__(mcs, name, bases, namespace)</w:t>
+        <w:br/>
+      </w:r>
+      <w:r>
+        <w:rPr>
+          <w:rFonts w:ascii="Consolas" w:hAnsi="Consolas" w:eastAsia="Consolas"/>
+          <w:sz w:val="17"/>
+        </w:rPr>
+        <w:t xml:space="preserve">        if bases:                     # 跳过基类本身</w:t>
+        <w:br/>
+      </w:r>
+      <w:r>
+        <w:rPr>
+          <w:rFonts w:ascii="Consolas" w:hAnsi="Consolas" w:eastAsia="Consolas"/>
+          <w:sz w:val="17"/>
+        </w:rPr>
+        <w:t xml:space="preserve">            REGISTRY[name] = cls</w:t>
+        <w:br/>
+      </w:r>
+      <w:r>
+        <w:rPr>
+          <w:rFonts w:ascii="Consolas" w:hAnsi="Consolas" w:eastAsia="Consolas"/>
+          <w:sz w:val="17"/>
+        </w:rPr>
+        <w:t xml:space="preserve">        return cls</w:t>
+        <w:br/>
+      </w:r>
+      <w:r>
+        <w:rPr>
+          <w:rFonts w:ascii="Consolas" w:hAnsi="Consolas" w:eastAsia="Consolas"/>
+          <w:sz w:val="17"/>
+        </w:rPr>
+        <w:br/>
+      </w:r>
+      <w:r>
+        <w:rPr>
+          <w:rFonts w:ascii="Consolas" w:hAnsi="Consolas" w:eastAsia="Consolas"/>
+          <w:sz w:val="17"/>
+        </w:rPr>
+        <w:br/>
+      </w:r>
+      <w:r>
+        <w:rPr>
+          <w:rFonts w:ascii="Consolas" w:hAnsi="Consolas" w:eastAsia="Consolas"/>
+          <w:sz w:val="17"/>
+        </w:rPr>
+        <w:t>class Base(metaclass=Register):</w:t>
+        <w:br/>
+      </w:r>
+      <w:r>
+        <w:rPr>
+          <w:rFonts w:ascii="Consolas" w:hAnsi="Consolas" w:eastAsia="Consolas"/>
+          <w:sz w:val="17"/>
+        </w:rPr>
+        <w:t xml:space="preserve">    pass</w:t>
+        <w:br/>
+      </w:r>
+      <w:r>
+        <w:rPr>
+          <w:rFonts w:ascii="Consolas" w:hAnsi="Consolas" w:eastAsia="Consolas"/>
+          <w:sz w:val="17"/>
+        </w:rPr>
+        <w:br/>
+      </w:r>
+      <w:r>
+        <w:rPr>
+          <w:rFonts w:ascii="Consolas" w:hAnsi="Consolas" w:eastAsia="Consolas"/>
+          <w:sz w:val="17"/>
+        </w:rPr>
+        <w:t>class EmailSender(Base):     # 定义即注册</w:t>
+        <w:br/>
+      </w:r>
+      <w:r>
+        <w:rPr>
+          <w:rFonts w:ascii="Consolas" w:hAnsi="Consolas" w:eastAsia="Consolas"/>
+          <w:sz w:val="17"/>
+        </w:rPr>
+        <w:t xml:space="preserve">    pass</w:t>
+        <w:br/>
+      </w:r>
+      <w:r>
+        <w:rPr>
+          <w:rFonts w:ascii="Consolas" w:hAnsi="Consolas" w:eastAsia="Consolas"/>
+          <w:sz w:val="17"/>
+        </w:rPr>
+        <w:br/>
+      </w:r>
+      <w:r>
+        <w:rPr>
+          <w:rFonts w:ascii="Consolas" w:hAnsi="Consolas" w:eastAsia="Consolas"/>
+          <w:sz w:val="17"/>
+        </w:rPr>
+        <w:t>print(REGISTRY)              # {'EmailSender': &lt;class 'EmailSender'&gt;}</w:t>
+      </w:r>
+    </w:p>
+    <w:p>
+      <w:pPr>
+        <w:pStyle w:val="Heading3"/>
+      </w:pPr>
+      <w:r>
+        <w:t>5. 大多数情况：别用元类，用 __init_subclass__</w:t>
+      </w:r>
+    </w:p>
+    <w:p>
+      <w:r>
+        <w:t>元类难懂、难调试。</w:t>
+      </w:r>
+      <w:r/>
+      <w:r>
+        <w:rPr>
+          <w:b/>
+        </w:rPr>
+        <w:t>90% 的场景</w:t>
+      </w:r>
+      <w:r>
+        <w:t>用下面这个更简单的钩子就够：</w:t>
+      </w:r>
+    </w:p>
+    <w:p>
+      <w:pPr>
+        <w:spacing w:before="80" w:after="80" w:line="276" w:lineRule="auto"/>
+        <w:ind w:left="240"/>
+        <w:shd w:val="clear" w:color="auto" w:fill="F3F5F7"/>
+      </w:pPr>
+      <w:r>
+        <w:rPr>
+          <w:rFonts w:ascii="Consolas" w:hAnsi="Consolas" w:eastAsia="Consolas"/>
+          <w:sz w:val="17"/>
+        </w:rPr>
+        <w:t>class Base:</w:t>
+        <w:br/>
+      </w:r>
+      <w:r>
+        <w:rPr>
+          <w:rFonts w:ascii="Consolas" w:hAnsi="Consolas" w:eastAsia="Consolas"/>
+          <w:sz w:val="17"/>
+        </w:rPr>
+        <w:t xml:space="preserve">    def __init_subclass__(cls, **kwargs):</w:t>
+        <w:br/>
+      </w:r>
+      <w:r>
+        <w:rPr>
+          <w:rFonts w:ascii="Consolas" w:hAnsi="Consolas" w:eastAsia="Consolas"/>
+          <w:sz w:val="17"/>
+        </w:rPr>
+        <w:t xml:space="preserve">        super().__init_subclass__(**kwargs)</w:t>
+        <w:br/>
+      </w:r>
+      <w:r>
+        <w:rPr>
+          <w:rFonts w:ascii="Consolas" w:hAnsi="Consolas" w:eastAsia="Consolas"/>
+          <w:sz w:val="17"/>
+        </w:rPr>
+        <w:t xml:space="preserve">        REGISTRY[cls.__name__] = cls      # 子类定义时自动执行</w:t>
+        <w:br/>
+      </w:r>
+      <w:r>
+        <w:rPr>
+          <w:rFonts w:ascii="Consolas" w:hAnsi="Consolas" w:eastAsia="Consolas"/>
+          <w:sz w:val="17"/>
+        </w:rPr>
+        <w:br/>
+      </w:r>
+      <w:r>
+        <w:rPr>
+          <w:rFonts w:ascii="Consolas" w:hAnsi="Consolas" w:eastAsia="Consolas"/>
+          <w:sz w:val="17"/>
+        </w:rPr>
+        <w:br/>
+      </w:r>
+      <w:r>
+        <w:rPr>
+          <w:rFonts w:ascii="Consolas" w:hAnsi="Consolas" w:eastAsia="Consolas"/>
+          <w:sz w:val="17"/>
+        </w:rPr>
+        <w:t>class EmailSender(Base):     # 定义即注册，不需要元类</w:t>
+        <w:br/>
+      </w:r>
+      <w:r>
+        <w:rPr>
+          <w:rFonts w:ascii="Consolas" w:hAnsi="Consolas" w:eastAsia="Consolas"/>
+          <w:sz w:val="17"/>
+        </w:rPr>
+        <w:t xml:space="preserve">    pass</w:t>
+      </w:r>
+    </w:p>
+    <w:p>
+      <w:pPr>
+        <w:spacing w:before="40" w:after="40"/>
+        <w:ind w:left="320"/>
+      </w:pPr>
+      <w:r>
+        <w:rPr>
+          <w:i/>
+        </w:rPr>
+      </w:r>
+      <w:r>
+        <w:rPr>
+          <w:b/>
+          <w:i/>
+          <w:color w:val="555555"/>
+        </w:rPr>
+        <w:t>经验法则</w:t>
+      </w:r>
+      <w:r>
+        <w:rPr>
+          <w:i/>
+          <w:color w:val="555555"/>
+        </w:rPr>
+        <w:t xml:space="preserve">：能用 </w:t>
+      </w:r>
+      <w:r>
+        <w:rPr>
+          <w:rFonts w:ascii="Consolas" w:hAnsi="Consolas" w:eastAsia="Consolas"/>
+          <w:i/>
+          <w:color w:val="555555"/>
+        </w:rPr>
+        <w:t>__init_subclass__</w:t>
+      </w:r>
+      <w:r>
+        <w:rPr>
+          <w:i/>
+          <w:color w:val="555555"/>
+        </w:rPr>
+        <w:t xml:space="preserve"> / 类装饰器解决的，就不要上元类。</w:t>
+      </w:r>
+    </w:p>
+    <w:p>
+      <w:pPr>
+        <w:pStyle w:val="Heading3"/>
+      </w:pPr>
+      <w:r>
+        <w:t>⚠️ 易错点速记</w:t>
+      </w:r>
+    </w:p>
+    <w:p>
+      <w:pPr>
+        <w:pStyle w:val="ListNumber"/>
+      </w:pPr>
+      <w:r>
+        <w:rPr>
+          <w:rFonts w:ascii="Consolas" w:hAnsi="Consolas" w:eastAsia="Consolas"/>
+        </w:rPr>
+        <w:t>type(Dog)</w:t>
+      </w:r>
+      <w:r>
+        <w:t xml:space="preserve"> 是 </w:t>
+      </w:r>
+      <w:r>
+        <w:rPr>
+          <w:rFonts w:ascii="Consolas" w:hAnsi="Consolas" w:eastAsia="Consolas"/>
+        </w:rPr>
+        <w:t>type</w:t>
+      </w:r>
+      <w:r>
+        <w:t xml:space="preserve">，不是 </w:t>
+      </w:r>
+      <w:r>
+        <w:rPr>
+          <w:rFonts w:ascii="Consolas" w:hAnsi="Consolas" w:eastAsia="Consolas"/>
+        </w:rPr>
+        <w:t>Dog</w:t>
+      </w:r>
+      <w:r>
+        <w:t>——</w:t>
+      </w:r>
+      <w:r/>
+      <w:r>
+        <w:rPr>
+          <w:b/>
+        </w:rPr>
+        <w:t>类也是对象</w:t>
+      </w:r>
+    </w:p>
+    <w:p>
+      <w:pPr>
+        <w:pStyle w:val="ListNumber"/>
+      </w:pPr>
+      <w:r>
+        <w:rPr>
+          <w:rFonts w:ascii="Consolas" w:hAnsi="Consolas" w:eastAsia="Consolas"/>
+        </w:rPr>
+        <w:t>type()</w:t>
+      </w:r>
+      <w:r>
+        <w:t xml:space="preserve"> 单参数查类型；</w:t>
+      </w:r>
+      <w:r/>
+      <w:r>
+        <w:rPr>
+          <w:b/>
+        </w:rPr>
+        <w:t>三参数才是造类</w:t>
+      </w:r>
+    </w:p>
+    <w:p>
+      <w:pPr>
+        <w:pStyle w:val="ListNumber"/>
+      </w:pPr>
+      <w:r>
+        <w:rPr>
+          <w:rFonts w:ascii="Consolas" w:hAnsi="Consolas" w:eastAsia="Consolas"/>
+        </w:rPr>
+        <w:t>type()</w:t>
+      </w:r>
+      <w:r>
+        <w:t xml:space="preserve"> 的父类元组必须写成元组：单父类是 </w:t>
+      </w:r>
+      <w:r>
+        <w:rPr>
+          <w:rFonts w:ascii="Consolas" w:hAnsi="Consolas" w:eastAsia="Consolas"/>
+        </w:rPr>
+        <w:t>(object,)</w:t>
+      </w:r>
+      <w:r>
+        <w:t>，</w:t>
+      </w:r>
+      <w:r/>
+      <w:r>
+        <w:rPr>
+          <w:b/>
+        </w:rPr>
+        <w:t>末尾逗号不能省</w:t>
+      </w:r>
+    </w:p>
+    <w:p>
+      <w:pPr>
+        <w:pStyle w:val="ListNumber"/>
+      </w:pPr>
+      <w:r>
+        <w:t xml:space="preserve">元类里 </w:t>
+      </w:r>
+      <w:r>
+        <w:rPr>
+          <w:rFonts w:ascii="Consolas" w:hAnsi="Consolas" w:eastAsia="Consolas"/>
+        </w:rPr>
+        <w:t>__new__</w:t>
+      </w:r>
+      <w:r>
+        <w:t xml:space="preserve"> 的第一参数是 </w:t>
+      </w:r>
+      <w:r>
+        <w:rPr>
+          <w:rFonts w:ascii="Consolas" w:hAnsi="Consolas" w:eastAsia="Consolas"/>
+        </w:rPr>
+        <w:t>mcs</w:t>
+      </w:r>
+      <w:r>
+        <w:t xml:space="preserve">（元类自己），不是 </w:t>
+      </w:r>
+      <w:r>
+        <w:rPr>
+          <w:rFonts w:ascii="Consolas" w:hAnsi="Consolas" w:eastAsia="Consolas"/>
+        </w:rPr>
+        <w:t>self</w:t>
+      </w:r>
+    </w:p>
+    <w:p>
+      <w:pPr>
+        <w:pStyle w:val="ListNumber"/>
+      </w:pPr>
+      <w:r>
+        <w:rPr>
+          <w:rFonts w:ascii="Consolas" w:hAnsi="Consolas" w:eastAsia="Consolas"/>
+        </w:rPr>
+        <w:t>metaclass=</w:t>
+      </w:r>
+      <w:r>
+        <w:t xml:space="preserve"> 会影响</w:t>
+      </w:r>
+      <w:r/>
+      <w:r>
+        <w:rPr>
+          <w:b/>
+        </w:rPr>
+        <w:t>所有子类</w:t>
+      </w:r>
+      <w:r>
+        <w:t>，别在别人的继承链上乱挂</w:t>
+      </w:r>
+    </w:p>
+    <w:p>
+      <w:pPr>
+        <w:pStyle w:val="ListNumber"/>
+      </w:pPr>
+      <w:r>
+        <w:t xml:space="preserve">先考虑 </w:t>
+      </w:r>
+      <w:r>
+        <w:rPr>
+          <w:rFonts w:ascii="Consolas" w:hAnsi="Consolas" w:eastAsia="Consolas"/>
+        </w:rPr>
+        <w:t>__init_subclass__</w:t>
+      </w:r>
+      <w:r>
+        <w:t xml:space="preserve"> / 类装饰器，最后才考虑元类</w:t>
+      </w:r>
+    </w:p>
+    <w:p>
+      <w:pPr>
+        <w:pStyle w:val="Heading3"/>
+      </w:pPr>
+      <w:r>
+        <w:t>🔗 关联</w:t>
+      </w:r>
+    </w:p>
+    <w:p>
+      <w:pPr>
+        <w:pStyle w:val="ListBullet"/>
+      </w:pPr>
+      <w:r>
+        <w:t xml:space="preserve">类属性与实例属性 → </w:t>
+      </w:r>
+      <w:r>
+        <w:rPr>
+          <w:color w:val="8B3A1A"/>
+        </w:rPr>
+        <w:t>15-类属性与实例属性</w:t>
+      </w:r>
+    </w:p>
+    <w:p>
+      <w:pPr>
+        <w:pStyle w:val="ListBullet"/>
+      </w:pPr>
+      <w:r>
+        <w:t xml:space="preserve">特殊方法与哈希 → </w:t>
+      </w:r>
+      <w:r>
+        <w:rPr>
+          <w:color w:val="8B3A1A"/>
+        </w:rPr>
+        <w:t>13-特殊方法与哈希</w:t>
+      </w:r>
+    </w:p>
+    <w:p>
+      <w:pPr>
+        <w:pStyle w:val="ListBullet"/>
+      </w:pPr>
+      <w:r>
+        <w:t xml:space="preserve">原始截图 → </w:t>
+      </w:r>
+      <w:r>
+        <w:rPr>
+          <w:color w:val="8B3A1A"/>
+        </w:rPr>
+        <w:t>source/2026-10-19/A.md</w:t>
+      </w:r>
+      <w:r>
+        <w:t>（图 image36、手写要点 3、4、7）</w:t>
+      </w:r>
+    </w:p>
+    <w:p>
+      <w:pPr>
+        <w:pStyle w:val="Heading2"/>
+      </w:pPr>
+      <w:r>
+        <w:t>线程与进程</w:t>
+      </w:r>
+    </w:p>
+    <w:p>
+      <w:pPr>
+        <w:spacing w:before="40" w:after="40"/>
+        <w:ind w:left="320"/>
+      </w:pPr>
+      <w:r>
+        <w:rPr>
+          <w:i/>
+          <w:color w:val="555555"/>
+        </w:rPr>
+        <w:t>一句话：</w:t>
+      </w:r>
+      <w:r>
+        <w:rPr>
+          <w:i/>
+        </w:rPr>
+      </w:r>
+      <w:r>
+        <w:rPr>
+          <w:b/>
+          <w:i/>
+          <w:color w:val="555555"/>
+        </w:rPr>
+        <w:t>IO 密集用线程（或异步），CPU 密集用多进程</w:t>
+      </w:r>
+      <w:r>
+        <w:rPr>
+          <w:i/>
+          <w:color w:val="555555"/>
+        </w:rPr>
+        <w:t>——因为 CPython 有 GIL，多线程并不能让纯计算变快。</w:t>
+      </w:r>
+    </w:p>
+    <w:p>
+      <w:pPr>
+        <w:pStyle w:val="Heading3"/>
+      </w:pPr>
+      <w:r>
+        <w:t>1. 先分清：进程 vs 线程</w:t>
+      </w:r>
+    </w:p>
+    <w:tbl>
+      <w:tblPr>
+        <w:tblStyle w:val="TableGrid"/>
+        <w:tblW w:type="auto" w:w="0"/>
+        <w:tblLook w:firstColumn="1" w:firstRow="1" w:lastColumn="0" w:lastRow="0" w:noHBand="0" w:noVBand="1" w:val="04A0"/>
+      </w:tblPr>
+      <w:tblGrid>
+        <w:gridCol w:w="2880"/>
+        <w:gridCol w:w="2880"/>
+        <w:gridCol w:w="2880"/>
+      </w:tblGrid>
+      <w:tr>
+        <w:tc>
+          <w:tcPr>
+            <w:tcW w:type="dxa" w:w="2880"/>
+          </w:tcPr>
+          <w:p/>
+        </w:tc>
+        <w:tc>
+          <w:tcPr>
+            <w:tcW w:type="dxa" w:w="2880"/>
+          </w:tcPr>
+          <w:p>
+            <w:r>
+              <w:rPr>
+                <w:b/>
+              </w:rPr>
+              <w:t>进程（Process）</w:t>
+            </w:r>
+          </w:p>
+        </w:tc>
+        <w:tc>
+          <w:tcPr>
+            <w:tcW w:type="dxa" w:w="2880"/>
+          </w:tcPr>
+          <w:p>
+            <w:r>
+              <w:rPr>
+                <w:b/>
+              </w:rPr>
+              <w:t>线程（Thread）</w:t>
+            </w:r>
+          </w:p>
+        </w:tc>
+      </w:tr>
+      <w:tr>
+        <w:tc>
+          <w:tcPr>
+            <w:tcW w:type="dxa" w:w="2880"/>
+          </w:tcPr>
+          <w:p>
+            <w:r>
+              <w:t>是什么</w:t>
+            </w:r>
+          </w:p>
+        </w:tc>
+        <w:tc>
+          <w:tcPr>
+            <w:tcW w:type="dxa" w:w="2880"/>
+          </w:tcPr>
+          <w:p>
+            <w:r>
+              <w:t>一个独立运行的程序实例</w:t>
+            </w:r>
+          </w:p>
+        </w:tc>
+        <w:tc>
+          <w:tcPr>
+            <w:tcW w:type="dxa" w:w="2880"/>
+          </w:tcPr>
+          <w:p>
+            <w:r>
+              <w:t>进程里的执行单元</w:t>
+            </w:r>
+          </w:p>
+        </w:tc>
+      </w:tr>
+      <w:tr>
+        <w:tc>
+          <w:tcPr>
+            <w:tcW w:type="dxa" w:w="2880"/>
+          </w:tcPr>
+          <w:p>
+            <w:r>
+              <w:t>内存</w:t>
+            </w:r>
+          </w:p>
+        </w:tc>
+        <w:tc>
+          <w:tcPr>
+            <w:tcW w:type="dxa" w:w="2880"/>
+          </w:tcPr>
+          <w:p>
+            <w:r>
+              <w:t>各自独立，互不共享</w:t>
+            </w:r>
+          </w:p>
+        </w:tc>
+        <w:tc>
+          <w:tcPr>
+            <w:tcW w:type="dxa" w:w="2880"/>
+          </w:tcPr>
+          <w:p>
+            <w:r/>
+            <w:r>
+              <w:rPr>
+                <w:b/>
+              </w:rPr>
+              <w:t>共享</w:t>
+            </w:r>
+            <w:r>
+              <w:t>同一进程内存</w:t>
+            </w:r>
+          </w:p>
+        </w:tc>
+      </w:tr>
+      <w:tr>
+        <w:tc>
+          <w:tcPr>
+            <w:tcW w:type="dxa" w:w="2880"/>
+          </w:tcPr>
+          <w:p>
+            <w:r>
+              <w:t>开销</w:t>
+            </w:r>
+          </w:p>
+        </w:tc>
+        <w:tc>
+          <w:tcPr>
+            <w:tcW w:type="dxa" w:w="2880"/>
+          </w:tcPr>
+          <w:p>
+            <w:r>
+              <w:t>创建/切换贵</w:t>
+            </w:r>
+          </w:p>
+        </w:tc>
+        <w:tc>
+          <w:tcPr>
+            <w:tcW w:type="dxa" w:w="2880"/>
+          </w:tcPr>
+          <w:p>
+            <w:r>
+              <w:t>轻量、快</w:t>
+            </w:r>
+          </w:p>
+        </w:tc>
+      </w:tr>
+      <w:tr>
+        <w:tc>
+          <w:tcPr>
+            <w:tcW w:type="dxa" w:w="2880"/>
+          </w:tcPr>
+          <w:p>
+            <w:r>
+              <w:t>通信</w:t>
+            </w:r>
+          </w:p>
+        </w:tc>
+        <w:tc>
+          <w:tcPr>
+            <w:tcW w:type="dxa" w:w="2880"/>
+          </w:tcPr>
+          <w:p>
+            <w:r>
+              <w:t>要队列/管道/共享内存</w:t>
+            </w:r>
+          </w:p>
+        </w:tc>
+        <w:tc>
+          <w:tcPr>
+            <w:tcW w:type="dxa" w:w="2880"/>
+          </w:tcPr>
+          <w:p>
+            <w:r>
+              <w:t>直接读写同一变量（</w:t>
+            </w:r>
+            <w:r/>
+            <w:r>
+              <w:rPr>
+                <w:b/>
+              </w:rPr>
+              <w:t>但要加锁</w:t>
+            </w:r>
+            <w:r>
+              <w:t>）</w:t>
+            </w:r>
+          </w:p>
+        </w:tc>
+      </w:tr>
+      <w:tr>
+        <w:tc>
+          <w:tcPr>
+            <w:tcW w:type="dxa" w:w="2880"/>
+          </w:tcPr>
+          <w:p>
+            <w:r>
+              <w:t>受 GIL 限制</w:t>
+            </w:r>
+          </w:p>
+        </w:tc>
+        <w:tc>
+          <w:tcPr>
+            <w:tcW w:type="dxa" w:w="2880"/>
+          </w:tcPr>
+          <w:p>
+            <w:r>
+              <w:t>❌ 不受</w:t>
+            </w:r>
+          </w:p>
+        </w:tc>
+        <w:tc>
+          <w:tcPr>
+            <w:tcW w:type="dxa" w:w="2880"/>
+          </w:tcPr>
+          <w:p>
+            <w:r>
+              <w:t>✅ 受</w:t>
+            </w:r>
+          </w:p>
+        </w:tc>
+      </w:tr>
+    </w:tbl>
+    <w:p/>
+    <w:p>
+      <w:pPr>
+        <w:spacing w:before="40" w:after="40"/>
+        <w:ind w:left="320"/>
+      </w:pPr>
+      <w:r>
+        <w:rPr>
+          <w:i/>
+        </w:rPr>
+      </w:r>
+      <w:r>
+        <w:rPr>
+          <w:b/>
+          <w:i/>
+          <w:color w:val="555555"/>
+        </w:rPr>
+        <w:t>GIL（全局解释器锁）</w:t>
+      </w:r>
+      <w:r>
+        <w:rPr>
+          <w:i/>
+          <w:color w:val="555555"/>
+        </w:rPr>
+        <w:t>：CPython 里同一时刻只允许一个线程执行 Python 字节码。</w:t>
+      </w:r>
+    </w:p>
+    <w:p>
+      <w:pPr>
+        <w:spacing w:before="40" w:after="40"/>
+        <w:ind w:left="320"/>
+      </w:pPr>
+      <w:r>
+        <w:rPr>
+          <w:i/>
+          <w:color w:val="555555"/>
+        </w:rPr>
+        <w:t>所以多线程</w:t>
+      </w:r>
+      <w:r>
+        <w:rPr>
+          <w:i/>
+        </w:rPr>
+      </w:r>
+      <w:r>
+        <w:rPr>
+          <w:b/>
+          <w:i/>
+          <w:color w:val="555555"/>
+        </w:rPr>
+        <w:t>不能让纯计算变快</w:t>
+      </w:r>
+      <w:r>
+        <w:rPr>
+          <w:i/>
+          <w:color w:val="555555"/>
+        </w:rPr>
+        <w:t>，只能让"等 IO"的时间重叠起来。</w:t>
+      </w:r>
+    </w:p>
+    <w:p>
+      <w:pPr>
+        <w:pStyle w:val="Heading3"/>
+      </w:pPr>
+      <w:r>
+        <w:t>2. 创建线程：threading.Thread</w:t>
+      </w:r>
+    </w:p>
+    <w:p>
+      <w:pPr>
+        <w:spacing w:before="80" w:after="80" w:line="276" w:lineRule="auto"/>
+        <w:ind w:left="240"/>
+        <w:shd w:val="clear" w:color="auto" w:fill="F3F5F7"/>
+      </w:pPr>
+      <w:r>
+        <w:rPr>
+          <w:rFonts w:ascii="Consolas" w:hAnsi="Consolas" w:eastAsia="Consolas"/>
+          <w:sz w:val="17"/>
+        </w:rPr>
+        <w:t>import threading</w:t>
+        <w:br/>
+      </w:r>
+      <w:r>
+        <w:rPr>
+          <w:rFonts w:ascii="Consolas" w:hAnsi="Consolas" w:eastAsia="Consolas"/>
+          <w:sz w:val="17"/>
+        </w:rPr>
+        <w:t>import time</w:t>
+        <w:br/>
+      </w:r>
+      <w:r>
+        <w:rPr>
+          <w:rFonts w:ascii="Consolas" w:hAnsi="Consolas" w:eastAsia="Consolas"/>
+          <w:sz w:val="17"/>
+        </w:rPr>
+        <w:br/>
+      </w:r>
+      <w:r>
+        <w:rPr>
+          <w:rFonts w:ascii="Consolas" w:hAnsi="Consolas" w:eastAsia="Consolas"/>
+          <w:sz w:val="17"/>
+        </w:rPr>
+        <w:br/>
+      </w:r>
+      <w:r>
+        <w:rPr>
+          <w:rFonts w:ascii="Consolas" w:hAnsi="Consolas" w:eastAsia="Consolas"/>
+          <w:sz w:val="17"/>
+        </w:rPr>
+        <w:t>def worker(name, count=1):</w:t>
+        <w:br/>
+      </w:r>
+      <w:r>
+        <w:rPr>
+          <w:rFonts w:ascii="Consolas" w:hAnsi="Consolas" w:eastAsia="Consolas"/>
+          <w:sz w:val="17"/>
+        </w:rPr>
+        <w:t xml:space="preserve">    for i in range(count):</w:t>
+        <w:br/>
+      </w:r>
+      <w:r>
+        <w:rPr>
+          <w:rFonts w:ascii="Consolas" w:hAnsi="Consolas" w:eastAsia="Consolas"/>
+          <w:sz w:val="17"/>
+        </w:rPr>
+        <w:t xml:space="preserve">        print(f"{name}: {i}")</w:t>
+        <w:br/>
+      </w:r>
+      <w:r>
+        <w:rPr>
+          <w:rFonts w:ascii="Consolas" w:hAnsi="Consolas" w:eastAsia="Consolas"/>
+          <w:sz w:val="17"/>
+        </w:rPr>
+        <w:t xml:space="preserve">        time.sleep(0.5)</w:t>
+        <w:br/>
+      </w:r>
+      <w:r>
+        <w:rPr>
+          <w:rFonts w:ascii="Consolas" w:hAnsi="Consolas" w:eastAsia="Consolas"/>
+          <w:sz w:val="17"/>
+        </w:rPr>
+        <w:br/>
+      </w:r>
+      <w:r>
+        <w:rPr>
+          <w:rFonts w:ascii="Consolas" w:hAnsi="Consolas" w:eastAsia="Consolas"/>
+          <w:sz w:val="17"/>
+        </w:rPr>
+        <w:br/>
+      </w:r>
+      <w:r>
+        <w:rPr>
+          <w:rFonts w:ascii="Consolas" w:hAnsi="Consolas" w:eastAsia="Consolas"/>
+          <w:sz w:val="17"/>
+        </w:rPr>
+        <w:t>if __name__ == "__main__":</w:t>
+        <w:br/>
+      </w:r>
+      <w:r>
+        <w:rPr>
+          <w:rFonts w:ascii="Consolas" w:hAnsi="Consolas" w:eastAsia="Consolas"/>
+          <w:sz w:val="17"/>
+        </w:rPr>
+        <w:t xml:space="preserve">    # args：以元组的方式给执行任务传递参数</w:t>
+        <w:br/>
+      </w:r>
+      <w:r>
+        <w:rPr>
+          <w:rFonts w:ascii="Consolas" w:hAnsi="Consolas" w:eastAsia="Consolas"/>
+          <w:sz w:val="17"/>
+        </w:rPr>
+        <w:t xml:space="preserve">    t1 = threading.Thread(target=worker, args=("A", 3), name="线程A")</w:t>
+        <w:br/>
+      </w:r>
+      <w:r>
+        <w:rPr>
+          <w:rFonts w:ascii="Consolas" w:hAnsi="Consolas" w:eastAsia="Consolas"/>
+          <w:sz w:val="17"/>
+        </w:rPr>
+        <w:t xml:space="preserve">    # kwargs：以字典方式给执行任务传递参数</w:t>
+        <w:br/>
+      </w:r>
+      <w:r>
+        <w:rPr>
+          <w:rFonts w:ascii="Consolas" w:hAnsi="Consolas" w:eastAsia="Consolas"/>
+          <w:sz w:val="17"/>
+        </w:rPr>
+        <w:t xml:space="preserve">    t2 = threading.Thread(target=worker, kwargs={"name": "B", "count": 2}, name="线程B")</w:t>
+        <w:br/>
+      </w:r>
+      <w:r>
+        <w:rPr>
+          <w:rFonts w:ascii="Consolas" w:hAnsi="Consolas" w:eastAsia="Consolas"/>
+          <w:sz w:val="17"/>
+        </w:rPr>
+        <w:br/>
+      </w:r>
+      <w:r>
+        <w:rPr>
+          <w:rFonts w:ascii="Consolas" w:hAnsi="Consolas" w:eastAsia="Consolas"/>
+          <w:sz w:val="17"/>
+        </w:rPr>
+        <w:t xml:space="preserve">    t1.start()          # 启动（真正开始跑）</w:t>
+        <w:br/>
+      </w:r>
+      <w:r>
+        <w:rPr>
+          <w:rFonts w:ascii="Consolas" w:hAnsi="Consolas" w:eastAsia="Consolas"/>
+          <w:sz w:val="17"/>
+        </w:rPr>
+        <w:t xml:space="preserve">    t2.start()</w:t>
+        <w:br/>
+      </w:r>
+      <w:r>
+        <w:rPr>
+          <w:rFonts w:ascii="Consolas" w:hAnsi="Consolas" w:eastAsia="Consolas"/>
+          <w:sz w:val="17"/>
+        </w:rPr>
+        <w:t xml:space="preserve">    t1.join()           # 等 t1 结束</w:t>
+        <w:br/>
+      </w:r>
+      <w:r>
+        <w:rPr>
+          <w:rFonts w:ascii="Consolas" w:hAnsi="Consolas" w:eastAsia="Consolas"/>
+          <w:sz w:val="17"/>
+        </w:rPr>
+        <w:t xml:space="preserve">    t2.join()</w:t>
+        <w:br/>
+      </w:r>
+      <w:r>
+        <w:rPr>
+          <w:rFonts w:ascii="Consolas" w:hAnsi="Consolas" w:eastAsia="Consolas"/>
+          <w:sz w:val="17"/>
+        </w:rPr>
+        <w:t xml:space="preserve">    print("全部完成")</w:t>
+      </w:r>
+    </w:p>
+    <w:p>
+      <w:r/>
+      <w:r>
+        <w:rPr>
+          <w:b/>
+        </w:rPr>
+        <w:t>参数速查</w:t>
+      </w:r>
+    </w:p>
+    <w:tbl>
+      <w:tblPr>
+        <w:tblStyle w:val="TableGrid"/>
+        <w:tblW w:type="auto" w:w="0"/>
+        <w:tblLook w:firstColumn="1" w:firstRow="1" w:lastColumn="0" w:lastRow="0" w:noHBand="0" w:noVBand="1" w:val="04A0"/>
+      </w:tblPr>
+      <w:tblGrid>
+        <w:gridCol w:w="4320"/>
+        <w:gridCol w:w="4320"/>
+      </w:tblGrid>
+      <w:tr>
+        <w:tc>
+          <w:tcPr>
+            <w:tcW w:type="dxa" w:w="4320"/>
+          </w:tcPr>
+          <w:p>
+            <w:r>
+              <w:rPr>
+                <w:b/>
+              </w:rPr>
+              <w:t>参数</w:t>
+            </w:r>
+          </w:p>
+        </w:tc>
+        <w:tc>
+          <w:tcPr>
+            <w:tcW w:type="dxa" w:w="4320"/>
+          </w:tcPr>
+          <w:p>
+            <w:r>
+              <w:rPr>
+                <w:b/>
+              </w:rPr>
+              <w:t>说明</w:t>
+            </w:r>
+          </w:p>
+        </w:tc>
+      </w:tr>
+      <w:tr>
+        <w:tc>
+          <w:tcPr>
+            <w:tcW w:type="dxa" w:w="4320"/>
+          </w:tcPr>
+          <w:p>
+            <w:r>
+              <w:rPr>
+                <w:rFonts w:ascii="Consolas" w:hAnsi="Consolas" w:eastAsia="Consolas"/>
+              </w:rPr>
+              <w:t>target</w:t>
+            </w:r>
+          </w:p>
+        </w:tc>
+        <w:tc>
+          <w:tcPr>
+            <w:tcW w:type="dxa" w:w="4320"/>
+          </w:tcPr>
+          <w:p>
+            <w:r>
+              <w:t>要执行的函数（</w:t>
+            </w:r>
+            <w:r/>
+            <w:r>
+              <w:rPr>
+                <w:b/>
+              </w:rPr>
+              <w:t>不要加括号</w:t>
+            </w:r>
+            <w:r>
+              <w:t>，是函数对象）</w:t>
+            </w:r>
+          </w:p>
+        </w:tc>
+      </w:tr>
+      <w:tr>
+        <w:tc>
+          <w:tcPr>
+            <w:tcW w:type="dxa" w:w="4320"/>
+          </w:tcPr>
+          <w:p>
+            <w:r>
+              <w:rPr>
+                <w:rFonts w:ascii="Consolas" w:hAnsi="Consolas" w:eastAsia="Consolas"/>
+              </w:rPr>
+              <w:t>args</w:t>
+            </w:r>
+          </w:p>
+        </w:tc>
+        <w:tc>
+          <w:tcPr>
+            <w:tcW w:type="dxa" w:w="4320"/>
+          </w:tcPr>
+          <w:p>
+            <w:r>
+              <w:t xml:space="preserve">位置参数元组，单元素要写 </w:t>
+            </w:r>
+            <w:r>
+              <w:rPr>
+                <w:rFonts w:ascii="Consolas" w:hAnsi="Consolas" w:eastAsia="Consolas"/>
+              </w:rPr>
+              <w:t>(3,)</w:t>
+            </w:r>
+            <w:r>
+              <w:t>，</w:t>
+            </w:r>
+            <w:r/>
+            <w:r>
+              <w:rPr>
+                <w:b/>
+              </w:rPr>
+              <w:t>末尾逗号不能省</w:t>
+            </w:r>
+          </w:p>
+        </w:tc>
+      </w:tr>
+      <w:tr>
+        <w:tc>
+          <w:tcPr>
+            <w:tcW w:type="dxa" w:w="4320"/>
+          </w:tcPr>
+          <w:p>
+            <w:r>
+              <w:rPr>
+                <w:rFonts w:ascii="Consolas" w:hAnsi="Consolas" w:eastAsia="Consolas"/>
+              </w:rPr>
+              <w:t>kwargs</w:t>
+            </w:r>
+          </w:p>
+        </w:tc>
+        <w:tc>
+          <w:tcPr>
+            <w:tcW w:type="dxa" w:w="4320"/>
+          </w:tcPr>
+          <w:p>
+            <w:r>
+              <w:t xml:space="preserve">关键字参数字典，如 </w:t>
+            </w:r>
+            <w:r>
+              <w:rPr>
+                <w:rFonts w:ascii="Consolas" w:hAnsi="Consolas" w:eastAsia="Consolas"/>
+              </w:rPr>
+              <w:t>{"count": 2}</w:t>
+            </w:r>
+          </w:p>
+        </w:tc>
+      </w:tr>
+      <w:tr>
+        <w:tc>
+          <w:tcPr>
+            <w:tcW w:type="dxa" w:w="4320"/>
+          </w:tcPr>
+          <w:p>
+            <w:r>
+              <w:rPr>
+                <w:rFonts w:ascii="Consolas" w:hAnsi="Consolas" w:eastAsia="Consolas"/>
+              </w:rPr>
+              <w:t>name</w:t>
+            </w:r>
+          </w:p>
+        </w:tc>
+        <w:tc>
+          <w:tcPr>
+            <w:tcW w:type="dxa" w:w="4320"/>
+          </w:tcPr>
+          <w:p>
+            <w:r>
+              <w:t>线程名（调试/日志用）</w:t>
+            </w:r>
+          </w:p>
+        </w:tc>
+      </w:tr>
+      <w:tr>
+        <w:tc>
+          <w:tcPr>
+            <w:tcW w:type="dxa" w:w="4320"/>
+          </w:tcPr>
+          <w:p>
+            <w:r>
+              <w:rPr>
+                <w:rFonts w:ascii="Consolas" w:hAnsi="Consolas" w:eastAsia="Consolas"/>
+              </w:rPr>
+              <w:t>daemon</w:t>
+            </w:r>
+          </w:p>
+        </w:tc>
+        <w:tc>
+          <w:tcPr>
+            <w:tcW w:type="dxa" w:w="4320"/>
+          </w:tcPr>
+          <w:p>
+            <w:r>
+              <w:rPr>
+                <w:rFonts w:ascii="Consolas" w:hAnsi="Consolas" w:eastAsia="Consolas"/>
+              </w:rPr>
+              <w:t>True</w:t>
+            </w:r>
+            <w:r>
+              <w:t xml:space="preserve"> = 主线程结束就跟着被杀（后台线程）</w:t>
+            </w:r>
+          </w:p>
+        </w:tc>
+      </w:tr>
+    </w:tbl>
+    <w:p/>
+    <w:p>
+      <w:pPr>
+        <w:spacing w:before="40" w:after="40"/>
+        <w:ind w:left="320"/>
+      </w:pPr>
+      <w:r>
+        <w:rPr>
+          <w:i/>
+          <w:color w:val="555555"/>
+        </w:rPr>
+        <w:t xml:space="preserve">⚠️ </w:t>
+      </w:r>
+      <w:r>
+        <w:rPr>
+          <w:rFonts w:ascii="Consolas" w:hAnsi="Consolas" w:eastAsia="Consolas"/>
+          <w:i/>
+          <w:color w:val="555555"/>
+        </w:rPr>
+        <w:t>target=worker()</w:t>
+      </w:r>
+      <w:r>
+        <w:rPr>
+          <w:i/>
+          <w:color w:val="555555"/>
+        </w:rPr>
+        <w:t xml:space="preserve"> 会在创建时就执行，并把</w:t>
+      </w:r>
+      <w:r>
+        <w:rPr>
+          <w:i/>
+        </w:rPr>
+      </w:r>
+      <w:r>
+        <w:rPr>
+          <w:b/>
+          <w:i/>
+          <w:color w:val="555555"/>
+        </w:rPr>
+        <w:t>返回值</w:t>
+      </w:r>
+      <w:r>
+        <w:rPr>
+          <w:i/>
+          <w:color w:val="555555"/>
+        </w:rPr>
+        <w:t>当 target → 错。</w:t>
+      </w:r>
+    </w:p>
+    <w:p>
+      <w:pPr>
+        <w:spacing w:before="40" w:after="40"/>
+        <w:ind w:left="320"/>
+      </w:pPr>
+      <w:r>
+        <w:rPr>
+          <w:i/>
+          <w:color w:val="555555"/>
+        </w:rPr>
+        <w:t xml:space="preserve">正确写法是 </w:t>
+      </w:r>
+      <w:r>
+        <w:rPr>
+          <w:rFonts w:ascii="Consolas" w:hAnsi="Consolas" w:eastAsia="Consolas"/>
+          <w:i/>
+          <w:color w:val="555555"/>
+        </w:rPr>
+        <w:t>target=worker</w:t>
+      </w:r>
+      <w:r>
+        <w:rPr>
+          <w:i/>
+          <w:color w:val="555555"/>
+        </w:rPr>
+        <w:t>。</w:t>
+      </w:r>
+    </w:p>
+    <w:p>
+      <w:pPr>
+        <w:pStyle w:val="Heading3"/>
+      </w:pPr>
+      <w:r>
+        <w:t>3. start / join / daemon</w:t>
+      </w:r>
+    </w:p>
+    <w:p>
+      <w:pPr>
+        <w:spacing w:before="80" w:after="80" w:line="276" w:lineRule="auto"/>
+        <w:ind w:left="240"/>
+        <w:shd w:val="clear" w:color="auto" w:fill="F3F5F7"/>
+      </w:pPr>
+      <w:r>
+        <w:rPr>
+          <w:rFonts w:ascii="Consolas" w:hAnsi="Consolas" w:eastAsia="Consolas"/>
+          <w:sz w:val="17"/>
+        </w:rPr>
+        <w:t>t = threading.Thread(target=worker, daemon=True)</w:t>
+        <w:br/>
+      </w:r>
+      <w:r>
+        <w:rPr>
+          <w:rFonts w:ascii="Consolas" w:hAnsi="Consolas" w:eastAsia="Consolas"/>
+          <w:sz w:val="17"/>
+        </w:rPr>
+        <w:t>t.start()</w:t>
+        <w:br/>
+      </w:r>
+      <w:r>
+        <w:rPr>
+          <w:rFonts w:ascii="Consolas" w:hAnsi="Consolas" w:eastAsia="Consolas"/>
+          <w:sz w:val="17"/>
+        </w:rPr>
+        <w:t># 主线程结束时，daemon 线程会被直接杀掉，不会等它跑完</w:t>
+      </w:r>
+    </w:p>
+    <w:p>
+      <w:pPr>
+        <w:spacing w:before="80" w:after="80" w:line="276" w:lineRule="auto"/>
+        <w:ind w:left="240"/>
+        <w:shd w:val="clear" w:color="auto" w:fill="F3F5F7"/>
+      </w:pPr>
+      <w:r>
+        <w:rPr>
+          <w:rFonts w:ascii="Consolas" w:hAnsi="Consolas" w:eastAsia="Consolas"/>
+          <w:sz w:val="17"/>
+        </w:rPr>
+        <w:t>t.start()</w:t>
+        <w:br/>
+      </w:r>
+      <w:r>
+        <w:rPr>
+          <w:rFonts w:ascii="Consolas" w:hAnsi="Consolas" w:eastAsia="Consolas"/>
+          <w:sz w:val="17"/>
+        </w:rPr>
+        <w:t>t.join(timeout=2)      # 最多等 2 秒；超时就不等了</w:t>
+      </w:r>
+    </w:p>
+    <w:p>
+      <w:pPr>
+        <w:pStyle w:val="Heading3"/>
+      </w:pPr>
+      <w:r>
+        <w:t>4. 线程安全：Lock</w:t>
+      </w:r>
+    </w:p>
+    <w:p>
+      <w:r>
+        <w:t>多个线程</w:t>
+      </w:r>
+      <w:r/>
+      <w:r>
+        <w:rPr>
+          <w:b/>
+        </w:rPr>
+        <w:t>同时修改</w:t>
+      </w:r>
+      <w:r>
+        <w:t>同一个变量会出问题（</w:t>
+      </w:r>
+      <w:r>
+        <w:rPr>
+          <w:rFonts w:ascii="Consolas" w:hAnsi="Consolas" w:eastAsia="Consolas"/>
+        </w:rPr>
+        <w:t>counter += 1</w:t>
+      </w:r>
+      <w:r>
+        <w:t xml:space="preserve"> 不是原子操作）：</w:t>
+      </w:r>
+    </w:p>
+    <w:p>
+      <w:pPr>
+        <w:spacing w:before="80" w:after="80" w:line="276" w:lineRule="auto"/>
+        <w:ind w:left="240"/>
+        <w:shd w:val="clear" w:color="auto" w:fill="F3F5F7"/>
+      </w:pPr>
+      <w:r>
+        <w:rPr>
+          <w:rFonts w:ascii="Consolas" w:hAnsi="Consolas" w:eastAsia="Consolas"/>
+          <w:sz w:val="17"/>
+        </w:rPr>
+        <w:t>import threading</w:t>
+        <w:br/>
+      </w:r>
+      <w:r>
+        <w:rPr>
+          <w:rFonts w:ascii="Consolas" w:hAnsi="Consolas" w:eastAsia="Consolas"/>
+          <w:sz w:val="17"/>
+        </w:rPr>
+        <w:br/>
+      </w:r>
+      <w:r>
+        <w:rPr>
+          <w:rFonts w:ascii="Consolas" w:hAnsi="Consolas" w:eastAsia="Consolas"/>
+          <w:sz w:val="17"/>
+        </w:rPr>
+        <w:t>lock = threading.Lock()</w:t>
+        <w:br/>
+      </w:r>
+      <w:r>
+        <w:rPr>
+          <w:rFonts w:ascii="Consolas" w:hAnsi="Consolas" w:eastAsia="Consolas"/>
+          <w:sz w:val="17"/>
+        </w:rPr>
+        <w:t>counter = 0</w:t>
+        <w:br/>
+      </w:r>
+      <w:r>
+        <w:rPr>
+          <w:rFonts w:ascii="Consolas" w:hAnsi="Consolas" w:eastAsia="Consolas"/>
+          <w:sz w:val="17"/>
+        </w:rPr>
+        <w:br/>
+      </w:r>
+      <w:r>
+        <w:rPr>
+          <w:rFonts w:ascii="Consolas" w:hAnsi="Consolas" w:eastAsia="Consolas"/>
+          <w:sz w:val="17"/>
+        </w:rPr>
+        <w:br/>
+      </w:r>
+      <w:r>
+        <w:rPr>
+          <w:rFonts w:ascii="Consolas" w:hAnsi="Consolas" w:eastAsia="Consolas"/>
+          <w:sz w:val="17"/>
+        </w:rPr>
+        <w:t>def add():</w:t>
+        <w:br/>
+      </w:r>
+      <w:r>
+        <w:rPr>
+          <w:rFonts w:ascii="Consolas" w:hAnsi="Consolas" w:eastAsia="Consolas"/>
+          <w:sz w:val="17"/>
+        </w:rPr>
+        <w:t xml:space="preserve">    global counter</w:t>
+        <w:br/>
+      </w:r>
+      <w:r>
+        <w:rPr>
+          <w:rFonts w:ascii="Consolas" w:hAnsi="Consolas" w:eastAsia="Consolas"/>
+          <w:sz w:val="17"/>
+        </w:rPr>
+        <w:t xml:space="preserve">    for _ in range(100_000):</w:t>
+        <w:br/>
+      </w:r>
+      <w:r>
+        <w:rPr>
+          <w:rFonts w:ascii="Consolas" w:hAnsi="Consolas" w:eastAsia="Consolas"/>
+          <w:sz w:val="17"/>
+        </w:rPr>
+        <w:t xml:space="preserve">        with lock:          # 加锁，保护临界区</w:t>
+        <w:br/>
+      </w:r>
+      <w:r>
+        <w:rPr>
+          <w:rFonts w:ascii="Consolas" w:hAnsi="Consolas" w:eastAsia="Consolas"/>
+          <w:sz w:val="17"/>
+        </w:rPr>
+        <w:t xml:space="preserve">            counter += 1</w:t>
+        <w:br/>
+      </w:r>
+      <w:r>
+        <w:rPr>
+          <w:rFonts w:ascii="Consolas" w:hAnsi="Consolas" w:eastAsia="Consolas"/>
+          <w:sz w:val="17"/>
+        </w:rPr>
+        <w:br/>
+      </w:r>
+      <w:r>
+        <w:rPr>
+          <w:rFonts w:ascii="Consolas" w:hAnsi="Consolas" w:eastAsia="Consolas"/>
+          <w:sz w:val="17"/>
+        </w:rPr>
+        <w:br/>
+      </w:r>
+      <w:r>
+        <w:rPr>
+          <w:rFonts w:ascii="Consolas" w:hAnsi="Consolas" w:eastAsia="Consolas"/>
+          <w:sz w:val="17"/>
+        </w:rPr>
+        <w:t>ts = [threading.Thread(target=add) for _ in range(4)]</w:t>
+        <w:br/>
+      </w:r>
+      <w:r>
+        <w:rPr>
+          <w:rFonts w:ascii="Consolas" w:hAnsi="Consolas" w:eastAsia="Consolas"/>
+          <w:sz w:val="17"/>
+        </w:rPr>
+        <w:t>for t in ts: t.start()</w:t>
+        <w:br/>
+      </w:r>
+      <w:r>
+        <w:rPr>
+          <w:rFonts w:ascii="Consolas" w:hAnsi="Consolas" w:eastAsia="Consolas"/>
+          <w:sz w:val="17"/>
+        </w:rPr>
+        <w:t>for t in ts: t.join()</w:t>
+        <w:br/>
+      </w:r>
+      <w:r>
+        <w:rPr>
+          <w:rFonts w:ascii="Consolas" w:hAnsi="Consolas" w:eastAsia="Consolas"/>
+          <w:sz w:val="17"/>
+        </w:rPr>
+        <w:t>print(counter)              # 400000（不加锁通常小于这个数）</w:t>
+      </w:r>
+    </w:p>
+    <w:p>
+      <w:pPr>
+        <w:pStyle w:val="ListBullet"/>
+      </w:pPr>
+      <w:r>
+        <w:rPr>
+          <w:rFonts w:ascii="Consolas" w:hAnsi="Consolas" w:eastAsia="Consolas"/>
+        </w:rPr>
+        <w:t>Lock</w:t>
+      </w:r>
+      <w:r>
+        <w:t>：普通锁，</w:t>
+      </w:r>
+      <w:r/>
+      <w:r>
+        <w:rPr>
+          <w:b/>
+        </w:rPr>
+        <w:t>不可重入</w:t>
+      </w:r>
+      <w:r>
+        <w:t>（同一线程重复 acquire 会死锁）</w:t>
+      </w:r>
+    </w:p>
+    <w:p>
+      <w:pPr>
+        <w:pStyle w:val="ListBullet"/>
+      </w:pPr>
+      <w:r>
+        <w:rPr>
+          <w:rFonts w:ascii="Consolas" w:hAnsi="Consolas" w:eastAsia="Consolas"/>
+        </w:rPr>
+        <w:t>RLock</w:t>
+      </w:r>
+      <w:r>
+        <w:t>：可重入锁，同一线程可以多次 acquire</w:t>
+      </w:r>
+    </w:p>
+    <w:p>
+      <w:pPr>
+        <w:pStyle w:val="ListBullet"/>
+      </w:pPr>
+      <w:r>
+        <w:rPr>
+          <w:rFonts w:ascii="Consolas" w:hAnsi="Consolas" w:eastAsia="Consolas"/>
+        </w:rPr>
+        <w:t>with lock:</w:t>
+      </w:r>
+      <w:r>
+        <w:t xml:space="preserve"> 是标准写法（自动释放）</w:t>
+      </w:r>
+    </w:p>
+    <w:p>
+      <w:pPr>
+        <w:pStyle w:val="Heading3"/>
+      </w:pPr>
+      <w:r>
+        <w:t>5. Condition：等一个条件成立（生产者/消费者）</w:t>
+      </w:r>
+    </w:p>
+    <w:p>
+      <w:r>
+        <w:rPr>
+          <w:rFonts w:ascii="Consolas" w:hAnsi="Consolas" w:eastAsia="Consolas"/>
+        </w:rPr>
+        <w:t>Condition</w:t>
+      </w:r>
+      <w:r>
+        <w:t xml:space="preserve"> = 锁 + 等待/通知机制。典型用途：</w:t>
+      </w:r>
+      <w:r/>
+      <w:r>
+        <w:rPr>
+          <w:b/>
+        </w:rPr>
+        <w:t>没有数据就等，有数据就唤醒</w:t>
+      </w:r>
+      <w:r>
+        <w:t>。</w:t>
+      </w:r>
+    </w:p>
+    <w:p>
+      <w:pPr>
+        <w:spacing w:before="80" w:after="80" w:line="276" w:lineRule="auto"/>
+        <w:ind w:left="240"/>
+        <w:shd w:val="clear" w:color="auto" w:fill="F3F5F7"/>
+      </w:pPr>
+      <w:r>
+        <w:rPr>
+          <w:rFonts w:ascii="Consolas" w:hAnsi="Consolas" w:eastAsia="Consolas"/>
+          <w:sz w:val="17"/>
+        </w:rPr>
+        <w:t>import threading</w:t>
+        <w:br/>
+      </w:r>
+      <w:r>
+        <w:rPr>
+          <w:rFonts w:ascii="Consolas" w:hAnsi="Consolas" w:eastAsia="Consolas"/>
+          <w:sz w:val="17"/>
+        </w:rPr>
+        <w:t>import time</w:t>
+        <w:br/>
+      </w:r>
+      <w:r>
+        <w:rPr>
+          <w:rFonts w:ascii="Consolas" w:hAnsi="Consolas" w:eastAsia="Consolas"/>
+          <w:sz w:val="17"/>
+        </w:rPr>
+        <w:br/>
+      </w:r>
+      <w:r>
+        <w:rPr>
+          <w:rFonts w:ascii="Consolas" w:hAnsi="Consolas" w:eastAsia="Consolas"/>
+          <w:sz w:val="17"/>
+        </w:rPr>
+        <w:t>cond = threading.Condition()</w:t>
+        <w:br/>
+      </w:r>
+      <w:r>
+        <w:rPr>
+          <w:rFonts w:ascii="Consolas" w:hAnsi="Consolas" w:eastAsia="Consolas"/>
+          <w:sz w:val="17"/>
+        </w:rPr>
+        <w:t>items = []</w:t>
+        <w:br/>
+      </w:r>
+      <w:r>
+        <w:rPr>
+          <w:rFonts w:ascii="Consolas" w:hAnsi="Consolas" w:eastAsia="Consolas"/>
+          <w:sz w:val="17"/>
+        </w:rPr>
+        <w:br/>
+      </w:r>
+      <w:r>
+        <w:rPr>
+          <w:rFonts w:ascii="Consolas" w:hAnsi="Consolas" w:eastAsia="Consolas"/>
+          <w:sz w:val="17"/>
+        </w:rPr>
+        <w:br/>
+      </w:r>
+      <w:r>
+        <w:rPr>
+          <w:rFonts w:ascii="Consolas" w:hAnsi="Consolas" w:eastAsia="Consolas"/>
+          <w:sz w:val="17"/>
+        </w:rPr>
+        <w:t>def producer():</w:t>
+        <w:br/>
+      </w:r>
+      <w:r>
+        <w:rPr>
+          <w:rFonts w:ascii="Consolas" w:hAnsi="Consolas" w:eastAsia="Consolas"/>
+          <w:sz w:val="17"/>
+        </w:rPr>
+        <w:t xml:space="preserve">    for i in range(5):</w:t>
+        <w:br/>
+      </w:r>
+      <w:r>
+        <w:rPr>
+          <w:rFonts w:ascii="Consolas" w:hAnsi="Consolas" w:eastAsia="Consolas"/>
+          <w:sz w:val="17"/>
+        </w:rPr>
+        <w:t xml:space="preserve">        with cond:</w:t>
+        <w:br/>
+      </w:r>
+      <w:r>
+        <w:rPr>
+          <w:rFonts w:ascii="Consolas" w:hAnsi="Consolas" w:eastAsia="Consolas"/>
+          <w:sz w:val="17"/>
+        </w:rPr>
+        <w:t xml:space="preserve">            items.append(i)</w:t>
+        <w:br/>
+      </w:r>
+      <w:r>
+        <w:rPr>
+          <w:rFonts w:ascii="Consolas" w:hAnsi="Consolas" w:eastAsia="Consolas"/>
+          <w:sz w:val="17"/>
+        </w:rPr>
+        <w:t xml:space="preserve">            print(f"生产 {i}，当前队列 {items}")</w:t>
+        <w:br/>
+      </w:r>
+      <w:r>
+        <w:rPr>
+          <w:rFonts w:ascii="Consolas" w:hAnsi="Consolas" w:eastAsia="Consolas"/>
+          <w:sz w:val="17"/>
+        </w:rPr>
+        <w:t xml:space="preserve">            cond.notify()           # 唤醒一个正在 wait 的线程</w:t>
+        <w:br/>
+      </w:r>
+      <w:r>
+        <w:rPr>
+          <w:rFonts w:ascii="Consolas" w:hAnsi="Consolas" w:eastAsia="Consolas"/>
+          <w:sz w:val="17"/>
+        </w:rPr>
+        <w:t xml:space="preserve">        time.sleep(0.3)</w:t>
+        <w:br/>
+      </w:r>
+      <w:r>
+        <w:rPr>
+          <w:rFonts w:ascii="Consolas" w:hAnsi="Consolas" w:eastAsia="Consolas"/>
+          <w:sz w:val="17"/>
+        </w:rPr>
+        <w:br/>
+      </w:r>
+      <w:r>
+        <w:rPr>
+          <w:rFonts w:ascii="Consolas" w:hAnsi="Consolas" w:eastAsia="Consolas"/>
+          <w:sz w:val="17"/>
+        </w:rPr>
+        <w:br/>
+      </w:r>
+      <w:r>
+        <w:rPr>
+          <w:rFonts w:ascii="Consolas" w:hAnsi="Consolas" w:eastAsia="Consolas"/>
+          <w:sz w:val="17"/>
+        </w:rPr>
+        <w:t>def consumer():</w:t>
+        <w:br/>
+      </w:r>
+      <w:r>
+        <w:rPr>
+          <w:rFonts w:ascii="Consolas" w:hAnsi="Consolas" w:eastAsia="Consolas"/>
+          <w:sz w:val="17"/>
+        </w:rPr>
+        <w:t xml:space="preserve">    for _ in range(5):</w:t>
+        <w:br/>
+      </w:r>
+      <w:r>
+        <w:rPr>
+          <w:rFonts w:ascii="Consolas" w:hAnsi="Consolas" w:eastAsia="Consolas"/>
+          <w:sz w:val="17"/>
+        </w:rPr>
+        <w:t xml:space="preserve">        with cond:</w:t>
+        <w:br/>
+      </w:r>
+      <w:r>
+        <w:rPr>
+          <w:rFonts w:ascii="Consolas" w:hAnsi="Consolas" w:eastAsia="Consolas"/>
+          <w:sz w:val="17"/>
+        </w:rPr>
+        <w:t xml:space="preserve">            while not items:        # 必须用 while，不能用 if（防虚假唤醒）</w:t>
+        <w:br/>
+      </w:r>
+      <w:r>
+        <w:rPr>
+          <w:rFonts w:ascii="Consolas" w:hAnsi="Consolas" w:eastAsia="Consolas"/>
+          <w:sz w:val="17"/>
+        </w:rPr>
+        <w:t xml:space="preserve">                cond.wait()         # 等待时会【自动释放锁】，被唤醒后重新拿锁</w:t>
+        <w:br/>
+      </w:r>
+      <w:r>
+        <w:rPr>
+          <w:rFonts w:ascii="Consolas" w:hAnsi="Consolas" w:eastAsia="Consolas"/>
+          <w:sz w:val="17"/>
+        </w:rPr>
+        <w:t xml:space="preserve">            item = items.pop(0)</w:t>
+        <w:br/>
+      </w:r>
+      <w:r>
+        <w:rPr>
+          <w:rFonts w:ascii="Consolas" w:hAnsi="Consolas" w:eastAsia="Consolas"/>
+          <w:sz w:val="17"/>
+        </w:rPr>
+        <w:t xml:space="preserve">            print(f"消费 {item}")</w:t>
+        <w:br/>
+      </w:r>
+      <w:r>
+        <w:rPr>
+          <w:rFonts w:ascii="Consolas" w:hAnsi="Consolas" w:eastAsia="Consolas"/>
+          <w:sz w:val="17"/>
+        </w:rPr>
+        <w:br/>
+      </w:r>
+      <w:r>
+        <w:rPr>
+          <w:rFonts w:ascii="Consolas" w:hAnsi="Consolas" w:eastAsia="Consolas"/>
+          <w:sz w:val="17"/>
+        </w:rPr>
+        <w:br/>
+      </w:r>
+      <w:r>
+        <w:rPr>
+          <w:rFonts w:ascii="Consolas" w:hAnsi="Consolas" w:eastAsia="Consolas"/>
+          <w:sz w:val="17"/>
+        </w:rPr>
+        <w:t>t1 = threading.Thread(target=producer)</w:t>
+        <w:br/>
+      </w:r>
+      <w:r>
+        <w:rPr>
+          <w:rFonts w:ascii="Consolas" w:hAnsi="Consolas" w:eastAsia="Consolas"/>
+          <w:sz w:val="17"/>
+        </w:rPr>
+        <w:t>t2 = threading.Thread(target=consumer)</w:t>
+        <w:br/>
+      </w:r>
+      <w:r>
+        <w:rPr>
+          <w:rFonts w:ascii="Consolas" w:hAnsi="Consolas" w:eastAsia="Consolas"/>
+          <w:sz w:val="17"/>
+        </w:rPr>
+        <w:t>t1.start(); t2.start()</w:t>
+        <w:br/>
+      </w:r>
+      <w:r>
+        <w:rPr>
+          <w:rFonts w:ascii="Consolas" w:hAnsi="Consolas" w:eastAsia="Consolas"/>
+          <w:sz w:val="17"/>
+        </w:rPr>
+        <w:t>t1.join(); t2.join()</w:t>
+      </w:r>
+    </w:p>
+    <w:p>
+      <w:r/>
+      <w:r>
+        <w:rPr>
+          <w:b/>
+        </w:rPr>
+        <w:t>关键点</w:t>
+      </w:r>
+    </w:p>
+    <w:tbl>
+      <w:tblPr>
+        <w:tblStyle w:val="TableGrid"/>
+        <w:tblW w:type="auto" w:w="0"/>
+        <w:tblLook w:firstColumn="1" w:firstRow="1" w:lastColumn="0" w:lastRow="0" w:noHBand="0" w:noVBand="1" w:val="04A0"/>
+      </w:tblPr>
+      <w:tblGrid>
+        <w:gridCol w:w="4320"/>
+        <w:gridCol w:w="4320"/>
+      </w:tblGrid>
+      <w:tr>
+        <w:tc>
+          <w:tcPr>
+            <w:tcW w:type="dxa" w:w="4320"/>
+          </w:tcPr>
+          <w:p>
+            <w:r>
+              <w:rPr>
+                <w:b/>
+              </w:rPr>
+              <w:t>方法</w:t>
+            </w:r>
+          </w:p>
+        </w:tc>
+        <w:tc>
+          <w:tcPr>
+            <w:tcW w:type="dxa" w:w="4320"/>
+          </w:tcPr>
+          <w:p>
+            <w:r>
+              <w:rPr>
+                <w:b/>
+              </w:rPr>
+              <w:t>作用</w:t>
+            </w:r>
+          </w:p>
+        </w:tc>
+      </w:tr>
+      <w:tr>
+        <w:tc>
+          <w:tcPr>
+            <w:tcW w:type="dxa" w:w="4320"/>
+          </w:tcPr>
+          <w:p>
+            <w:r>
+              <w:rPr>
+                <w:rFonts w:ascii="Consolas" w:hAnsi="Consolas" w:eastAsia="Consolas"/>
+              </w:rPr>
+              <w:t>cond.wait()</w:t>
+            </w:r>
+          </w:p>
+        </w:tc>
+        <w:tc>
+          <w:tcPr>
+            <w:tcW w:type="dxa" w:w="4320"/>
+          </w:tcPr>
+          <w:p>
+            <w:r>
+              <w:t xml:space="preserve">释放锁并阻塞，直到被 </w:t>
+            </w:r>
+            <w:r>
+              <w:rPr>
+                <w:rFonts w:ascii="Consolas" w:hAnsi="Consolas" w:eastAsia="Consolas"/>
+              </w:rPr>
+              <w:t>notify</w:t>
+            </w:r>
+            <w:r>
+              <w:t xml:space="preserve"> 唤醒（醒来后重新拿锁）</w:t>
+            </w:r>
+          </w:p>
+        </w:tc>
+      </w:tr>
+      <w:tr>
+        <w:tc>
+          <w:tcPr>
+            <w:tcW w:type="dxa" w:w="4320"/>
+          </w:tcPr>
+          <w:p>
+            <w:r>
+              <w:rPr>
+                <w:rFonts w:ascii="Consolas" w:hAnsi="Consolas" w:eastAsia="Consolas"/>
+              </w:rPr>
+              <w:t>cond.notify()</w:t>
+            </w:r>
+          </w:p>
+        </w:tc>
+        <w:tc>
+          <w:tcPr>
+            <w:tcW w:type="dxa" w:w="4320"/>
+          </w:tcPr>
+          <w:p>
+            <w:r>
+              <w:t>唤醒</w:t>
+            </w:r>
+            <w:r/>
+            <w:r>
+              <w:rPr>
+                <w:b/>
+              </w:rPr>
+              <w:t>一个</w:t>
+            </w:r>
+            <w:r>
+              <w:t>等待者</w:t>
+            </w:r>
+          </w:p>
+        </w:tc>
+      </w:tr>
+      <w:tr>
+        <w:tc>
+          <w:tcPr>
+            <w:tcW w:type="dxa" w:w="4320"/>
+          </w:tcPr>
+          <w:p>
+            <w:r>
+              <w:rPr>
+                <w:rFonts w:ascii="Consolas" w:hAnsi="Consolas" w:eastAsia="Consolas"/>
+              </w:rPr>
+              <w:t>cond.notify_all()</w:t>
+            </w:r>
+          </w:p>
+        </w:tc>
+        <w:tc>
+          <w:tcPr>
+            <w:tcW w:type="dxa" w:w="4320"/>
+          </w:tcPr>
+          <w:p>
+            <w:r>
+              <w:t>唤醒</w:t>
+            </w:r>
+            <w:r/>
+            <w:r>
+              <w:rPr>
+                <w:b/>
+              </w:rPr>
+              <w:t>所有</w:t>
+            </w:r>
+            <w:r>
+              <w:t>等待者</w:t>
+            </w:r>
+          </w:p>
+        </w:tc>
+      </w:tr>
+      <w:tr>
+        <w:tc>
+          <w:tcPr>
+            <w:tcW w:type="dxa" w:w="4320"/>
+          </w:tcPr>
+          <w:p>
+            <w:r>
+              <w:t xml:space="preserve">用 </w:t>
+            </w:r>
+            <w:r>
+              <w:rPr>
+                <w:rFonts w:ascii="Consolas" w:hAnsi="Consolas" w:eastAsia="Consolas"/>
+              </w:rPr>
+              <w:t>with cond:</w:t>
+            </w:r>
+          </w:p>
+        </w:tc>
+        <w:tc>
+          <w:tcPr>
+            <w:tcW w:type="dxa" w:w="4320"/>
+          </w:tcPr>
+          <w:p>
+            <w:r>
+              <w:t>进出自动 加锁/解锁</w:t>
+            </w:r>
+          </w:p>
+        </w:tc>
+      </w:tr>
+    </w:tbl>
+    <w:p/>
+    <w:p>
+      <w:pPr>
+        <w:spacing w:before="40" w:after="40"/>
+        <w:ind w:left="320"/>
+      </w:pPr>
+      <w:r>
+        <w:rPr>
+          <w:i/>
+          <w:color w:val="555555"/>
+        </w:rPr>
+        <w:t xml:space="preserve">⚠️ 判断条件必须用 </w:t>
+      </w:r>
+      <w:r>
+        <w:rPr>
+          <w:rFonts w:ascii="Consolas" w:hAnsi="Consolas" w:eastAsia="Consolas"/>
+          <w:i/>
+          <w:color w:val="555555"/>
+        </w:rPr>
+        <w:t>while</w:t>
+      </w:r>
+      <w:r>
+        <w:rPr>
+          <w:i/>
+          <w:color w:val="555555"/>
+        </w:rPr>
+        <w:t xml:space="preserve"> 而不是 </w:t>
+      </w:r>
+      <w:r>
+        <w:rPr>
+          <w:rFonts w:ascii="Consolas" w:hAnsi="Consolas" w:eastAsia="Consolas"/>
+          <w:i/>
+          <w:color w:val="555555"/>
+        </w:rPr>
+        <w:t>if</w:t>
+      </w:r>
+      <w:r>
+        <w:rPr>
+          <w:i/>
+          <w:color w:val="555555"/>
+        </w:rPr>
+        <w:t>——被唤醒后条件可能又被别的线程改回去了。</w:t>
+      </w:r>
+    </w:p>
+    <w:p>
+      <w:pPr>
+        <w:pStyle w:val="Heading3"/>
+      </w:pPr>
+      <w:r>
+        <w:t>6. Queue：最省心的线程间通信</w:t>
+      </w:r>
+    </w:p>
+    <w:p>
+      <w:r>
+        <w:t xml:space="preserve">不要自己用 list + 锁，直接用 </w:t>
+      </w:r>
+      <w:r>
+        <w:rPr>
+          <w:rFonts w:ascii="Consolas" w:hAnsi="Consolas" w:eastAsia="Consolas"/>
+        </w:rPr>
+        <w:t>queue.Queue</w:t>
+      </w:r>
+      <w:r>
+        <w:t>（</w:t>
+      </w:r>
+      <w:r/>
+      <w:r>
+        <w:rPr>
+          <w:b/>
+        </w:rPr>
+        <w:t>本身线程安全</w:t>
+      </w:r>
+      <w:r>
+        <w:t>）：</w:t>
+      </w:r>
+    </w:p>
+    <w:p>
+      <w:pPr>
+        <w:spacing w:before="80" w:after="80" w:line="276" w:lineRule="auto"/>
+        <w:ind w:left="240"/>
+        <w:shd w:val="clear" w:color="auto" w:fill="F3F5F7"/>
+      </w:pPr>
+      <w:r>
+        <w:rPr>
+          <w:rFonts w:ascii="Consolas" w:hAnsi="Consolas" w:eastAsia="Consolas"/>
+          <w:sz w:val="17"/>
+        </w:rPr>
+        <w:t>import queue</w:t>
+        <w:br/>
+      </w:r>
+      <w:r>
+        <w:rPr>
+          <w:rFonts w:ascii="Consolas" w:hAnsi="Consolas" w:eastAsia="Consolas"/>
+          <w:sz w:val="17"/>
+        </w:rPr>
+        <w:t>import threading</w:t>
+        <w:br/>
+      </w:r>
+      <w:r>
+        <w:rPr>
+          <w:rFonts w:ascii="Consolas" w:hAnsi="Consolas" w:eastAsia="Consolas"/>
+          <w:sz w:val="17"/>
+        </w:rPr>
+        <w:br/>
+      </w:r>
+      <w:r>
+        <w:rPr>
+          <w:rFonts w:ascii="Consolas" w:hAnsi="Consolas" w:eastAsia="Consolas"/>
+          <w:sz w:val="17"/>
+        </w:rPr>
+        <w:t>q = queue.Queue(maxsize=10)     # 有界队列，满了 put 会阻塞</w:t>
+        <w:br/>
+      </w:r>
+      <w:r>
+        <w:rPr>
+          <w:rFonts w:ascii="Consolas" w:hAnsi="Consolas" w:eastAsia="Consolas"/>
+          <w:sz w:val="17"/>
+        </w:rPr>
+        <w:br/>
+      </w:r>
+      <w:r>
+        <w:rPr>
+          <w:rFonts w:ascii="Consolas" w:hAnsi="Consolas" w:eastAsia="Consolas"/>
+          <w:sz w:val="17"/>
+        </w:rPr>
+        <w:br/>
+      </w:r>
+      <w:r>
+        <w:rPr>
+          <w:rFonts w:ascii="Consolas" w:hAnsi="Consolas" w:eastAsia="Consolas"/>
+          <w:sz w:val="17"/>
+        </w:rPr>
+        <w:t>def producer():</w:t>
+        <w:br/>
+      </w:r>
+      <w:r>
+        <w:rPr>
+          <w:rFonts w:ascii="Consolas" w:hAnsi="Consolas" w:eastAsia="Consolas"/>
+          <w:sz w:val="17"/>
+        </w:rPr>
+        <w:t xml:space="preserve">    for i in range(5):</w:t>
+        <w:br/>
+      </w:r>
+      <w:r>
+        <w:rPr>
+          <w:rFonts w:ascii="Consolas" w:hAnsi="Consolas" w:eastAsia="Consolas"/>
+          <w:sz w:val="17"/>
+        </w:rPr>
+        <w:t xml:space="preserve">        q.put(i)</w:t>
+        <w:br/>
+      </w:r>
+      <w:r>
+        <w:rPr>
+          <w:rFonts w:ascii="Consolas" w:hAnsi="Consolas" w:eastAsia="Consolas"/>
+          <w:sz w:val="17"/>
+        </w:rPr>
+        <w:br/>
+      </w:r>
+      <w:r>
+        <w:rPr>
+          <w:rFonts w:ascii="Consolas" w:hAnsi="Consolas" w:eastAsia="Consolas"/>
+          <w:sz w:val="17"/>
+        </w:rPr>
+        <w:br/>
+      </w:r>
+      <w:r>
+        <w:rPr>
+          <w:rFonts w:ascii="Consolas" w:hAnsi="Consolas" w:eastAsia="Consolas"/>
+          <w:sz w:val="17"/>
+        </w:rPr>
+        <w:t>def consumer():</w:t>
+        <w:br/>
+      </w:r>
+      <w:r>
+        <w:rPr>
+          <w:rFonts w:ascii="Consolas" w:hAnsi="Consolas" w:eastAsia="Consolas"/>
+          <w:sz w:val="17"/>
+        </w:rPr>
+        <w:t xml:space="preserve">    while True:</w:t>
+        <w:br/>
+      </w:r>
+      <w:r>
+        <w:rPr>
+          <w:rFonts w:ascii="Consolas" w:hAnsi="Consolas" w:eastAsia="Consolas"/>
+          <w:sz w:val="17"/>
+        </w:rPr>
+        <w:t xml:space="preserve">        item = q.get()</w:t>
+        <w:br/>
+      </w:r>
+      <w:r>
+        <w:rPr>
+          <w:rFonts w:ascii="Consolas" w:hAnsi="Consolas" w:eastAsia="Consolas"/>
+          <w:sz w:val="17"/>
+        </w:rPr>
+        <w:t xml:space="preserve">        print("处理", item)</w:t>
+        <w:br/>
+      </w:r>
+      <w:r>
+        <w:rPr>
+          <w:rFonts w:ascii="Consolas" w:hAnsi="Consolas" w:eastAsia="Consolas"/>
+          <w:sz w:val="17"/>
+        </w:rPr>
+        <w:t xml:space="preserve">        q.task_done()           # 告诉队列这项处理完了</w:t>
+        <w:br/>
+      </w:r>
+      <w:r>
+        <w:rPr>
+          <w:rFonts w:ascii="Consolas" w:hAnsi="Consolas" w:eastAsia="Consolas"/>
+          <w:sz w:val="17"/>
+        </w:rPr>
+        <w:br/>
+      </w:r>
+      <w:r>
+        <w:rPr>
+          <w:rFonts w:ascii="Consolas" w:hAnsi="Consolas" w:eastAsia="Consolas"/>
+          <w:sz w:val="17"/>
+        </w:rPr>
+        <w:br/>
+      </w:r>
+      <w:r>
+        <w:rPr>
+          <w:rFonts w:ascii="Consolas" w:hAnsi="Consolas" w:eastAsia="Consolas"/>
+          <w:sz w:val="17"/>
+        </w:rPr>
+        <w:t>t1 = threading.Thread(target=producer)</w:t>
+        <w:br/>
+      </w:r>
+      <w:r>
+        <w:rPr>
+          <w:rFonts w:ascii="Consolas" w:hAnsi="Consolas" w:eastAsia="Consolas"/>
+          <w:sz w:val="17"/>
+        </w:rPr>
+        <w:t>t2 = threading.Thread(target=consumer, daemon=True)</w:t>
+        <w:br/>
+      </w:r>
+      <w:r>
+        <w:rPr>
+          <w:rFonts w:ascii="Consolas" w:hAnsi="Consolas" w:eastAsia="Consolas"/>
+          <w:sz w:val="17"/>
+        </w:rPr>
+        <w:t>t1.start(); t2.start()</w:t>
+        <w:br/>
+      </w:r>
+      <w:r>
+        <w:rPr>
+          <w:rFonts w:ascii="Consolas" w:hAnsi="Consolas" w:eastAsia="Consolas"/>
+          <w:sz w:val="17"/>
+        </w:rPr>
+        <w:t>q.join()                        # 等所有任务被 task_done</w:t>
+      </w:r>
+    </w:p>
+    <w:p>
+      <w:r>
+        <w:t>三种队列：</w:t>
+      </w:r>
+      <w:r>
+        <w:rPr>
+          <w:rFonts w:ascii="Consolas" w:hAnsi="Consolas" w:eastAsia="Consolas"/>
+        </w:rPr>
+        <w:t>Queue</w:t>
+      </w:r>
+      <w:r>
+        <w:t>（FIFO）、</w:t>
+      </w:r>
+      <w:r>
+        <w:rPr>
+          <w:rFonts w:ascii="Consolas" w:hAnsi="Consolas" w:eastAsia="Consolas"/>
+        </w:rPr>
+        <w:t>LifoQueue</w:t>
+      </w:r>
+      <w:r>
+        <w:t>（栈）、</w:t>
+      </w:r>
+      <w:r>
+        <w:rPr>
+          <w:rFonts w:ascii="Consolas" w:hAnsi="Consolas" w:eastAsia="Consolas"/>
+        </w:rPr>
+        <w:t>PriorityQueue</w:t>
+      </w:r>
+      <w:r>
+        <w:t>（优先级）。</w:t>
+      </w:r>
+    </w:p>
+    <w:p>
+      <w:pPr>
+        <w:pStyle w:val="Heading3"/>
+      </w:pPr>
+      <w:r>
+        <w:t>7. 实战最常用：线程池 ThreadPoolExecutor</w:t>
+      </w:r>
+    </w:p>
+    <w:p>
+      <w:r/>
+      <w:r>
+        <w:rPr>
+          <w:b/>
+        </w:rPr>
+        <w:t>不用手动建线程</w:t>
+      </w:r>
+      <w:r>
+        <w:t>，交给池子（爬虫、批量请求、批量文件处理都用它）：</w:t>
+      </w:r>
+    </w:p>
+    <w:p>
+      <w:pPr>
+        <w:spacing w:before="80" w:after="80" w:line="276" w:lineRule="auto"/>
+        <w:ind w:left="240"/>
+        <w:shd w:val="clear" w:color="auto" w:fill="F3F5F7"/>
+      </w:pPr>
+      <w:r>
+        <w:rPr>
+          <w:rFonts w:ascii="Consolas" w:hAnsi="Consolas" w:eastAsia="Consolas"/>
+          <w:sz w:val="17"/>
+        </w:rPr>
+        <w:t>from concurrent.futures import ThreadPoolExecutor</w:t>
+        <w:br/>
+      </w:r>
+      <w:r>
+        <w:rPr>
+          <w:rFonts w:ascii="Consolas" w:hAnsi="Consolas" w:eastAsia="Consolas"/>
+          <w:sz w:val="17"/>
+        </w:rPr>
+        <w:br/>
+      </w:r>
+      <w:r>
+        <w:rPr>
+          <w:rFonts w:ascii="Consolas" w:hAnsi="Consolas" w:eastAsia="Consolas"/>
+          <w:sz w:val="17"/>
+        </w:rPr>
+        <w:t>def fetch(url):</w:t>
+        <w:br/>
+      </w:r>
+      <w:r>
+        <w:rPr>
+          <w:rFonts w:ascii="Consolas" w:hAnsi="Consolas" w:eastAsia="Consolas"/>
+          <w:sz w:val="17"/>
+        </w:rPr>
+        <w:t xml:space="preserve">    # 模拟网络请求</w:t>
+        <w:br/>
+      </w:r>
+      <w:r>
+        <w:rPr>
+          <w:rFonts w:ascii="Consolas" w:hAnsi="Consolas" w:eastAsia="Consolas"/>
+          <w:sz w:val="17"/>
+        </w:rPr>
+        <w:t xml:space="preserve">    return f"{url} 的结果"</w:t>
+        <w:br/>
+      </w:r>
+      <w:r>
+        <w:rPr>
+          <w:rFonts w:ascii="Consolas" w:hAnsi="Consolas" w:eastAsia="Consolas"/>
+          <w:sz w:val="17"/>
+        </w:rPr>
+        <w:br/>
+      </w:r>
+      <w:r>
+        <w:rPr>
+          <w:rFonts w:ascii="Consolas" w:hAnsi="Consolas" w:eastAsia="Consolas"/>
+          <w:sz w:val="17"/>
+        </w:rPr>
+        <w:t>urls = [f"https://example.com/{i}" for i in range(10)]</w:t>
+        <w:br/>
+      </w:r>
+      <w:r>
+        <w:rPr>
+          <w:rFonts w:ascii="Consolas" w:hAnsi="Consolas" w:eastAsia="Consolas"/>
+          <w:sz w:val="17"/>
+        </w:rPr>
+        <w:br/>
+      </w:r>
+      <w:r>
+        <w:rPr>
+          <w:rFonts w:ascii="Consolas" w:hAnsi="Consolas" w:eastAsia="Consolas"/>
+          <w:sz w:val="17"/>
+        </w:rPr>
+        <w:t>with ThreadPoolExecutor(max_workers=8) as pool:</w:t>
+        <w:br/>
+      </w:r>
+      <w:r>
+        <w:rPr>
+          <w:rFonts w:ascii="Consolas" w:hAnsi="Consolas" w:eastAsia="Consolas"/>
+          <w:sz w:val="17"/>
+        </w:rPr>
+        <w:t xml:space="preserve">    results = list(pool.map(fetch, urls))     # 顺序与 urls 一致</w:t>
+        <w:br/>
+      </w:r>
+      <w:r>
+        <w:rPr>
+          <w:rFonts w:ascii="Consolas" w:hAnsi="Consolas" w:eastAsia="Consolas"/>
+          <w:sz w:val="17"/>
+        </w:rPr>
+        <w:br/>
+      </w:r>
+      <w:r>
+        <w:rPr>
+          <w:rFonts w:ascii="Consolas" w:hAnsi="Consolas" w:eastAsia="Consolas"/>
+          <w:sz w:val="17"/>
+        </w:rPr>
+        <w:t>print(results)</w:t>
+      </w:r>
+    </w:p>
+    <w:p>
+      <w:r>
+        <w:t xml:space="preserve">也可以用 </w:t>
+      </w:r>
+      <w:r>
+        <w:rPr>
+          <w:rFonts w:ascii="Consolas" w:hAnsi="Consolas" w:eastAsia="Consolas"/>
+        </w:rPr>
+        <w:t>submit</w:t>
+      </w:r>
+      <w:r>
+        <w:t xml:space="preserve"> + </w:t>
+      </w:r>
+      <w:r>
+        <w:rPr>
+          <w:rFonts w:ascii="Consolas" w:hAnsi="Consolas" w:eastAsia="Consolas"/>
+        </w:rPr>
+        <w:t>as_completed</w:t>
+      </w:r>
+      <w:r>
+        <w:t>（谁先完成先处理）：</w:t>
+      </w:r>
+    </w:p>
+    <w:p>
+      <w:pPr>
+        <w:spacing w:before="80" w:after="80" w:line="276" w:lineRule="auto"/>
+        <w:ind w:left="240"/>
+        <w:shd w:val="clear" w:color="auto" w:fill="F3F5F7"/>
+      </w:pPr>
+      <w:r>
+        <w:rPr>
+          <w:rFonts w:ascii="Consolas" w:hAnsi="Consolas" w:eastAsia="Consolas"/>
+          <w:sz w:val="17"/>
+        </w:rPr>
+        <w:t>from concurrent.futures import as_completed</w:t>
+        <w:br/>
+      </w:r>
+      <w:r>
+        <w:rPr>
+          <w:rFonts w:ascii="Consolas" w:hAnsi="Consolas" w:eastAsia="Consolas"/>
+          <w:sz w:val="17"/>
+        </w:rPr>
+        <w:br/>
+      </w:r>
+      <w:r>
+        <w:rPr>
+          <w:rFonts w:ascii="Consolas" w:hAnsi="Consolas" w:eastAsia="Consolas"/>
+          <w:sz w:val="17"/>
+        </w:rPr>
+        <w:t>with ThreadPoolExecutor(max_workers=8) as pool:</w:t>
+        <w:br/>
+      </w:r>
+      <w:r>
+        <w:rPr>
+          <w:rFonts w:ascii="Consolas" w:hAnsi="Consolas" w:eastAsia="Consolas"/>
+          <w:sz w:val="17"/>
+        </w:rPr>
+        <w:t xml:space="preserve">    futures = [pool.submit(fetch, u) for u in urls]</w:t>
+        <w:br/>
+      </w:r>
+      <w:r>
+        <w:rPr>
+          <w:rFonts w:ascii="Consolas" w:hAnsi="Consolas" w:eastAsia="Consolas"/>
+          <w:sz w:val="17"/>
+        </w:rPr>
+        <w:t xml:space="preserve">    for f in as_completed(futures):</w:t>
+        <w:br/>
+      </w:r>
+      <w:r>
+        <w:rPr>
+          <w:rFonts w:ascii="Consolas" w:hAnsi="Consolas" w:eastAsia="Consolas"/>
+          <w:sz w:val="17"/>
+        </w:rPr>
+        <w:t xml:space="preserve">        print(f.result())</w:t>
+      </w:r>
+    </w:p>
+    <w:p>
+      <w:pPr>
+        <w:pStyle w:val="Heading3"/>
+      </w:pPr>
+      <w:r>
+        <w:t>8. 多进程：绕开 GIL 跑满 CPU</w:t>
+      </w:r>
+    </w:p>
+    <w:p>
+      <w:pPr>
+        <w:spacing w:before="80" w:after="80" w:line="276" w:lineRule="auto"/>
+        <w:ind w:left="240"/>
+        <w:shd w:val="clear" w:color="auto" w:fill="F3F5F7"/>
+      </w:pPr>
+      <w:r>
+        <w:rPr>
+          <w:rFonts w:ascii="Consolas" w:hAnsi="Consolas" w:eastAsia="Consolas"/>
+          <w:sz w:val="17"/>
+        </w:rPr>
+        <w:t>from multiprocessing import Pool</w:t>
+        <w:br/>
+      </w:r>
+      <w:r>
+        <w:rPr>
+          <w:rFonts w:ascii="Consolas" w:hAnsi="Consolas" w:eastAsia="Consolas"/>
+          <w:sz w:val="17"/>
+        </w:rPr>
+        <w:br/>
+      </w:r>
+      <w:r>
+        <w:rPr>
+          <w:rFonts w:ascii="Consolas" w:hAnsi="Consolas" w:eastAsia="Consolas"/>
+          <w:sz w:val="17"/>
+        </w:rPr>
+        <w:br/>
+      </w:r>
+      <w:r>
+        <w:rPr>
+          <w:rFonts w:ascii="Consolas" w:hAnsi="Consolas" w:eastAsia="Consolas"/>
+          <w:sz w:val="17"/>
+        </w:rPr>
+        <w:t>def cpu_heavy(n):</w:t>
+        <w:br/>
+      </w:r>
+      <w:r>
+        <w:rPr>
+          <w:rFonts w:ascii="Consolas" w:hAnsi="Consolas" w:eastAsia="Consolas"/>
+          <w:sz w:val="17"/>
+        </w:rPr>
+        <w:t xml:space="preserve">    return sum(i * i for i in range(n))</w:t>
+        <w:br/>
+      </w:r>
+      <w:r>
+        <w:rPr>
+          <w:rFonts w:ascii="Consolas" w:hAnsi="Consolas" w:eastAsia="Consolas"/>
+          <w:sz w:val="17"/>
+        </w:rPr>
+        <w:br/>
+      </w:r>
+      <w:r>
+        <w:rPr>
+          <w:rFonts w:ascii="Consolas" w:hAnsi="Consolas" w:eastAsia="Consolas"/>
+          <w:sz w:val="17"/>
+        </w:rPr>
+        <w:br/>
+      </w:r>
+      <w:r>
+        <w:rPr>
+          <w:rFonts w:ascii="Consolas" w:hAnsi="Consolas" w:eastAsia="Consolas"/>
+          <w:sz w:val="17"/>
+        </w:rPr>
+        <w:t>if __name__ == "__main__":       # Windows 上必须放在 __main__ 里！</w:t>
+        <w:br/>
+      </w:r>
+      <w:r>
+        <w:rPr>
+          <w:rFonts w:ascii="Consolas" w:hAnsi="Consolas" w:eastAsia="Consolas"/>
+          <w:sz w:val="17"/>
+        </w:rPr>
+        <w:t xml:space="preserve">    with Pool() as p:</w:t>
+        <w:br/>
+      </w:r>
+      <w:r>
+        <w:rPr>
+          <w:rFonts w:ascii="Consolas" w:hAnsi="Consolas" w:eastAsia="Consolas"/>
+          <w:sz w:val="17"/>
+        </w:rPr>
+        <w:t xml:space="preserve">        print(p.map(cpu_heavy, [10**6] * 4))</w:t>
+      </w:r>
+    </w:p>
+    <w:p>
+      <w:pPr>
+        <w:spacing w:before="40" w:after="40"/>
+        <w:ind w:left="320"/>
+      </w:pPr>
+      <w:r>
+        <w:rPr>
+          <w:i/>
+          <w:color w:val="555555"/>
+        </w:rPr>
+        <w:t xml:space="preserve">⚠️ Windows 用的是 </w:t>
+      </w:r>
+      <w:r>
+        <w:rPr>
+          <w:rFonts w:ascii="Consolas" w:hAnsi="Consolas" w:eastAsia="Consolas"/>
+          <w:i/>
+          <w:color w:val="555555"/>
+        </w:rPr>
+        <w:t>spawn</w:t>
+      </w:r>
+      <w:r>
+        <w:rPr>
+          <w:i/>
+          <w:color w:val="555555"/>
+        </w:rPr>
+        <w:t xml:space="preserve"> 方式，</w:t>
+      </w:r>
+      <w:r>
+        <w:rPr>
+          <w:i/>
+        </w:rPr>
+      </w:r>
+      <w:r>
+        <w:rPr>
+          <w:b/>
+          <w:i/>
+          <w:color w:val="555555"/>
+        </w:rPr>
+        <w:t xml:space="preserve">多进程代码必须写在 </w:t>
+      </w:r>
+      <w:r>
+        <w:rPr>
+          <w:rFonts w:ascii="Consolas" w:hAnsi="Consolas" w:eastAsia="Consolas"/>
+          <w:b/>
+          <w:i/>
+          <w:color w:val="555555"/>
+        </w:rPr>
+        <w:t>if __name__ == "__main__":</w:t>
+      </w:r>
+      <w:r>
+        <w:rPr>
+          <w:b/>
+          <w:i/>
+          <w:color w:val="555555"/>
+        </w:rPr>
+        <w:t xml:space="preserve"> 下面</w:t>
+      </w:r>
+      <w:r>
+        <w:rPr>
+          <w:i/>
+          <w:color w:val="555555"/>
+        </w:rPr>
+        <w:t>，否则会无限递归。</w:t>
+      </w:r>
+    </w:p>
+    <w:p>
+      <w:pPr>
+        <w:pStyle w:val="Heading3"/>
+      </w:pPr>
+      <w:r>
+        <w:t>9. threading.Event：线程间发信号（优雅退出）</w:t>
+      </w:r>
+    </w:p>
+    <w:p>
+      <w:r>
+        <w:t>线程</w:t>
+      </w:r>
+      <w:r/>
+      <w:r>
+        <w:rPr>
+          <w:b/>
+        </w:rPr>
+        <w:t>不能强制 kill</w:t>
+      </w:r>
+      <w:r>
+        <w:t>，用 Event 通知它自己退出：</w:t>
+      </w:r>
+    </w:p>
+    <w:p>
+      <w:pPr>
+        <w:spacing w:before="80" w:after="80" w:line="276" w:lineRule="auto"/>
+        <w:ind w:left="240"/>
+        <w:shd w:val="clear" w:color="auto" w:fill="F3F5F7"/>
+      </w:pPr>
+      <w:r>
+        <w:rPr>
+          <w:rFonts w:ascii="Consolas" w:hAnsi="Consolas" w:eastAsia="Consolas"/>
+          <w:sz w:val="17"/>
+        </w:rPr>
+        <w:t>import threading, time</w:t>
+        <w:br/>
+      </w:r>
+      <w:r>
+        <w:rPr>
+          <w:rFonts w:ascii="Consolas" w:hAnsi="Consolas" w:eastAsia="Consolas"/>
+          <w:sz w:val="17"/>
+        </w:rPr>
+        <w:br/>
+      </w:r>
+      <w:r>
+        <w:rPr>
+          <w:rFonts w:ascii="Consolas" w:hAnsi="Consolas" w:eastAsia="Consolas"/>
+          <w:sz w:val="17"/>
+        </w:rPr>
+        <w:t>stop_event = threading.Event()</w:t>
+        <w:br/>
+      </w:r>
+      <w:r>
+        <w:rPr>
+          <w:rFonts w:ascii="Consolas" w:hAnsi="Consolas" w:eastAsia="Consolas"/>
+          <w:sz w:val="17"/>
+        </w:rPr>
+        <w:br/>
+      </w:r>
+      <w:r>
+        <w:rPr>
+          <w:rFonts w:ascii="Consolas" w:hAnsi="Consolas" w:eastAsia="Consolas"/>
+          <w:sz w:val="17"/>
+        </w:rPr>
+        <w:br/>
+      </w:r>
+      <w:r>
+        <w:rPr>
+          <w:rFonts w:ascii="Consolas" w:hAnsi="Consolas" w:eastAsia="Consolas"/>
+          <w:sz w:val="17"/>
+        </w:rPr>
+        <w:t>def loop_task():</w:t>
+        <w:br/>
+      </w:r>
+      <w:r>
+        <w:rPr>
+          <w:rFonts w:ascii="Consolas" w:hAnsi="Consolas" w:eastAsia="Consolas"/>
+          <w:sz w:val="17"/>
+        </w:rPr>
+        <w:t xml:space="preserve">    while not stop_event.is_set():</w:t>
+        <w:br/>
+      </w:r>
+      <w:r>
+        <w:rPr>
+          <w:rFonts w:ascii="Consolas" w:hAnsi="Consolas" w:eastAsia="Consolas"/>
+          <w:sz w:val="17"/>
+        </w:rPr>
+        <w:t xml:space="preserve">        print("工作中...")</w:t>
+        <w:br/>
+      </w:r>
+      <w:r>
+        <w:rPr>
+          <w:rFonts w:ascii="Consolas" w:hAnsi="Consolas" w:eastAsia="Consolas"/>
+          <w:sz w:val="17"/>
+        </w:rPr>
+        <w:t xml:space="preserve">        time.sleep(0.5)</w:t>
+        <w:br/>
+      </w:r>
+      <w:r>
+        <w:rPr>
+          <w:rFonts w:ascii="Consolas" w:hAnsi="Consolas" w:eastAsia="Consolas"/>
+          <w:sz w:val="17"/>
+        </w:rPr>
+        <w:t xml:space="preserve">    print("收到停止信号，退出")</w:t>
+        <w:br/>
+      </w:r>
+      <w:r>
+        <w:rPr>
+          <w:rFonts w:ascii="Consolas" w:hAnsi="Consolas" w:eastAsia="Consolas"/>
+          <w:sz w:val="17"/>
+        </w:rPr>
+        <w:br/>
+      </w:r>
+      <w:r>
+        <w:rPr>
+          <w:rFonts w:ascii="Consolas" w:hAnsi="Consolas" w:eastAsia="Consolas"/>
+          <w:sz w:val="17"/>
+        </w:rPr>
+        <w:br/>
+      </w:r>
+      <w:r>
+        <w:rPr>
+          <w:rFonts w:ascii="Consolas" w:hAnsi="Consolas" w:eastAsia="Consolas"/>
+          <w:sz w:val="17"/>
+        </w:rPr>
+        <w:t>t = threading.Thread(target=loop_task)</w:t>
+        <w:br/>
+      </w:r>
+      <w:r>
+        <w:rPr>
+          <w:rFonts w:ascii="Consolas" w:hAnsi="Consolas" w:eastAsia="Consolas"/>
+          <w:sz w:val="17"/>
+        </w:rPr>
+        <w:t>t.start()</w:t>
+        <w:br/>
+      </w:r>
+      <w:r>
+        <w:rPr>
+          <w:rFonts w:ascii="Consolas" w:hAnsi="Consolas" w:eastAsia="Consolas"/>
+          <w:sz w:val="17"/>
+        </w:rPr>
+        <w:t>time.sleep(2)</w:t>
+        <w:br/>
+      </w:r>
+      <w:r>
+        <w:rPr>
+          <w:rFonts w:ascii="Consolas" w:hAnsi="Consolas" w:eastAsia="Consolas"/>
+          <w:sz w:val="17"/>
+        </w:rPr>
+        <w:t>stop_event.set()          # 发信号</w:t>
+        <w:br/>
+      </w:r>
+      <w:r>
+        <w:rPr>
+          <w:rFonts w:ascii="Consolas" w:hAnsi="Consolas" w:eastAsia="Consolas"/>
+          <w:sz w:val="17"/>
+        </w:rPr>
+        <w:t>t.join()</w:t>
+      </w:r>
+    </w:p>
+    <w:p>
+      <w:pPr>
+        <w:pStyle w:val="Heading3"/>
+      </w:pPr>
+      <w:r>
+        <w:t>10. 怎么选：一张决策表</w:t>
+      </w:r>
+    </w:p>
+    <w:tbl>
+      <w:tblPr>
+        <w:tblStyle w:val="TableGrid"/>
+        <w:tblW w:type="auto" w:w="0"/>
+        <w:tblLook w:firstColumn="1" w:firstRow="1" w:lastColumn="0" w:lastRow="0" w:noHBand="0" w:noVBand="1" w:val="04A0"/>
+      </w:tblPr>
+      <w:tblGrid>
+        <w:gridCol w:w="2880"/>
+        <w:gridCol w:w="2880"/>
+        <w:gridCol w:w="2880"/>
+      </w:tblGrid>
+      <w:tr>
+        <w:tc>
+          <w:tcPr>
+            <w:tcW w:type="dxa" w:w="2880"/>
+          </w:tcPr>
+          <w:p>
+            <w:r>
+              <w:rPr>
+                <w:b/>
+              </w:rPr>
+              <w:t>场景</w:t>
+            </w:r>
+          </w:p>
+        </w:tc>
+        <w:tc>
+          <w:tcPr>
+            <w:tcW w:type="dxa" w:w="2880"/>
+          </w:tcPr>
+          <w:p>
+            <w:r>
+              <w:rPr>
+                <w:b/>
+              </w:rPr>
+              <w:t>选什么</w:t>
+            </w:r>
+          </w:p>
+        </w:tc>
+        <w:tc>
+          <w:tcPr>
+            <w:tcW w:type="dxa" w:w="2880"/>
+          </w:tcPr>
+          <w:p>
+            <w:r>
+              <w:rPr>
+                <w:b/>
+              </w:rPr>
+              <w:t>原因</w:t>
+            </w:r>
+          </w:p>
+        </w:tc>
+      </w:tr>
+      <w:tr>
+        <w:tc>
+          <w:tcPr>
+            <w:tcW w:type="dxa" w:w="2880"/>
+          </w:tcPr>
+          <w:p>
+            <w:r>
+              <w:t>网络请求、读写文件、数据库（</w:t>
+            </w:r>
+            <w:r/>
+            <w:r>
+              <w:rPr>
+                <w:b/>
+              </w:rPr>
+              <w:t>IO 密集</w:t>
+            </w:r>
+            <w:r>
+              <w:t>）</w:t>
+            </w:r>
+          </w:p>
+        </w:tc>
+        <w:tc>
+          <w:tcPr>
+            <w:tcW w:type="dxa" w:w="2880"/>
+          </w:tcPr>
+          <w:p>
+            <w:r>
+              <w:t>多线程 / 线程池 / asyncio</w:t>
+            </w:r>
+          </w:p>
+        </w:tc>
+        <w:tc>
+          <w:tcPr>
+            <w:tcW w:type="dxa" w:w="2880"/>
+          </w:tcPr>
+          <w:p>
+            <w:r>
+              <w:t>等 IO 时切换，能重叠等待</w:t>
+            </w:r>
+          </w:p>
+        </w:tc>
+      </w:tr>
+      <w:tr>
+        <w:tc>
+          <w:tcPr>
+            <w:tcW w:type="dxa" w:w="2880"/>
+          </w:tcPr>
+          <w:p>
+            <w:r>
+              <w:t>大量数学计算、图像处理（</w:t>
+            </w:r>
+            <w:r/>
+            <w:r>
+              <w:rPr>
+                <w:b/>
+              </w:rPr>
+              <w:t>CPU 密集</w:t>
+            </w:r>
+            <w:r>
+              <w:t>）</w:t>
+            </w:r>
+          </w:p>
+        </w:tc>
+        <w:tc>
+          <w:tcPr>
+            <w:tcW w:type="dxa" w:w="2880"/>
+          </w:tcPr>
+          <w:p>
+            <w:r>
+              <w:t>多进程</w:t>
+            </w:r>
+          </w:p>
+        </w:tc>
+        <w:tc>
+          <w:tcPr>
+            <w:tcW w:type="dxa" w:w="2880"/>
+          </w:tcPr>
+          <w:p>
+            <w:r>
+              <w:t>绕开 GIL，真正并行</w:t>
+            </w:r>
+          </w:p>
+        </w:tc>
+      </w:tr>
+      <w:tr>
+        <w:tc>
+          <w:tcPr>
+            <w:tcW w:type="dxa" w:w="2880"/>
+          </w:tcPr>
+          <w:p>
+            <w:r>
+              <w:t>需要共享大量数据、逻辑简单</w:t>
+            </w:r>
+          </w:p>
+        </w:tc>
+        <w:tc>
+          <w:tcPr>
+            <w:tcW w:type="dxa" w:w="2880"/>
+          </w:tcPr>
+          <w:p>
+            <w:r>
+              <w:t>多线程 + Lock/Queue</w:t>
+            </w:r>
+          </w:p>
+        </w:tc>
+        <w:tc>
+          <w:tcPr>
+            <w:tcW w:type="dxa" w:w="2880"/>
+          </w:tcPr>
+          <w:p>
+            <w:r>
+              <w:t>共享内存方便</w:t>
+            </w:r>
+          </w:p>
+        </w:tc>
+      </w:tr>
+      <w:tr>
+        <w:tc>
+          <w:tcPr>
+            <w:tcW w:type="dxa" w:w="2880"/>
+          </w:tcPr>
+          <w:p>
+            <w:r>
+              <w:t>任务数量固定、要拿结果</w:t>
+            </w:r>
+          </w:p>
+        </w:tc>
+        <w:tc>
+          <w:tcPr>
+            <w:tcW w:type="dxa" w:w="2880"/>
+          </w:tcPr>
+          <w:p>
+            <w:r>
+              <w:rPr>
+                <w:rFonts w:ascii="Consolas" w:hAnsi="Consolas" w:eastAsia="Consolas"/>
+              </w:rPr>
+              <w:t>ThreadPoolExecutor</w:t>
+            </w:r>
+            <w:r>
+              <w:t xml:space="preserve"> / </w:t>
+            </w:r>
+            <w:r>
+              <w:rPr>
+                <w:rFonts w:ascii="Consolas" w:hAnsi="Consolas" w:eastAsia="Consolas"/>
+              </w:rPr>
+              <w:t>Pool</w:t>
+            </w:r>
+          </w:p>
+        </w:tc>
+        <w:tc>
+          <w:tcPr>
+            <w:tcW w:type="dxa" w:w="2880"/>
+          </w:tcPr>
+          <w:p>
+            <w:r>
+              <w:t>池化，省去手写线程管理</w:t>
+            </w:r>
+          </w:p>
+        </w:tc>
+      </w:tr>
+      <w:tr>
+        <w:tc>
+          <w:tcPr>
+            <w:tcW w:type="dxa" w:w="2880"/>
+          </w:tcPr>
+          <w:p>
+            <w:r>
+              <w:t>超多并发连接（几千）</w:t>
+            </w:r>
+          </w:p>
+        </w:tc>
+        <w:tc>
+          <w:tcPr>
+            <w:tcW w:type="dxa" w:w="2880"/>
+          </w:tcPr>
+          <w:p>
+            <w:r>
+              <w:rPr>
+                <w:rFonts w:ascii="Consolas" w:hAnsi="Consolas" w:eastAsia="Consolas"/>
+              </w:rPr>
+              <w:t>asyncio</w:t>
+            </w:r>
+          </w:p>
+        </w:tc>
+        <w:tc>
+          <w:tcPr>
+            <w:tcW w:type="dxa" w:w="2880"/>
+          </w:tcPr>
+          <w:p>
+            <w:r>
+              <w:t>协程比线程轻得多</w:t>
+            </w:r>
+          </w:p>
+        </w:tc>
+      </w:tr>
+    </w:tbl>
+    <w:p/>
+    <w:p>
+      <w:pPr>
+        <w:pStyle w:val="Heading3"/>
+      </w:pPr>
+      <w:r>
+        <w:t>⚠️ 易错点速记</w:t>
+      </w:r>
+    </w:p>
+    <w:p>
+      <w:pPr>
+        <w:pStyle w:val="ListNumber"/>
+      </w:pPr>
+      <w:r>
+        <w:rPr>
+          <w:rFonts w:ascii="Consolas" w:hAnsi="Consolas" w:eastAsia="Consolas"/>
+        </w:rPr>
+        <w:t>target=worker()</w:t>
+      </w:r>
+      <w:r>
+        <w:t xml:space="preserve"> 错！</w:t>
+      </w:r>
+      <w:r/>
+      <w:r>
+        <w:rPr>
+          <w:b/>
+        </w:rPr>
+        <w:t>不加括号</w:t>
+      </w:r>
+      <w:r>
+        <w:t>，传函数对象</w:t>
+      </w:r>
+    </w:p>
+    <w:p>
+      <w:pPr>
+        <w:pStyle w:val="ListNumber"/>
+      </w:pPr>
+      <w:r>
+        <w:rPr>
+          <w:rFonts w:ascii="Consolas" w:hAnsi="Consolas" w:eastAsia="Consolas"/>
+        </w:rPr>
+        <w:t>args=(3,)</w:t>
+      </w:r>
+      <w:r>
+        <w:t xml:space="preserve"> 单元素元组，</w:t>
+      </w:r>
+      <w:r/>
+      <w:r>
+        <w:rPr>
+          <w:b/>
+        </w:rPr>
+        <w:t>逗号不能省</w:t>
+      </w:r>
+      <w:r>
+        <w:t>，否则是整数</w:t>
+      </w:r>
+    </w:p>
+    <w:p>
+      <w:pPr>
+        <w:pStyle w:val="ListNumber"/>
+      </w:pPr>
+      <w:r>
+        <w:t xml:space="preserve">共享变量 += 要加 </w:t>
+      </w:r>
+      <w:r>
+        <w:rPr>
+          <w:rFonts w:ascii="Consolas" w:hAnsi="Consolas" w:eastAsia="Consolas"/>
+        </w:rPr>
+        <w:t>Lock</w:t>
+      </w:r>
+      <w:r>
+        <w:t>，否则结果偏小</w:t>
+      </w:r>
+    </w:p>
+    <w:p>
+      <w:pPr>
+        <w:pStyle w:val="ListNumber"/>
+      </w:pPr>
+      <w:r>
+        <w:rPr>
+          <w:rFonts w:ascii="Consolas" w:hAnsi="Consolas" w:eastAsia="Consolas"/>
+        </w:rPr>
+        <w:t>Condition.wait()</w:t>
+      </w:r>
+      <w:r>
+        <w:t xml:space="preserve"> 外面必须用 </w:t>
+      </w:r>
+      <w:r/>
+      <w:r>
+        <w:rPr>
+          <w:rFonts w:ascii="Consolas" w:hAnsi="Consolas" w:eastAsia="Consolas"/>
+          <w:b/>
+        </w:rPr>
+        <w:t>while</w:t>
+      </w:r>
+      <w:r>
+        <w:t xml:space="preserve"> 判断条件，不能用 </w:t>
+      </w:r>
+      <w:r>
+        <w:rPr>
+          <w:rFonts w:ascii="Consolas" w:hAnsi="Consolas" w:eastAsia="Consolas"/>
+        </w:rPr>
+        <w:t>if</w:t>
+      </w:r>
+    </w:p>
+    <w:p>
+      <w:pPr>
+        <w:pStyle w:val="ListNumber"/>
+      </w:pPr>
+      <w:r>
+        <w:t xml:space="preserve">Windows 多进程代码必须放在 </w:t>
+      </w:r>
+      <w:r>
+        <w:rPr>
+          <w:rFonts w:ascii="Consolas" w:hAnsi="Consolas" w:eastAsia="Consolas"/>
+        </w:rPr>
+        <w:t>if __name__ == "__main__":</w:t>
+      </w:r>
+      <w:r>
+        <w:t xml:space="preserve"> 下</w:t>
+      </w:r>
+    </w:p>
+    <w:p>
+      <w:pPr>
+        <w:pStyle w:val="ListNumber"/>
+      </w:pPr>
+      <w:r>
+        <w:t xml:space="preserve">线程不能强杀，用 </w:t>
+      </w:r>
+      <w:r>
+        <w:rPr>
+          <w:rFonts w:ascii="Consolas" w:hAnsi="Consolas" w:eastAsia="Consolas"/>
+        </w:rPr>
+        <w:t>Event</w:t>
+      </w:r>
+      <w:r>
+        <w:t xml:space="preserve"> 通知退出</w:t>
+      </w:r>
+    </w:p>
+    <w:p>
+      <w:pPr>
+        <w:pStyle w:val="ListNumber"/>
+      </w:pPr>
+      <w:r>
+        <w:t xml:space="preserve">线程间通信优先用 </w:t>
+      </w:r>
+      <w:r>
+        <w:rPr>
+          <w:rFonts w:ascii="Consolas" w:hAnsi="Consolas" w:eastAsia="Consolas"/>
+        </w:rPr>
+        <w:t>queue.Queue</w:t>
+      </w:r>
+      <w:r>
+        <w:t>，别自己拿 list 加锁</w:t>
+      </w:r>
+    </w:p>
+    <w:p>
+      <w:pPr>
+        <w:pStyle w:val="ListNumber"/>
+      </w:pPr>
+      <w:r>
+        <w:t>纯计算任务用多线程</w:t>
+      </w:r>
+      <w:r/>
+      <w:r>
+        <w:rPr>
+          <w:b/>
+        </w:rPr>
+        <w:t>不会变快</w:t>
+      </w:r>
+      <w:r>
+        <w:t>（GIL），要用多进程</w:t>
+      </w:r>
+    </w:p>
+    <w:p>
+      <w:pPr>
+        <w:pStyle w:val="Heading3"/>
+      </w:pPr>
+      <w:r>
+        <w:t>🔗 关联</w:t>
+      </w:r>
+    </w:p>
+    <w:p>
+      <w:pPr>
+        <w:pStyle w:val="ListBullet"/>
+      </w:pPr>
+      <w:r>
+        <w:t xml:space="preserve">生成器 / 迭代（流式处理大文件）→ </w:t>
+      </w:r>
+      <w:r>
+        <w:rPr>
+          <w:color w:val="8B3A1A"/>
+        </w:rPr>
+        <w:t>08-生成器</w:t>
+      </w:r>
+    </w:p>
+    <w:p>
+      <w:pPr>
+        <w:pStyle w:val="ListBullet"/>
+      </w:pPr>
+      <w:r>
+        <w:t>异常处理（线程里的异常不会自动冒到主线程）→ 待建专题</w:t>
+      </w:r>
+    </w:p>
+    <w:p>
+      <w:pPr>
+        <w:pStyle w:val="ListBullet"/>
+      </w:pPr>
+      <w:r>
+        <w:t xml:space="preserve">原始截图 → </w:t>
+      </w:r>
+      <w:r>
+        <w:rPr>
+          <w:color w:val="8B3A1A"/>
+        </w:rPr>
+        <w:t>source/2026-10-19/A.md</w:t>
+      </w:r>
+      <w:r>
+        <w:t>（图 image37、手写要点 8~10）</w:t>
+      </w:r>
+    </w:p>
+    <w:p>
       <w:r>
         <w:br w:type="page"/>
       </w:r>
@@ -16315,6 +24248,1219 @@
       </w:pPr>
       <w:r>
         <w:t>第 6 章 每日记录</w:t>
+      </w:r>
+    </w:p>
+    <w:p>
+      <w:pPr>
+        <w:pStyle w:val="Heading2"/>
+      </w:pPr>
+      <w:r>
+        <w:t>2026-10-19 学习记录</w:t>
+      </w:r>
+    </w:p>
+    <w:p>
+      <w:pPr>
+        <w:spacing w:before="40" w:after="40"/>
+        <w:ind w:left="320"/>
+      </w:pPr>
+      <w:r>
+        <w:rPr>
+          <w:i/>
+        </w:rPr>
+      </w:r>
+      <w:r>
+        <w:rPr>
+          <w:b/>
+          <w:i/>
+          <w:color w:val="555555"/>
+        </w:rPr>
+        <w:t>今日主题</w:t>
+      </w:r>
+      <w:r>
+        <w:rPr>
+          <w:i/>
+          <w:color w:val="555555"/>
+        </w:rPr>
+        <w:t>：面向对象进阶（</w:t>
+      </w:r>
+      <w:r>
+        <w:rPr>
+          <w:rFonts w:ascii="Consolas" w:hAnsi="Consolas" w:eastAsia="Consolas"/>
+          <w:i/>
+          <w:color w:val="555555"/>
+        </w:rPr>
+        <w:t>Enum</w:t>
+      </w:r>
+      <w:r>
+        <w:rPr>
+          <w:i/>
+          <w:color w:val="555555"/>
+        </w:rPr>
+        <w:t xml:space="preserve">、类属性/实例属性、元类与 </w:t>
+      </w:r>
+      <w:r>
+        <w:rPr>
+          <w:rFonts w:ascii="Consolas" w:hAnsi="Consolas" w:eastAsia="Consolas"/>
+          <w:i/>
+          <w:color w:val="555555"/>
+        </w:rPr>
+        <w:t>type</w:t>
+      </w:r>
+      <w:r>
+        <w:rPr>
+          <w:i/>
+          <w:color w:val="555555"/>
+        </w:rPr>
+        <w:t>）+ 并发入门（线程与进程）</w:t>
+      </w:r>
+    </w:p>
+    <w:p>
+      <w:pPr>
+        <w:spacing w:before="40" w:after="40"/>
+        <w:ind w:left="320"/>
+      </w:pPr>
+      <w:r>
+        <w:rPr>
+          <w:i/>
+        </w:rPr>
+      </w:r>
+      <w:r>
+        <w:rPr>
+          <w:b/>
+          <w:i/>
+          <w:color w:val="555555"/>
+        </w:rPr>
+        <w:t>笔记来源</w:t>
+      </w:r>
+      <w:r>
+        <w:rPr>
+          <w:i/>
+          <w:color w:val="555555"/>
+        </w:rPr>
+        <w:t>：</w:t>
+      </w:r>
+      <w:r>
+        <w:rPr>
+          <w:rFonts w:ascii="Consolas" w:hAnsi="Consolas" w:eastAsia="Consolas"/>
+          <w:i/>
+          <w:color w:val="555555"/>
+        </w:rPr>
+        <w:t>新建 DOC 文档.doc</w:t>
+      </w:r>
+      <w:r>
+        <w:rPr>
+          <w:i/>
+          <w:color w:val="555555"/>
+        </w:rPr>
+        <w:t xml:space="preserve">（累积文档，共 37 张截图；前 33 张已转写，本次新增 </w:t>
+      </w:r>
+      <w:r>
+        <w:rPr>
+          <w:i/>
+        </w:rPr>
+      </w:r>
+      <w:r>
+        <w:rPr>
+          <w:b/>
+          <w:i/>
+          <w:color w:val="555555"/>
+        </w:rPr>
+        <w:t>4 张</w:t>
+      </w:r>
+      <w:r>
+        <w:rPr>
+          <w:i/>
+          <w:color w:val="555555"/>
+        </w:rPr>
+        <w:t xml:space="preserve">）→ 原始转写归档于 </w:t>
+      </w:r>
+      <w:r>
+        <w:rPr>
+          <w:i/>
+          <w:color w:val="555555"/>
+        </w:rPr>
+        <w:t>`source/2026-10-19/`</w:t>
+      </w:r>
+    </w:p>
+    <w:p>
+      <w:pPr>
+        <w:pStyle w:val="Heading3"/>
+      </w:pPr>
+      <w:r>
+        <w:t>✅ 今日完成</w:t>
+      </w:r>
+    </w:p>
+    <w:p>
+      <w:pPr>
+        <w:pStyle w:val="ListBullet"/>
+      </w:pPr>
+      <w:r>
+        <w:t xml:space="preserve">☑ </w:t>
+      </w:r>
+      <w:r/>
+      <w:r>
+        <w:rPr>
+          <w:rFonts w:ascii="Consolas" w:hAnsi="Consolas" w:eastAsia="Consolas"/>
+          <w:b/>
+        </w:rPr>
+        <w:t>Enum</w:t>
+      </w:r>
+      <w:r>
+        <w:rPr>
+          <w:b/>
+        </w:rPr>
+        <w:t xml:space="preserve"> 枚举</w:t>
+      </w:r>
+      <w:r>
+        <w:t>：</w:t>
+      </w:r>
+      <w:r>
+        <w:rPr>
+          <w:rFonts w:ascii="Consolas" w:hAnsi="Consolas" w:eastAsia="Consolas"/>
+        </w:rPr>
+        <w:t>name</w:t>
+      </w:r>
+      <w:r>
+        <w:t xml:space="preserve"> / </w:t>
+      </w:r>
+      <w:r>
+        <w:rPr>
+          <w:rFonts w:ascii="Consolas" w:hAnsi="Consolas" w:eastAsia="Consolas"/>
+        </w:rPr>
+        <w:t>value</w:t>
+      </w:r>
+      <w:r>
+        <w:t xml:space="preserve">、普通 </w:t>
+      </w:r>
+      <w:r>
+        <w:rPr>
+          <w:rFonts w:ascii="Consolas" w:hAnsi="Consolas" w:eastAsia="Consolas"/>
+        </w:rPr>
+        <w:t>Enum</w:t>
+      </w:r>
+      <w:r>
+        <w:t xml:space="preserve"> 不能比大小（要排序用 </w:t>
+      </w:r>
+      <w:r>
+        <w:rPr>
+          <w:rFonts w:ascii="Consolas" w:hAnsi="Consolas" w:eastAsia="Consolas"/>
+        </w:rPr>
+        <w:t>IntEnum</w:t>
+      </w:r>
+      <w:r>
+        <w:t>）、什么时候该用枚举</w:t>
+      </w:r>
+    </w:p>
+    <w:p>
+      <w:pPr>
+        <w:pStyle w:val="ListBullet"/>
+      </w:pPr>
+      <w:r>
+        <w:t xml:space="preserve">☑ </w:t>
+      </w:r>
+      <w:r/>
+      <w:r>
+        <w:rPr>
+          <w:rFonts w:ascii="Consolas" w:hAnsi="Consolas" w:eastAsia="Consolas"/>
+          <w:b/>
+        </w:rPr>
+        <w:t>for</w:t>
+      </w:r>
+      <w:r>
+        <w:rPr>
+          <w:b/>
+        </w:rPr>
+        <w:t xml:space="preserve"> 循环</w:t>
+      </w:r>
+      <w:r>
+        <w:t>：确认它就是 Python 最标准、最常用的迭代方式（已补进迭代器专题）</w:t>
+      </w:r>
+    </w:p>
+    <w:p>
+      <w:pPr>
+        <w:pStyle w:val="ListBullet"/>
+      </w:pPr>
+      <w:r>
+        <w:t xml:space="preserve">☑ </w:t>
+      </w:r>
+      <w:r/>
+      <w:r>
+        <w:rPr>
+          <w:b/>
+        </w:rPr>
+        <w:t xml:space="preserve">元类与 </w:t>
+      </w:r>
+      <w:r>
+        <w:rPr>
+          <w:rFonts w:ascii="Consolas" w:hAnsi="Consolas" w:eastAsia="Consolas"/>
+          <w:b/>
+        </w:rPr>
+        <w:t>type</w:t>
+      </w:r>
+      <w:r>
+        <w:t xml:space="preserve">：一切类都源自 </w:t>
+      </w:r>
+      <w:r>
+        <w:rPr>
+          <w:rFonts w:ascii="Consolas" w:hAnsi="Consolas" w:eastAsia="Consolas"/>
+        </w:rPr>
+        <w:t>type</w:t>
+      </w:r>
+      <w:r>
+        <w:t>；</w:t>
+      </w:r>
+      <w:r>
+        <w:rPr>
+          <w:rFonts w:ascii="Consolas" w:hAnsi="Consolas" w:eastAsia="Consolas"/>
+        </w:rPr>
+        <w:t>type()</w:t>
+      </w:r>
+      <w:r>
+        <w:t xml:space="preserve"> 三参数动态造类；元类是"造类的中转站"</w:t>
+      </w:r>
+    </w:p>
+    <w:p>
+      <w:pPr>
+        <w:pStyle w:val="ListBullet"/>
+      </w:pPr>
+      <w:r>
+        <w:t xml:space="preserve">☑ </w:t>
+      </w:r>
+      <w:r/>
+      <w:r>
+        <w:rPr>
+          <w:b/>
+        </w:rPr>
+        <w:t>类属性 vs 实例属性</w:t>
+      </w:r>
+      <w:r>
+        <w:t>：类属性共享（改一处全遭殃），实例属性互不干扰</w:t>
+      </w:r>
+    </w:p>
+    <w:p>
+      <w:pPr>
+        <w:pStyle w:val="ListBullet"/>
+      </w:pPr>
+      <w:r>
+        <w:t xml:space="preserve">☑ </w:t>
+      </w:r>
+      <w:r/>
+      <w:r>
+        <w:rPr>
+          <w:b/>
+        </w:rPr>
+        <w:t>线程与进程</w:t>
+      </w:r>
+      <w:r>
+        <w:t>：</w:t>
+      </w:r>
+      <w:r>
+        <w:rPr>
+          <w:rFonts w:ascii="Consolas" w:hAnsi="Consolas" w:eastAsia="Consolas"/>
+        </w:rPr>
+        <w:t>Thread(target=, args=/kwargs=)</w:t>
+      </w:r>
+      <w:r>
+        <w:t>、</w:t>
+      </w:r>
+      <w:r>
+        <w:rPr>
+          <w:rFonts w:ascii="Consolas" w:hAnsi="Consolas" w:eastAsia="Consolas"/>
+        </w:rPr>
+        <w:t>Lock</w:t>
+      </w:r>
+      <w:r>
+        <w:t>、</w:t>
+      </w:r>
+      <w:r/>
+      <w:r>
+        <w:rPr>
+          <w:rFonts w:ascii="Consolas" w:hAnsi="Consolas" w:eastAsia="Consolas"/>
+          <w:b/>
+        </w:rPr>
+        <w:t>Condition</w:t>
+      </w:r>
+      <w:r>
+        <w:t>、</w:t>
+      </w:r>
+      <w:r>
+        <w:rPr>
+          <w:rFonts w:ascii="Consolas" w:hAnsi="Consolas" w:eastAsia="Consolas"/>
+        </w:rPr>
+        <w:t>Queue</w:t>
+      </w:r>
+      <w:r>
+        <w:t>、</w:t>
+      </w:r>
+      <w:r>
+        <w:rPr>
+          <w:rFonts w:ascii="Consolas" w:hAnsi="Consolas" w:eastAsia="Consolas"/>
+        </w:rPr>
+        <w:t>Event</w:t>
+      </w:r>
+      <w:r>
+        <w:t>、线程池、多进程</w:t>
+      </w:r>
+    </w:p>
+    <w:p>
+      <w:pPr>
+        <w:pStyle w:val="ListBullet"/>
+      </w:pPr>
+      <w:r>
+        <w:t>☑ 4 张新增截图逐张转写归档</w:t>
+      </w:r>
+    </w:p>
+    <w:p>
+      <w:pPr>
+        <w:pStyle w:val="ListBullet"/>
+      </w:pPr>
+      <w:r>
+        <w:t>☑ 新增 4 篇主题笔记（14 ~ 17）</w:t>
+      </w:r>
+    </w:p>
+    <w:p>
+      <w:pPr>
+        <w:spacing w:before="40" w:after="40"/>
+        <w:ind w:left="320"/>
+      </w:pPr>
+      <w:r>
+        <w:rPr>
+          <w:i/>
+          <w:color w:val="555555"/>
+        </w:rPr>
+        <w:t>📌 本次在文档里留了指令：「去给我的笔记里加上线程和进程的知识点……比如 condition 都加上去」——</w:t>
+      </w:r>
+    </w:p>
+    <w:p>
+      <w:pPr>
+        <w:spacing w:before="40" w:after="40"/>
+        <w:ind w:left="320"/>
+      </w:pPr>
+      <w:r>
+        <w:rPr>
+          <w:i/>
+          <w:color w:val="555555"/>
+        </w:rPr>
+        <w:t xml:space="preserve">已按要求补齐 </w:t>
+      </w:r>
+      <w:r>
+        <w:rPr>
+          <w:i/>
+          <w:color w:val="555555"/>
+        </w:rPr>
+        <w:t>`17-线程与进程`</w:t>
+      </w:r>
+      <w:r>
+        <w:rPr>
+          <w:i/>
+          <w:color w:val="555555"/>
+        </w:rPr>
+        <w:t>，并按"</w:t>
+      </w:r>
+      <w:r>
+        <w:rPr>
+          <w:i/>
+        </w:rPr>
+      </w:r>
+      <w:r>
+        <w:rPr>
+          <w:b/>
+          <w:i/>
+          <w:color w:val="555555"/>
+        </w:rPr>
+        <w:t>只用得上的</w:t>
+      </w:r>
+      <w:r>
+        <w:rPr>
+          <w:i/>
+          <w:color w:val="555555"/>
+        </w:rPr>
+        <w:t>"筛选：</w:t>
+      </w:r>
+    </w:p>
+    <w:p>
+      <w:pPr>
+        <w:spacing w:before="40" w:after="40"/>
+        <w:ind w:left="320"/>
+      </w:pPr>
+      <w:r>
+        <w:rPr>
+          <w:rFonts w:ascii="Consolas" w:hAnsi="Consolas" w:eastAsia="Consolas"/>
+          <w:i/>
+          <w:color w:val="555555"/>
+        </w:rPr>
+        <w:t>Thread</w:t>
+      </w:r>
+      <w:r>
+        <w:rPr>
+          <w:i/>
+          <w:color w:val="555555"/>
+        </w:rPr>
+        <w:t xml:space="preserve"> 传参、</w:t>
+      </w:r>
+      <w:r>
+        <w:rPr>
+          <w:rFonts w:ascii="Consolas" w:hAnsi="Consolas" w:eastAsia="Consolas"/>
+          <w:i/>
+          <w:color w:val="555555"/>
+        </w:rPr>
+        <w:t>Lock</w:t>
+      </w:r>
+      <w:r>
+        <w:rPr>
+          <w:i/>
+          <w:color w:val="555555"/>
+        </w:rPr>
+        <w:t>、</w:t>
+      </w:r>
+      <w:r>
+        <w:rPr>
+          <w:rFonts w:ascii="Consolas" w:hAnsi="Consolas" w:eastAsia="Consolas"/>
+          <w:i/>
+          <w:color w:val="555555"/>
+        </w:rPr>
+        <w:t>Condition</w:t>
+      </w:r>
+      <w:r>
+        <w:rPr>
+          <w:i/>
+          <w:color w:val="555555"/>
+        </w:rPr>
+        <w:t>、</w:t>
+      </w:r>
+      <w:r>
+        <w:rPr>
+          <w:rFonts w:ascii="Consolas" w:hAnsi="Consolas" w:eastAsia="Consolas"/>
+          <w:i/>
+          <w:color w:val="555555"/>
+        </w:rPr>
+        <w:t>Queue</w:t>
+      </w:r>
+      <w:r>
+        <w:rPr>
+          <w:i/>
+          <w:color w:val="555555"/>
+        </w:rPr>
+        <w:t>、</w:t>
+      </w:r>
+      <w:r>
+        <w:rPr>
+          <w:rFonts w:ascii="Consolas" w:hAnsi="Consolas" w:eastAsia="Consolas"/>
+          <w:i/>
+          <w:color w:val="555555"/>
+        </w:rPr>
+        <w:t>Event</w:t>
+      </w:r>
+      <w:r>
+        <w:rPr>
+          <w:i/>
+          <w:color w:val="555555"/>
+        </w:rPr>
+        <w:t>、</w:t>
+      </w:r>
+      <w:r>
+        <w:rPr>
+          <w:rFonts w:ascii="Consolas" w:hAnsi="Consolas" w:eastAsia="Consolas"/>
+          <w:i/>
+          <w:color w:val="555555"/>
+        </w:rPr>
+        <w:t>ThreadPoolExecutor</w:t>
+      </w:r>
+      <w:r>
+        <w:rPr>
+          <w:i/>
+          <w:color w:val="555555"/>
+        </w:rPr>
+        <w:t>、</w:t>
+      </w:r>
+      <w:r>
+        <w:rPr>
+          <w:rFonts w:ascii="Consolas" w:hAnsi="Consolas" w:eastAsia="Consolas"/>
+          <w:i/>
+          <w:color w:val="555555"/>
+        </w:rPr>
+        <w:t>multiprocessing</w:t>
+      </w:r>
+      <w:r>
+        <w:rPr>
+          <w:i/>
+          <w:color w:val="555555"/>
+        </w:rPr>
+        <w:t>、GIL 与选型表。</w:t>
+      </w:r>
+    </w:p>
+    <w:p>
+      <w:pPr>
+        <w:pStyle w:val="Heading3"/>
+      </w:pPr>
+      <w:r>
+        <w:t>📚 今日知识点（点击进入主题笔记）</w:t>
+      </w:r>
+    </w:p>
+    <w:tbl>
+      <w:tblPr>
+        <w:tblStyle w:val="TableGrid"/>
+        <w:tblW w:type="auto" w:w="0"/>
+        <w:tblLook w:firstColumn="1" w:firstRow="1" w:lastColumn="0" w:lastRow="0" w:noHBand="0" w:noVBand="1" w:val="04A0"/>
+      </w:tblPr>
+      <w:tblGrid>
+        <w:gridCol w:w="4320"/>
+        <w:gridCol w:w="4320"/>
+      </w:tblGrid>
+      <w:tr>
+        <w:tc>
+          <w:tcPr>
+            <w:tcW w:type="dxa" w:w="4320"/>
+          </w:tcPr>
+          <w:p>
+            <w:r>
+              <w:rPr>
+                <w:b/>
+              </w:rPr>
+              <w:t>主题</w:t>
+            </w:r>
+          </w:p>
+        </w:tc>
+        <w:tc>
+          <w:tcPr>
+            <w:tcW w:type="dxa" w:w="4320"/>
+          </w:tcPr>
+          <w:p>
+            <w:r>
+              <w:rPr>
+                <w:b/>
+              </w:rPr>
+              <w:t>一句话要点</w:t>
+            </w:r>
+          </w:p>
+        </w:tc>
+      </w:tr>
+      <w:tr>
+        <w:tc>
+          <w:tcPr>
+            <w:tcW w:type="dxa" w:w="4320"/>
+          </w:tcPr>
+          <w:p>
+            <w:r>
+              <w:rPr>
+                <w:color w:val="8B3A1A"/>
+              </w:rPr>
+              <w:t>Enum 枚举</w:t>
+            </w:r>
+          </w:p>
+        </w:tc>
+        <w:tc>
+          <w:tcPr>
+            <w:tcW w:type="dxa" w:w="4320"/>
+          </w:tcPr>
+          <w:p>
+            <w:r>
+              <w:t xml:space="preserve">「变量只能取固定几个值」就用 </w:t>
+            </w:r>
+            <w:r>
+              <w:rPr>
+                <w:rFonts w:ascii="Consolas" w:hAnsi="Consolas" w:eastAsia="Consolas"/>
+              </w:rPr>
+              <w:t>Enum</w:t>
+            </w:r>
+            <w:r>
+              <w:t xml:space="preserve">；普通 </w:t>
+            </w:r>
+            <w:r>
+              <w:rPr>
+                <w:rFonts w:ascii="Consolas" w:hAnsi="Consolas" w:eastAsia="Consolas"/>
+              </w:rPr>
+              <w:t>Enum</w:t>
+            </w:r>
+            <w:r>
+              <w:t xml:space="preserve"> 不能比大小，要排序用 </w:t>
+            </w:r>
+            <w:r>
+              <w:rPr>
+                <w:rFonts w:ascii="Consolas" w:hAnsi="Consolas" w:eastAsia="Consolas"/>
+              </w:rPr>
+              <w:t>IntEnum</w:t>
+            </w:r>
+          </w:p>
+        </w:tc>
+      </w:tr>
+      <w:tr>
+        <w:tc>
+          <w:tcPr>
+            <w:tcW w:type="dxa" w:w="4320"/>
+          </w:tcPr>
+          <w:p>
+            <w:r>
+              <w:rPr>
+                <w:color w:val="8B3A1A"/>
+              </w:rPr>
+              <w:t>类属性与实例属性</w:t>
+            </w:r>
+          </w:p>
+        </w:tc>
+        <w:tc>
+          <w:tcPr>
+            <w:tcW w:type="dxa" w:w="4320"/>
+          </w:tcPr>
+          <w:p>
+            <w:r>
+              <w:t>class 下的是类属性（共享），</w:t>
+            </w:r>
+            <w:r>
+              <w:rPr>
+                <w:rFonts w:ascii="Consolas" w:hAnsi="Consolas" w:eastAsia="Consolas"/>
+              </w:rPr>
+              <w:t>__init__</w:t>
+            </w:r>
+            <w:r>
+              <w:t xml:space="preserve"> 里 </w:t>
+            </w:r>
+            <w:r>
+              <w:rPr>
+                <w:rFonts w:ascii="Consolas" w:hAnsi="Consolas" w:eastAsia="Consolas"/>
+              </w:rPr>
+              <w:t>self.x</w:t>
+            </w:r>
+            <w:r>
+              <w:t xml:space="preserve"> 是实例属性（各存各的）；可变对象别做类属性</w:t>
+            </w:r>
+          </w:p>
+        </w:tc>
+      </w:tr>
+      <w:tr>
+        <w:tc>
+          <w:tcPr>
+            <w:tcW w:type="dxa" w:w="4320"/>
+          </w:tcPr>
+          <w:p>
+            <w:r>
+              <w:rPr>
+                <w:color w:val="8B3A1A"/>
+              </w:rPr>
+              <w:t>元类与 type</w:t>
+            </w:r>
+          </w:p>
+        </w:tc>
+        <w:tc>
+          <w:tcPr>
+            <w:tcW w:type="dxa" w:w="4320"/>
+          </w:tcPr>
+          <w:p>
+            <w:r>
+              <w:t xml:space="preserve">一切类都源自 </w:t>
+            </w:r>
+            <w:r>
+              <w:rPr>
+                <w:rFonts w:ascii="Consolas" w:hAnsi="Consolas" w:eastAsia="Consolas"/>
+              </w:rPr>
+              <w:t>type</w:t>
+            </w:r>
+            <w:r>
+              <w:t>；</w:t>
+            </w:r>
+            <w:r>
+              <w:rPr>
+                <w:rFonts w:ascii="Consolas" w:hAnsi="Consolas" w:eastAsia="Consolas"/>
+              </w:rPr>
+              <w:t>type(类名, 父类元组, 属性字典)</w:t>
+            </w:r>
+            <w:r>
+              <w:t xml:space="preserve"> 可动态造类；元类 = 造类的类</w:t>
+            </w:r>
+          </w:p>
+        </w:tc>
+      </w:tr>
+      <w:tr>
+        <w:tc>
+          <w:tcPr>
+            <w:tcW w:type="dxa" w:w="4320"/>
+          </w:tcPr>
+          <w:p>
+            <w:r>
+              <w:rPr>
+                <w:color w:val="8B3A1A"/>
+              </w:rPr>
+              <w:t>线程与进程</w:t>
+            </w:r>
+          </w:p>
+        </w:tc>
+        <w:tc>
+          <w:tcPr>
+            <w:tcW w:type="dxa" w:w="4320"/>
+          </w:tcPr>
+          <w:p>
+            <w:r>
+              <w:t>IO 密集用线程、CPU 密集用多进程（GIL）；</w:t>
+            </w:r>
+            <w:r>
+              <w:rPr>
+                <w:rFonts w:ascii="Consolas" w:hAnsi="Consolas" w:eastAsia="Consolas"/>
+              </w:rPr>
+              <w:t>Condition</w:t>
+            </w:r>
+            <w:r>
+              <w:t xml:space="preserve"> = 锁 + 等待/通知</w:t>
+            </w:r>
+          </w:p>
+        </w:tc>
+      </w:tr>
+    </w:tbl>
+    <w:p/>
+    <w:p>
+      <w:pPr>
+        <w:pStyle w:val="Heading3"/>
+      </w:pPr>
+      <w:r>
+        <w:t>🔍 今日作业体检</w:t>
+      </w:r>
+    </w:p>
+    <w:p>
+      <w:r>
+        <w:t>本次导入的 4 张截图均为</w:t>
+      </w:r>
+      <w:r/>
+      <w:r>
+        <w:rPr>
+          <w:b/>
+        </w:rPr>
+        <w:t>知识点讲解 + 代码示例</w:t>
+      </w:r>
+      <w:r>
+        <w:t>，未包含作业截图，故今日无作业体检记录。</w:t>
+      </w:r>
+    </w:p>
+    <w:p>
+      <w:pPr>
+        <w:spacing w:before="40" w:after="40"/>
+        <w:ind w:left="320"/>
+      </w:pPr>
+      <w:r>
+        <w:rPr>
+          <w:i/>
+          <w:color w:val="555555"/>
+        </w:rPr>
+        <w:t>⏳ 仍待确认（沿自 10-17 / 10-18 计划）：</w:t>
+      </w:r>
+    </w:p>
+    <w:p>
+      <w:pPr>
+        <w:spacing w:before="40" w:after="40"/>
+        <w:ind w:left="320"/>
+      </w:pPr>
+      <w:r>
+        <w:rPr>
+          <w:i/>
+          <w:color w:val="555555"/>
+        </w:rPr>
+        <w:t>- 第 10 题「文件读写」</w:t>
+      </w:r>
+    </w:p>
+    <w:p>
+      <w:pPr>
+        <w:spacing w:before="40" w:after="40"/>
+        <w:ind w:left="320"/>
+      </w:pPr>
+      <w:r>
+        <w:rPr>
+          <w:i/>
+          <w:color w:val="555555"/>
+        </w:rPr>
+        <w:t>- 文件 I/O D1~D2</w:t>
+      </w:r>
+    </w:p>
+    <w:p>
+      <w:pPr>
+        <w:spacing w:before="40" w:after="40"/>
+        <w:ind w:left="320"/>
+      </w:pPr>
+      <w:r>
+        <w:rPr>
+          <w:i/>
+          <w:color w:val="555555"/>
+        </w:rPr>
+        <w:t>- 修复 10-17 体检出的 5 个 bug</w:t>
+      </w:r>
+    </w:p>
+    <w:p>
+      <w:pPr>
+        <w:pStyle w:val="Heading3"/>
+      </w:pPr>
+      <w:r>
+        <w:t>⚠️ 今日易错点（快查）</w:t>
+      </w:r>
+    </w:p>
+    <w:p>
+      <w:pPr>
+        <w:pStyle w:val="ListNumber"/>
+      </w:pPr>
+      <w:r>
+        <w:t xml:space="preserve">普通 </w:t>
+      </w:r>
+      <w:r>
+        <w:rPr>
+          <w:rFonts w:ascii="Consolas" w:hAnsi="Consolas" w:eastAsia="Consolas"/>
+        </w:rPr>
+        <w:t>Enum</w:t>
+      </w:r>
+      <w:r>
+        <w:t xml:space="preserve"> </w:t>
+      </w:r>
+      <w:r/>
+      <w:r>
+        <w:rPr>
+          <w:b/>
+        </w:rPr>
+        <w:t>不能比较大小</w:t>
+      </w:r>
+      <w:r>
+        <w:t xml:space="preserve">；要排序/比较用 </w:t>
+      </w:r>
+      <w:r>
+        <w:rPr>
+          <w:rFonts w:ascii="Consolas" w:hAnsi="Consolas" w:eastAsia="Consolas"/>
+        </w:rPr>
+        <w:t>IntEnum</w:t>
+      </w:r>
+    </w:p>
+    <w:p>
+      <w:pPr>
+        <w:pStyle w:val="ListNumber"/>
+      </w:pPr>
+      <w:r>
+        <w:rPr>
+          <w:rFonts w:ascii="Consolas" w:hAnsi="Consolas" w:eastAsia="Consolas"/>
+        </w:rPr>
+        <w:t>Color.RED == 1</w:t>
+      </w:r>
+      <w:r>
+        <w:t xml:space="preserve"> 是 </w:t>
+      </w:r>
+      <w:r>
+        <w:rPr>
+          <w:rFonts w:ascii="Consolas" w:hAnsi="Consolas" w:eastAsia="Consolas"/>
+        </w:rPr>
+        <w:t>False</w:t>
+      </w:r>
+      <w:r>
+        <w:t>（Enum 成员不等于原始值）</w:t>
+      </w:r>
+    </w:p>
+    <w:p>
+      <w:pPr>
+        <w:pStyle w:val="ListNumber"/>
+      </w:pPr>
+      <w:r/>
+      <w:r>
+        <w:rPr>
+          <w:b/>
+        </w:rPr>
+        <w:t>可变的类属性</w:t>
+      </w:r>
+      <w:r>
+        <w:t>（</w:t>
+      </w:r>
+      <w:r>
+        <w:rPr>
+          <w:rFonts w:ascii="Consolas" w:hAnsi="Consolas" w:eastAsia="Consolas"/>
+        </w:rPr>
+        <w:t>tricks = []</w:t>
+      </w:r>
+      <w:r>
+        <w:t xml:space="preserve">）会被所有实例共享 → 放到 </w:t>
+      </w:r>
+      <w:r>
+        <w:rPr>
+          <w:rFonts w:ascii="Consolas" w:hAnsi="Consolas" w:eastAsia="Consolas"/>
+        </w:rPr>
+        <w:t>__init__</w:t>
+      </w:r>
+      <w:r>
+        <w:t xml:space="preserve"> 里</w:t>
+      </w:r>
+    </w:p>
+    <w:p>
+      <w:pPr>
+        <w:pStyle w:val="ListNumber"/>
+      </w:pPr>
+      <w:r>
+        <w:rPr>
+          <w:rFonts w:ascii="Consolas" w:hAnsi="Consolas" w:eastAsia="Consolas"/>
+        </w:rPr>
+        <w:t>type()</w:t>
+      </w:r>
+      <w:r>
+        <w:t xml:space="preserve"> 单参数查类型，</w:t>
+      </w:r>
+      <w:r/>
+      <w:r>
+        <w:rPr>
+          <w:b/>
+        </w:rPr>
+        <w:t>三参数才是造类</w:t>
+      </w:r>
+      <w:r>
+        <w:t xml:space="preserve">；父类元组 </w:t>
+      </w:r>
+      <w:r>
+        <w:rPr>
+          <w:rFonts w:ascii="Consolas" w:hAnsi="Consolas" w:eastAsia="Consolas"/>
+        </w:rPr>
+        <w:t>(object,)</w:t>
+      </w:r>
+      <w:r>
+        <w:t xml:space="preserve"> 末尾逗号不能省</w:t>
+      </w:r>
+    </w:p>
+    <w:p>
+      <w:pPr>
+        <w:pStyle w:val="ListNumber"/>
+      </w:pPr>
+      <w:r>
+        <w:rPr>
+          <w:rFonts w:ascii="Consolas" w:hAnsi="Consolas" w:eastAsia="Consolas"/>
+        </w:rPr>
+        <w:t>target=worker()</w:t>
+      </w:r>
+      <w:r>
+        <w:t xml:space="preserve"> 错！传的是</w:t>
+      </w:r>
+      <w:r/>
+      <w:r>
+        <w:rPr>
+          <w:b/>
+        </w:rPr>
+        <w:t>函数对象</w:t>
+      </w:r>
+      <w:r>
+        <w:t>，不加括号</w:t>
+      </w:r>
+    </w:p>
+    <w:p>
+      <w:pPr>
+        <w:pStyle w:val="ListNumber"/>
+      </w:pPr>
+      <w:r>
+        <w:rPr>
+          <w:rFonts w:ascii="Consolas" w:hAnsi="Consolas" w:eastAsia="Consolas"/>
+        </w:rPr>
+        <w:t>args=(3,)</w:t>
+      </w:r>
+      <w:r>
+        <w:t xml:space="preserve"> 单元素元组，</w:t>
+      </w:r>
+      <w:r/>
+      <w:r>
+        <w:rPr>
+          <w:b/>
+        </w:rPr>
+        <w:t>逗号不能省</w:t>
+      </w:r>
+    </w:p>
+    <w:p>
+      <w:pPr>
+        <w:pStyle w:val="ListNumber"/>
+      </w:pPr>
+      <w:r>
+        <w:t xml:space="preserve">共享变量 </w:t>
+      </w:r>
+      <w:r>
+        <w:rPr>
+          <w:rFonts w:ascii="Consolas" w:hAnsi="Consolas" w:eastAsia="Consolas"/>
+        </w:rPr>
+        <w:t>+=</w:t>
+      </w:r>
+      <w:r>
+        <w:t xml:space="preserve"> 必须加 </w:t>
+      </w:r>
+      <w:r>
+        <w:rPr>
+          <w:rFonts w:ascii="Consolas" w:hAnsi="Consolas" w:eastAsia="Consolas"/>
+        </w:rPr>
+        <w:t>Lock</w:t>
+      </w:r>
+      <w:r>
+        <w:t>；</w:t>
+      </w:r>
+      <w:r>
+        <w:rPr>
+          <w:rFonts w:ascii="Consolas" w:hAnsi="Consolas" w:eastAsia="Consolas"/>
+        </w:rPr>
+        <w:t>Condition.wait()</w:t>
+      </w:r>
+      <w:r>
+        <w:t xml:space="preserve"> 外面要用 </w:t>
+      </w:r>
+      <w:r>
+        <w:rPr>
+          <w:rFonts w:ascii="Consolas" w:hAnsi="Consolas" w:eastAsia="Consolas"/>
+        </w:rPr>
+        <w:t>while</w:t>
+      </w:r>
+      <w:r>
+        <w:t xml:space="preserve"> 判断</w:t>
+      </w:r>
+    </w:p>
+    <w:p>
+      <w:pPr>
+        <w:pStyle w:val="ListNumber"/>
+      </w:pPr>
+      <w:r>
+        <w:t>纯计算用多线程</w:t>
+      </w:r>
+      <w:r/>
+      <w:r>
+        <w:rPr>
+          <w:b/>
+        </w:rPr>
+        <w:t>不会变快</w:t>
+      </w:r>
+      <w:r>
+        <w:t xml:space="preserve">（GIL）→ 用多进程；Windows 多进程要放在 </w:t>
+      </w:r>
+      <w:r>
+        <w:rPr>
+          <w:rFonts w:ascii="Consolas" w:hAnsi="Consolas" w:eastAsia="Consolas"/>
+        </w:rPr>
+        <w:t>__main__</w:t>
+      </w:r>
+      <w:r>
+        <w:t xml:space="preserve"> 下</w:t>
+      </w:r>
+    </w:p>
+    <w:p>
+      <w:pPr>
+        <w:pStyle w:val="Heading3"/>
+      </w:pPr>
+      <w:r>
+        <w:t>📌 明日计划</w:t>
+      </w:r>
+    </w:p>
+    <w:p>
+      <w:pPr>
+        <w:pStyle w:val="ListBullet"/>
+      </w:pPr>
+      <w:r>
+        <w:t>☐ 面向对象收尾：</w:t>
+      </w:r>
+      <w:r>
+        <w:rPr>
+          <w:rFonts w:ascii="Consolas" w:hAnsi="Consolas" w:eastAsia="Consolas"/>
+        </w:rPr>
+        <w:t>@property</w:t>
+      </w:r>
+      <w:r>
+        <w:t xml:space="preserve">、继承与 </w:t>
+      </w:r>
+      <w:r>
+        <w:rPr>
+          <w:rFonts w:ascii="Consolas" w:hAnsi="Consolas" w:eastAsia="Consolas"/>
+        </w:rPr>
+        <w:t>super()</w:t>
+      </w:r>
+      <w:r>
+        <w:t>、多态</w:t>
+      </w:r>
+    </w:p>
+    <w:p>
+      <w:pPr>
+        <w:pStyle w:val="ListBullet"/>
+      </w:pPr>
+      <w:r>
+        <w:t>☐ 补第 10 题（文件读写）+ 文件 I/O D1~D2</w:t>
+      </w:r>
+    </w:p>
+    <w:p>
+      <w:pPr>
+        <w:pStyle w:val="ListBullet"/>
+      </w:pPr>
+      <w:r>
+        <w:t>☐ 修掉 10-17 遗留的 5 个 bug</w:t>
+      </w:r>
+    </w:p>
+    <w:p>
+      <w:pPr>
+        <w:pStyle w:val="ListBullet"/>
+      </w:pPr>
+      <w:r>
+        <w:t>☐ LeetCode Easy 1 题</w:t>
+      </w:r>
+    </w:p>
+    <w:p>
+      <w:pPr>
+        <w:pStyle w:val="ListBullet"/>
+      </w:pPr>
+      <w:r>
+        <w:t xml:space="preserve">☐ 更新本日志 + 按需补充主题笔记 + 运行 </w:t>
+      </w:r>
+      <w:r>
+        <w:rPr>
+          <w:rFonts w:ascii="Consolas" w:hAnsi="Consolas" w:eastAsia="Consolas"/>
+        </w:rPr>
+        <w:t>python notes/tools/build_index.py</w:t>
+      </w:r>
+    </w:p>
+    <w:p>
+      <w:pPr>
+        <w:pStyle w:val="Heading3"/>
+      </w:pPr>
+      <w:r>
+        <w:t>🔗 相关</w:t>
+      </w:r>
+    </w:p>
+    <w:p>
+      <w:pPr>
+        <w:pStyle w:val="ListBullet"/>
+      </w:pPr>
+      <w:r>
+        <w:t>学习计划：</w:t>
+      </w:r>
+      <w:r>
+        <w:rPr>
+          <w:color w:val="8B3A1A"/>
+        </w:rPr>
+        <w:t>后续学习与并行计划</w:t>
+      </w:r>
+    </w:p>
+    <w:p>
+      <w:pPr>
+        <w:pStyle w:val="ListBullet"/>
+      </w:pPr>
+      <w:r>
+        <w:t>原始截图转写：</w:t>
+      </w:r>
+      <w:r>
+        <w:rPr>
+          <w:color w:val="8B3A1A"/>
+        </w:rPr>
+        <w:t>source/2026-10-19/</w:t>
+      </w:r>
+    </w:p>
+    <w:p>
+      <w:pPr>
+        <w:pStyle w:val="ListBullet"/>
+      </w:pPr>
+      <w:r>
+        <w:t>前一天：</w:t>
+      </w:r>
+      <w:r>
+        <w:rPr>
+          <w:color w:val="8B3A1A"/>
+        </w:rPr>
+        <w:t>2026-10-18 学习记录</w:t>
+      </w:r>
+    </w:p>
+    <w:p>
+      <w:pPr>
+        <w:pStyle w:val="ListBullet"/>
+      </w:pPr>
+      <w:r>
+        <w:t>知识点总索引：</w:t>
+      </w:r>
+      <w:r>
+        <w:rPr>
+          <w:color w:val="8B3A1A"/>
+        </w:rPr>
+        <w:t>INDEX.md</w:t>
       </w:r>
     </w:p>
     <w:p>
@@ -22707,6 +31853,28 @@
           <w:p>
             <w:r>
               <w:t>source/2026-10-18/A.md</w:t>
+            </w:r>
+          </w:p>
+        </w:tc>
+        <w:tc>
+          <w:tcPr>
+            <w:tcW w:type="dxa" w:w="4320"/>
+          </w:tcPr>
+          <w:p>
+            <w:r>
+              <w:t>截图逐字转写（已整理进上方主题笔记）</w:t>
+            </w:r>
+          </w:p>
+        </w:tc>
+      </w:tr>
+      <w:tr>
+        <w:tc>
+          <w:tcPr>
+            <w:tcW w:type="dxa" w:w="4320"/>
+          </w:tcPr>
+          <w:p>
+            <w:r>
+              <w:t>source/2026-10-19/A.md</w:t>
             </w:r>
           </w:p>
         </w:tc>

--- a/notes/book/Python学习笔记.docx
+++ b/notes/book/Python学习笔记.docx
@@ -637,7 +637,15 @@
           <w:rFonts w:ascii="Consolas" w:hAnsi="Consolas" w:eastAsia="Consolas"/>
           <w:sz w:val="17"/>
         </w:rPr>
-        <w:t>│   └── 17-线程与进程.md</w:t>
+        <w:t>│   ├── 17-线程与进程.md</w:t>
+        <w:br/>
+      </w:r>
+      <w:r>
+        <w:rPr>
+          <w:rFonts w:ascii="Consolas" w:hAnsi="Consolas" w:eastAsia="Consolas"/>
+          <w:sz w:val="17"/>
+        </w:rPr>
+        <w:t>│   └── 18-闭包.md</w:t>
         <w:br/>
       </w:r>
       <w:r>
@@ -669,7 +677,15 @@
           <w:rFonts w:ascii="Consolas" w:hAnsi="Consolas" w:eastAsia="Consolas"/>
           <w:sz w:val="17"/>
         </w:rPr>
-        <w:t>│   └── 2026-10-19.md</w:t>
+        <w:t>│   ├── 2026-10-19.md</w:t>
+        <w:br/>
+      </w:r>
+      <w:r>
+        <w:rPr>
+          <w:rFonts w:ascii="Consolas" w:hAnsi="Consolas" w:eastAsia="Consolas"/>
+          <w:sz w:val="17"/>
+        </w:rPr>
+        <w:t>│   └── 2026-10-20.md</w:t>
         <w:br/>
       </w:r>
       <w:r>
@@ -717,7 +733,15 @@
           <w:rFonts w:ascii="Consolas" w:hAnsi="Consolas" w:eastAsia="Consolas"/>
           <w:sz w:val="17"/>
         </w:rPr>
-        <w:t>│   └── 2026-10-19/A.md</w:t>
+        <w:t>│   ├── 2026-10-19/A.md</w:t>
+        <w:br/>
+      </w:r>
+      <w:r>
+        <w:rPr>
+          <w:rFonts w:ascii="Consolas" w:hAnsi="Consolas" w:eastAsia="Consolas"/>
+          <w:sz w:val="17"/>
+        </w:rPr>
+        <w:t>│   └── 2026-10-20/A.md</w:t>
         <w:br/>
       </w:r>
       <w:r>
@@ -1301,7 +1325,7 @@
               <w:rPr>
                 <w:rFonts w:ascii="Consolas" w:hAnsi="Consolas" w:eastAsia="Consolas"/>
               </w:rPr>
-              <w:t>18-文件与IO.md</w:t>
+              <w:t>19-文件与IO.md</w:t>
             </w:r>
           </w:p>
         </w:tc>
@@ -1336,7 +1360,7 @@
               <w:rPr>
                 <w:rFonts w:ascii="Consolas" w:hAnsi="Consolas" w:eastAsia="Consolas"/>
               </w:rPr>
-              <w:t>19-异常处理.md</w:t>
+              <w:t>20-异常处理.md</w:t>
             </w:r>
           </w:p>
         </w:tc>
@@ -1371,7 +1395,7 @@
               <w:rPr>
                 <w:rFonts w:ascii="Consolas" w:hAnsi="Consolas" w:eastAsia="Consolas"/>
               </w:rPr>
-              <w:t>20-推导式.md</w:t>
+              <w:t>21-推导式.md</w:t>
             </w:r>
           </w:p>
         </w:tc>
@@ -1406,7 +1430,7 @@
               <w:rPr>
                 <w:rFonts w:ascii="Consolas" w:hAnsi="Consolas" w:eastAsia="Consolas"/>
               </w:rPr>
-              <w:t>21-面向对象.md</w:t>
+              <w:t>22-面向对象.md</w:t>
             </w:r>
           </w:p>
         </w:tc>
@@ -1441,7 +1465,7 @@
               <w:rPr>
                 <w:rFonts w:ascii="Consolas" w:hAnsi="Consolas" w:eastAsia="Consolas"/>
               </w:rPr>
-              <w:t>22-模块与包.md</w:t>
+              <w:t>23-模块与包.md</w:t>
             </w:r>
           </w:p>
         </w:tc>
@@ -1711,7 +1735,7 @@
           <w:i/>
           <w:color w:val="555555"/>
         </w:rPr>
-        <w:t>17</w:t>
+        <w:t>18</w:t>
       </w:r>
       <w:r>
         <w:rPr>
@@ -3242,7 +3266,7 @@
         <w:pStyle w:val="Heading3"/>
       </w:pPr>
       <w:r>
-        <w:t>进阶（7）</w:t>
+        <w:t>进阶（8）</w:t>
       </w:r>
     </w:p>
     <w:tbl>
@@ -4115,6 +4139,108 @@
           </w:p>
         </w:tc>
       </w:tr>
+      <w:tr>
+        <w:tc>
+          <w:tcPr>
+            <w:tcW w:type="dxa" w:w="2160"/>
+          </w:tcPr>
+          <w:p>
+            <w:r>
+              <w:t>闭包</w:t>
+            </w:r>
+          </w:p>
+        </w:tc>
+        <w:tc>
+          <w:tcPr>
+            <w:tcW w:type="dxa" w:w="2160"/>
+          </w:tcPr>
+          <w:p>
+            <w:r>
+              <w:rPr>
+                <w:rFonts w:ascii="Consolas" w:hAnsi="Consolas" w:eastAsia="Consolas"/>
+              </w:rPr>
+              <w:t>闭包</w:t>
+            </w:r>
+            <w:r>
+              <w:t>、</w:t>
+            </w:r>
+            <w:r>
+              <w:rPr>
+                <w:rFonts w:ascii="Consolas" w:hAnsi="Consolas" w:eastAsia="Consolas"/>
+              </w:rPr>
+              <w:t>closure</w:t>
+            </w:r>
+            <w:r>
+              <w:t>、</w:t>
+            </w:r>
+            <w:r>
+              <w:rPr>
+                <w:rFonts w:ascii="Consolas" w:hAnsi="Consolas" w:eastAsia="Consolas"/>
+              </w:rPr>
+              <w:t>嵌套函数</w:t>
+            </w:r>
+            <w:r>
+              <w:t>、</w:t>
+            </w:r>
+            <w:r>
+              <w:rPr>
+                <w:rFonts w:ascii="Consolas" w:hAnsi="Consolas" w:eastAsia="Consolas"/>
+              </w:rPr>
+              <w:t>自由变量</w:t>
+            </w:r>
+            <w:r>
+              <w:t>、</w:t>
+            </w:r>
+            <w:r>
+              <w:rPr>
+                <w:rFonts w:ascii="Consolas" w:hAnsi="Consolas" w:eastAsia="Consolas"/>
+              </w:rPr>
+              <w:t>nonlocal</w:t>
+            </w:r>
+            <w:r>
+              <w:t>、</w:t>
+            </w:r>
+            <w:r>
+              <w:rPr>
+                <w:rFonts w:ascii="Consolas" w:hAnsi="Consolas" w:eastAsia="Consolas"/>
+              </w:rPr>
+              <w:t>装饰器</w:t>
+            </w:r>
+            <w:r>
+              <w:t>、</w:t>
+            </w:r>
+            <w:r>
+              <w:rPr>
+                <w:rFonts w:ascii="Consolas" w:hAnsi="Consolas" w:eastAsia="Consolas"/>
+              </w:rPr>
+              <w:t>带记忆的函数</w:t>
+            </w:r>
+          </w:p>
+        </w:tc>
+        <w:tc>
+          <w:tcPr>
+            <w:tcW w:type="dxa" w:w="2160"/>
+          </w:tcPr>
+          <w:p>
+            <w:r>
+              <w:rPr>
+                <w:color w:val="8B3A1A"/>
+              </w:rPr>
+              <w:t>18-闭包</w:t>
+            </w:r>
+          </w:p>
+        </w:tc>
+        <w:tc>
+          <w:tcPr>
+            <w:tcW w:type="dxa" w:w="2160"/>
+          </w:tcPr>
+          <w:p>
+            <w:r>
+              <w:t>2026-10-20</w:t>
+            </w:r>
+          </w:p>
+        </w:tc>
+      </w:tr>
     </w:tbl>
     <w:p/>
     <w:p>
@@ -4173,6 +4299,41 @@
                 <w:b/>
               </w:rPr>
               <w:t>涉及主题</w:t>
+            </w:r>
+          </w:p>
+        </w:tc>
+      </w:tr>
+      <w:tr>
+        <w:tc>
+          <w:tcPr>
+            <w:tcW w:type="dxa" w:w="2880"/>
+          </w:tcPr>
+          <w:p>
+            <w:r>
+              <w:t>2026-10-20</w:t>
+            </w:r>
+          </w:p>
+        </w:tc>
+        <w:tc>
+          <w:tcPr>
+            <w:tcW w:type="dxa" w:w="2880"/>
+          </w:tcPr>
+          <w:p>
+            <w:r>
+              <w:rPr>
+                <w:color w:val="8B3A1A"/>
+              </w:rPr>
+              <w:t>2026-10-20 学习记录</w:t>
+            </w:r>
+          </w:p>
+        </w:tc>
+        <w:tc>
+          <w:tcPr>
+            <w:tcW w:type="dxa" w:w="2880"/>
+          </w:tcPr>
+          <w:p>
+            <w:r>
+              <w:t>闭包、线程与进程</w:t>
             </w:r>
           </w:p>
         </w:tc>
@@ -24238,6 +24399,1409 @@
       </w:r>
     </w:p>
     <w:p>
+      <w:pPr>
+        <w:pStyle w:val="Heading2"/>
+      </w:pPr>
+      <w:r>
+        <w:t>闭包</w:t>
+      </w:r>
+    </w:p>
+    <w:p>
+      <w:pPr>
+        <w:spacing w:before="40" w:after="40"/>
+        <w:ind w:left="320"/>
+      </w:pPr>
+      <w:r>
+        <w:rPr>
+          <w:i/>
+          <w:color w:val="555555"/>
+        </w:rPr>
+        <w:t>一句话：闭包就是</w:t>
+      </w:r>
+      <w:r>
+        <w:rPr>
+          <w:i/>
+        </w:rPr>
+      </w:r>
+      <w:r>
+        <w:rPr>
+          <w:b/>
+          <w:i/>
+          <w:color w:val="555555"/>
+        </w:rPr>
+        <w:t>函数里套函数，内层函数"记住"了外层函数的变量</w:t>
+      </w:r>
+      <w:r>
+        <w:rPr>
+          <w:i/>
+          <w:color w:val="555555"/>
+        </w:rPr>
+        <w:t>——是函数的一种妙用，不是什么新知识。</w:t>
+      </w:r>
+    </w:p>
+    <w:p>
+      <w:pPr>
+        <w:pStyle w:val="Heading3"/>
+      </w:pPr>
+      <w:r>
+        <w:t>1. 什么是闭包</w:t>
+      </w:r>
+    </w:p>
+    <w:p>
+      <w:r>
+        <w:t>闭包要同时满足三个条件：</w:t>
+      </w:r>
+    </w:p>
+    <w:p>
+      <w:pPr>
+        <w:pStyle w:val="ListNumber"/>
+      </w:pPr>
+      <w:r>
+        <w:t>有</w:t>
+      </w:r>
+      <w:r/>
+      <w:r>
+        <w:rPr>
+          <w:b/>
+        </w:rPr>
+        <w:t>嵌套函数</w:t>
+      </w:r>
+      <w:r>
+        <w:t>（函数里面再定义函数）</w:t>
+      </w:r>
+    </w:p>
+    <w:p>
+      <w:pPr>
+        <w:pStyle w:val="ListNumber"/>
+      </w:pPr>
+      <w:r>
+        <w:t>内部函数</w:t>
+      </w:r>
+      <w:r/>
+      <w:r>
+        <w:rPr>
+          <w:b/>
+        </w:rPr>
+        <w:t>引用了外层函数的变量</w:t>
+      </w:r>
+    </w:p>
+    <w:p>
+      <w:pPr>
+        <w:pStyle w:val="ListNumber"/>
+      </w:pPr>
+      <w:r>
+        <w:t>外层函数</w:t>
+      </w:r>
+      <w:r/>
+      <w:r>
+        <w:rPr>
+          <w:b/>
+        </w:rPr>
+        <w:t>把内部函数返回</w:t>
+      </w:r>
+      <w:r>
+        <w:t>出来</w:t>
+      </w:r>
+    </w:p>
+    <w:p>
+      <w:pPr>
+        <w:spacing w:before="80" w:after="80" w:line="276" w:lineRule="auto"/>
+        <w:ind w:left="240"/>
+        <w:shd w:val="clear" w:color="auto" w:fill="F3F5F7"/>
+      </w:pPr>
+      <w:r>
+        <w:rPr>
+          <w:rFonts w:ascii="Consolas" w:hAnsi="Consolas" w:eastAsia="Consolas"/>
+          <w:sz w:val="17"/>
+        </w:rPr>
+        <w:t>def make_counter():</w:t>
+        <w:br/>
+      </w:r>
+      <w:r>
+        <w:rPr>
+          <w:rFonts w:ascii="Consolas" w:hAnsi="Consolas" w:eastAsia="Consolas"/>
+          <w:sz w:val="17"/>
+        </w:rPr>
+        <w:t xml:space="preserve">    count = 0                    # 外层函数的局部变量</w:t>
+        <w:br/>
+      </w:r>
+      <w:r>
+        <w:rPr>
+          <w:rFonts w:ascii="Consolas" w:hAnsi="Consolas" w:eastAsia="Consolas"/>
+          <w:sz w:val="17"/>
+        </w:rPr>
+        <w:br/>
+      </w:r>
+      <w:r>
+        <w:rPr>
+          <w:rFonts w:ascii="Consolas" w:hAnsi="Consolas" w:eastAsia="Consolas"/>
+          <w:sz w:val="17"/>
+        </w:rPr>
+        <w:t xml:space="preserve">    def counter():               # 内部函数（嵌套）</w:t>
+        <w:br/>
+      </w:r>
+      <w:r>
+        <w:rPr>
+          <w:rFonts w:ascii="Consolas" w:hAnsi="Consolas" w:eastAsia="Consolas"/>
+          <w:sz w:val="17"/>
+        </w:rPr>
+        <w:t xml:space="preserve">        nonlocal count           # 声明要修改外层的 count</w:t>
+        <w:br/>
+      </w:r>
+      <w:r>
+        <w:rPr>
+          <w:rFonts w:ascii="Consolas" w:hAnsi="Consolas" w:eastAsia="Consolas"/>
+          <w:sz w:val="17"/>
+        </w:rPr>
+        <w:t xml:space="preserve">        count += 1</w:t>
+        <w:br/>
+      </w:r>
+      <w:r>
+        <w:rPr>
+          <w:rFonts w:ascii="Consolas" w:hAnsi="Consolas" w:eastAsia="Consolas"/>
+          <w:sz w:val="17"/>
+        </w:rPr>
+        <w:t xml:space="preserve">        return count</w:t>
+        <w:br/>
+      </w:r>
+      <w:r>
+        <w:rPr>
+          <w:rFonts w:ascii="Consolas" w:hAnsi="Consolas" w:eastAsia="Consolas"/>
+          <w:sz w:val="17"/>
+        </w:rPr>
+        <w:br/>
+      </w:r>
+      <w:r>
+        <w:rPr>
+          <w:rFonts w:ascii="Consolas" w:hAnsi="Consolas" w:eastAsia="Consolas"/>
+          <w:sz w:val="17"/>
+        </w:rPr>
+        <w:t xml:space="preserve">    return counter               # 返回内部函数本身（不加括号！）</w:t>
+        <w:br/>
+      </w:r>
+      <w:r>
+        <w:rPr>
+          <w:rFonts w:ascii="Consolas" w:hAnsi="Consolas" w:eastAsia="Consolas"/>
+          <w:sz w:val="17"/>
+        </w:rPr>
+        <w:br/>
+      </w:r>
+      <w:r>
+        <w:rPr>
+          <w:rFonts w:ascii="Consolas" w:hAnsi="Consolas" w:eastAsia="Consolas"/>
+          <w:sz w:val="17"/>
+        </w:rPr>
+        <w:br/>
+      </w:r>
+      <w:r>
+        <w:rPr>
+          <w:rFonts w:ascii="Consolas" w:hAnsi="Consolas" w:eastAsia="Consolas"/>
+          <w:sz w:val="17"/>
+        </w:rPr>
+        <w:t>c1 = make_counter()              # c1 就是那个内部函数</w:t>
+        <w:br/>
+      </w:r>
+      <w:r>
+        <w:rPr>
+          <w:rFonts w:ascii="Consolas" w:hAnsi="Consolas" w:eastAsia="Consolas"/>
+          <w:sz w:val="17"/>
+        </w:rPr>
+        <w:t>print(c1())                      # 1</w:t>
+        <w:br/>
+      </w:r>
+      <w:r>
+        <w:rPr>
+          <w:rFonts w:ascii="Consolas" w:hAnsi="Consolas" w:eastAsia="Consolas"/>
+          <w:sz w:val="17"/>
+        </w:rPr>
+        <w:t>print(c1())                      # 2</w:t>
+        <w:br/>
+      </w:r>
+      <w:r>
+        <w:rPr>
+          <w:rFonts w:ascii="Consolas" w:hAnsi="Consolas" w:eastAsia="Consolas"/>
+          <w:sz w:val="17"/>
+        </w:rPr>
+        <w:t>print(c1())                      # 3</w:t>
+      </w:r>
+    </w:p>
+    <w:p>
+      <w:r>
+        <w:t>关键：</w:t>
+      </w:r>
+      <w:r>
+        <w:rPr>
+          <w:rFonts w:ascii="Consolas" w:hAnsi="Consolas" w:eastAsia="Consolas"/>
+        </w:rPr>
+        <w:t>make_counter()</w:t>
+      </w:r>
+      <w:r>
+        <w:t xml:space="preserve"> 早就返回了，按理说 </w:t>
+      </w:r>
+      <w:r>
+        <w:rPr>
+          <w:rFonts w:ascii="Consolas" w:hAnsi="Consolas" w:eastAsia="Consolas"/>
+        </w:rPr>
+        <w:t>count</w:t>
+      </w:r>
+      <w:r>
+        <w:t xml:space="preserve"> 这个局部变量应该被销毁——但它</w:t>
+      </w:r>
+      <w:r/>
+      <w:r>
+        <w:rPr>
+          <w:b/>
+        </w:rPr>
+        <w:t>没有被销毁</w:t>
+      </w:r>
+      <w:r>
+        <w:t xml:space="preserve">，因为内部函数还"抓"着它。这个被记住的 </w:t>
+      </w:r>
+      <w:r>
+        <w:rPr>
+          <w:rFonts w:ascii="Consolas" w:hAnsi="Consolas" w:eastAsia="Consolas"/>
+        </w:rPr>
+        <w:t>count</w:t>
+      </w:r>
+      <w:r>
+        <w:t xml:space="preserve"> 就叫</w:t>
+      </w:r>
+      <w:r/>
+      <w:r>
+        <w:rPr>
+          <w:b/>
+        </w:rPr>
+        <w:t>自由变量</w:t>
+      </w:r>
+      <w:r>
+        <w:t>。</w:t>
+      </w:r>
+    </w:p>
+    <w:p>
+      <w:pPr>
+        <w:spacing w:before="40" w:after="40"/>
+        <w:ind w:left="320"/>
+      </w:pPr>
+      <w:r>
+        <w:rPr>
+          <w:i/>
+          <w:color w:val="555555"/>
+        </w:rPr>
+        <w:t>用你自己的话说：</w:t>
+      </w:r>
+      <w:r>
+        <w:rPr>
+          <w:i/>
+        </w:rPr>
+      </w:r>
+      <w:r>
+        <w:rPr>
+          <w:b/>
+          <w:i/>
+          <w:color w:val="555555"/>
+        </w:rPr>
+        <w:t>闭包其实就是一种函数的妙用</w:t>
+      </w:r>
+      <w:r>
+        <w:rPr>
+          <w:i/>
+          <w:color w:val="555555"/>
+        </w:rPr>
+        <w:t>——一个函数"打包带走"了它定义时环境里的变量。</w:t>
+      </w:r>
+    </w:p>
+    <w:p>
+      <w:pPr>
+        <w:pStyle w:val="Heading3"/>
+      </w:pPr>
+      <w:r>
+        <w:t>2. 闭包的作用：带记忆的函数</w:t>
+      </w:r>
+    </w:p>
+    <w:p>
+      <w:r>
+        <w:t>不同计数器实例各记各的：</w:t>
+      </w:r>
+    </w:p>
+    <w:p>
+      <w:pPr>
+        <w:spacing w:before="80" w:after="80" w:line="276" w:lineRule="auto"/>
+        <w:ind w:left="240"/>
+        <w:shd w:val="clear" w:color="auto" w:fill="F3F5F7"/>
+      </w:pPr>
+      <w:r>
+        <w:rPr>
+          <w:rFonts w:ascii="Consolas" w:hAnsi="Consolas" w:eastAsia="Consolas"/>
+          <w:sz w:val="17"/>
+        </w:rPr>
+        <w:t>c1 = make_counter()</w:t>
+        <w:br/>
+      </w:r>
+      <w:r>
+        <w:rPr>
+          <w:rFonts w:ascii="Consolas" w:hAnsi="Consolas" w:eastAsia="Consolas"/>
+          <w:sz w:val="17"/>
+        </w:rPr>
+        <w:t>c2 = make_counter()</w:t>
+        <w:br/>
+      </w:r>
+      <w:r>
+        <w:rPr>
+          <w:rFonts w:ascii="Consolas" w:hAnsi="Consolas" w:eastAsia="Consolas"/>
+          <w:sz w:val="17"/>
+        </w:rPr>
+        <w:t>print(c1(), c1())      # 1 2</w:t>
+        <w:br/>
+      </w:r>
+      <w:r>
+        <w:rPr>
+          <w:rFonts w:ascii="Consolas" w:hAnsi="Consolas" w:eastAsia="Consolas"/>
+          <w:sz w:val="17"/>
+        </w:rPr>
+        <w:t>print(c2())            # 1   ← c2 是独立的，互不影响</w:t>
+      </w:r>
+    </w:p>
+    <w:p>
+      <w:r>
+        <w:t>用这个特性可以做：计数器、累加器、缓存、配置开关等"有状态"的小函数。</w:t>
+      </w:r>
+    </w:p>
+    <w:p>
+      <w:pPr>
+        <w:pStyle w:val="Heading3"/>
+      </w:pPr>
+      <w:r>
+        <w:t>3. nonlocal：修改外层变量必须声明</w:t>
+      </w:r>
+    </w:p>
+    <w:p>
+      <w:pPr>
+        <w:spacing w:before="80" w:after="80" w:line="276" w:lineRule="auto"/>
+        <w:ind w:left="240"/>
+        <w:shd w:val="clear" w:color="auto" w:fill="F3F5F7"/>
+      </w:pPr>
+      <w:r>
+        <w:rPr>
+          <w:rFonts w:ascii="Consolas" w:hAnsi="Consolas" w:eastAsia="Consolas"/>
+          <w:sz w:val="17"/>
+        </w:rPr>
+        <w:t>def outer():</w:t>
+        <w:br/>
+      </w:r>
+      <w:r>
+        <w:rPr>
+          <w:rFonts w:ascii="Consolas" w:hAnsi="Consolas" w:eastAsia="Consolas"/>
+          <w:sz w:val="17"/>
+        </w:rPr>
+        <w:t xml:space="preserve">    x = 0</w:t>
+        <w:br/>
+      </w:r>
+      <w:r>
+        <w:rPr>
+          <w:rFonts w:ascii="Consolas" w:hAnsi="Consolas" w:eastAsia="Consolas"/>
+          <w:sz w:val="17"/>
+        </w:rPr>
+        <w:t xml:space="preserve">    def inner():</w:t>
+        <w:br/>
+      </w:r>
+      <w:r>
+        <w:rPr>
+          <w:rFonts w:ascii="Consolas" w:hAnsi="Consolas" w:eastAsia="Consolas"/>
+          <w:sz w:val="17"/>
+        </w:rPr>
+        <w:t xml:space="preserve">        # x += 1          # ❌ 直接写会报错：引用前未定义</w:t>
+        <w:br/>
+      </w:r>
+      <w:r>
+        <w:rPr>
+          <w:rFonts w:ascii="Consolas" w:hAnsi="Consolas" w:eastAsia="Consolas"/>
+          <w:sz w:val="17"/>
+        </w:rPr>
+        <w:t xml:space="preserve">        nonlocal x        # ✅ 先声明 x 是外层的变量</w:t>
+        <w:br/>
+      </w:r>
+      <w:r>
+        <w:rPr>
+          <w:rFonts w:ascii="Consolas" w:hAnsi="Consolas" w:eastAsia="Consolas"/>
+          <w:sz w:val="17"/>
+        </w:rPr>
+        <w:t xml:space="preserve">        x += 1</w:t>
+        <w:br/>
+      </w:r>
+      <w:r>
+        <w:rPr>
+          <w:rFonts w:ascii="Consolas" w:hAnsi="Consolas" w:eastAsia="Consolas"/>
+          <w:sz w:val="17"/>
+        </w:rPr>
+        <w:t xml:space="preserve">        return x</w:t>
+        <w:br/>
+      </w:r>
+      <w:r>
+        <w:rPr>
+          <w:rFonts w:ascii="Consolas" w:hAnsi="Consolas" w:eastAsia="Consolas"/>
+          <w:sz w:val="17"/>
+        </w:rPr>
+        <w:t xml:space="preserve">    return inner</w:t>
+      </w:r>
+    </w:p>
+    <w:p>
+      <w:pPr>
+        <w:spacing w:before="40" w:after="40"/>
+        <w:ind w:left="320"/>
+      </w:pPr>
+      <w:r>
+        <w:rPr>
+          <w:rFonts w:ascii="Consolas" w:hAnsi="Consolas" w:eastAsia="Consolas"/>
+          <w:i/>
+          <w:color w:val="555555"/>
+        </w:rPr>
+        <w:t>nonlocal</w:t>
+      </w:r>
+      <w:r>
+        <w:rPr>
+          <w:i/>
+          <w:color w:val="555555"/>
+        </w:rPr>
+        <w:t xml:space="preserve"> 声明</w:t>
+      </w:r>
+      <w:r>
+        <w:rPr>
+          <w:i/>
+        </w:rPr>
+      </w:r>
+      <w:r>
+        <w:rPr>
+          <w:b/>
+          <w:i/>
+          <w:color w:val="555555"/>
+        </w:rPr>
+        <w:t>写在内部函数里</w:t>
+      </w:r>
+      <w:r>
+        <w:rPr>
+          <w:i/>
+          <w:color w:val="555555"/>
+        </w:rPr>
+        <w:t>，但声明的是</w:t>
+      </w:r>
+      <w:r>
+        <w:rPr>
+          <w:i/>
+        </w:rPr>
+      </w:r>
+      <w:r>
+        <w:rPr>
+          <w:b/>
+          <w:i/>
+          <w:color w:val="555555"/>
+        </w:rPr>
+        <w:t>外层函数里定义的变量</w:t>
+      </w:r>
+      <w:r>
+        <w:rPr>
+          <w:i/>
+          <w:color w:val="555555"/>
+        </w:rPr>
+        <w:t>（所以它出现在内部嵌套函数"外面"的那个作用域）。</w:t>
+      </w:r>
+    </w:p>
+    <w:p>
+      <w:pPr>
+        <w:spacing w:before="40" w:after="40"/>
+        <w:ind w:left="320"/>
+      </w:pPr>
+      <w:r>
+        <w:rPr>
+          <w:i/>
+          <w:color w:val="555555"/>
+        </w:rPr>
+        <w:t>如果只是</w:t>
+      </w:r>
+      <w:r>
+        <w:rPr>
+          <w:i/>
+        </w:rPr>
+      </w:r>
+      <w:r>
+        <w:rPr>
+          <w:b/>
+          <w:i/>
+          <w:color w:val="555555"/>
+        </w:rPr>
+        <w:t>读</w:t>
+      </w:r>
+      <w:r>
+        <w:rPr>
+          <w:i/>
+          <w:color w:val="555555"/>
+        </w:rPr>
+        <w:t>外层变量，不用 nonlocal；只有</w:t>
+      </w:r>
+      <w:r>
+        <w:rPr>
+          <w:i/>
+        </w:rPr>
+      </w:r>
+      <w:r>
+        <w:rPr>
+          <w:b/>
+          <w:i/>
+          <w:color w:val="555555"/>
+        </w:rPr>
+        <w:t>赋值/修改</w:t>
+      </w:r>
+      <w:r>
+        <w:rPr>
+          <w:i/>
+          <w:color w:val="555555"/>
+        </w:rPr>
+        <w:t>才需要。</w:t>
+      </w:r>
+    </w:p>
+    <w:p>
+      <w:pPr>
+        <w:pStyle w:val="Heading3"/>
+      </w:pPr>
+      <w:r>
+        <w:t>4. 闭包与装饰器的关系（重点）</w:t>
+      </w:r>
+    </w:p>
+    <w:p>
+      <w:r/>
+      <w:r>
+        <w:rPr>
+          <w:b/>
+        </w:rPr>
+        <w:t>装饰器就是闭包的典型应用</w:t>
+      </w:r>
+      <w:r>
+        <w:t xml:space="preserve">。比如一个计时装饰器 </w:t>
+      </w:r>
+      <w:r>
+        <w:rPr>
+          <w:rFonts w:ascii="Consolas" w:hAnsi="Consolas" w:eastAsia="Consolas"/>
+        </w:rPr>
+        <w:t>insert_time</w:t>
+      </w:r>
+      <w:r>
+        <w:t>：</w:t>
+      </w:r>
+    </w:p>
+    <w:p>
+      <w:pPr>
+        <w:spacing w:before="80" w:after="80" w:line="276" w:lineRule="auto"/>
+        <w:ind w:left="240"/>
+        <w:shd w:val="clear" w:color="auto" w:fill="F3F5F7"/>
+      </w:pPr>
+      <w:r>
+        <w:rPr>
+          <w:rFonts w:ascii="Consolas" w:hAnsi="Consolas" w:eastAsia="Consolas"/>
+          <w:sz w:val="17"/>
+        </w:rPr>
+        <w:t>import time</w:t>
+        <w:br/>
+      </w:r>
+      <w:r>
+        <w:rPr>
+          <w:rFonts w:ascii="Consolas" w:hAnsi="Consolas" w:eastAsia="Consolas"/>
+          <w:sz w:val="17"/>
+        </w:rPr>
+        <w:br/>
+      </w:r>
+      <w:r>
+        <w:rPr>
+          <w:rFonts w:ascii="Consolas" w:hAnsi="Consolas" w:eastAsia="Consolas"/>
+          <w:sz w:val="17"/>
+        </w:rPr>
+        <w:t>def insert_time(func):                  # 外层函数：接收被装饰的函数</w:t>
+        <w:br/>
+      </w:r>
+      <w:r>
+        <w:rPr>
+          <w:rFonts w:ascii="Consolas" w:hAnsi="Consolas" w:eastAsia="Consolas"/>
+          <w:sz w:val="17"/>
+        </w:rPr>
+        <w:t xml:space="preserve">    def wrapper(*args, **kwargs):       # 内部函数（闭包）：抓住 func</w:t>
+        <w:br/>
+      </w:r>
+      <w:r>
+        <w:rPr>
+          <w:rFonts w:ascii="Consolas" w:hAnsi="Consolas" w:eastAsia="Consolas"/>
+          <w:sz w:val="17"/>
+        </w:rPr>
+        <w:t xml:space="preserve">        start = time.time()</w:t>
+        <w:br/>
+      </w:r>
+      <w:r>
+        <w:rPr>
+          <w:rFonts w:ascii="Consolas" w:hAnsi="Consolas" w:eastAsia="Consolas"/>
+          <w:sz w:val="17"/>
+        </w:rPr>
+        <w:t xml:space="preserve">        result = func(*args, **kwargs)</w:t>
+        <w:br/>
+      </w:r>
+      <w:r>
+        <w:rPr>
+          <w:rFonts w:ascii="Consolas" w:hAnsi="Consolas" w:eastAsia="Consolas"/>
+          <w:sz w:val="17"/>
+        </w:rPr>
+        <w:t xml:space="preserve">        end = time.time()</w:t>
+        <w:br/>
+      </w:r>
+      <w:r>
+        <w:rPr>
+          <w:rFonts w:ascii="Consolas" w:hAnsi="Consolas" w:eastAsia="Consolas"/>
+          <w:sz w:val="17"/>
+        </w:rPr>
+        <w:t xml:space="preserve">        print(f"耗时 {end - start:.4f} 秒")</w:t>
+        <w:br/>
+      </w:r>
+      <w:r>
+        <w:rPr>
+          <w:rFonts w:ascii="Consolas" w:hAnsi="Consolas" w:eastAsia="Consolas"/>
+          <w:sz w:val="17"/>
+        </w:rPr>
+        <w:t xml:space="preserve">        return result</w:t>
+        <w:br/>
+      </w:r>
+      <w:r>
+        <w:rPr>
+          <w:rFonts w:ascii="Consolas" w:hAnsi="Consolas" w:eastAsia="Consolas"/>
+          <w:sz w:val="17"/>
+        </w:rPr>
+        <w:t xml:space="preserve">    return wrapper                       # 返回闭包</w:t>
+        <w:br/>
+      </w:r>
+      <w:r>
+        <w:rPr>
+          <w:rFonts w:ascii="Consolas" w:hAnsi="Consolas" w:eastAsia="Consolas"/>
+          <w:sz w:val="17"/>
+        </w:rPr>
+        <w:br/>
+      </w:r>
+      <w:r>
+        <w:rPr>
+          <w:rFonts w:ascii="Consolas" w:hAnsi="Consolas" w:eastAsia="Consolas"/>
+          <w:sz w:val="17"/>
+        </w:rPr>
+        <w:br/>
+      </w:r>
+      <w:r>
+        <w:rPr>
+          <w:rFonts w:ascii="Consolas" w:hAnsi="Consolas" w:eastAsia="Consolas"/>
+          <w:sz w:val="17"/>
+        </w:rPr>
+        <w:t>@insert_time</w:t>
+        <w:br/>
+      </w:r>
+      <w:r>
+        <w:rPr>
+          <w:rFonts w:ascii="Consolas" w:hAnsi="Consolas" w:eastAsia="Consolas"/>
+          <w:sz w:val="17"/>
+        </w:rPr>
+        <w:t>def test():</w:t>
+        <w:br/>
+      </w:r>
+      <w:r>
+        <w:rPr>
+          <w:rFonts w:ascii="Consolas" w:hAnsi="Consolas" w:eastAsia="Consolas"/>
+          <w:sz w:val="17"/>
+        </w:rPr>
+        <w:t xml:space="preserve">    time.sleep(0.5)</w:t>
+        <w:br/>
+      </w:r>
+      <w:r>
+        <w:rPr>
+          <w:rFonts w:ascii="Consolas" w:hAnsi="Consolas" w:eastAsia="Consolas"/>
+          <w:sz w:val="17"/>
+        </w:rPr>
+        <w:t xml:space="preserve">    print("test 运行")</w:t>
+        <w:br/>
+      </w:r>
+      <w:r>
+        <w:rPr>
+          <w:rFonts w:ascii="Consolas" w:hAnsi="Consolas" w:eastAsia="Consolas"/>
+          <w:sz w:val="17"/>
+        </w:rPr>
+        <w:br/>
+      </w:r>
+      <w:r>
+        <w:rPr>
+          <w:rFonts w:ascii="Consolas" w:hAnsi="Consolas" w:eastAsia="Consolas"/>
+          <w:sz w:val="17"/>
+        </w:rPr>
+        <w:br/>
+      </w:r>
+      <w:r>
+        <w:rPr>
+          <w:rFonts w:ascii="Consolas" w:hAnsi="Consolas" w:eastAsia="Consolas"/>
+          <w:sz w:val="17"/>
+        </w:rPr>
+        <w:t>test()</w:t>
+      </w:r>
+    </w:p>
+    <w:p>
+      <w:r>
+        <w:t>理解这个执行流程（这就是你笔记里"除了第一次调用"那半句的意思）：</w:t>
+      </w:r>
+    </w:p>
+    <w:p>
+      <w:pPr>
+        <w:pStyle w:val="ListNumber"/>
+      </w:pPr>
+      <w:r>
+        <w:t xml:space="preserve">Python 执行到 </w:t>
+      </w:r>
+      <w:r>
+        <w:rPr>
+          <w:rFonts w:ascii="Consolas" w:hAnsi="Consolas" w:eastAsia="Consolas"/>
+        </w:rPr>
+        <w:t>@insert_time</w:t>
+      </w:r>
+      <w:r>
+        <w:t xml:space="preserve"> 时，会</w:t>
+      </w:r>
+      <w:r/>
+      <w:r>
+        <w:rPr>
+          <w:b/>
+        </w:rPr>
+        <w:t>调用一次</w:t>
+      </w:r>
+      <w:r>
+        <w:t xml:space="preserve"> </w:t>
+      </w:r>
+      <w:r>
+        <w:rPr>
+          <w:rFonts w:ascii="Consolas" w:hAnsi="Consolas" w:eastAsia="Consolas"/>
+        </w:rPr>
+        <w:t>insert_time(test)</w:t>
+      </w:r>
+      <w:r>
+        <w:t>——这是</w:t>
+      </w:r>
+      <w:r/>
+      <w:r>
+        <w:rPr>
+          <w:b/>
+        </w:rPr>
+        <w:t>第一次调用</w:t>
+      </w:r>
+    </w:p>
+    <w:p>
+      <w:pPr>
+        <w:pStyle w:val="ListNumber"/>
+      </w:pPr>
+      <w:r>
+        <w:t xml:space="preserve">它返回内部的 </w:t>
+      </w:r>
+      <w:r>
+        <w:rPr>
+          <w:rFonts w:ascii="Consolas" w:hAnsi="Consolas" w:eastAsia="Consolas"/>
+        </w:rPr>
+        <w:t>wrapper</w:t>
+      </w:r>
+      <w:r>
+        <w:t xml:space="preserve"> 闭包，并用它</w:t>
+      </w:r>
+      <w:r/>
+      <w:r>
+        <w:rPr>
+          <w:b/>
+        </w:rPr>
+        <w:t>替换</w:t>
+      </w:r>
+      <w:r>
+        <w:t xml:space="preserve">掉原来的 </w:t>
+      </w:r>
+      <w:r>
+        <w:rPr>
+          <w:rFonts w:ascii="Consolas" w:hAnsi="Consolas" w:eastAsia="Consolas"/>
+        </w:rPr>
+        <w:t>test</w:t>
+      </w:r>
+    </w:p>
+    <w:p>
+      <w:pPr>
+        <w:pStyle w:val="ListNumber"/>
+      </w:pPr>
+      <w:r>
+        <w:t xml:space="preserve">之后你每次 </w:t>
+      </w:r>
+      <w:r>
+        <w:rPr>
+          <w:rFonts w:ascii="Consolas" w:hAnsi="Consolas" w:eastAsia="Consolas"/>
+        </w:rPr>
+        <w:t>test()</w:t>
+      </w:r>
+      <w:r>
+        <w:t xml:space="preserve">，其实调用的都是这个 </w:t>
+      </w:r>
+      <w:r>
+        <w:rPr>
+          <w:rFonts w:ascii="Consolas" w:hAnsi="Consolas" w:eastAsia="Consolas"/>
+        </w:rPr>
+        <w:t>wrapper</w:t>
+      </w:r>
+      <w:r>
+        <w:t>（闭包）——所以「</w:t>
+      </w:r>
+      <w:r/>
+      <w:r>
+        <w:rPr>
+          <w:b/>
+        </w:rPr>
+        <w:t>其余调用都是在调用 insert_time 返回的那个内部函数</w:t>
+      </w:r>
+      <w:r>
+        <w:t>」</w:t>
+      </w:r>
+    </w:p>
+    <w:p>
+      <w:pPr>
+        <w:spacing w:before="40" w:after="40"/>
+        <w:ind w:left="320"/>
+      </w:pPr>
+      <w:r>
+        <w:rPr>
+          <w:i/>
+          <w:color w:val="555555"/>
+        </w:rPr>
+        <w:t xml:space="preserve">⚠️ 装饰器 </w:t>
+      </w:r>
+      <w:r>
+        <w:rPr>
+          <w:rFonts w:ascii="Consolas" w:hAnsi="Consolas" w:eastAsia="Consolas"/>
+          <w:i/>
+          <w:color w:val="555555"/>
+        </w:rPr>
+        <w:t>@insert_time</w:t>
+      </w:r>
+      <w:r>
+        <w:rPr>
+          <w:i/>
+          <w:color w:val="555555"/>
+        </w:rPr>
+        <w:t xml:space="preserve"> 写在被装饰函数定义的</w:t>
+      </w:r>
+      <w:r>
+        <w:rPr>
+          <w:i/>
+        </w:rPr>
+      </w:r>
+      <w:r>
+        <w:rPr>
+          <w:b/>
+          <w:i/>
+          <w:color w:val="555555"/>
+        </w:rPr>
+        <w:t>外面（上方）</w:t>
+      </w:r>
+      <w:r>
+        <w:rPr>
+          <w:i/>
+          <w:color w:val="555555"/>
+        </w:rPr>
+        <w:t xml:space="preserve">；真正"干活"的 </w:t>
+      </w:r>
+      <w:r>
+        <w:rPr>
+          <w:rFonts w:ascii="Consolas" w:hAnsi="Consolas" w:eastAsia="Consolas"/>
+          <w:i/>
+          <w:color w:val="555555"/>
+        </w:rPr>
+        <w:t>wrapper</w:t>
+      </w:r>
+      <w:r>
+        <w:rPr>
+          <w:i/>
+          <w:color w:val="555555"/>
+        </w:rPr>
+        <w:t xml:space="preserve"> 是嵌套在 </w:t>
+      </w:r>
+      <w:r>
+        <w:rPr>
+          <w:rFonts w:ascii="Consolas" w:hAnsi="Consolas" w:eastAsia="Consolas"/>
+          <w:i/>
+          <w:color w:val="555555"/>
+        </w:rPr>
+        <w:t>insert_time</w:t>
+      </w:r>
+      <w:r>
+        <w:rPr>
+          <w:i/>
+          <w:color w:val="555555"/>
+        </w:rPr>
+        <w:t xml:space="preserve"> </w:t>
+      </w:r>
+      <w:r>
+        <w:rPr>
+          <w:i/>
+        </w:rPr>
+      </w:r>
+      <w:r>
+        <w:rPr>
+          <w:b/>
+          <w:i/>
+          <w:color w:val="555555"/>
+        </w:rPr>
+        <w:t>里面</w:t>
+      </w:r>
+      <w:r>
+        <w:rPr>
+          <w:i/>
+          <w:color w:val="555555"/>
+        </w:rPr>
+        <w:t>的函数。</w:t>
+      </w:r>
+    </w:p>
+    <w:p>
+      <w:pPr>
+        <w:pStyle w:val="Heading3"/>
+      </w:pPr>
+      <w:r>
+        <w:t>5. 常见坑</w:t>
+      </w:r>
+    </w:p>
+    <w:p>
+      <w:pPr>
+        <w:pStyle w:val="Heading4"/>
+      </w:pPr>
+      <w:r>
+        <w:t>坑 1：参数名不能重复</w:t>
+      </w:r>
+    </w:p>
+    <w:p>
+      <w:pPr>
+        <w:spacing w:before="80" w:after="80" w:line="276" w:lineRule="auto"/>
+        <w:ind w:left="240"/>
+        <w:shd w:val="clear" w:color="auto" w:fill="F3F5F7"/>
+      </w:pPr>
+      <w:r>
+        <w:rPr>
+          <w:rFonts w:ascii="Consolas" w:hAnsi="Consolas" w:eastAsia="Consolas"/>
+          <w:sz w:val="17"/>
+        </w:rPr>
+        <w:t>def outer(x):</w:t>
+        <w:br/>
+      </w:r>
+      <w:r>
+        <w:rPr>
+          <w:rFonts w:ascii="Consolas" w:hAnsi="Consolas" w:eastAsia="Consolas"/>
+          <w:sz w:val="17"/>
+        </w:rPr>
+        <w:t xml:space="preserve">    def inner(x):        # ❌ 内层参数 x 把外层的 x 挡住了（遮蔽）</w:t>
+        <w:br/>
+      </w:r>
+      <w:r>
+        <w:rPr>
+          <w:rFonts w:ascii="Consolas" w:hAnsi="Consolas" w:eastAsia="Consolas"/>
+          <w:sz w:val="17"/>
+        </w:rPr>
+        <w:t xml:space="preserve">        return x</w:t>
+        <w:br/>
+      </w:r>
+      <w:r>
+        <w:rPr>
+          <w:rFonts w:ascii="Consolas" w:hAnsi="Consolas" w:eastAsia="Consolas"/>
+          <w:sz w:val="17"/>
+        </w:rPr>
+        <w:t xml:space="preserve">    return inner</w:t>
+      </w:r>
+    </w:p>
+    <w:p>
+      <w:pPr>
+        <w:spacing w:before="40" w:after="40"/>
+        <w:ind w:left="320"/>
+      </w:pPr>
+      <w:r>
+        <w:rPr>
+          <w:i/>
+          <w:color w:val="555555"/>
+        </w:rPr>
+        <w:t>闭包里</w:t>
+      </w:r>
+      <w:r>
+        <w:rPr>
+          <w:i/>
+        </w:rPr>
+      </w:r>
+      <w:r>
+        <w:rPr>
+          <w:b/>
+          <w:i/>
+          <w:color w:val="555555"/>
+        </w:rPr>
+        <w:t>各个函数里的参数不能重复</w:t>
+      </w:r>
+      <w:r>
+        <w:rPr>
+          <w:i/>
+          <w:color w:val="555555"/>
+        </w:rPr>
+        <w:t>——内外层函数如果用了同名参数，内层会"遮蔽"外层，你就拿不到想抓的自由变量了。给它们取不同的名字。</w:t>
+      </w:r>
+    </w:p>
+    <w:p>
+      <w:pPr>
+        <w:pStyle w:val="Heading4"/>
+      </w:pPr>
+      <w:r>
+        <w:t>坑 2：返回函数忘了不加括号</w:t>
+      </w:r>
+    </w:p>
+    <w:p>
+      <w:pPr>
+        <w:spacing w:before="80" w:after="80" w:line="276" w:lineRule="auto"/>
+        <w:ind w:left="240"/>
+        <w:shd w:val="clear" w:color="auto" w:fill="F3F5F7"/>
+      </w:pPr>
+      <w:r>
+        <w:rPr>
+          <w:rFonts w:ascii="Consolas" w:hAnsi="Consolas" w:eastAsia="Consolas"/>
+          <w:sz w:val="17"/>
+        </w:rPr>
+        <w:t>def outer():</w:t>
+        <w:br/>
+      </w:r>
+      <w:r>
+        <w:rPr>
+          <w:rFonts w:ascii="Consolas" w:hAnsi="Consolas" w:eastAsia="Consolas"/>
+          <w:sz w:val="17"/>
+        </w:rPr>
+        <w:t xml:space="preserve">    def inner():</w:t>
+        <w:br/>
+      </w:r>
+      <w:r>
+        <w:rPr>
+          <w:rFonts w:ascii="Consolas" w:hAnsi="Consolas" w:eastAsia="Consolas"/>
+          <w:sz w:val="17"/>
+        </w:rPr>
+        <w:t xml:space="preserve">        return 1</w:t>
+        <w:br/>
+      </w:r>
+      <w:r>
+        <w:rPr>
+          <w:rFonts w:ascii="Consolas" w:hAnsi="Consolas" w:eastAsia="Consolas"/>
+          <w:sz w:val="17"/>
+        </w:rPr>
+        <w:t xml:space="preserve">    return inner       # ✅ 返回函数对象</w:t>
+        <w:br/>
+      </w:r>
+      <w:r>
+        <w:rPr>
+          <w:rFonts w:ascii="Consolas" w:hAnsi="Consolas" w:eastAsia="Consolas"/>
+          <w:sz w:val="17"/>
+        </w:rPr>
+        <w:br/>
+      </w:r>
+      <w:r>
+        <w:rPr>
+          <w:rFonts w:ascii="Consolas" w:hAnsi="Consolas" w:eastAsia="Consolas"/>
+          <w:sz w:val="17"/>
+        </w:rPr>
+        <w:t># return inner() 是返回 1（int），不是闭包</w:t>
+      </w:r>
+    </w:p>
+    <w:p>
+      <w:pPr>
+        <w:pStyle w:val="Heading4"/>
+      </w:pPr>
+      <w:r>
+        <w:t>坑 3：循环里创建闭包的老陷阱（延迟绑定）</w:t>
+      </w:r>
+    </w:p>
+    <w:p>
+      <w:pPr>
+        <w:spacing w:before="80" w:after="80" w:line="276" w:lineRule="auto"/>
+        <w:ind w:left="240"/>
+        <w:shd w:val="clear" w:color="auto" w:fill="F3F5F7"/>
+      </w:pPr>
+      <w:r>
+        <w:rPr>
+          <w:rFonts w:ascii="Consolas" w:hAnsi="Consolas" w:eastAsia="Consolas"/>
+          <w:sz w:val="17"/>
+        </w:rPr>
+        <w:t>funcs = []</w:t>
+        <w:br/>
+      </w:r>
+      <w:r>
+        <w:rPr>
+          <w:rFonts w:ascii="Consolas" w:hAnsi="Consolas" w:eastAsia="Consolas"/>
+          <w:sz w:val="17"/>
+        </w:rPr>
+        <w:t>for i in range(3):</w:t>
+        <w:br/>
+      </w:r>
+      <w:r>
+        <w:rPr>
+          <w:rFonts w:ascii="Consolas" w:hAnsi="Consolas" w:eastAsia="Consolas"/>
+          <w:sz w:val="17"/>
+        </w:rPr>
+        <w:t xml:space="preserve">    funcs.append(lambda: i)      # 都引用同一个 i</w:t>
+        <w:br/>
+      </w:r>
+      <w:r>
+        <w:rPr>
+          <w:rFonts w:ascii="Consolas" w:hAnsi="Consolas" w:eastAsia="Consolas"/>
+          <w:sz w:val="17"/>
+        </w:rPr>
+        <w:t>print([f() for f in funcs])      # [2, 2, 2]，不是 [0, 1, 2]</w:t>
+      </w:r>
+    </w:p>
+    <w:p>
+      <w:pPr>
+        <w:spacing w:before="40" w:after="40"/>
+        <w:ind w:left="320"/>
+      </w:pPr>
+      <w:r>
+        <w:rPr>
+          <w:i/>
+          <w:color w:val="555555"/>
+        </w:rPr>
+        <w:t>原因：闭包记住的是</w:t>
+      </w:r>
+      <w:r>
+        <w:rPr>
+          <w:i/>
+        </w:rPr>
+      </w:r>
+      <w:r>
+        <w:rPr>
+          <w:b/>
+          <w:i/>
+          <w:color w:val="555555"/>
+        </w:rPr>
+        <w:t>变量名</w:t>
+      </w:r>
+      <w:r>
+        <w:rPr>
+          <w:i/>
+          <w:color w:val="555555"/>
+        </w:rPr>
+        <w:t xml:space="preserve">，不是当时的值；循环结束后 </w:t>
+      </w:r>
+      <w:r>
+        <w:rPr>
+          <w:rFonts w:ascii="Consolas" w:hAnsi="Consolas" w:eastAsia="Consolas"/>
+          <w:i/>
+          <w:color w:val="555555"/>
+        </w:rPr>
+        <w:t>i</w:t>
+      </w:r>
+      <w:r>
+        <w:rPr>
+          <w:i/>
+          <w:color w:val="555555"/>
+        </w:rPr>
+        <w:t xml:space="preserve"> 已经是 2。</w:t>
+      </w:r>
+    </w:p>
+    <w:p>
+      <w:pPr>
+        <w:spacing w:before="40" w:after="40"/>
+        <w:ind w:left="320"/>
+      </w:pPr>
+      <w:r>
+        <w:rPr>
+          <w:i/>
+          <w:color w:val="555555"/>
+        </w:rPr>
+        <w:t>解决：用默认参数把值"固定"下来——</w:t>
+      </w:r>
+      <w:r>
+        <w:rPr>
+          <w:rFonts w:ascii="Consolas" w:hAnsi="Consolas" w:eastAsia="Consolas"/>
+          <w:i/>
+          <w:color w:val="555555"/>
+        </w:rPr>
+        <w:t>lambda i=i: i</w:t>
+      </w:r>
+      <w:r>
+        <w:rPr>
+          <w:i/>
+          <w:color w:val="555555"/>
+        </w:rPr>
+        <w:t>。</w:t>
+      </w:r>
+    </w:p>
+    <w:p>
+      <w:pPr>
+        <w:pStyle w:val="Heading3"/>
+      </w:pPr>
+      <w:r>
+        <w:t>⚠️ 易错点速记</w:t>
+      </w:r>
+    </w:p>
+    <w:p>
+      <w:pPr>
+        <w:pStyle w:val="ListNumber"/>
+      </w:pPr>
+      <w:r>
+        <w:t>闭包 = 嵌套函数 + 引用外层变量 + 外层返回内层，缺一不可</w:t>
+      </w:r>
+    </w:p>
+    <w:p>
+      <w:pPr>
+        <w:pStyle w:val="ListNumber"/>
+      </w:pPr>
+      <w:r>
+        <w:t xml:space="preserve">读外层变量不用 </w:t>
+      </w:r>
+      <w:r>
+        <w:rPr>
+          <w:rFonts w:ascii="Consolas" w:hAnsi="Consolas" w:eastAsia="Consolas"/>
+        </w:rPr>
+        <w:t>nonlocal</w:t>
+      </w:r>
+      <w:r>
+        <w:t>，</w:t>
+      </w:r>
+      <w:r/>
+      <w:r>
+        <w:rPr>
+          <w:b/>
+        </w:rPr>
+        <w:t>修改</w:t>
+      </w:r>
+      <w:r>
+        <w:t>才必须声明</w:t>
+      </w:r>
+    </w:p>
+    <w:p>
+      <w:pPr>
+        <w:pStyle w:val="ListNumber"/>
+      </w:pPr>
+      <w:r>
+        <w:rPr>
+          <w:rFonts w:ascii="Consolas" w:hAnsi="Consolas" w:eastAsia="Consolas"/>
+        </w:rPr>
+        <w:t>return inner</w:t>
+      </w:r>
+      <w:r>
+        <w:t xml:space="preserve"> 不加括号；</w:t>
+      </w:r>
+      <w:r>
+        <w:rPr>
+          <w:rFonts w:ascii="Consolas" w:hAnsi="Consolas" w:eastAsia="Consolas"/>
+        </w:rPr>
+        <w:t>return inner()</w:t>
+      </w:r>
+      <w:r>
+        <w:t xml:space="preserve"> 就成普通返回了</w:t>
+      </w:r>
+    </w:p>
+    <w:p>
+      <w:pPr>
+        <w:pStyle w:val="ListNumber"/>
+      </w:pPr>
+      <w:r>
+        <w:t>内外层函数</w:t>
+      </w:r>
+      <w:r/>
+      <w:r>
+        <w:rPr>
+          <w:b/>
+        </w:rPr>
+        <w:t>参数名别重复</w:t>
+      </w:r>
+      <w:r>
+        <w:t>，会遮蔽</w:t>
+      </w:r>
+    </w:p>
+    <w:p>
+      <w:pPr>
+        <w:pStyle w:val="ListNumber"/>
+      </w:pPr>
+      <w:r>
+        <w:t xml:space="preserve">循环里用 lambda 造闭包，注意延迟绑定（用默认参数 </w:t>
+      </w:r>
+      <w:r>
+        <w:rPr>
+          <w:rFonts w:ascii="Consolas" w:hAnsi="Consolas" w:eastAsia="Consolas"/>
+        </w:rPr>
+        <w:t>i=i</w:t>
+      </w:r>
+      <w:r>
+        <w:t xml:space="preserve"> 固定）</w:t>
+      </w:r>
+    </w:p>
+    <w:p>
+      <w:pPr>
+        <w:pStyle w:val="ListNumber"/>
+      </w:pPr>
+      <w:r>
+        <w:t>装饰器 = 闭包 + 函数作参数；</w:t>
+      </w:r>
+      <w:r>
+        <w:rPr>
+          <w:rFonts w:ascii="Consolas" w:hAnsi="Consolas" w:eastAsia="Consolas"/>
+        </w:rPr>
+        <w:t>@</w:t>
+      </w:r>
+      <w:r>
+        <w:t xml:space="preserve"> 那一行只执行一次</w:t>
+      </w:r>
+    </w:p>
+    <w:p>
+      <w:pPr>
+        <w:pStyle w:val="Heading3"/>
+      </w:pPr>
+      <w:r>
+        <w:t>🔗 关联</w:t>
+      </w:r>
+    </w:p>
+    <w:p>
+      <w:pPr>
+        <w:pStyle w:val="ListBullet"/>
+      </w:pPr>
+      <w:r>
+        <w:t>装饰器（闭包最常用处）→ 待建专题</w:t>
+      </w:r>
+    </w:p>
+    <w:p>
+      <w:pPr>
+        <w:pStyle w:val="ListBullet"/>
+      </w:pPr>
+      <w:r>
+        <w:t xml:space="preserve">函数进阶（lambda、默认参数）→ </w:t>
+      </w:r>
+      <w:r>
+        <w:rPr>
+          <w:color w:val="8B3A1A"/>
+        </w:rPr>
+        <w:t>11-函数进阶</w:t>
+      </w:r>
+    </w:p>
+    <w:p>
+      <w:pPr>
+        <w:pStyle w:val="ListBullet"/>
+      </w:pPr>
+      <w:r>
+        <w:t xml:space="preserve">生成器（另一种"记住状态"的机制）→ </w:t>
+      </w:r>
+      <w:r>
+        <w:rPr>
+          <w:color w:val="8B3A1A"/>
+        </w:rPr>
+        <w:t>08-生成器</w:t>
+      </w:r>
+    </w:p>
+    <w:p>
+      <w:pPr>
+        <w:pStyle w:val="ListBullet"/>
+      </w:pPr>
+      <w:r>
+        <w:t xml:space="preserve">原始截图 → </w:t>
+      </w:r>
+      <w:r>
+        <w:rPr>
+          <w:color w:val="8B3A1A"/>
+        </w:rPr>
+        <w:t>source/2026-10-20/A.md</w:t>
+      </w:r>
+    </w:p>
+    <w:p>
       <w:r>
         <w:br w:type="page"/>
       </w:r>
@@ -24248,6 +25812,531 @@
       </w:pPr>
       <w:r>
         <w:t>第 6 章 每日记录</w:t>
+      </w:r>
+    </w:p>
+    <w:p>
+      <w:pPr>
+        <w:pStyle w:val="Heading2"/>
+      </w:pPr>
+      <w:r>
+        <w:t>2026-10-20 学习记录</w:t>
+      </w:r>
+    </w:p>
+    <w:p>
+      <w:pPr>
+        <w:spacing w:before="40" w:after="40"/>
+        <w:ind w:left="320"/>
+      </w:pPr>
+      <w:r>
+        <w:rPr>
+          <w:i/>
+        </w:rPr>
+      </w:r>
+      <w:r>
+        <w:rPr>
+          <w:b/>
+          <w:i/>
+          <w:color w:val="555555"/>
+        </w:rPr>
+        <w:t>今日主题</w:t>
+      </w:r>
+      <w:r>
+        <w:rPr>
+          <w:i/>
+          <w:color w:val="555555"/>
+        </w:rPr>
+        <w:t>：闭包（closure）+ 线程进程课程截图补充</w:t>
+      </w:r>
+    </w:p>
+    <w:p>
+      <w:pPr>
+        <w:spacing w:before="40" w:after="40"/>
+        <w:ind w:left="320"/>
+      </w:pPr>
+      <w:r>
+        <w:rPr>
+          <w:i/>
+        </w:rPr>
+      </w:r>
+      <w:r>
+        <w:rPr>
+          <w:b/>
+          <w:i/>
+          <w:color w:val="555555"/>
+        </w:rPr>
+        <w:t>笔记来源</w:t>
+      </w:r>
+      <w:r>
+        <w:rPr>
+          <w:i/>
+          <w:color w:val="555555"/>
+        </w:rPr>
+        <w:t>：</w:t>
+      </w:r>
+      <w:r>
+        <w:rPr>
+          <w:rFonts w:ascii="Consolas" w:hAnsi="Consolas" w:eastAsia="Consolas"/>
+          <w:i/>
+          <w:color w:val="555555"/>
+        </w:rPr>
+        <w:t>新建 DOC 文档.doc</w:t>
+      </w:r>
+      <w:r>
+        <w:rPr>
+          <w:i/>
+          <w:color w:val="555555"/>
+        </w:rPr>
+        <w:t xml:space="preserve">（累积文档，共 55 张截图；前 37 张已转写，本次新增 </w:t>
+      </w:r>
+      <w:r>
+        <w:rPr>
+          <w:i/>
+        </w:rPr>
+      </w:r>
+      <w:r>
+        <w:rPr>
+          <w:b/>
+          <w:i/>
+          <w:color w:val="555555"/>
+        </w:rPr>
+        <w:t>18 张</w:t>
+      </w:r>
+      <w:r>
+        <w:rPr>
+          <w:i/>
+          <w:color w:val="555555"/>
+        </w:rPr>
+        <w:t xml:space="preserve">）→ 归档于 </w:t>
+      </w:r>
+      <w:r>
+        <w:rPr>
+          <w:i/>
+          <w:color w:val="555555"/>
+        </w:rPr>
+        <w:t>`source/2026-10-20/`</w:t>
+      </w:r>
+    </w:p>
+    <w:p>
+      <w:pPr>
+        <w:pStyle w:val="Heading3"/>
+      </w:pPr>
+      <w:r>
+        <w:t>✅ 今日完成</w:t>
+      </w:r>
+    </w:p>
+    <w:p>
+      <w:pPr>
+        <w:pStyle w:val="ListBullet"/>
+      </w:pPr>
+      <w:r>
+        <w:t xml:space="preserve">☑ </w:t>
+      </w:r>
+      <w:r/>
+      <w:r>
+        <w:rPr>
+          <w:b/>
+        </w:rPr>
+        <w:t>闭包</w:t>
+      </w:r>
+      <w:r>
+        <w:t xml:space="preserve">：嵌套函数 + 自由变量 + </w:t>
+      </w:r>
+      <w:r>
+        <w:rPr>
+          <w:rFonts w:ascii="Consolas" w:hAnsi="Consolas" w:eastAsia="Consolas"/>
+        </w:rPr>
+        <w:t>nonlocal</w:t>
+      </w:r>
+      <w:r>
+        <w:t>；「闭包就是函数的妙用，不是新知识」</w:t>
+      </w:r>
+    </w:p>
+    <w:p>
+      <w:pPr>
+        <w:pStyle w:val="ListBullet"/>
+      </w:pPr>
+      <w:r>
+        <w:t>☑ 闭包与装饰器的关系（</w:t>
+      </w:r>
+      <w:r>
+        <w:rPr>
+          <w:rFonts w:ascii="Consolas" w:hAnsi="Consolas" w:eastAsia="Consolas"/>
+        </w:rPr>
+        <w:t>insert_time</w:t>
+      </w:r>
+      <w:r>
+        <w:t xml:space="preserve"> 计时装饰器、</w:t>
+      </w:r>
+      <w:r>
+        <w:rPr>
+          <w:rFonts w:ascii="Consolas" w:hAnsi="Consolas" w:eastAsia="Consolas"/>
+        </w:rPr>
+        <w:t>@</w:t>
+      </w:r>
+      <w:r>
+        <w:t xml:space="preserve"> 只执行一次）</w:t>
+      </w:r>
+    </w:p>
+    <w:p>
+      <w:pPr>
+        <w:pStyle w:val="ListBullet"/>
+      </w:pPr>
+      <w:r>
+        <w:t>☑ 闭包的两个坑：参数遮蔽、</w:t>
+      </w:r>
+      <w:r>
+        <w:rPr>
+          <w:rFonts w:ascii="Consolas" w:hAnsi="Consolas" w:eastAsia="Consolas"/>
+        </w:rPr>
+        <w:t>return inner</w:t>
+      </w:r>
+      <w:r>
+        <w:t xml:space="preserve"> 不加括号</w:t>
+      </w:r>
+    </w:p>
+    <w:p>
+      <w:pPr>
+        <w:pStyle w:val="ListBullet"/>
+      </w:pPr>
+      <w:r>
+        <w:t>☑ 线程/进程课程截图补充归档（image38~48，专题已覆盖）</w:t>
+      </w:r>
+    </w:p>
+    <w:p>
+      <w:pPr>
+        <w:pStyle w:val="ListBullet"/>
+      </w:pPr>
+      <w:r>
+        <w:t>☑ 新增 1 篇主题笔记（18）</w:t>
+      </w:r>
+    </w:p>
+    <w:p>
+      <w:pPr>
+        <w:pStyle w:val="Heading3"/>
+      </w:pPr>
+      <w:r>
+        <w:t>📚 今日知识点</w:t>
+      </w:r>
+    </w:p>
+    <w:tbl>
+      <w:tblPr>
+        <w:tblStyle w:val="TableGrid"/>
+        <w:tblW w:type="auto" w:w="0"/>
+        <w:tblLook w:firstColumn="1" w:firstRow="1" w:lastColumn="0" w:lastRow="0" w:noHBand="0" w:noVBand="1" w:val="04A0"/>
+      </w:tblPr>
+      <w:tblGrid>
+        <w:gridCol w:w="4320"/>
+        <w:gridCol w:w="4320"/>
+      </w:tblGrid>
+      <w:tr>
+        <w:tc>
+          <w:tcPr>
+            <w:tcW w:type="dxa" w:w="4320"/>
+          </w:tcPr>
+          <w:p>
+            <w:r>
+              <w:rPr>
+                <w:b/>
+              </w:rPr>
+              <w:t>主题</w:t>
+            </w:r>
+          </w:p>
+        </w:tc>
+        <w:tc>
+          <w:tcPr>
+            <w:tcW w:type="dxa" w:w="4320"/>
+          </w:tcPr>
+          <w:p>
+            <w:r>
+              <w:rPr>
+                <w:b/>
+              </w:rPr>
+              <w:t>一句话要点</w:t>
+            </w:r>
+          </w:p>
+        </w:tc>
+      </w:tr>
+      <w:tr>
+        <w:tc>
+          <w:tcPr>
+            <w:tcW w:type="dxa" w:w="4320"/>
+          </w:tcPr>
+          <w:p>
+            <w:r>
+              <w:rPr>
+                <w:color w:val="8B3A1A"/>
+              </w:rPr>
+              <w:t>闭包</w:t>
+            </w:r>
+          </w:p>
+        </w:tc>
+        <w:tc>
+          <w:tcPr>
+            <w:tcW w:type="dxa" w:w="4320"/>
+          </w:tcPr>
+          <w:p>
+            <w:r>
+              <w:t>函数里套函数、内层记住外层变量；装饰器就是闭包 + 函数作参数</w:t>
+            </w:r>
+          </w:p>
+        </w:tc>
+      </w:tr>
+      <w:tr>
+        <w:tc>
+          <w:tcPr>
+            <w:tcW w:type="dxa" w:w="4320"/>
+          </w:tcPr>
+          <w:p>
+            <w:r>
+              <w:rPr>
+                <w:color w:val="8B3A1A"/>
+              </w:rPr>
+              <w:t>线程与进程</w:t>
+            </w:r>
+          </w:p>
+        </w:tc>
+        <w:tc>
+          <w:tcPr>
+            <w:tcW w:type="dxa" w:w="4320"/>
+          </w:tcPr>
+          <w:p>
+            <w:r>
+              <w:t>（补充截图，专题已覆盖）</w:t>
+            </w:r>
+          </w:p>
+        </w:tc>
+      </w:tr>
+    </w:tbl>
+    <w:p/>
+    <w:p>
+      <w:pPr>
+        <w:pStyle w:val="Heading3"/>
+      </w:pPr>
+      <w:r>
+        <w:t>⚠️ 今日易错点（快查）</w:t>
+      </w:r>
+    </w:p>
+    <w:p>
+      <w:pPr>
+        <w:pStyle w:val="ListNumber"/>
+      </w:pPr>
+      <w:r>
+        <w:t>闭包三要素缺一不可：嵌套函数 + 引用外层变量 + 外层返回内层</w:t>
+      </w:r>
+    </w:p>
+    <w:p>
+      <w:pPr>
+        <w:pStyle w:val="ListNumber"/>
+      </w:pPr>
+      <w:r/>
+      <w:r>
+        <w:rPr>
+          <w:b/>
+        </w:rPr>
+        <w:t>修改</w:t>
+      </w:r>
+      <w:r>
+        <w:t xml:space="preserve">外层变量要 </w:t>
+      </w:r>
+      <w:r>
+        <w:rPr>
+          <w:rFonts w:ascii="Consolas" w:hAnsi="Consolas" w:eastAsia="Consolas"/>
+        </w:rPr>
+        <w:t>nonlocal</w:t>
+      </w:r>
+      <w:r>
+        <w:t>，只读不用</w:t>
+      </w:r>
+    </w:p>
+    <w:p>
+      <w:pPr>
+        <w:pStyle w:val="ListNumber"/>
+      </w:pPr>
+      <w:r>
+        <w:rPr>
+          <w:rFonts w:ascii="Consolas" w:hAnsi="Consolas" w:eastAsia="Consolas"/>
+        </w:rPr>
+        <w:t>return inner</w:t>
+      </w:r>
+      <w:r>
+        <w:t xml:space="preserve"> 不加括号；</w:t>
+      </w:r>
+      <w:r>
+        <w:rPr>
+          <w:rFonts w:ascii="Consolas" w:hAnsi="Consolas" w:eastAsia="Consolas"/>
+        </w:rPr>
+        <w:t>return inner()</w:t>
+      </w:r>
+      <w:r>
+        <w:t xml:space="preserve"> 就变普通返回了</w:t>
+      </w:r>
+    </w:p>
+    <w:p>
+      <w:pPr>
+        <w:pStyle w:val="ListNumber"/>
+      </w:pPr>
+      <w:r>
+        <w:t>内外层函数</w:t>
+      </w:r>
+      <w:r/>
+      <w:r>
+        <w:rPr>
+          <w:b/>
+        </w:rPr>
+        <w:t>参数名别重复</w:t>
+      </w:r>
+      <w:r>
+        <w:t>，否则内层遮蔽外层</w:t>
+      </w:r>
+    </w:p>
+    <w:p>
+      <w:pPr>
+        <w:pStyle w:val="ListNumber"/>
+      </w:pPr>
+      <w:r>
+        <w:t xml:space="preserve">装饰器 </w:t>
+      </w:r>
+      <w:r>
+        <w:rPr>
+          <w:rFonts w:ascii="Consolas" w:hAnsi="Consolas" w:eastAsia="Consolas"/>
+        </w:rPr>
+        <w:t>@insert_time</w:t>
+      </w:r>
+      <w:r>
+        <w:t xml:space="preserve"> 只执行一次，之后调的都是它返回的 wrapper</w:t>
+      </w:r>
+    </w:p>
+    <w:p>
+      <w:pPr>
+        <w:pStyle w:val="Heading3"/>
+      </w:pPr>
+      <w:r>
+        <w:t>📌 明日计划</w:t>
+      </w:r>
+    </w:p>
+    <w:p>
+      <w:pPr>
+        <w:pStyle w:val="ListBullet"/>
+      </w:pPr>
+      <w:r>
+        <w:t>☐ 面向对象收尾：继承、</w:t>
+      </w:r>
+      <w:r>
+        <w:rPr>
+          <w:rFonts w:ascii="Consolas" w:hAnsi="Consolas" w:eastAsia="Consolas"/>
+        </w:rPr>
+        <w:t>super()</w:t>
+      </w:r>
+      <w:r>
+        <w:t>、</w:t>
+      </w:r>
+      <w:r>
+        <w:rPr>
+          <w:rFonts w:ascii="Consolas" w:hAnsi="Consolas" w:eastAsia="Consolas"/>
+        </w:rPr>
+        <w:t>@property</w:t>
+      </w:r>
+    </w:p>
+    <w:p>
+      <w:pPr>
+        <w:pStyle w:val="ListBullet"/>
+      </w:pPr>
+      <w:r>
+        <w:t>☐ 补第 10 题（文件读写）+ 文件 I/O</w:t>
+      </w:r>
+    </w:p>
+    <w:p>
+      <w:pPr>
+        <w:pStyle w:val="ListBullet"/>
+      </w:pPr>
+      <w:r>
+        <w:t>☐ 修掉 10-17 遗留的 5 个 bug</w:t>
+      </w:r>
+    </w:p>
+    <w:p>
+      <w:pPr>
+        <w:pStyle w:val="ListBullet"/>
+      </w:pPr>
+      <w:r>
+        <w:t>☐ LeetCode Easy 1 题</w:t>
+      </w:r>
+    </w:p>
+    <w:p>
+      <w:pPr>
+        <w:pStyle w:val="ListBullet"/>
+      </w:pPr>
+      <w:r>
+        <w:t xml:space="preserve">☐ 更新本日志 + 运行 </w:t>
+      </w:r>
+      <w:r>
+        <w:rPr>
+          <w:rFonts w:ascii="Consolas" w:hAnsi="Consolas" w:eastAsia="Consolas"/>
+        </w:rPr>
+        <w:t>python notes/tools/build_index.py</w:t>
+      </w:r>
+    </w:p>
+    <w:p>
+      <w:pPr>
+        <w:pStyle w:val="Heading3"/>
+      </w:pPr>
+      <w:r>
+        <w:t>🔗 相关</w:t>
+      </w:r>
+    </w:p>
+    <w:p>
+      <w:pPr>
+        <w:pStyle w:val="ListBullet"/>
+      </w:pPr>
+      <w:r>
+        <w:t>学习计划：</w:t>
+      </w:r>
+      <w:r>
+        <w:rPr>
+          <w:color w:val="8B3A1A"/>
+        </w:rPr>
+        <w:t>后续学习与并行计划</w:t>
+      </w:r>
+    </w:p>
+    <w:p>
+      <w:pPr>
+        <w:pStyle w:val="ListBullet"/>
+      </w:pPr>
+      <w:r>
+        <w:t>原始截图转写：</w:t>
+      </w:r>
+      <w:r>
+        <w:rPr>
+          <w:color w:val="8B3A1A"/>
+        </w:rPr>
+        <w:t>source/2026-10-20/</w:t>
+      </w:r>
+    </w:p>
+    <w:p>
+      <w:pPr>
+        <w:pStyle w:val="ListBullet"/>
+      </w:pPr>
+      <w:r>
+        <w:t>前一天：</w:t>
+      </w:r>
+      <w:r>
+        <w:rPr>
+          <w:color w:val="8B3A1A"/>
+        </w:rPr>
+        <w:t>2026-10-19 学习记录</w:t>
+      </w:r>
+    </w:p>
+    <w:p>
+      <w:pPr>
+        <w:pStyle w:val="ListBullet"/>
+      </w:pPr>
+      <w:r>
+        <w:t>知识点总索引：</w:t>
+      </w:r>
+      <w:r>
+        <w:rPr>
+          <w:color w:val="8B3A1A"/>
+        </w:rPr>
+        <w:t>INDEX.md</w:t>
       </w:r>
     </w:p>
     <w:p>
@@ -31875,6 +33964,28 @@
           <w:p>
             <w:r>
               <w:t>source/2026-10-19/A.md</w:t>
+            </w:r>
+          </w:p>
+        </w:tc>
+        <w:tc>
+          <w:tcPr>
+            <w:tcW w:type="dxa" w:w="4320"/>
+          </w:tcPr>
+          <w:p>
+            <w:r>
+              <w:t>截图逐字转写（已整理进上方主题笔记）</w:t>
+            </w:r>
+          </w:p>
+        </w:tc>
+      </w:tr>
+      <w:tr>
+        <w:tc>
+          <w:tcPr>
+            <w:tcW w:type="dxa" w:w="4320"/>
+          </w:tcPr>
+          <w:p>
+            <w:r>
+              <w:t>source/2026-10-20/A.md</w:t>
             </w:r>
           </w:p>
         </w:tc>
